--- a/dokumentacja.docx
+++ b/dokumentacja.docx
@@ -1,6 +1,6 @@
 
 <file path=word/document.xml><?xml version="1.0" encoding="utf-8"?>
-<w:document xmlns:ve="http://schemas.openxmlformats.org/markup-compatibility/2006" xmlns:o="urn:schemas-microsoft-com:office:office" xmlns:r="http://schemas.openxmlformats.org/officeDocument/2006/relationships" xmlns:m="http://schemas.openxmlformats.org/officeDocument/2006/math" xmlns:v="urn:schemas-microsoft-com:vml" xmlns:wp="http://schemas.openxmlformats.org/drawingml/2006/wordprocessingDrawing" xmlns:w10="urn:schemas-microsoft-com:office:word" xmlns:w="http://schemas.openxmlformats.org/wordprocessingml/2006/main" xmlns:wne="http://schemas.microsoft.com/office/word/2006/wordml">
+<w:document xmlns:wpc="http://schemas.microsoft.com/office/word/2010/wordprocessingCanvas" xmlns:cx="http://schemas.microsoft.com/office/drawing/2014/chartex" xmlns:cx1="http://schemas.microsoft.com/office/drawing/2015/9/8/chartex" xmlns:cx2="http://schemas.microsoft.com/office/drawing/2015/10/21/chartex" xmlns:cx3="http://schemas.microsoft.com/office/drawing/2016/5/9/chartex" xmlns:cx4="http://schemas.microsoft.com/office/drawing/2016/5/10/chartex" xmlns:cx5="http://schemas.microsoft.com/office/drawing/2016/5/11/chartex" xmlns:cx6="http://schemas.microsoft.com/office/drawing/2016/5/12/chartex" xmlns:cx7="http://schemas.microsoft.com/office/drawing/2016/5/13/chartex" xmlns:cx8="http://schemas.microsoft.com/office/drawing/2016/5/14/chartex" xmlns:mc="http://schemas.openxmlformats.org/markup-compatibility/2006" xmlns:aink="http://schemas.microsoft.com/office/drawing/2016/ink" xmlns:am3d="http://schemas.microsoft.com/office/drawing/2017/model3d" xmlns:o="urn:schemas-microsoft-com:office:office" xmlns:oel="http://schemas.microsoft.com/office/2019/extlst" xmlns:r="http://schemas.openxmlformats.org/officeDocument/2006/relationships" xmlns:m="http://schemas.openxmlformats.org/officeDocument/2006/math" xmlns:v="urn:schemas-microsoft-com:vml" xmlns:wp14="http://schemas.microsoft.com/office/word/2010/wordprocessingDrawing" xmlns:wp="http://schemas.openxmlformats.org/drawingml/2006/wordprocessingDrawing" xmlns:w10="urn:schemas-microsoft-com:office:word" xmlns:w="http://schemas.openxmlformats.org/wordprocessingml/2006/main" xmlns:w14="http://schemas.microsoft.com/office/word/2010/wordml" xmlns:w15="http://schemas.microsoft.com/office/word/2012/wordml" xmlns:w16cex="http://schemas.microsoft.com/office/word/2018/wordml/cex" xmlns:w16cid="http://schemas.microsoft.com/office/word/2016/wordml/cid" xmlns:w16="http://schemas.microsoft.com/office/word/2018/wordml" xmlns:w16du="http://schemas.microsoft.com/office/word/2023/wordml/word16du" xmlns:w16sdtdh="http://schemas.microsoft.com/office/word/2020/wordml/sdtdatahash" xmlns:w16sdtfl="http://schemas.microsoft.com/office/word/2024/wordml/sdtformatlock" xmlns:w16se="http://schemas.microsoft.com/office/word/2015/wordml/symex" xmlns:wpg="http://schemas.microsoft.com/office/word/2010/wordprocessingGroup" xmlns:wpi="http://schemas.microsoft.com/office/word/2010/wordprocessingInk" xmlns:wne="http://schemas.microsoft.com/office/word/2006/wordml" xmlns:wps="http://schemas.microsoft.com/office/word/2010/wordprocessingShape" mc:Ignorable="w14 w15 w16se w16cid w16 w16cex w16sdtdh w16sdtfl w16du wp14">
   <w:body>
     <w:p>
       <w:pPr>
@@ -424,7 +424,7 @@
           <w:szCs w:val="32"/>
         </w:rPr>
         <w:lastRenderedPageBreak/>
-        <w:pict>
+        <w:pict w14:anchorId="4B6393D8">
           <v:shapetype id="_x0000_t75" coordsize="21600,21600" o:spt="75" o:preferrelative="t" path="m@4@5l@4@11@9@11@9@5xe" filled="f" stroked="f">
             <v:stroke joinstyle="miter"/>
             <v:formulas>
@@ -444,7 +444,7 @@
             <v:path o:extrusionok="f" gradientshapeok="t" o:connecttype="rect"/>
             <o:lock v:ext="edit" aspectratio="t"/>
           </v:shapetype>
-          <v:shape id="_x0000_i1025" type="#_x0000_t75" style="width:453.75pt;height:255.4pt">
+          <v:shape id="_x0000_i1025" type="#_x0000_t75" style="width:453.5pt;height:255pt">
             <v:imagedata r:id="rId4" o:title="testy"/>
           </v:shape>
         </w:pict>
@@ -604,8 +604,8 @@
           <w:sz w:val="52"/>
           <w:szCs w:val="52"/>
         </w:rPr>
-        <w:pict>
-          <v:shape id="_x0000_i1031" type="#_x0000_t75" style="width:453.75pt;height:255.4pt">
+        <w:pict w14:anchorId="462B981D">
+          <v:shape id="_x0000_i1026" type="#_x0000_t75" style="width:453.5pt;height:255pt">
             <v:imagedata r:id="rId5" o:title="Zrzut ekranu (114)"/>
           </v:shape>
         </w:pict>
@@ -617,8 +617,8 @@
           <w:sz w:val="52"/>
           <w:szCs w:val="52"/>
         </w:rPr>
-        <w:pict>
-          <v:shape id="_x0000_i1030" type="#_x0000_t75" style="width:453.75pt;height:255.4pt">
+        <w:pict w14:anchorId="117777CA">
+          <v:shape id="_x0000_i1027" type="#_x0000_t75" style="width:453.5pt;height:255pt">
             <v:imagedata r:id="rId6" o:title="Zrzut ekranu (113)"/>
           </v:shape>
         </w:pict>
@@ -631,8 +631,8 @@
           <w:szCs w:val="52"/>
         </w:rPr>
         <w:lastRenderedPageBreak/>
-        <w:pict>
-          <v:shape id="_x0000_i1026" type="#_x0000_t75" style="width:453.75pt;height:255.4pt">
+        <w:pict w14:anchorId="2F3B3F66">
+          <v:shape id="_x0000_i1028" type="#_x0000_t75" style="width:453.5pt;height:255pt">
             <v:imagedata r:id="rId7" o:title="Zrzut ekranu (109)"/>
           </v:shape>
         </w:pict>
@@ -644,8 +644,8 @@
           <w:sz w:val="52"/>
           <w:szCs w:val="52"/>
         </w:rPr>
-        <w:pict>
-          <v:shape id="_x0000_i1027" type="#_x0000_t75" style="width:453.75pt;height:255.4pt">
+        <w:pict w14:anchorId="0EFBFCAE">
+          <v:shape id="_x0000_i1029" type="#_x0000_t75" style="width:453.5pt;height:255pt">
             <v:imagedata r:id="rId8" o:title="Zrzut ekranu (110)"/>
           </v:shape>
         </w:pict>
@@ -658,8 +658,8 @@
           <w:szCs w:val="52"/>
         </w:rPr>
         <w:lastRenderedPageBreak/>
-        <w:pict>
-          <v:shape id="_x0000_i1028" type="#_x0000_t75" style="width:453.75pt;height:255.4pt">
+        <w:pict w14:anchorId="741963C4">
+          <v:shape id="_x0000_i1030" type="#_x0000_t75" style="width:453.5pt;height:255pt">
             <v:imagedata r:id="rId9" o:title="Zrzut ekranu (111)"/>
           </v:shape>
         </w:pict>
@@ -671,12 +671,498 @@
           <w:sz w:val="52"/>
           <w:szCs w:val="52"/>
         </w:rPr>
-        <w:pict>
-          <v:shape id="_x0000_i1029" type="#_x0000_t75" style="width:453.75pt;height:255.4pt">
+        <w:pict w14:anchorId="0D155E20">
+          <v:shape id="_x0000_i1031" type="#_x0000_t75" style="width:453.5pt;height:255pt">
             <v:imagedata r:id="rId10" o:title="Zrzut ekranu (112)"/>
           </v:shape>
         </w:pict>
       </w:r>
+    </w:p>
+    <w:p>
+      <w:pPr>
+        <w:rPr>
+          <w:rFonts w:ascii="Arial" w:hAnsi="Arial" w:cs="Arial"/>
+          <w:b/>
+          <w:sz w:val="52"/>
+          <w:szCs w:val="52"/>
+        </w:rPr>
+      </w:pPr>
+      <w:r>
+        <w:rPr>
+          <w:rFonts w:ascii="Arial" w:hAnsi="Arial" w:cs="Arial"/>
+          <w:b/>
+          <w:sz w:val="52"/>
+          <w:szCs w:val="52"/>
+        </w:rPr>
+        <w:t>2.</w:t>
+      </w:r>
+    </w:p>
+    <w:p>
+      <w:pPr>
+        <w:rPr>
+          <w:rFonts w:ascii="Arial" w:hAnsi="Arial" w:cs="Arial"/>
+          <w:b/>
+          <w:sz w:val="52"/>
+          <w:szCs w:val="52"/>
+        </w:rPr>
+      </w:pPr>
+      <w:r>
+        <w:rPr>
+          <w:rFonts w:ascii="Arial" w:hAnsi="Arial" w:cs="Arial"/>
+          <w:b/>
+          <w:sz w:val="52"/>
+          <w:szCs w:val="52"/>
+        </w:rPr>
+        <w:t>2.1</w:t>
+      </w:r>
+    </w:p>
+    <w:p>
+      <w:pPr>
+        <w:rPr>
+          <w:rFonts w:ascii="Arial" w:hAnsi="Arial" w:cs="Arial"/>
+          <w:bCs/>
+          <w:sz w:val="32"/>
+          <w:szCs w:val="32"/>
+        </w:rPr>
+      </w:pPr>
+      <w:r>
+        <w:rPr>
+          <w:rFonts w:ascii="Arial" w:hAnsi="Arial" w:cs="Arial"/>
+          <w:bCs/>
+          <w:sz w:val="32"/>
+          <w:szCs w:val="32"/>
+        </w:rPr>
+        <w:t>Przykładowy komponent Produkt</w:t>
+      </w:r>
+      <w:r>
+        <w:rPr>
+          <w:rFonts w:ascii="Arial" w:hAnsi="Arial" w:cs="Arial"/>
+          <w:bCs/>
+          <w:sz w:val="32"/>
+          <w:szCs w:val="32"/>
+        </w:rPr>
+        <w:t>. Tworzy produkt z nazwą i ceną. Produkt można wkładać do pułki magazynu</w:t>
+      </w:r>
+    </w:p>
+    <w:p>
+      <w:pPr>
+        <w:rPr>
+          <w:rFonts w:ascii="Arial" w:hAnsi="Arial" w:cs="Arial"/>
+          <w:bCs/>
+          <w:sz w:val="32"/>
+          <w:szCs w:val="32"/>
+        </w:rPr>
+      </w:pPr>
+    </w:p>
+    <w:p>
+      <w:pPr>
+        <w:rPr>
+          <w:rFonts w:ascii="Arial" w:hAnsi="Arial" w:cs="Arial"/>
+          <w:b/>
+          <w:sz w:val="52"/>
+          <w:szCs w:val="52"/>
+        </w:rPr>
+      </w:pPr>
+    </w:p>
+    <w:p>
+      <w:pPr>
+        <w:rPr>
+          <w:rFonts w:ascii="Arial" w:hAnsi="Arial" w:cs="Arial"/>
+          <w:b/>
+          <w:sz w:val="52"/>
+          <w:szCs w:val="52"/>
+        </w:rPr>
+      </w:pPr>
+      <w:r>
+        <w:rPr>
+          <w:rFonts w:ascii="Arial" w:hAnsi="Arial" w:cs="Arial"/>
+          <w:b/>
+          <w:sz w:val="52"/>
+          <w:szCs w:val="52"/>
+        </w:rPr>
+        <w:t>2.2</w:t>
+      </w:r>
+    </w:p>
+    <w:p>
+      <w:pPr>
+        <w:rPr>
+          <w:rFonts w:ascii="Arial" w:hAnsi="Arial" w:cs="Arial"/>
+          <w:bCs/>
+          <w:sz w:val="32"/>
+          <w:szCs w:val="32"/>
+        </w:rPr>
+      </w:pPr>
+      <w:r>
+        <w:rPr>
+          <w:rFonts w:ascii="Arial" w:hAnsi="Arial" w:cs="Arial"/>
+          <w:bCs/>
+          <w:sz w:val="32"/>
+          <w:szCs w:val="32"/>
+        </w:rPr>
+        <w:t xml:space="preserve">Test nr 7 sprawdza czy Magazyn poprawnie </w:t>
+      </w:r>
+      <w:r>
+        <w:rPr>
+          <w:rFonts w:ascii="Arial" w:hAnsi="Arial" w:cs="Arial"/>
+          <w:bCs/>
+          <w:sz w:val="32"/>
+          <w:szCs w:val="32"/>
+        </w:rPr>
+        <w:t>trzyma klasę produkt. Poprawny wynik ma być negatywny.</w:t>
+      </w:r>
+    </w:p>
+    <w:p>
+      <w:pPr>
+        <w:rPr>
+          <w:rFonts w:ascii="Arial" w:hAnsi="Arial" w:cs="Arial"/>
+          <w:bCs/>
+          <w:sz w:val="32"/>
+          <w:szCs w:val="32"/>
+        </w:rPr>
+      </w:pPr>
+      <w:r>
+        <w:rPr>
+          <w:rFonts w:ascii="Arial" w:hAnsi="Arial" w:cs="Arial"/>
+          <w:bCs/>
+          <w:sz w:val="32"/>
+          <w:szCs w:val="32"/>
+        </w:rPr>
+        <w:t>Test nr 5 sprawdza poprawne wkładanie do pierwszej wolnej pułki produktu Poprawny wynik ma być pozytywny.</w:t>
+      </w:r>
+    </w:p>
+    <w:p>
+      <w:pPr>
+        <w:rPr>
+          <w:rFonts w:ascii="Arial" w:hAnsi="Arial" w:cs="Arial"/>
+          <w:bCs/>
+          <w:sz w:val="32"/>
+          <w:szCs w:val="32"/>
+        </w:rPr>
+      </w:pPr>
+      <w:r>
+        <w:rPr>
+          <w:rFonts w:ascii="Arial" w:hAnsi="Arial" w:cs="Arial"/>
+          <w:bCs/>
+          <w:sz w:val="32"/>
+          <w:szCs w:val="32"/>
+        </w:rPr>
+        <w:t xml:space="preserve">Test nr </w:t>
+      </w:r>
+      <w:r>
+        <w:rPr>
+          <w:rFonts w:ascii="Arial" w:hAnsi="Arial" w:cs="Arial"/>
+          <w:bCs/>
+          <w:sz w:val="32"/>
+          <w:szCs w:val="32"/>
+        </w:rPr>
+        <w:t>6</w:t>
+      </w:r>
+      <w:r>
+        <w:rPr>
+          <w:rFonts w:ascii="Arial" w:hAnsi="Arial" w:cs="Arial"/>
+          <w:bCs/>
+          <w:sz w:val="32"/>
+          <w:szCs w:val="32"/>
+        </w:rPr>
+        <w:t xml:space="preserve"> sprawdza poprawne wkładanie do </w:t>
+      </w:r>
+      <w:r>
+        <w:rPr>
+          <w:rFonts w:ascii="Arial" w:hAnsi="Arial" w:cs="Arial"/>
+          <w:bCs/>
+          <w:sz w:val="32"/>
+          <w:szCs w:val="32"/>
+        </w:rPr>
+        <w:t>wybranej</w:t>
+      </w:r>
+      <w:r>
+        <w:rPr>
+          <w:rFonts w:ascii="Arial" w:hAnsi="Arial" w:cs="Arial"/>
+          <w:bCs/>
+          <w:sz w:val="32"/>
+          <w:szCs w:val="32"/>
+        </w:rPr>
+        <w:t xml:space="preserve"> wolnej pułki produktu Poprawny wynik ma być pozytywny</w:t>
+      </w:r>
+      <w:r>
+        <w:rPr>
+          <w:rFonts w:ascii="Arial" w:hAnsi="Arial" w:cs="Arial"/>
+          <w:bCs/>
+          <w:sz w:val="32"/>
+          <w:szCs w:val="32"/>
+        </w:rPr>
+        <w:t>.</w:t>
+      </w:r>
+    </w:p>
+    <w:p>
+      <w:pPr>
+        <w:rPr>
+          <w:rFonts w:ascii="Arial" w:hAnsi="Arial" w:cs="Arial"/>
+          <w:bCs/>
+          <w:sz w:val="32"/>
+          <w:szCs w:val="32"/>
+        </w:rPr>
+      </w:pPr>
+      <w:r>
+        <w:rPr>
+          <w:rFonts w:ascii="Arial" w:hAnsi="Arial" w:cs="Arial"/>
+          <w:bCs/>
+          <w:noProof/>
+          <w:sz w:val="32"/>
+          <w:szCs w:val="32"/>
+        </w:rPr>
+        <w:drawing>
+          <wp:inline distT="0" distB="0" distL="0" distR="0" wp14:anchorId="1714F6C9" wp14:editId="75F752B4">
+            <wp:extent cx="5759450" cy="3238500"/>
+            <wp:effectExtent l="0" t="0" r="0" b="0"/>
+            <wp:docPr id="730063507" name="Obraz 3"/>
+            <wp:cNvGraphicFramePr>
+              <a:graphicFrameLocks xmlns:a="http://schemas.openxmlformats.org/drawingml/2006/main" noChangeAspect="1"/>
+            </wp:cNvGraphicFramePr>
+            <a:graphic xmlns:a="http://schemas.openxmlformats.org/drawingml/2006/main">
+              <a:graphicData uri="http://schemas.openxmlformats.org/drawingml/2006/picture">
+                <pic:pic xmlns:pic="http://schemas.openxmlformats.org/drawingml/2006/picture">
+                  <pic:nvPicPr>
+                    <pic:cNvPr id="0" name="Picture 10"/>
+                    <pic:cNvPicPr>
+                      <a:picLocks noChangeAspect="1" noChangeArrowheads="1"/>
+                    </pic:cNvPicPr>
+                  </pic:nvPicPr>
+                  <pic:blipFill>
+                    <a:blip r:embed="rId11" cstate="print">
+                      <a:extLst>
+                        <a:ext uri="{28A0092B-C50C-407E-A947-70E740481C1C}">
+                          <a14:useLocalDpi xmlns:a14="http://schemas.microsoft.com/office/drawing/2010/main" val="0"/>
+                        </a:ext>
+                      </a:extLst>
+                    </a:blip>
+                    <a:srcRect/>
+                    <a:stretch>
+                      <a:fillRect/>
+                    </a:stretch>
+                  </pic:blipFill>
+                  <pic:spPr bwMode="auto">
+                    <a:xfrm>
+                      <a:off x="0" y="0"/>
+                      <a:ext cx="5759450" cy="3238500"/>
+                    </a:xfrm>
+                    <a:prstGeom prst="rect">
+                      <a:avLst/>
+                    </a:prstGeom>
+                    <a:noFill/>
+                    <a:ln>
+                      <a:noFill/>
+                    </a:ln>
+                  </pic:spPr>
+                </pic:pic>
+              </a:graphicData>
+            </a:graphic>
+          </wp:inline>
+        </w:drawing>
+      </w:r>
+    </w:p>
+    <w:p>
+      <w:pPr>
+        <w:rPr>
+          <w:rFonts w:ascii="Arial" w:hAnsi="Arial" w:cs="Arial"/>
+          <w:b/>
+          <w:sz w:val="52"/>
+          <w:szCs w:val="52"/>
+        </w:rPr>
+      </w:pPr>
+    </w:p>
+    <w:p>
+      <w:pPr>
+        <w:rPr>
+          <w:rFonts w:ascii="Arial" w:hAnsi="Arial" w:cs="Arial"/>
+          <w:b/>
+          <w:sz w:val="52"/>
+          <w:szCs w:val="52"/>
+        </w:rPr>
+      </w:pPr>
+    </w:p>
+    <w:p>
+      <w:pPr>
+        <w:rPr>
+          <w:rFonts w:ascii="Arial" w:hAnsi="Arial" w:cs="Arial"/>
+          <w:b/>
+          <w:sz w:val="52"/>
+          <w:szCs w:val="52"/>
+        </w:rPr>
+      </w:pPr>
+    </w:p>
+    <w:p>
+      <w:pPr>
+        <w:rPr>
+          <w:rFonts w:ascii="Arial" w:hAnsi="Arial" w:cs="Arial"/>
+          <w:b/>
+          <w:sz w:val="52"/>
+          <w:szCs w:val="52"/>
+        </w:rPr>
+      </w:pPr>
+    </w:p>
+    <w:p>
+      <w:pPr>
+        <w:rPr>
+          <w:rFonts w:ascii="Arial" w:hAnsi="Arial" w:cs="Arial"/>
+          <w:b/>
+          <w:sz w:val="52"/>
+          <w:szCs w:val="52"/>
+        </w:rPr>
+      </w:pPr>
+    </w:p>
+    <w:p>
+      <w:pPr>
+        <w:rPr>
+          <w:rFonts w:ascii="Arial" w:hAnsi="Arial" w:cs="Arial"/>
+          <w:b/>
+          <w:sz w:val="52"/>
+          <w:szCs w:val="52"/>
+        </w:rPr>
+      </w:pPr>
+      <w:r>
+        <w:rPr>
+          <w:rFonts w:ascii="Arial" w:hAnsi="Arial" w:cs="Arial"/>
+          <w:b/>
+          <w:sz w:val="52"/>
+          <w:szCs w:val="52"/>
+        </w:rPr>
+        <w:t>2.3</w:t>
+      </w:r>
+    </w:p>
+    <w:p>
+      <w:pPr>
+        <w:rPr>
+          <w:rFonts w:ascii="Arial" w:hAnsi="Arial" w:cs="Arial"/>
+          <w:b/>
+          <w:sz w:val="52"/>
+          <w:szCs w:val="52"/>
+        </w:rPr>
+      </w:pPr>
+      <w:r>
+        <w:rPr>
+          <w:rFonts w:ascii="Arial" w:hAnsi="Arial" w:cs="Arial"/>
+          <w:b/>
+          <w:noProof/>
+          <w:sz w:val="52"/>
+          <w:szCs w:val="52"/>
+        </w:rPr>
+        <w:drawing>
+          <wp:inline distT="0" distB="0" distL="0" distR="0" wp14:anchorId="27F12E3C" wp14:editId="64EF608B">
+            <wp:extent cx="5759450" cy="3238500"/>
+            <wp:effectExtent l="0" t="0" r="0" b="0"/>
+            <wp:docPr id="629934517" name="Obraz 2"/>
+            <wp:cNvGraphicFramePr>
+              <a:graphicFrameLocks xmlns:a="http://schemas.openxmlformats.org/drawingml/2006/main" noChangeAspect="1"/>
+            </wp:cNvGraphicFramePr>
+            <a:graphic xmlns:a="http://schemas.openxmlformats.org/drawingml/2006/main">
+              <a:graphicData uri="http://schemas.openxmlformats.org/drawingml/2006/picture">
+                <pic:pic xmlns:pic="http://schemas.openxmlformats.org/drawingml/2006/picture">
+                  <pic:nvPicPr>
+                    <pic:cNvPr id="0" name="Picture 9"/>
+                    <pic:cNvPicPr>
+                      <a:picLocks noChangeAspect="1" noChangeArrowheads="1"/>
+                    </pic:cNvPicPr>
+                  </pic:nvPicPr>
+                  <pic:blipFill>
+                    <a:blip r:embed="rId12" cstate="print">
+                      <a:extLst>
+                        <a:ext uri="{28A0092B-C50C-407E-A947-70E740481C1C}">
+                          <a14:useLocalDpi xmlns:a14="http://schemas.microsoft.com/office/drawing/2010/main" val="0"/>
+                        </a:ext>
+                      </a:extLst>
+                    </a:blip>
+                    <a:srcRect/>
+                    <a:stretch>
+                      <a:fillRect/>
+                    </a:stretch>
+                  </pic:blipFill>
+                  <pic:spPr bwMode="auto">
+                    <a:xfrm>
+                      <a:off x="0" y="0"/>
+                      <a:ext cx="5759450" cy="3238500"/>
+                    </a:xfrm>
+                    <a:prstGeom prst="rect">
+                      <a:avLst/>
+                    </a:prstGeom>
+                    <a:noFill/>
+                    <a:ln>
+                      <a:noFill/>
+                    </a:ln>
+                  </pic:spPr>
+                </pic:pic>
+              </a:graphicData>
+            </a:graphic>
+          </wp:inline>
+        </w:drawing>
+      </w:r>
+      <w:r>
+        <w:rPr>
+          <w:rFonts w:ascii="Arial" w:hAnsi="Arial" w:cs="Arial"/>
+          <w:b/>
+          <w:noProof/>
+          <w:sz w:val="52"/>
+          <w:szCs w:val="52"/>
+        </w:rPr>
+        <w:drawing>
+          <wp:inline distT="0" distB="0" distL="0" distR="0" wp14:anchorId="57D33FC6" wp14:editId="7B6B7834">
+            <wp:extent cx="5759450" cy="3238500"/>
+            <wp:effectExtent l="0" t="0" r="0" b="0"/>
+            <wp:docPr id="476471705" name="Obraz 1"/>
+            <wp:cNvGraphicFramePr>
+              <a:graphicFrameLocks xmlns:a="http://schemas.openxmlformats.org/drawingml/2006/main" noChangeAspect="1"/>
+            </wp:cNvGraphicFramePr>
+            <a:graphic xmlns:a="http://schemas.openxmlformats.org/drawingml/2006/main">
+              <a:graphicData uri="http://schemas.openxmlformats.org/drawingml/2006/picture">
+                <pic:pic xmlns:pic="http://schemas.openxmlformats.org/drawingml/2006/picture">
+                  <pic:nvPicPr>
+                    <pic:cNvPr id="0" name="Picture 8"/>
+                    <pic:cNvPicPr>
+                      <a:picLocks noChangeAspect="1" noChangeArrowheads="1"/>
+                    </pic:cNvPicPr>
+                  </pic:nvPicPr>
+                  <pic:blipFill>
+                    <a:blip r:embed="rId13" cstate="print">
+                      <a:extLst>
+                        <a:ext uri="{28A0092B-C50C-407E-A947-70E740481C1C}">
+                          <a14:useLocalDpi xmlns:a14="http://schemas.microsoft.com/office/drawing/2010/main" val="0"/>
+                        </a:ext>
+                      </a:extLst>
+                    </a:blip>
+                    <a:srcRect/>
+                    <a:stretch>
+                      <a:fillRect/>
+                    </a:stretch>
+                  </pic:blipFill>
+                  <pic:spPr bwMode="auto">
+                    <a:xfrm>
+                      <a:off x="0" y="0"/>
+                      <a:ext cx="5759450" cy="3238500"/>
+                    </a:xfrm>
+                    <a:prstGeom prst="rect">
+                      <a:avLst/>
+                    </a:prstGeom>
+                    <a:noFill/>
+                    <a:ln>
+                      <a:noFill/>
+                    </a:ln>
+                  </pic:spPr>
+                </pic:pic>
+              </a:graphicData>
+            </a:graphic>
+          </wp:inline>
+        </w:drawing>
+      </w:r>
+    </w:p>
+    <w:p>
+      <w:pPr>
+        <w:rPr>
+          <w:rFonts w:ascii="Arial" w:hAnsi="Arial" w:cs="Arial"/>
+          <w:b/>
+          <w:sz w:val="52"/>
+          <w:szCs w:val="52"/>
+        </w:rPr>
+      </w:pPr>
     </w:p>
     <w:sectPr>
       <w:pgSz w:w="11906" w:h="16838"/>
@@ -689,7 +1175,7 @@
 </file>
 
 <file path=word/styles.xml><?xml version="1.0" encoding="utf-8"?>
-<w:styles xmlns:r="http://schemas.openxmlformats.org/officeDocument/2006/relationships" xmlns:w="http://schemas.openxmlformats.org/wordprocessingml/2006/main">
+<w:styles xmlns:mc="http://schemas.openxmlformats.org/markup-compatibility/2006" xmlns:r="http://schemas.openxmlformats.org/officeDocument/2006/relationships" xmlns:w="http://schemas.openxmlformats.org/wordprocessingml/2006/main" xmlns:w14="http://schemas.microsoft.com/office/word/2010/wordml" xmlns:w15="http://schemas.microsoft.com/office/word/2012/wordml" xmlns:w16cex="http://schemas.microsoft.com/office/word/2018/wordml/cex" xmlns:w16cid="http://schemas.microsoft.com/office/word/2016/wordml/cid" xmlns:w16="http://schemas.microsoft.com/office/word/2018/wordml" xmlns:w16du="http://schemas.microsoft.com/office/word/2023/wordml/word16du" xmlns:w16sdtdh="http://schemas.microsoft.com/office/word/2020/wordml/sdtdatahash" xmlns:w16sdtfl="http://schemas.microsoft.com/office/word/2024/wordml/sdtformatlock" xmlns:w16se="http://schemas.microsoft.com/office/word/2015/wordml/symex" mc:Ignorable="w14 w15 w16se w16cid w16 w16cex w16sdtdh w16sdtfl w16du">
   <w:docDefaults>
     <w:rPrDefault>
       <w:rPr>
@@ -705,144 +1191,383 @@
       </w:pPr>
     </w:pPrDefault>
   </w:docDefaults>
-  <w:latentStyles w:defLockedState="0" w:defUIPriority="99" w:defSemiHidden="1" w:defUnhideWhenUsed="1" w:defQFormat="0" w:count="267">
-    <w:lsdException w:name="Normal" w:semiHidden="0" w:uiPriority="0" w:unhideWhenUsed="0" w:qFormat="1"/>
-    <w:lsdException w:name="heading 1" w:semiHidden="0" w:uiPriority="9" w:unhideWhenUsed="0" w:qFormat="1"/>
-    <w:lsdException w:name="heading 2" w:uiPriority="9" w:qFormat="1"/>
-    <w:lsdException w:name="heading 3" w:uiPriority="9" w:qFormat="1"/>
-    <w:lsdException w:name="heading 4" w:uiPriority="9" w:qFormat="1"/>
-    <w:lsdException w:name="heading 5" w:uiPriority="9" w:qFormat="1"/>
-    <w:lsdException w:name="heading 6" w:uiPriority="9" w:qFormat="1"/>
-    <w:lsdException w:name="heading 7" w:uiPriority="9" w:qFormat="1"/>
-    <w:lsdException w:name="heading 8" w:uiPriority="9" w:qFormat="1"/>
-    <w:lsdException w:name="heading 9" w:uiPriority="9" w:qFormat="1"/>
-    <w:lsdException w:name="toc 1" w:uiPriority="39"/>
-    <w:lsdException w:name="toc 2" w:uiPriority="39"/>
-    <w:lsdException w:name="toc 3" w:uiPriority="39"/>
-    <w:lsdException w:name="toc 4" w:uiPriority="39"/>
-    <w:lsdException w:name="toc 5" w:uiPriority="39"/>
-    <w:lsdException w:name="toc 6" w:uiPriority="39"/>
-    <w:lsdException w:name="toc 7" w:uiPriority="39"/>
-    <w:lsdException w:name="toc 8" w:uiPriority="39"/>
-    <w:lsdException w:name="toc 9" w:uiPriority="39"/>
-    <w:lsdException w:name="caption" w:uiPriority="35" w:qFormat="1"/>
-    <w:lsdException w:name="Title" w:semiHidden="0" w:uiPriority="10" w:unhideWhenUsed="0" w:qFormat="1"/>
-    <w:lsdException w:name="Default Paragraph Font" w:uiPriority="1"/>
-    <w:lsdException w:name="Subtitle" w:semiHidden="0" w:uiPriority="11" w:unhideWhenUsed="0" w:qFormat="1"/>
-    <w:lsdException w:name="Strong" w:semiHidden="0" w:uiPriority="22" w:unhideWhenUsed="0" w:qFormat="1"/>
-    <w:lsdException w:name="Emphasis" w:semiHidden="0" w:uiPriority="20" w:unhideWhenUsed="0" w:qFormat="1"/>
-    <w:lsdException w:name="Table Grid" w:semiHidden="0" w:uiPriority="59" w:unhideWhenUsed="0"/>
-    <w:lsdException w:name="Placeholder Text" w:unhideWhenUsed="0"/>
-    <w:lsdException w:name="No Spacing" w:semiHidden="0" w:uiPriority="1" w:unhideWhenUsed="0" w:qFormat="1"/>
-    <w:lsdException w:name="Light Shading" w:semiHidden="0" w:uiPriority="60" w:unhideWhenUsed="0"/>
-    <w:lsdException w:name="Light List" w:semiHidden="0" w:uiPriority="61" w:unhideWhenUsed="0"/>
-    <w:lsdException w:name="Light Grid" w:semiHidden="0" w:uiPriority="62" w:unhideWhenUsed="0"/>
-    <w:lsdException w:name="Medium Shading 1" w:semiHidden="0" w:uiPriority="63" w:unhideWhenUsed="0"/>
-    <w:lsdException w:name="Medium Shading 2" w:semiHidden="0" w:uiPriority="64" w:unhideWhenUsed="0"/>
-    <w:lsdException w:name="Medium List 1" w:semiHidden="0" w:uiPriority="65" w:unhideWhenUsed="0"/>
-    <w:lsdException w:name="Medium List 2" w:semiHidden="0" w:uiPriority="66" w:unhideWhenUsed="0"/>
-    <w:lsdException w:name="Medium Grid 1" w:semiHidden="0" w:uiPriority="67" w:unhideWhenUsed="0"/>
-    <w:lsdException w:name="Medium Grid 2" w:semiHidden="0" w:uiPriority="68" w:unhideWhenUsed="0"/>
-    <w:lsdException w:name="Medium Grid 3" w:semiHidden="0" w:uiPriority="69" w:unhideWhenUsed="0"/>
-    <w:lsdException w:name="Dark List" w:semiHidden="0" w:uiPriority="70" w:unhideWhenUsed="0"/>
-    <w:lsdException w:name="Colorful Shading" w:semiHidden="0" w:uiPriority="71" w:unhideWhenUsed="0"/>
-    <w:lsdException w:name="Colorful List" w:semiHidden="0" w:uiPriority="72" w:unhideWhenUsed="0"/>
-    <w:lsdException w:name="Colorful Grid" w:semiHidden="0" w:uiPriority="73" w:unhideWhenUsed="0"/>
-    <w:lsdException w:name="Light Shading Accent 1" w:semiHidden="0" w:uiPriority="60" w:unhideWhenUsed="0"/>
-    <w:lsdException w:name="Light List Accent 1" w:semiHidden="0" w:uiPriority="61" w:unhideWhenUsed="0"/>
-    <w:lsdException w:name="Light Grid Accent 1" w:semiHidden="0" w:uiPriority="62" w:unhideWhenUsed="0"/>
-    <w:lsdException w:name="Medium Shading 1 Accent 1" w:semiHidden="0" w:uiPriority="63" w:unhideWhenUsed="0"/>
-    <w:lsdException w:name="Medium Shading 2 Accent 1" w:semiHidden="0" w:uiPriority="64" w:unhideWhenUsed="0"/>
-    <w:lsdException w:name="Medium List 1 Accent 1" w:semiHidden="0" w:uiPriority="65" w:unhideWhenUsed="0"/>
-    <w:lsdException w:name="Revision" w:unhideWhenUsed="0"/>
-    <w:lsdException w:name="List Paragraph" w:semiHidden="0" w:uiPriority="34" w:unhideWhenUsed="0" w:qFormat="1"/>
-    <w:lsdException w:name="Quote" w:semiHidden="0" w:uiPriority="29" w:unhideWhenUsed="0" w:qFormat="1"/>
-    <w:lsdException w:name="Intense Quote" w:semiHidden="0" w:uiPriority="30" w:unhideWhenUsed="0" w:qFormat="1"/>
-    <w:lsdException w:name="Medium List 2 Accent 1" w:semiHidden="0" w:uiPriority="66" w:unhideWhenUsed="0"/>
-    <w:lsdException w:name="Medium Grid 1 Accent 1" w:semiHidden="0" w:uiPriority="67" w:unhideWhenUsed="0"/>
-    <w:lsdException w:name="Medium Grid 2 Accent 1" w:semiHidden="0" w:uiPriority="68" w:unhideWhenUsed="0"/>
-    <w:lsdException w:name="Medium Grid 3 Accent 1" w:semiHidden="0" w:uiPriority="69" w:unhideWhenUsed="0"/>
-    <w:lsdException w:name="Dark List Accent 1" w:semiHidden="0" w:uiPriority="70" w:unhideWhenUsed="0"/>
-    <w:lsdException w:name="Colorful Shading Accent 1" w:semiHidden="0" w:uiPriority="71" w:unhideWhenUsed="0"/>
-    <w:lsdException w:name="Colorful List Accent 1" w:semiHidden="0" w:uiPriority="72" w:unhideWhenUsed="0"/>
-    <w:lsdException w:name="Colorful Grid Accent 1" w:semiHidden="0" w:uiPriority="73" w:unhideWhenUsed="0"/>
-    <w:lsdException w:name="Light Shading Accent 2" w:semiHidden="0" w:uiPriority="60" w:unhideWhenUsed="0"/>
-    <w:lsdException w:name="Light List Accent 2" w:semiHidden="0" w:uiPriority="61" w:unhideWhenUsed="0"/>
-    <w:lsdException w:name="Light Grid Accent 2" w:semiHidden="0" w:uiPriority="62" w:unhideWhenUsed="0"/>
-    <w:lsdException w:name="Medium Shading 1 Accent 2" w:semiHidden="0" w:uiPriority="63" w:unhideWhenUsed="0"/>
-    <w:lsdException w:name="Medium Shading 2 Accent 2" w:semiHidden="0" w:uiPriority="64" w:unhideWhenUsed="0"/>
-    <w:lsdException w:name="Medium List 1 Accent 2" w:semiHidden="0" w:uiPriority="65" w:unhideWhenUsed="0"/>
-    <w:lsdException w:name="Medium List 2 Accent 2" w:semiHidden="0" w:uiPriority="66" w:unhideWhenUsed="0"/>
-    <w:lsdException w:name="Medium Grid 1 Accent 2" w:semiHidden="0" w:uiPriority="67" w:unhideWhenUsed="0"/>
-    <w:lsdException w:name="Medium Grid 2 Accent 2" w:semiHidden="0" w:uiPriority="68" w:unhideWhenUsed="0"/>
-    <w:lsdException w:name="Medium Grid 3 Accent 2" w:semiHidden="0" w:uiPriority="69" w:unhideWhenUsed="0"/>
-    <w:lsdException w:name="Dark List Accent 2" w:semiHidden="0" w:uiPriority="70" w:unhideWhenUsed="0"/>
-    <w:lsdException w:name="Colorful Shading Accent 2" w:semiHidden="0" w:uiPriority="71" w:unhideWhenUsed="0"/>
-    <w:lsdException w:name="Colorful List Accent 2" w:semiHidden="0" w:uiPriority="72" w:unhideWhenUsed="0"/>
-    <w:lsdException w:name="Colorful Grid Accent 2" w:semiHidden="0" w:uiPriority="73" w:unhideWhenUsed="0"/>
-    <w:lsdException w:name="Light Shading Accent 3" w:semiHidden="0" w:uiPriority="60" w:unhideWhenUsed="0"/>
-    <w:lsdException w:name="Light List Accent 3" w:semiHidden="0" w:uiPriority="61" w:unhideWhenUsed="0"/>
-    <w:lsdException w:name="Light Grid Accent 3" w:semiHidden="0" w:uiPriority="62" w:unhideWhenUsed="0"/>
-    <w:lsdException w:name="Medium Shading 1 Accent 3" w:semiHidden="0" w:uiPriority="63" w:unhideWhenUsed="0"/>
-    <w:lsdException w:name="Medium Shading 2 Accent 3" w:semiHidden="0" w:uiPriority="64" w:unhideWhenUsed="0"/>
-    <w:lsdException w:name="Medium List 1 Accent 3" w:semiHidden="0" w:uiPriority="65" w:unhideWhenUsed="0"/>
-    <w:lsdException w:name="Medium List 2 Accent 3" w:semiHidden="0" w:uiPriority="66" w:unhideWhenUsed="0"/>
-    <w:lsdException w:name="Medium Grid 1 Accent 3" w:semiHidden="0" w:uiPriority="67" w:unhideWhenUsed="0"/>
-    <w:lsdException w:name="Medium Grid 2 Accent 3" w:semiHidden="0" w:uiPriority="68" w:unhideWhenUsed="0"/>
-    <w:lsdException w:name="Medium Grid 3 Accent 3" w:semiHidden="0" w:uiPriority="69" w:unhideWhenUsed="0"/>
-    <w:lsdException w:name="Dark List Accent 3" w:semiHidden="0" w:uiPriority="70" w:unhideWhenUsed="0"/>
-    <w:lsdException w:name="Colorful Shading Accent 3" w:semiHidden="0" w:uiPriority="71" w:unhideWhenUsed="0"/>
-    <w:lsdException w:name="Colorful List Accent 3" w:semiHidden="0" w:uiPriority="72" w:unhideWhenUsed="0"/>
-    <w:lsdException w:name="Colorful Grid Accent 3" w:semiHidden="0" w:uiPriority="73" w:unhideWhenUsed="0"/>
-    <w:lsdException w:name="Light Shading Accent 4" w:semiHidden="0" w:uiPriority="60" w:unhideWhenUsed="0"/>
-    <w:lsdException w:name="Light List Accent 4" w:semiHidden="0" w:uiPriority="61" w:unhideWhenUsed="0"/>
-    <w:lsdException w:name="Light Grid Accent 4" w:semiHidden="0" w:uiPriority="62" w:unhideWhenUsed="0"/>
-    <w:lsdException w:name="Medium Shading 1 Accent 4" w:semiHidden="0" w:uiPriority="63" w:unhideWhenUsed="0"/>
-    <w:lsdException w:name="Medium Shading 2 Accent 4" w:semiHidden="0" w:uiPriority="64" w:unhideWhenUsed="0"/>
-    <w:lsdException w:name="Medium List 1 Accent 4" w:semiHidden="0" w:uiPriority="65" w:unhideWhenUsed="0"/>
-    <w:lsdException w:name="Medium List 2 Accent 4" w:semiHidden="0" w:uiPriority="66" w:unhideWhenUsed="0"/>
-    <w:lsdException w:name="Medium Grid 1 Accent 4" w:semiHidden="0" w:uiPriority="67" w:unhideWhenUsed="0"/>
-    <w:lsdException w:name="Medium Grid 2 Accent 4" w:semiHidden="0" w:uiPriority="68" w:unhideWhenUsed="0"/>
-    <w:lsdException w:name="Medium Grid 3 Accent 4" w:semiHidden="0" w:uiPriority="69" w:unhideWhenUsed="0"/>
-    <w:lsdException w:name="Dark List Accent 4" w:semiHidden="0" w:uiPriority="70" w:unhideWhenUsed="0"/>
-    <w:lsdException w:name="Colorful Shading Accent 4" w:semiHidden="0" w:uiPriority="71" w:unhideWhenUsed="0"/>
-    <w:lsdException w:name="Colorful List Accent 4" w:semiHidden="0" w:uiPriority="72" w:unhideWhenUsed="0"/>
-    <w:lsdException w:name="Colorful Grid Accent 4" w:semiHidden="0" w:uiPriority="73" w:unhideWhenUsed="0"/>
-    <w:lsdException w:name="Light Shading Accent 5" w:semiHidden="0" w:uiPriority="60" w:unhideWhenUsed="0"/>
-    <w:lsdException w:name="Light List Accent 5" w:semiHidden="0" w:uiPriority="61" w:unhideWhenUsed="0"/>
-    <w:lsdException w:name="Light Grid Accent 5" w:semiHidden="0" w:uiPriority="62" w:unhideWhenUsed="0"/>
-    <w:lsdException w:name="Medium Shading 1 Accent 5" w:semiHidden="0" w:uiPriority="63" w:unhideWhenUsed="0"/>
-    <w:lsdException w:name="Medium Shading 2 Accent 5" w:semiHidden="0" w:uiPriority="64" w:unhideWhenUsed="0"/>
-    <w:lsdException w:name="Medium List 1 Accent 5" w:semiHidden="0" w:uiPriority="65" w:unhideWhenUsed="0"/>
-    <w:lsdException w:name="Medium List 2 Accent 5" w:semiHidden="0" w:uiPriority="66" w:unhideWhenUsed="0"/>
-    <w:lsdException w:name="Medium Grid 1 Accent 5" w:semiHidden="0" w:uiPriority="67" w:unhideWhenUsed="0"/>
-    <w:lsdException w:name="Medium Grid 2 Accent 5" w:semiHidden="0" w:uiPriority="68" w:unhideWhenUsed="0"/>
-    <w:lsdException w:name="Medium Grid 3 Accent 5" w:semiHidden="0" w:uiPriority="69" w:unhideWhenUsed="0"/>
-    <w:lsdException w:name="Dark List Accent 5" w:semiHidden="0" w:uiPriority="70" w:unhideWhenUsed="0"/>
-    <w:lsdException w:name="Colorful Shading Accent 5" w:semiHidden="0" w:uiPriority="71" w:unhideWhenUsed="0"/>
-    <w:lsdException w:name="Colorful List Accent 5" w:semiHidden="0" w:uiPriority="72" w:unhideWhenUsed="0"/>
-    <w:lsdException w:name="Colorful Grid Accent 5" w:semiHidden="0" w:uiPriority="73" w:unhideWhenUsed="0"/>
-    <w:lsdException w:name="Light Shading Accent 6" w:semiHidden="0" w:uiPriority="60" w:unhideWhenUsed="0"/>
-    <w:lsdException w:name="Light List Accent 6" w:semiHidden="0" w:uiPriority="61" w:unhideWhenUsed="0"/>
-    <w:lsdException w:name="Light Grid Accent 6" w:semiHidden="0" w:uiPriority="62" w:unhideWhenUsed="0"/>
-    <w:lsdException w:name="Medium Shading 1 Accent 6" w:semiHidden="0" w:uiPriority="63" w:unhideWhenUsed="0"/>
-    <w:lsdException w:name="Medium Shading 2 Accent 6" w:semiHidden="0" w:uiPriority="64" w:unhideWhenUsed="0"/>
-    <w:lsdException w:name="Medium List 1 Accent 6" w:semiHidden="0" w:uiPriority="65" w:unhideWhenUsed="0"/>
-    <w:lsdException w:name="Medium List 2 Accent 6" w:semiHidden="0" w:uiPriority="66" w:unhideWhenUsed="0"/>
-    <w:lsdException w:name="Medium Grid 1 Accent 6" w:semiHidden="0" w:uiPriority="67" w:unhideWhenUsed="0"/>
-    <w:lsdException w:name="Medium Grid 2 Accent 6" w:semiHidden="0" w:uiPriority="68" w:unhideWhenUsed="0"/>
-    <w:lsdException w:name="Medium Grid 3 Accent 6" w:semiHidden="0" w:uiPriority="69" w:unhideWhenUsed="0"/>
-    <w:lsdException w:name="Dark List Accent 6" w:semiHidden="0" w:uiPriority="70" w:unhideWhenUsed="0"/>
-    <w:lsdException w:name="Colorful Shading Accent 6" w:semiHidden="0" w:uiPriority="71" w:unhideWhenUsed="0"/>
-    <w:lsdException w:name="Colorful List Accent 6" w:semiHidden="0" w:uiPriority="72" w:unhideWhenUsed="0"/>
-    <w:lsdException w:name="Colorful Grid Accent 6" w:semiHidden="0" w:uiPriority="73" w:unhideWhenUsed="0"/>
-    <w:lsdException w:name="Subtle Emphasis" w:semiHidden="0" w:uiPriority="19" w:unhideWhenUsed="0" w:qFormat="1"/>
-    <w:lsdException w:name="Intense Emphasis" w:semiHidden="0" w:uiPriority="21" w:unhideWhenUsed="0" w:qFormat="1"/>
-    <w:lsdException w:name="Subtle Reference" w:semiHidden="0" w:uiPriority="31" w:unhideWhenUsed="0" w:qFormat="1"/>
-    <w:lsdException w:name="Intense Reference" w:semiHidden="0" w:uiPriority="32" w:unhideWhenUsed="0" w:qFormat="1"/>
-    <w:lsdException w:name="Book Title" w:semiHidden="0" w:uiPriority="33" w:unhideWhenUsed="0" w:qFormat="1"/>
-    <w:lsdException w:name="Bibliography" w:uiPriority="37"/>
-    <w:lsdException w:name="TOC Heading" w:uiPriority="39" w:qFormat="1"/>
+  <w:latentStyles w:defLockedState="0" w:defUIPriority="99" w:defSemiHidden="0" w:defUnhideWhenUsed="0" w:defQFormat="0" w:count="376">
+    <w:lsdException w:name="Normal" w:uiPriority="0" w:qFormat="1"/>
+    <w:lsdException w:name="heading 1" w:uiPriority="9" w:qFormat="1"/>
+    <w:lsdException w:name="heading 2" w:semiHidden="1" w:uiPriority="9" w:unhideWhenUsed="1" w:qFormat="1"/>
+    <w:lsdException w:name="heading 3" w:semiHidden="1" w:uiPriority="9" w:unhideWhenUsed="1" w:qFormat="1"/>
+    <w:lsdException w:name="heading 4" w:semiHidden="1" w:uiPriority="9" w:unhideWhenUsed="1" w:qFormat="1"/>
+    <w:lsdException w:name="heading 5" w:semiHidden="1" w:uiPriority="9" w:unhideWhenUsed="1" w:qFormat="1"/>
+    <w:lsdException w:name="heading 6" w:semiHidden="1" w:uiPriority="9" w:unhideWhenUsed="1" w:qFormat="1"/>
+    <w:lsdException w:name="heading 7" w:semiHidden="1" w:uiPriority="9" w:unhideWhenUsed="1" w:qFormat="1"/>
+    <w:lsdException w:name="heading 8" w:semiHidden="1" w:uiPriority="9" w:unhideWhenUsed="1" w:qFormat="1"/>
+    <w:lsdException w:name="heading 9" w:semiHidden="1" w:uiPriority="9" w:unhideWhenUsed="1" w:qFormat="1"/>
+    <w:lsdException w:name="index 1" w:semiHidden="1" w:unhideWhenUsed="1"/>
+    <w:lsdException w:name="index 2" w:semiHidden="1" w:unhideWhenUsed="1"/>
+    <w:lsdException w:name="index 3" w:semiHidden="1" w:unhideWhenUsed="1"/>
+    <w:lsdException w:name="index 4" w:semiHidden="1" w:unhideWhenUsed="1"/>
+    <w:lsdException w:name="index 5" w:semiHidden="1" w:unhideWhenUsed="1"/>
+    <w:lsdException w:name="index 6" w:semiHidden="1" w:unhideWhenUsed="1"/>
+    <w:lsdException w:name="index 7" w:semiHidden="1" w:unhideWhenUsed="1"/>
+    <w:lsdException w:name="index 8" w:semiHidden="1" w:unhideWhenUsed="1"/>
+    <w:lsdException w:name="index 9" w:semiHidden="1" w:unhideWhenUsed="1"/>
+    <w:lsdException w:name="toc 1" w:semiHidden="1" w:uiPriority="39" w:unhideWhenUsed="1"/>
+    <w:lsdException w:name="toc 2" w:semiHidden="1" w:uiPriority="39" w:unhideWhenUsed="1"/>
+    <w:lsdException w:name="toc 3" w:semiHidden="1" w:uiPriority="39" w:unhideWhenUsed="1"/>
+    <w:lsdException w:name="toc 4" w:semiHidden="1" w:uiPriority="39" w:unhideWhenUsed="1"/>
+    <w:lsdException w:name="toc 5" w:semiHidden="1" w:uiPriority="39" w:unhideWhenUsed="1"/>
+    <w:lsdException w:name="toc 6" w:semiHidden="1" w:uiPriority="39" w:unhideWhenUsed="1"/>
+    <w:lsdException w:name="toc 7" w:semiHidden="1" w:uiPriority="39" w:unhideWhenUsed="1"/>
+    <w:lsdException w:name="toc 8" w:semiHidden="1" w:uiPriority="39" w:unhideWhenUsed="1"/>
+    <w:lsdException w:name="toc 9" w:semiHidden="1" w:uiPriority="39" w:unhideWhenUsed="1"/>
+    <w:lsdException w:name="Normal Indent" w:semiHidden="1" w:unhideWhenUsed="1"/>
+    <w:lsdException w:name="footnote text" w:semiHidden="1" w:unhideWhenUsed="1"/>
+    <w:lsdException w:name="annotation text" w:semiHidden="1" w:unhideWhenUsed="1"/>
+    <w:lsdException w:name="header" w:semiHidden="1" w:unhideWhenUsed="1"/>
+    <w:lsdException w:name="footer" w:semiHidden="1" w:unhideWhenUsed="1"/>
+    <w:lsdException w:name="index heading" w:semiHidden="1" w:unhideWhenUsed="1"/>
+    <w:lsdException w:name="caption" w:semiHidden="1" w:uiPriority="35" w:unhideWhenUsed="1" w:qFormat="1"/>
+    <w:lsdException w:name="table of figures" w:semiHidden="1" w:unhideWhenUsed="1"/>
+    <w:lsdException w:name="envelope address" w:semiHidden="1" w:unhideWhenUsed="1"/>
+    <w:lsdException w:name="envelope return" w:semiHidden="1" w:unhideWhenUsed="1"/>
+    <w:lsdException w:name="footnote reference" w:semiHidden="1" w:unhideWhenUsed="1"/>
+    <w:lsdException w:name="annotation reference" w:semiHidden="1" w:unhideWhenUsed="1"/>
+    <w:lsdException w:name="line number" w:semiHidden="1" w:unhideWhenUsed="1"/>
+    <w:lsdException w:name="page number" w:semiHidden="1" w:unhideWhenUsed="1"/>
+    <w:lsdException w:name="endnote reference" w:semiHidden="1" w:unhideWhenUsed="1"/>
+    <w:lsdException w:name="endnote text" w:semiHidden="1" w:unhideWhenUsed="1"/>
+    <w:lsdException w:name="table of authorities" w:semiHidden="1" w:unhideWhenUsed="1"/>
+    <w:lsdException w:name="macro" w:semiHidden="1" w:unhideWhenUsed="1"/>
+    <w:lsdException w:name="toa heading" w:semiHidden="1" w:unhideWhenUsed="1"/>
+    <w:lsdException w:name="List" w:semiHidden="1" w:unhideWhenUsed="1"/>
+    <w:lsdException w:name="List Bullet" w:semiHidden="1" w:unhideWhenUsed="1"/>
+    <w:lsdException w:name="List Number" w:semiHidden="1" w:unhideWhenUsed="1"/>
+    <w:lsdException w:name="List 2" w:semiHidden="1" w:unhideWhenUsed="1"/>
+    <w:lsdException w:name="List 3" w:semiHidden="1" w:unhideWhenUsed="1"/>
+    <w:lsdException w:name="List 4" w:semiHidden="1" w:unhideWhenUsed="1"/>
+    <w:lsdException w:name="List 5" w:semiHidden="1" w:unhideWhenUsed="1"/>
+    <w:lsdException w:name="List Bullet 2" w:semiHidden="1" w:unhideWhenUsed="1"/>
+    <w:lsdException w:name="List Bullet 3" w:semiHidden="1" w:unhideWhenUsed="1"/>
+    <w:lsdException w:name="List Bullet 4" w:semiHidden="1" w:unhideWhenUsed="1"/>
+    <w:lsdException w:name="List Bullet 5" w:semiHidden="1" w:unhideWhenUsed="1"/>
+    <w:lsdException w:name="List Number 2" w:semiHidden="1" w:unhideWhenUsed="1"/>
+    <w:lsdException w:name="List Number 3" w:semiHidden="1" w:unhideWhenUsed="1"/>
+    <w:lsdException w:name="List Number 4" w:semiHidden="1" w:unhideWhenUsed="1"/>
+    <w:lsdException w:name="List Number 5" w:semiHidden="1" w:unhideWhenUsed="1"/>
+    <w:lsdException w:name="Title" w:uiPriority="10" w:qFormat="1"/>
+    <w:lsdException w:name="Closing" w:semiHidden="1" w:unhideWhenUsed="1"/>
+    <w:lsdException w:name="Signature" w:semiHidden="1" w:unhideWhenUsed="1"/>
+    <w:lsdException w:name="Default Paragraph Font" w:semiHidden="1" w:uiPriority="1" w:unhideWhenUsed="1"/>
+    <w:lsdException w:name="Body Text" w:semiHidden="1" w:unhideWhenUsed="1"/>
+    <w:lsdException w:name="Body Text Indent" w:semiHidden="1" w:unhideWhenUsed="1"/>
+    <w:lsdException w:name="List Continue" w:semiHidden="1" w:unhideWhenUsed="1"/>
+    <w:lsdException w:name="List Continue 2" w:semiHidden="1" w:unhideWhenUsed="1"/>
+    <w:lsdException w:name="List Continue 3" w:semiHidden="1" w:unhideWhenUsed="1"/>
+    <w:lsdException w:name="List Continue 4" w:semiHidden="1" w:unhideWhenUsed="1"/>
+    <w:lsdException w:name="List Continue 5" w:semiHidden="1" w:unhideWhenUsed="1"/>
+    <w:lsdException w:name="Message Header" w:semiHidden="1" w:unhideWhenUsed="1"/>
+    <w:lsdException w:name="Subtitle" w:uiPriority="11" w:qFormat="1"/>
+    <w:lsdException w:name="Salutation" w:semiHidden="1" w:unhideWhenUsed="1"/>
+    <w:lsdException w:name="Date" w:semiHidden="1" w:unhideWhenUsed="1"/>
+    <w:lsdException w:name="Body Text First Indent" w:semiHidden="1" w:unhideWhenUsed="1"/>
+    <w:lsdException w:name="Body Text First Indent 2" w:semiHidden="1" w:unhideWhenUsed="1"/>
+    <w:lsdException w:name="Note Heading" w:semiHidden="1" w:unhideWhenUsed="1"/>
+    <w:lsdException w:name="Body Text 2" w:semiHidden="1" w:unhideWhenUsed="1"/>
+    <w:lsdException w:name="Body Text 3" w:semiHidden="1" w:unhideWhenUsed="1"/>
+    <w:lsdException w:name="Body Text Indent 2" w:semiHidden="1" w:unhideWhenUsed="1"/>
+    <w:lsdException w:name="Body Text Indent 3" w:semiHidden="1" w:unhideWhenUsed="1"/>
+    <w:lsdException w:name="Block Text" w:semiHidden="1" w:unhideWhenUsed="1"/>
+    <w:lsdException w:name="Hyperlink" w:semiHidden="1" w:unhideWhenUsed="1"/>
+    <w:lsdException w:name="FollowedHyperlink" w:semiHidden="1" w:unhideWhenUsed="1"/>
+    <w:lsdException w:name="Strong" w:uiPriority="22" w:qFormat="1"/>
+    <w:lsdException w:name="Emphasis" w:uiPriority="20" w:qFormat="1"/>
+    <w:lsdException w:name="Document Map" w:semiHidden="1" w:unhideWhenUsed="1"/>
+    <w:lsdException w:name="Plain Text" w:semiHidden="1" w:unhideWhenUsed="1"/>
+    <w:lsdException w:name="E-mail Signature" w:semiHidden="1" w:unhideWhenUsed="1"/>
+    <w:lsdException w:name="HTML Top of Form" w:semiHidden="1" w:unhideWhenUsed="1"/>
+    <w:lsdException w:name="HTML Bottom of Form" w:semiHidden="1" w:unhideWhenUsed="1"/>
+    <w:lsdException w:name="Normal (Web)" w:semiHidden="1" w:unhideWhenUsed="1"/>
+    <w:lsdException w:name="HTML Acronym" w:semiHidden="1" w:unhideWhenUsed="1"/>
+    <w:lsdException w:name="HTML Address" w:semiHidden="1" w:unhideWhenUsed="1"/>
+    <w:lsdException w:name="HTML Cite" w:semiHidden="1" w:unhideWhenUsed="1"/>
+    <w:lsdException w:name="HTML Code" w:semiHidden="1" w:unhideWhenUsed="1"/>
+    <w:lsdException w:name="HTML Definition" w:semiHidden="1" w:unhideWhenUsed="1"/>
+    <w:lsdException w:name="HTML Keyboard" w:semiHidden="1" w:unhideWhenUsed="1"/>
+    <w:lsdException w:name="HTML Preformatted" w:semiHidden="1" w:unhideWhenUsed="1"/>
+    <w:lsdException w:name="HTML Sample" w:semiHidden="1" w:unhideWhenUsed="1"/>
+    <w:lsdException w:name="HTML Typewriter" w:semiHidden="1" w:unhideWhenUsed="1"/>
+    <w:lsdException w:name="HTML Variable" w:semiHidden="1" w:unhideWhenUsed="1"/>
+    <w:lsdException w:name="Normal Table" w:semiHidden="1" w:unhideWhenUsed="1"/>
+    <w:lsdException w:name="annotation subject" w:semiHidden="1" w:unhideWhenUsed="1"/>
+    <w:lsdException w:name="No List" w:semiHidden="1" w:unhideWhenUsed="1"/>
+    <w:lsdException w:name="Outline List 1" w:semiHidden="1" w:unhideWhenUsed="1"/>
+    <w:lsdException w:name="Outline List 2" w:semiHidden="1" w:unhideWhenUsed="1"/>
+    <w:lsdException w:name="Outline List 3" w:semiHidden="1" w:unhideWhenUsed="1"/>
+    <w:lsdException w:name="Table Simple 1" w:semiHidden="1" w:unhideWhenUsed="1"/>
+    <w:lsdException w:name="Table Simple 2" w:semiHidden="1" w:unhideWhenUsed="1"/>
+    <w:lsdException w:name="Table Simple 3" w:semiHidden="1" w:unhideWhenUsed="1"/>
+    <w:lsdException w:name="Table Classic 1" w:semiHidden="1" w:unhideWhenUsed="1"/>
+    <w:lsdException w:name="Table Classic 2" w:semiHidden="1" w:unhideWhenUsed="1"/>
+    <w:lsdException w:name="Table Classic 3" w:semiHidden="1" w:unhideWhenUsed="1"/>
+    <w:lsdException w:name="Table Classic 4" w:semiHidden="1" w:unhideWhenUsed="1"/>
+    <w:lsdException w:name="Table Colorful 1" w:semiHidden="1" w:unhideWhenUsed="1"/>
+    <w:lsdException w:name="Table Colorful 2" w:semiHidden="1" w:unhideWhenUsed="1"/>
+    <w:lsdException w:name="Table Colorful 3" w:semiHidden="1" w:unhideWhenUsed="1"/>
+    <w:lsdException w:name="Table Columns 1" w:semiHidden="1" w:unhideWhenUsed="1"/>
+    <w:lsdException w:name="Table Columns 2" w:semiHidden="1" w:unhideWhenUsed="1"/>
+    <w:lsdException w:name="Table Columns 3" w:semiHidden="1" w:unhideWhenUsed="1"/>
+    <w:lsdException w:name="Table Columns 4" w:semiHidden="1" w:unhideWhenUsed="1"/>
+    <w:lsdException w:name="Table Columns 5" w:semiHidden="1" w:unhideWhenUsed="1"/>
+    <w:lsdException w:name="Table Grid 1" w:semiHidden="1" w:unhideWhenUsed="1"/>
+    <w:lsdException w:name="Table Grid 2" w:semiHidden="1" w:unhideWhenUsed="1"/>
+    <w:lsdException w:name="Table Grid 3" w:semiHidden="1" w:unhideWhenUsed="1"/>
+    <w:lsdException w:name="Table Grid 4" w:semiHidden="1" w:unhideWhenUsed="1"/>
+    <w:lsdException w:name="Table Grid 5" w:semiHidden="1" w:unhideWhenUsed="1"/>
+    <w:lsdException w:name="Table Grid 6" w:semiHidden="1" w:unhideWhenUsed="1"/>
+    <w:lsdException w:name="Table Grid 7" w:semiHidden="1" w:unhideWhenUsed="1"/>
+    <w:lsdException w:name="Table Grid 8" w:semiHidden="1" w:unhideWhenUsed="1"/>
+    <w:lsdException w:name="Table List 1" w:semiHidden="1" w:unhideWhenUsed="1"/>
+    <w:lsdException w:name="Table List 2" w:semiHidden="1" w:unhideWhenUsed="1"/>
+    <w:lsdException w:name="Table List 3" w:semiHidden="1" w:unhideWhenUsed="1"/>
+    <w:lsdException w:name="Table List 4" w:semiHidden="1" w:unhideWhenUsed="1"/>
+    <w:lsdException w:name="Table List 5" w:semiHidden="1" w:unhideWhenUsed="1"/>
+    <w:lsdException w:name="Table List 6" w:semiHidden="1" w:unhideWhenUsed="1"/>
+    <w:lsdException w:name="Table List 7" w:semiHidden="1" w:unhideWhenUsed="1"/>
+    <w:lsdException w:name="Table List 8" w:semiHidden="1" w:unhideWhenUsed="1"/>
+    <w:lsdException w:name="Table 3D effects 1" w:semiHidden="1" w:unhideWhenUsed="1"/>
+    <w:lsdException w:name="Table 3D effects 2" w:semiHidden="1" w:unhideWhenUsed="1"/>
+    <w:lsdException w:name="Table 3D effects 3" w:semiHidden="1" w:unhideWhenUsed="1"/>
+    <w:lsdException w:name="Table Contemporary" w:semiHidden="1" w:unhideWhenUsed="1"/>
+    <w:lsdException w:name="Table Elegant" w:semiHidden="1" w:unhideWhenUsed="1"/>
+    <w:lsdException w:name="Table Professional" w:semiHidden="1" w:unhideWhenUsed="1"/>
+    <w:lsdException w:name="Table Subtle 1" w:semiHidden="1" w:unhideWhenUsed="1"/>
+    <w:lsdException w:name="Table Subtle 2" w:semiHidden="1" w:unhideWhenUsed="1"/>
+    <w:lsdException w:name="Table Web 1" w:semiHidden="1" w:unhideWhenUsed="1"/>
+    <w:lsdException w:name="Table Web 2" w:semiHidden="1" w:unhideWhenUsed="1"/>
+    <w:lsdException w:name="Table Web 3" w:semiHidden="1" w:unhideWhenUsed="1"/>
+    <w:lsdException w:name="Balloon Text" w:semiHidden="1" w:unhideWhenUsed="1"/>
+    <w:lsdException w:name="Table Grid" w:uiPriority="59"/>
+    <w:lsdException w:name="Table Theme" w:semiHidden="1" w:unhideWhenUsed="1"/>
+    <w:lsdException w:name="Placeholder Text" w:semiHidden="1"/>
+    <w:lsdException w:name="No Spacing" w:uiPriority="1" w:qFormat="1"/>
+    <w:lsdException w:name="Light Shading" w:uiPriority="60"/>
+    <w:lsdException w:name="Light List" w:uiPriority="61"/>
+    <w:lsdException w:name="Light Grid" w:uiPriority="62"/>
+    <w:lsdException w:name="Medium Shading 1" w:uiPriority="63"/>
+    <w:lsdException w:name="Medium Shading 2" w:uiPriority="64"/>
+    <w:lsdException w:name="Medium List 1" w:uiPriority="65"/>
+    <w:lsdException w:name="Medium List 2" w:uiPriority="66"/>
+    <w:lsdException w:name="Medium Grid 1" w:uiPriority="67"/>
+    <w:lsdException w:name="Medium Grid 2" w:uiPriority="68"/>
+    <w:lsdException w:name="Medium Grid 3" w:uiPriority="69"/>
+    <w:lsdException w:name="Dark List" w:uiPriority="70"/>
+    <w:lsdException w:name="Colorful Shading" w:uiPriority="71"/>
+    <w:lsdException w:name="Colorful List" w:uiPriority="72"/>
+    <w:lsdException w:name="Colorful Grid" w:uiPriority="73"/>
+    <w:lsdException w:name="Light Shading Accent 1" w:uiPriority="60"/>
+    <w:lsdException w:name="Light List Accent 1" w:uiPriority="61"/>
+    <w:lsdException w:name="Light Grid Accent 1" w:uiPriority="62"/>
+    <w:lsdException w:name="Medium Shading 1 Accent 1" w:uiPriority="63"/>
+    <w:lsdException w:name="Medium Shading 2 Accent 1" w:uiPriority="64"/>
+    <w:lsdException w:name="Medium List 1 Accent 1" w:uiPriority="65"/>
+    <w:lsdException w:name="Revision" w:semiHidden="1"/>
+    <w:lsdException w:name="List Paragraph" w:uiPriority="34" w:qFormat="1"/>
+    <w:lsdException w:name="Quote" w:uiPriority="29" w:qFormat="1"/>
+    <w:lsdException w:name="Intense Quote" w:uiPriority="30" w:qFormat="1"/>
+    <w:lsdException w:name="Medium List 2 Accent 1" w:uiPriority="66"/>
+    <w:lsdException w:name="Medium Grid 1 Accent 1" w:uiPriority="67"/>
+    <w:lsdException w:name="Medium Grid 2 Accent 1" w:uiPriority="68"/>
+    <w:lsdException w:name="Medium Grid 3 Accent 1" w:uiPriority="69"/>
+    <w:lsdException w:name="Dark List Accent 1" w:uiPriority="70"/>
+    <w:lsdException w:name="Colorful Shading Accent 1" w:uiPriority="71"/>
+    <w:lsdException w:name="Colorful List Accent 1" w:uiPriority="72"/>
+    <w:lsdException w:name="Colorful Grid Accent 1" w:uiPriority="73"/>
+    <w:lsdException w:name="Light Shading Accent 2" w:uiPriority="60"/>
+    <w:lsdException w:name="Light List Accent 2" w:uiPriority="61"/>
+    <w:lsdException w:name="Light Grid Accent 2" w:uiPriority="62"/>
+    <w:lsdException w:name="Medium Shading 1 Accent 2" w:uiPriority="63"/>
+    <w:lsdException w:name="Medium Shading 2 Accent 2" w:uiPriority="64"/>
+    <w:lsdException w:name="Medium List 1 Accent 2" w:uiPriority="65"/>
+    <w:lsdException w:name="Medium List 2 Accent 2" w:uiPriority="66"/>
+    <w:lsdException w:name="Medium Grid 1 Accent 2" w:uiPriority="67"/>
+    <w:lsdException w:name="Medium Grid 2 Accent 2" w:uiPriority="68"/>
+    <w:lsdException w:name="Medium Grid 3 Accent 2" w:uiPriority="69"/>
+    <w:lsdException w:name="Dark List Accent 2" w:uiPriority="70"/>
+    <w:lsdException w:name="Colorful Shading Accent 2" w:uiPriority="71"/>
+    <w:lsdException w:name="Colorful List Accent 2" w:uiPriority="72"/>
+    <w:lsdException w:name="Colorful Grid Accent 2" w:uiPriority="73"/>
+    <w:lsdException w:name="Light Shading Accent 3" w:uiPriority="60"/>
+    <w:lsdException w:name="Light List Accent 3" w:uiPriority="61"/>
+    <w:lsdException w:name="Light Grid Accent 3" w:uiPriority="62"/>
+    <w:lsdException w:name="Medium Shading 1 Accent 3" w:uiPriority="63"/>
+    <w:lsdException w:name="Medium Shading 2 Accent 3" w:uiPriority="64"/>
+    <w:lsdException w:name="Medium List 1 Accent 3" w:uiPriority="65"/>
+    <w:lsdException w:name="Medium List 2 Accent 3" w:uiPriority="66"/>
+    <w:lsdException w:name="Medium Grid 1 Accent 3" w:uiPriority="67"/>
+    <w:lsdException w:name="Medium Grid 2 Accent 3" w:uiPriority="68"/>
+    <w:lsdException w:name="Medium Grid 3 Accent 3" w:uiPriority="69"/>
+    <w:lsdException w:name="Dark List Accent 3" w:uiPriority="70"/>
+    <w:lsdException w:name="Colorful Shading Accent 3" w:uiPriority="71"/>
+    <w:lsdException w:name="Colorful List Accent 3" w:uiPriority="72"/>
+    <w:lsdException w:name="Colorful Grid Accent 3" w:uiPriority="73"/>
+    <w:lsdException w:name="Light Shading Accent 4" w:uiPriority="60"/>
+    <w:lsdException w:name="Light List Accent 4" w:uiPriority="61"/>
+    <w:lsdException w:name="Light Grid Accent 4" w:uiPriority="62"/>
+    <w:lsdException w:name="Medium Shading 1 Accent 4" w:uiPriority="63"/>
+    <w:lsdException w:name="Medium Shading 2 Accent 4" w:uiPriority="64"/>
+    <w:lsdException w:name="Medium List 1 Accent 4" w:uiPriority="65"/>
+    <w:lsdException w:name="Medium List 2 Accent 4" w:uiPriority="66"/>
+    <w:lsdException w:name="Medium Grid 1 Accent 4" w:uiPriority="67"/>
+    <w:lsdException w:name="Medium Grid 2 Accent 4" w:uiPriority="68"/>
+    <w:lsdException w:name="Medium Grid 3 Accent 4" w:uiPriority="69"/>
+    <w:lsdException w:name="Dark List Accent 4" w:uiPriority="70"/>
+    <w:lsdException w:name="Colorful Shading Accent 4" w:uiPriority="71"/>
+    <w:lsdException w:name="Colorful List Accent 4" w:uiPriority="72"/>
+    <w:lsdException w:name="Colorful Grid Accent 4" w:uiPriority="73"/>
+    <w:lsdException w:name="Light Shading Accent 5" w:uiPriority="60"/>
+    <w:lsdException w:name="Light List Accent 5" w:uiPriority="61"/>
+    <w:lsdException w:name="Light Grid Accent 5" w:uiPriority="62"/>
+    <w:lsdException w:name="Medium Shading 1 Accent 5" w:uiPriority="63"/>
+    <w:lsdException w:name="Medium Shading 2 Accent 5" w:uiPriority="64"/>
+    <w:lsdException w:name="Medium List 1 Accent 5" w:uiPriority="65"/>
+    <w:lsdException w:name="Medium List 2 Accent 5" w:uiPriority="66"/>
+    <w:lsdException w:name="Medium Grid 1 Accent 5" w:uiPriority="67"/>
+    <w:lsdException w:name="Medium Grid 2 Accent 5" w:uiPriority="68"/>
+    <w:lsdException w:name="Medium Grid 3 Accent 5" w:uiPriority="69"/>
+    <w:lsdException w:name="Dark List Accent 5" w:uiPriority="70"/>
+    <w:lsdException w:name="Colorful Shading Accent 5" w:uiPriority="71"/>
+    <w:lsdException w:name="Colorful List Accent 5" w:uiPriority="72"/>
+    <w:lsdException w:name="Colorful Grid Accent 5" w:uiPriority="73"/>
+    <w:lsdException w:name="Light Shading Accent 6" w:uiPriority="60"/>
+    <w:lsdException w:name="Light List Accent 6" w:uiPriority="61"/>
+    <w:lsdException w:name="Light Grid Accent 6" w:uiPriority="62"/>
+    <w:lsdException w:name="Medium Shading 1 Accent 6" w:uiPriority="63"/>
+    <w:lsdException w:name="Medium Shading 2 Accent 6" w:uiPriority="64"/>
+    <w:lsdException w:name="Medium List 1 Accent 6" w:uiPriority="65"/>
+    <w:lsdException w:name="Medium List 2 Accent 6" w:uiPriority="66"/>
+    <w:lsdException w:name="Medium Grid 1 Accent 6" w:uiPriority="67"/>
+    <w:lsdException w:name="Medium Grid 2 Accent 6" w:uiPriority="68"/>
+    <w:lsdException w:name="Medium Grid 3 Accent 6" w:uiPriority="69"/>
+    <w:lsdException w:name="Dark List Accent 6" w:uiPriority="70"/>
+    <w:lsdException w:name="Colorful Shading Accent 6" w:uiPriority="71"/>
+    <w:lsdException w:name="Colorful List Accent 6" w:uiPriority="72"/>
+    <w:lsdException w:name="Colorful Grid Accent 6" w:uiPriority="73"/>
+    <w:lsdException w:name="Subtle Emphasis" w:uiPriority="19" w:qFormat="1"/>
+    <w:lsdException w:name="Intense Emphasis" w:uiPriority="21" w:qFormat="1"/>
+    <w:lsdException w:name="Subtle Reference" w:uiPriority="31" w:qFormat="1"/>
+    <w:lsdException w:name="Intense Reference" w:uiPriority="32" w:qFormat="1"/>
+    <w:lsdException w:name="Book Title" w:uiPriority="33" w:qFormat="1"/>
+    <w:lsdException w:name="Bibliography" w:semiHidden="1" w:uiPriority="37" w:unhideWhenUsed="1"/>
+    <w:lsdException w:name="TOC Heading" w:semiHidden="1" w:uiPriority="39" w:unhideWhenUsed="1" w:qFormat="1"/>
+    <w:lsdException w:name="Plain Table 1" w:uiPriority="41"/>
+    <w:lsdException w:name="Plain Table 2" w:uiPriority="42"/>
+    <w:lsdException w:name="Plain Table 3" w:uiPriority="43"/>
+    <w:lsdException w:name="Plain Table 4" w:uiPriority="44"/>
+    <w:lsdException w:name="Plain Table 5" w:uiPriority="45"/>
+    <w:lsdException w:name="Grid Table Light" w:uiPriority="40"/>
+    <w:lsdException w:name="Grid Table 1 Light" w:uiPriority="46"/>
+    <w:lsdException w:name="Grid Table 2" w:uiPriority="47"/>
+    <w:lsdException w:name="Grid Table 3" w:uiPriority="48"/>
+    <w:lsdException w:name="Grid Table 4" w:uiPriority="49"/>
+    <w:lsdException w:name="Grid Table 5 Dark" w:uiPriority="50"/>
+    <w:lsdException w:name="Grid Table 6 Colorful" w:uiPriority="51"/>
+    <w:lsdException w:name="Grid Table 7 Colorful" w:uiPriority="52"/>
+    <w:lsdException w:name="Grid Table 1 Light Accent 1" w:uiPriority="46"/>
+    <w:lsdException w:name="Grid Table 2 Accent 1" w:uiPriority="47"/>
+    <w:lsdException w:name="Grid Table 3 Accent 1" w:uiPriority="48"/>
+    <w:lsdException w:name="Grid Table 4 Accent 1" w:uiPriority="49"/>
+    <w:lsdException w:name="Grid Table 5 Dark Accent 1" w:uiPriority="50"/>
+    <w:lsdException w:name="Grid Table 6 Colorful Accent 1" w:uiPriority="51"/>
+    <w:lsdException w:name="Grid Table 7 Colorful Accent 1" w:uiPriority="52"/>
+    <w:lsdException w:name="Grid Table 1 Light Accent 2" w:uiPriority="46"/>
+    <w:lsdException w:name="Grid Table 2 Accent 2" w:uiPriority="47"/>
+    <w:lsdException w:name="Grid Table 3 Accent 2" w:uiPriority="48"/>
+    <w:lsdException w:name="Grid Table 4 Accent 2" w:uiPriority="49"/>
+    <w:lsdException w:name="Grid Table 5 Dark Accent 2" w:uiPriority="50"/>
+    <w:lsdException w:name="Grid Table 6 Colorful Accent 2" w:uiPriority="51"/>
+    <w:lsdException w:name="Grid Table 7 Colorful Accent 2" w:uiPriority="52"/>
+    <w:lsdException w:name="Grid Table 1 Light Accent 3" w:uiPriority="46"/>
+    <w:lsdException w:name="Grid Table 2 Accent 3" w:uiPriority="47"/>
+    <w:lsdException w:name="Grid Table 3 Accent 3" w:uiPriority="48"/>
+    <w:lsdException w:name="Grid Table 4 Accent 3" w:uiPriority="49"/>
+    <w:lsdException w:name="Grid Table 5 Dark Accent 3" w:uiPriority="50"/>
+    <w:lsdException w:name="Grid Table 6 Colorful Accent 3" w:uiPriority="51"/>
+    <w:lsdException w:name="Grid Table 7 Colorful Accent 3" w:uiPriority="52"/>
+    <w:lsdException w:name="Grid Table 1 Light Accent 4" w:uiPriority="46"/>
+    <w:lsdException w:name="Grid Table 2 Accent 4" w:uiPriority="47"/>
+    <w:lsdException w:name="Grid Table 3 Accent 4" w:uiPriority="48"/>
+    <w:lsdException w:name="Grid Table 4 Accent 4" w:uiPriority="49"/>
+    <w:lsdException w:name="Grid Table 5 Dark Accent 4" w:uiPriority="50"/>
+    <w:lsdException w:name="Grid Table 6 Colorful Accent 4" w:uiPriority="51"/>
+    <w:lsdException w:name="Grid Table 7 Colorful Accent 4" w:uiPriority="52"/>
+    <w:lsdException w:name="Grid Table 1 Light Accent 5" w:uiPriority="46"/>
+    <w:lsdException w:name="Grid Table 2 Accent 5" w:uiPriority="47"/>
+    <w:lsdException w:name="Grid Table 3 Accent 5" w:uiPriority="48"/>
+    <w:lsdException w:name="Grid Table 4 Accent 5" w:uiPriority="49"/>
+    <w:lsdException w:name="Grid Table 5 Dark Accent 5" w:uiPriority="50"/>
+    <w:lsdException w:name="Grid Table 6 Colorful Accent 5" w:uiPriority="51"/>
+    <w:lsdException w:name="Grid Table 7 Colorful Accent 5" w:uiPriority="52"/>
+    <w:lsdException w:name="Grid Table 1 Light Accent 6" w:uiPriority="46"/>
+    <w:lsdException w:name="Grid Table 2 Accent 6" w:uiPriority="47"/>
+    <w:lsdException w:name="Grid Table 3 Accent 6" w:uiPriority="48"/>
+    <w:lsdException w:name="Grid Table 4 Accent 6" w:uiPriority="49"/>
+    <w:lsdException w:name="Grid Table 5 Dark Accent 6" w:uiPriority="50"/>
+    <w:lsdException w:name="Grid Table 6 Colorful Accent 6" w:uiPriority="51"/>
+    <w:lsdException w:name="Grid Table 7 Colorful Accent 6" w:uiPriority="52"/>
+    <w:lsdException w:name="List Table 1 Light" w:uiPriority="46"/>
+    <w:lsdException w:name="List Table 2" w:uiPriority="47"/>
+    <w:lsdException w:name="List Table 3" w:uiPriority="48"/>
+    <w:lsdException w:name="List Table 4" w:uiPriority="49"/>
+    <w:lsdException w:name="List Table 5 Dark" w:uiPriority="50"/>
+    <w:lsdException w:name="List Table 6 Colorful" w:uiPriority="51"/>
+    <w:lsdException w:name="List Table 7 Colorful" w:uiPriority="52"/>
+    <w:lsdException w:name="List Table 1 Light Accent 1" w:uiPriority="46"/>
+    <w:lsdException w:name="List Table 2 Accent 1" w:uiPriority="47"/>
+    <w:lsdException w:name="List Table 3 Accent 1" w:uiPriority="48"/>
+    <w:lsdException w:name="List Table 4 Accent 1" w:uiPriority="49"/>
+    <w:lsdException w:name="List Table 5 Dark Accent 1" w:uiPriority="50"/>
+    <w:lsdException w:name="List Table 6 Colorful Accent 1" w:uiPriority="51"/>
+    <w:lsdException w:name="List Table 7 Colorful Accent 1" w:uiPriority="52"/>
+    <w:lsdException w:name="List Table 1 Light Accent 2" w:uiPriority="46"/>
+    <w:lsdException w:name="List Table 2 Accent 2" w:uiPriority="47"/>
+    <w:lsdException w:name="List Table 3 Accent 2" w:uiPriority="48"/>
+    <w:lsdException w:name="List Table 4 Accent 2" w:uiPriority="49"/>
+    <w:lsdException w:name="List Table 5 Dark Accent 2" w:uiPriority="50"/>
+    <w:lsdException w:name="List Table 6 Colorful Accent 2" w:uiPriority="51"/>
+    <w:lsdException w:name="List Table 7 Colorful Accent 2" w:uiPriority="52"/>
+    <w:lsdException w:name="List Table 1 Light Accent 3" w:uiPriority="46"/>
+    <w:lsdException w:name="List Table 2 Accent 3" w:uiPriority="47"/>
+    <w:lsdException w:name="List Table 3 Accent 3" w:uiPriority="48"/>
+    <w:lsdException w:name="List Table 4 Accent 3" w:uiPriority="49"/>
+    <w:lsdException w:name="List Table 5 Dark Accent 3" w:uiPriority="50"/>
+    <w:lsdException w:name="List Table 6 Colorful Accent 3" w:uiPriority="51"/>
+    <w:lsdException w:name="List Table 7 Colorful Accent 3" w:uiPriority="52"/>
+    <w:lsdException w:name="List Table 1 Light Accent 4" w:uiPriority="46"/>
+    <w:lsdException w:name="List Table 2 Accent 4" w:uiPriority="47"/>
+    <w:lsdException w:name="List Table 3 Accent 4" w:uiPriority="48"/>
+    <w:lsdException w:name="List Table 4 Accent 4" w:uiPriority="49"/>
+    <w:lsdException w:name="List Table 5 Dark Accent 4" w:uiPriority="50"/>
+    <w:lsdException w:name="List Table 6 Colorful Accent 4" w:uiPriority="51"/>
+    <w:lsdException w:name="List Table 7 Colorful Accent 4" w:uiPriority="52"/>
+    <w:lsdException w:name="List Table 1 Light Accent 5" w:uiPriority="46"/>
+    <w:lsdException w:name="List Table 2 Accent 5" w:uiPriority="47"/>
+    <w:lsdException w:name="List Table 3 Accent 5" w:uiPriority="48"/>
+    <w:lsdException w:name="List Table 4 Accent 5" w:uiPriority="49"/>
+    <w:lsdException w:name="List Table 5 Dark Accent 5" w:uiPriority="50"/>
+    <w:lsdException w:name="List Table 6 Colorful Accent 5" w:uiPriority="51"/>
+    <w:lsdException w:name="List Table 7 Colorful Accent 5" w:uiPriority="52"/>
+    <w:lsdException w:name="List Table 1 Light Accent 6" w:uiPriority="46"/>
+    <w:lsdException w:name="List Table 2 Accent 6" w:uiPriority="47"/>
+    <w:lsdException w:name="List Table 3 Accent 6" w:uiPriority="48"/>
+    <w:lsdException w:name="List Table 4 Accent 6" w:uiPriority="49"/>
+    <w:lsdException w:name="List Table 5 Dark Accent 6" w:uiPriority="50"/>
+    <w:lsdException w:name="List Table 6 Colorful Accent 6" w:uiPriority="51"/>
+    <w:lsdException w:name="List Table 7 Colorful Accent 6" w:uiPriority="52"/>
+    <w:lsdException w:name="Mention" w:semiHidden="1" w:unhideWhenUsed="1"/>
+    <w:lsdException w:name="Smart Hyperlink" w:semiHidden="1" w:unhideWhenUsed="1"/>
+    <w:lsdException w:name="Hashtag" w:semiHidden="1" w:unhideWhenUsed="1"/>
+    <w:lsdException w:name="Unresolved Mention" w:semiHidden="1" w:unhideWhenUsed="1"/>
+    <w:lsdException w:name="Smart Link" w:semiHidden="1" w:unhideWhenUsed="1"/>
   </w:latentStyles>
   <w:style w:type="paragraph" w:default="1" w:styleId="Normalny">
     <w:name w:val="Normal"/>
@@ -859,7 +1584,6 @@
     <w:uiPriority w:val="99"/>
     <w:semiHidden/>
     <w:unhideWhenUsed/>
-    <w:qFormat/>
     <w:tblPr>
       <w:tblInd w:w="0" w:type="dxa"/>
       <w:tblCellMar>

--- a/dokumentacja.docx
+++ b/dokumentacja.docx
@@ -1,23 +1,1144 @@
 
 <file path=word/document.xml><?xml version="1.0" encoding="utf-8"?>
-<w:document xmlns:wpc="http://schemas.microsoft.com/office/word/2010/wordprocessingCanvas" xmlns:cx="http://schemas.microsoft.com/office/drawing/2014/chartex" xmlns:cx1="http://schemas.microsoft.com/office/drawing/2015/9/8/chartex" xmlns:cx2="http://schemas.microsoft.com/office/drawing/2015/10/21/chartex" xmlns:cx3="http://schemas.microsoft.com/office/drawing/2016/5/9/chartex" xmlns:cx4="http://schemas.microsoft.com/office/drawing/2016/5/10/chartex" xmlns:cx5="http://schemas.microsoft.com/office/drawing/2016/5/11/chartex" xmlns:cx6="http://schemas.microsoft.com/office/drawing/2016/5/12/chartex" xmlns:cx7="http://schemas.microsoft.com/office/drawing/2016/5/13/chartex" xmlns:cx8="http://schemas.microsoft.com/office/drawing/2016/5/14/chartex" xmlns:mc="http://schemas.openxmlformats.org/markup-compatibility/2006" xmlns:aink="http://schemas.microsoft.com/office/drawing/2016/ink" xmlns:am3d="http://schemas.microsoft.com/office/drawing/2017/model3d" xmlns:o="urn:schemas-microsoft-com:office:office" xmlns:oel="http://schemas.microsoft.com/office/2019/extlst" xmlns:r="http://schemas.openxmlformats.org/officeDocument/2006/relationships" xmlns:m="http://schemas.openxmlformats.org/officeDocument/2006/math" xmlns:v="urn:schemas-microsoft-com:vml" xmlns:wp14="http://schemas.microsoft.com/office/word/2010/wordprocessingDrawing" xmlns:wp="http://schemas.openxmlformats.org/drawingml/2006/wordprocessingDrawing" xmlns:w10="urn:schemas-microsoft-com:office:word" xmlns:w="http://schemas.openxmlformats.org/wordprocessingml/2006/main" xmlns:w14="http://schemas.microsoft.com/office/word/2010/wordml" xmlns:w15="http://schemas.microsoft.com/office/word/2012/wordml" xmlns:w16cex="http://schemas.microsoft.com/office/word/2018/wordml/cex" xmlns:w16cid="http://schemas.microsoft.com/office/word/2016/wordml/cid" xmlns:w16="http://schemas.microsoft.com/office/word/2018/wordml" xmlns:w16du="http://schemas.microsoft.com/office/word/2023/wordml/word16du" xmlns:w16sdtdh="http://schemas.microsoft.com/office/word/2020/wordml/sdtdatahash" xmlns:w16sdtfl="http://schemas.microsoft.com/office/word/2024/wordml/sdtformatlock" xmlns:w16se="http://schemas.microsoft.com/office/word/2015/wordml/symex" xmlns:wpg="http://schemas.microsoft.com/office/word/2010/wordprocessingGroup" xmlns:wpi="http://schemas.microsoft.com/office/word/2010/wordprocessingInk" xmlns:wne="http://schemas.microsoft.com/office/word/2006/wordml" xmlns:wps="http://schemas.microsoft.com/office/word/2010/wordprocessingShape" mc:Ignorable="w14 w15 w16se w16cid w16 w16cex w16sdtdh w16sdtfl w16du wp14">
+<w:document xmlns:ve="http://schemas.openxmlformats.org/markup-compatibility/2006" xmlns:o="urn:schemas-microsoft-com:office:office" xmlns:r="http://schemas.openxmlformats.org/officeDocument/2006/relationships" xmlns:m="http://schemas.openxmlformats.org/officeDocument/2006/math" xmlns:v="urn:schemas-microsoft-com:vml" xmlns:wp="http://schemas.openxmlformats.org/drawingml/2006/wordprocessingDrawing" xmlns:w10="urn:schemas-microsoft-com:office:word" xmlns:w="http://schemas.openxmlformats.org/wordprocessingml/2006/main" xmlns:wne="http://schemas.microsoft.com/office/word/2006/wordml">
   <w:body>
     <w:p>
       <w:pPr>
-        <w:rPr>
-          <w:rFonts w:ascii="Arial" w:hAnsi="Arial" w:cs="Arial"/>
-          <w:b/>
-          <w:sz w:val="52"/>
-          <w:szCs w:val="52"/>
-        </w:rPr>
-      </w:pPr>
-      <w:r>
-        <w:rPr>
-          <w:rFonts w:ascii="Arial" w:hAnsi="Arial" w:cs="Arial"/>
-          <w:b/>
-          <w:sz w:val="52"/>
-          <w:szCs w:val="52"/>
-        </w:rPr>
+        <w:jc w:val="center"/>
+        <w:rPr>
+          <w:rFonts w:ascii="Arial" w:hAnsi="Arial" w:cs="Arial"/>
+          <w:b/>
+          <w:sz w:val="48"/>
+          <w:szCs w:val="32"/>
+        </w:rPr>
+      </w:pPr>
+      <w:r>
+        <w:rPr>
+          <w:rFonts w:ascii="Arial" w:hAnsi="Arial" w:cs="Arial"/>
+          <w:b/>
+          <w:sz w:val="48"/>
+          <w:szCs w:val="32"/>
+        </w:rPr>
+        <w:t>ZESPÓŁ SZKÓŁ ELEKTRYCZNO MECHANICZNYCH</w:t>
+      </w:r>
+    </w:p>
+    <w:p>
+      <w:pPr>
+        <w:jc w:val="center"/>
+        <w:rPr>
+          <w:rFonts w:ascii="Arial" w:hAnsi="Arial" w:cs="Arial"/>
+          <w:b/>
+          <w:sz w:val="48"/>
+          <w:szCs w:val="32"/>
+        </w:rPr>
+      </w:pPr>
+    </w:p>
+    <w:p>
+      <w:pPr>
+        <w:jc w:val="center"/>
+        <w:rPr>
+          <w:rFonts w:ascii="Arial" w:hAnsi="Arial" w:cs="Arial"/>
+          <w:b/>
+          <w:sz w:val="48"/>
+          <w:szCs w:val="32"/>
+        </w:rPr>
+      </w:pPr>
+    </w:p>
+    <w:p>
+      <w:pPr>
+        <w:jc w:val="center"/>
+        <w:rPr>
+          <w:rFonts w:ascii="Arial" w:hAnsi="Arial" w:cs="Arial"/>
+          <w:b/>
+          <w:sz w:val="36"/>
+          <w:szCs w:val="32"/>
+        </w:rPr>
+      </w:pPr>
+      <w:r>
+        <w:rPr>
+          <w:rFonts w:ascii="Arial" w:hAnsi="Arial" w:cs="Arial"/>
+          <w:b/>
+          <w:sz w:val="36"/>
+          <w:szCs w:val="32"/>
+        </w:rPr>
+        <w:t>Pracownia testowania i dokumentowania aplikacji</w:t>
+      </w:r>
+    </w:p>
+    <w:p>
+      <w:pPr>
+        <w:jc w:val="center"/>
+        <w:rPr>
+          <w:rFonts w:ascii="Arial" w:hAnsi="Arial" w:cs="Arial"/>
+          <w:b/>
+          <w:sz w:val="36"/>
+          <w:szCs w:val="32"/>
+        </w:rPr>
+      </w:pPr>
+    </w:p>
+    <w:p>
+      <w:pPr>
+        <w:jc w:val="center"/>
+        <w:rPr>
+          <w:rFonts w:ascii="Arial" w:hAnsi="Arial" w:cs="Arial"/>
+          <w:sz w:val="32"/>
+          <w:szCs w:val="32"/>
+        </w:rPr>
+      </w:pPr>
+      <w:r>
+        <w:rPr>
+          <w:rFonts w:ascii="Arial" w:hAnsi="Arial" w:cs="Arial"/>
+          <w:sz w:val="32"/>
+          <w:szCs w:val="32"/>
+        </w:rPr>
+        <w:t>Testowanie aplikacji</w:t>
+      </w:r>
+    </w:p>
+    <w:p>
+      <w:pPr>
+        <w:jc w:val="center"/>
+        <w:rPr>
+          <w:rFonts w:ascii="Arial" w:hAnsi="Arial" w:cs="Arial"/>
+          <w:sz w:val="32"/>
+          <w:szCs w:val="32"/>
+        </w:rPr>
+      </w:pPr>
+    </w:p>
+    <w:p>
+      <w:pPr>
+        <w:jc w:val="center"/>
+        <w:rPr>
+          <w:rFonts w:ascii="Arial" w:hAnsi="Arial" w:cs="Arial"/>
+          <w:sz w:val="32"/>
+          <w:szCs w:val="32"/>
+        </w:rPr>
+      </w:pPr>
+    </w:p>
+    <w:p>
+      <w:pPr>
+        <w:jc w:val="center"/>
+        <w:rPr>
+          <w:rFonts w:ascii="Arial" w:hAnsi="Arial" w:cs="Arial"/>
+          <w:sz w:val="32"/>
+          <w:szCs w:val="32"/>
+        </w:rPr>
+      </w:pPr>
+    </w:p>
+    <w:p>
+      <w:pPr>
+        <w:jc w:val="center"/>
+        <w:rPr>
+          <w:rFonts w:ascii="Arial" w:hAnsi="Arial" w:cs="Arial"/>
+          <w:sz w:val="32"/>
+          <w:szCs w:val="32"/>
+        </w:rPr>
+      </w:pPr>
+    </w:p>
+    <w:p>
+      <w:pPr>
+        <w:jc w:val="right"/>
+        <w:rPr>
+          <w:rFonts w:ascii="Arial" w:hAnsi="Arial" w:cs="Arial"/>
+          <w:sz w:val="28"/>
+          <w:szCs w:val="32"/>
+        </w:rPr>
+      </w:pPr>
+      <w:r>
+        <w:rPr>
+          <w:rFonts w:ascii="Arial" w:hAnsi="Arial" w:cs="Arial"/>
+          <w:sz w:val="32"/>
+          <w:szCs w:val="32"/>
+        </w:rPr>
+        <w:t xml:space="preserve">                                    </w:t>
+      </w:r>
+      <w:r>
+        <w:rPr>
+          <w:rFonts w:ascii="Arial" w:hAnsi="Arial" w:cs="Arial"/>
+          <w:b/>
+          <w:sz w:val="28"/>
+          <w:szCs w:val="32"/>
+        </w:rPr>
+        <w:t xml:space="preserve">Autor: </w:t>
+      </w:r>
+      <w:r>
+        <w:rPr>
+          <w:rFonts w:ascii="Arial" w:hAnsi="Arial" w:cs="Arial"/>
+          <w:sz w:val="28"/>
+          <w:szCs w:val="32"/>
+        </w:rPr>
+        <w:t>Mikołaj Zima</w:t>
+      </w:r>
+      <w:r>
+        <w:rPr>
+          <w:rFonts w:ascii="Arial" w:hAnsi="Arial" w:cs="Arial"/>
+          <w:sz w:val="28"/>
+          <w:szCs w:val="32"/>
+        </w:rPr>
+        <w:tab/>
+      </w:r>
+      <w:r>
+        <w:rPr>
+          <w:rFonts w:ascii="Arial" w:hAnsi="Arial" w:cs="Arial"/>
+          <w:sz w:val="28"/>
+          <w:szCs w:val="32"/>
+        </w:rPr>
+        <w:tab/>
+        <w:t xml:space="preserve">  </w:t>
+      </w:r>
+      <w:r>
+        <w:rPr>
+          <w:rFonts w:ascii="Arial" w:hAnsi="Arial" w:cs="Arial"/>
+          <w:sz w:val="28"/>
+          <w:szCs w:val="32"/>
+        </w:rPr>
+        <w:tab/>
+      </w:r>
+      <w:r>
+        <w:rPr>
+          <w:rFonts w:ascii="Arial" w:hAnsi="Arial" w:cs="Arial"/>
+          <w:sz w:val="28"/>
+          <w:szCs w:val="32"/>
+        </w:rPr>
+        <w:tab/>
+      </w:r>
+    </w:p>
+    <w:p>
+      <w:pPr>
+        <w:ind w:left="708" w:firstLine="708"/>
+        <w:jc w:val="right"/>
+        <w:rPr>
+          <w:rFonts w:ascii="Arial" w:hAnsi="Arial" w:cs="Arial"/>
+          <w:sz w:val="28"/>
+          <w:szCs w:val="32"/>
+        </w:rPr>
+      </w:pPr>
+      <w:r>
+        <w:rPr>
+          <w:rFonts w:ascii="Arial" w:hAnsi="Arial" w:cs="Arial"/>
+          <w:b/>
+          <w:sz w:val="28"/>
+          <w:szCs w:val="32"/>
+        </w:rPr>
+        <w:t xml:space="preserve">     Klasa:</w:t>
+      </w:r>
+      <w:r>
+        <w:rPr>
+          <w:rFonts w:ascii="Arial" w:hAnsi="Arial" w:cs="Arial"/>
+          <w:sz w:val="28"/>
+          <w:szCs w:val="32"/>
+        </w:rPr>
+        <w:t xml:space="preserve"> 5P</w:t>
+      </w:r>
+      <w:r>
+        <w:rPr>
+          <w:rFonts w:ascii="Arial" w:hAnsi="Arial" w:cs="Arial"/>
+          <w:sz w:val="28"/>
+          <w:szCs w:val="32"/>
+        </w:rPr>
+        <w:tab/>
+      </w:r>
+      <w:r>
+        <w:rPr>
+          <w:rFonts w:ascii="Arial" w:hAnsi="Arial" w:cs="Arial"/>
+          <w:sz w:val="28"/>
+          <w:szCs w:val="32"/>
+        </w:rPr>
+        <w:tab/>
+      </w:r>
+      <w:r>
+        <w:rPr>
+          <w:rFonts w:ascii="Arial" w:hAnsi="Arial" w:cs="Arial"/>
+          <w:sz w:val="28"/>
+          <w:szCs w:val="32"/>
+        </w:rPr>
+        <w:tab/>
+      </w:r>
+      <w:r>
+        <w:rPr>
+          <w:rFonts w:ascii="Arial" w:hAnsi="Arial" w:cs="Arial"/>
+          <w:sz w:val="28"/>
+          <w:szCs w:val="32"/>
+        </w:rPr>
+        <w:tab/>
+      </w:r>
+      <w:r>
+        <w:rPr>
+          <w:rFonts w:ascii="Arial" w:hAnsi="Arial" w:cs="Arial"/>
+          <w:sz w:val="28"/>
+          <w:szCs w:val="32"/>
+        </w:rPr>
+        <w:tab/>
+      </w:r>
+      <w:r>
+        <w:rPr>
+          <w:rFonts w:ascii="Arial" w:hAnsi="Arial" w:cs="Arial"/>
+          <w:sz w:val="28"/>
+          <w:szCs w:val="32"/>
+        </w:rPr>
+        <w:tab/>
+      </w:r>
+    </w:p>
+    <w:p>
+      <w:pPr>
+        <w:tabs>
+          <w:tab w:val="center" w:pos="4536"/>
+          <w:tab w:val="left" w:pos="7035"/>
+        </w:tabs>
+        <w:jc w:val="right"/>
+        <w:rPr>
+          <w:rFonts w:ascii="Arial" w:hAnsi="Arial" w:cs="Arial"/>
+          <w:sz w:val="28"/>
+          <w:szCs w:val="32"/>
+        </w:rPr>
+      </w:pPr>
+      <w:r>
+        <w:rPr>
+          <w:rFonts w:ascii="Arial" w:hAnsi="Arial" w:cs="Arial"/>
+          <w:sz w:val="28"/>
+          <w:szCs w:val="32"/>
+        </w:rPr>
+        <w:tab/>
+        <w:t xml:space="preserve">                                           </w:t>
+      </w:r>
+      <w:r>
+        <w:rPr>
+          <w:rFonts w:ascii="Arial" w:hAnsi="Arial" w:cs="Arial"/>
+          <w:b/>
+          <w:sz w:val="28"/>
+          <w:szCs w:val="32"/>
+        </w:rPr>
+        <w:t>Prowadzący:</w:t>
+      </w:r>
+      <w:r>
+        <w:rPr>
+          <w:rFonts w:ascii="Arial" w:hAnsi="Arial" w:cs="Arial"/>
+          <w:sz w:val="28"/>
+          <w:szCs w:val="32"/>
+        </w:rPr>
+        <w:t xml:space="preserve"> mgr inż. Kamil Wojnarowski</w:t>
+      </w:r>
+      <w:r>
+        <w:rPr>
+          <w:rFonts w:ascii="Arial" w:hAnsi="Arial" w:cs="Arial"/>
+          <w:sz w:val="28"/>
+          <w:szCs w:val="32"/>
+        </w:rPr>
+        <w:tab/>
+      </w:r>
+    </w:p>
+    <w:p>
+      <w:pPr>
+        <w:tabs>
+          <w:tab w:val="center" w:pos="4536"/>
+          <w:tab w:val="left" w:pos="7035"/>
+        </w:tabs>
+        <w:jc w:val="right"/>
+        <w:rPr>
+          <w:rFonts w:ascii="Arial" w:hAnsi="Arial" w:cs="Arial"/>
+          <w:sz w:val="28"/>
+          <w:szCs w:val="32"/>
+        </w:rPr>
+      </w:pPr>
+    </w:p>
+    <w:p>
+      <w:pPr>
+        <w:tabs>
+          <w:tab w:val="center" w:pos="4536"/>
+          <w:tab w:val="left" w:pos="7035"/>
+        </w:tabs>
+        <w:jc w:val="right"/>
+        <w:rPr>
+          <w:rFonts w:ascii="Arial" w:hAnsi="Arial" w:cs="Arial"/>
+          <w:sz w:val="28"/>
+          <w:szCs w:val="32"/>
+        </w:rPr>
+      </w:pPr>
+    </w:p>
+    <w:p>
+      <w:pPr>
+        <w:jc w:val="center"/>
+        <w:rPr>
+          <w:rFonts w:ascii="Arial" w:hAnsi="Arial" w:cs="Arial"/>
+          <w:b/>
+          <w:sz w:val="32"/>
+          <w:szCs w:val="32"/>
+        </w:rPr>
+      </w:pPr>
+      <w:r>
+        <w:rPr>
+          <w:rFonts w:ascii="Arial" w:hAnsi="Arial" w:cs="Arial"/>
+          <w:b/>
+          <w:sz w:val="32"/>
+          <w:szCs w:val="32"/>
+        </w:rPr>
+        <w:t>NOWY SĄCZ 2026r.</w:t>
+      </w:r>
+    </w:p>
+    <w:p>
+      <w:pPr>
+        <w:jc w:val="center"/>
+        <w:rPr>
+          <w:rFonts w:ascii="Arial" w:hAnsi="Arial" w:cs="Arial"/>
+          <w:b/>
+          <w:sz w:val="32"/>
+          <w:szCs w:val="32"/>
+        </w:rPr>
+      </w:pPr>
+    </w:p>
+    <w:p>
+      <w:pPr>
+        <w:jc w:val="center"/>
+        <w:rPr>
+          <w:rFonts w:ascii="Arial" w:hAnsi="Arial" w:cs="Arial"/>
+          <w:b/>
+          <w:sz w:val="32"/>
+          <w:szCs w:val="32"/>
+        </w:rPr>
+      </w:pPr>
+    </w:p>
+    <w:p>
+      <w:pPr>
+        <w:rPr>
+          <w:rFonts w:ascii="Arial" w:hAnsi="Arial" w:cs="Arial"/>
+          <w:b/>
+          <w:sz w:val="52"/>
+          <w:szCs w:val="52"/>
+        </w:rPr>
+      </w:pPr>
+    </w:p>
+    <w:p>
+      <w:pPr>
+        <w:rPr>
+          <w:rFonts w:ascii="Arial" w:hAnsi="Arial" w:cs="Arial"/>
+          <w:sz w:val="32"/>
+          <w:szCs w:val="32"/>
+        </w:rPr>
+      </w:pPr>
+    </w:p>
+    <w:p>
+      <w:pPr>
+        <w:rPr>
+          <w:rFonts w:ascii="Arial" w:hAnsi="Arial" w:cs="Arial"/>
+          <w:b/>
+          <w:sz w:val="40"/>
+          <w:szCs w:val="32"/>
+        </w:rPr>
+      </w:pPr>
+      <w:r>
+        <w:rPr>
+          <w:rFonts w:ascii="Arial" w:hAnsi="Arial" w:cs="Arial"/>
+          <w:b/>
+          <w:sz w:val="40"/>
+          <w:szCs w:val="32"/>
+        </w:rPr>
+        <w:lastRenderedPageBreak/>
+        <w:t xml:space="preserve">Spis treści </w:t>
+      </w:r>
+    </w:p>
+    <w:p>
+      <w:pPr>
+        <w:rPr>
+          <w:rFonts w:ascii="Arial" w:hAnsi="Arial" w:cs="Arial"/>
+          <w:sz w:val="32"/>
+          <w:szCs w:val="32"/>
+        </w:rPr>
+      </w:pPr>
+      <w:r>
+        <w:rPr>
+          <w:rFonts w:ascii="Arial" w:hAnsi="Arial" w:cs="Arial"/>
+          <w:sz w:val="32"/>
+          <w:szCs w:val="32"/>
+        </w:rPr>
+        <w:t>Wstęp..............................................</w:t>
+      </w:r>
+      <w:r>
+        <w:rPr>
+          <w:rFonts w:ascii="Arial" w:hAnsi="Arial" w:cs="Arial"/>
+          <w:sz w:val="32"/>
+          <w:szCs w:val="32"/>
+        </w:rPr>
+        <w:t>....</w:t>
+      </w:r>
+      <w:r>
+        <w:rPr>
+          <w:rFonts w:ascii="Arial" w:hAnsi="Arial" w:cs="Arial"/>
+          <w:sz w:val="32"/>
+          <w:szCs w:val="32"/>
+        </w:rPr>
+        <w:t>........</w:t>
+      </w:r>
+      <w:r>
+        <w:rPr>
+          <w:rFonts w:ascii="Arial" w:hAnsi="Arial" w:cs="Arial"/>
+          <w:sz w:val="32"/>
+          <w:szCs w:val="32"/>
+        </w:rPr>
+        <w:t>.............................. 3</w:t>
+      </w:r>
+      <w:r>
+        <w:rPr>
+          <w:rFonts w:ascii="Arial" w:hAnsi="Arial" w:cs="Arial"/>
+          <w:sz w:val="32"/>
+          <w:szCs w:val="32"/>
+        </w:rPr>
+        <w:t xml:space="preserve"> </w:t>
+      </w:r>
+    </w:p>
+    <w:p>
+      <w:pPr>
+        <w:rPr>
+          <w:rFonts w:ascii="Arial" w:hAnsi="Arial" w:cs="Arial"/>
+          <w:sz w:val="32"/>
+          <w:szCs w:val="32"/>
+        </w:rPr>
+      </w:pPr>
+      <w:r>
+        <w:rPr>
+          <w:rFonts w:ascii="Arial" w:hAnsi="Arial" w:cs="Arial"/>
+          <w:sz w:val="32"/>
+          <w:szCs w:val="32"/>
+        </w:rPr>
+        <w:t>1. Testy jednostkowe..........................................</w:t>
+      </w:r>
+      <w:r>
+        <w:rPr>
+          <w:rFonts w:ascii="Arial" w:hAnsi="Arial" w:cs="Arial"/>
+          <w:sz w:val="32"/>
+          <w:szCs w:val="32"/>
+        </w:rPr>
+        <w:t>...</w:t>
+      </w:r>
+      <w:r>
+        <w:rPr>
+          <w:rFonts w:ascii="Arial" w:hAnsi="Arial" w:cs="Arial"/>
+          <w:sz w:val="32"/>
+          <w:szCs w:val="32"/>
+        </w:rPr>
+        <w:t>.............</w:t>
+      </w:r>
+      <w:r>
+        <w:rPr>
+          <w:rFonts w:ascii="Arial" w:hAnsi="Arial" w:cs="Arial"/>
+          <w:sz w:val="32"/>
+          <w:szCs w:val="32"/>
+        </w:rPr>
+        <w:t>..................... 3</w:t>
+      </w:r>
+      <w:r>
+        <w:rPr>
+          <w:rFonts w:ascii="Arial" w:hAnsi="Arial" w:cs="Arial"/>
+          <w:sz w:val="32"/>
+          <w:szCs w:val="32"/>
+        </w:rPr>
+        <w:t xml:space="preserve"> </w:t>
+      </w:r>
+    </w:p>
+    <w:p>
+      <w:pPr>
+        <w:rPr>
+          <w:rFonts w:ascii="Arial" w:hAnsi="Arial" w:cs="Arial"/>
+          <w:sz w:val="32"/>
+          <w:szCs w:val="32"/>
+        </w:rPr>
+      </w:pPr>
+      <w:r>
+        <w:rPr>
+          <w:rFonts w:ascii="Arial" w:hAnsi="Arial" w:cs="Arial"/>
+          <w:sz w:val="32"/>
+          <w:szCs w:val="32"/>
+        </w:rPr>
+        <w:t>1.1 Implementacja programu..............................</w:t>
+      </w:r>
+      <w:r>
+        <w:rPr>
+          <w:rFonts w:ascii="Arial" w:hAnsi="Arial" w:cs="Arial"/>
+          <w:sz w:val="32"/>
+          <w:szCs w:val="32"/>
+        </w:rPr>
+        <w:t>....</w:t>
+      </w:r>
+      <w:r>
+        <w:rPr>
+          <w:rFonts w:ascii="Arial" w:hAnsi="Arial" w:cs="Arial"/>
+          <w:sz w:val="32"/>
+          <w:szCs w:val="32"/>
+        </w:rPr>
+        <w:t>..............</w:t>
+      </w:r>
+      <w:r>
+        <w:rPr>
+          <w:rFonts w:ascii="Arial" w:hAnsi="Arial" w:cs="Arial"/>
+          <w:sz w:val="32"/>
+          <w:szCs w:val="32"/>
+        </w:rPr>
+        <w:t>..... 3</w:t>
+      </w:r>
+      <w:r>
+        <w:rPr>
+          <w:rFonts w:ascii="Arial" w:hAnsi="Arial" w:cs="Arial"/>
+          <w:sz w:val="32"/>
+          <w:szCs w:val="32"/>
+        </w:rPr>
+        <w:t xml:space="preserve"> </w:t>
+      </w:r>
+    </w:p>
+    <w:p>
+      <w:pPr>
+        <w:rPr>
+          <w:rFonts w:ascii="Arial" w:hAnsi="Arial" w:cs="Arial"/>
+          <w:sz w:val="32"/>
+          <w:szCs w:val="32"/>
+        </w:rPr>
+      </w:pPr>
+      <w:r>
+        <w:rPr>
+          <w:rFonts w:ascii="Arial" w:hAnsi="Arial" w:cs="Arial"/>
+          <w:sz w:val="32"/>
+          <w:szCs w:val="32"/>
+        </w:rPr>
+        <w:t>1.2 Implementacja testów..........................</w:t>
+      </w:r>
+      <w:r>
+        <w:rPr>
+          <w:rFonts w:ascii="Arial" w:hAnsi="Arial" w:cs="Arial"/>
+          <w:sz w:val="32"/>
+          <w:szCs w:val="32"/>
+        </w:rPr>
+        <w:t>....</w:t>
+      </w:r>
+      <w:r>
+        <w:rPr>
+          <w:rFonts w:ascii="Arial" w:hAnsi="Arial" w:cs="Arial"/>
+          <w:sz w:val="32"/>
+          <w:szCs w:val="32"/>
+        </w:rPr>
+        <w:t>..............</w:t>
+      </w:r>
+      <w:r>
+        <w:rPr>
+          <w:rFonts w:ascii="Arial" w:hAnsi="Arial" w:cs="Arial"/>
+          <w:sz w:val="32"/>
+          <w:szCs w:val="32"/>
+        </w:rPr>
+        <w:t>.............. 4</w:t>
+      </w:r>
+      <w:r>
+        <w:rPr>
+          <w:rFonts w:ascii="Arial" w:hAnsi="Arial" w:cs="Arial"/>
+          <w:sz w:val="32"/>
+          <w:szCs w:val="32"/>
+        </w:rPr>
+        <w:t xml:space="preserve"> </w:t>
+      </w:r>
+    </w:p>
+    <w:p>
+      <w:pPr>
+        <w:rPr>
+          <w:rFonts w:ascii="Arial" w:hAnsi="Arial" w:cs="Arial"/>
+          <w:sz w:val="32"/>
+          <w:szCs w:val="32"/>
+        </w:rPr>
+      </w:pPr>
+      <w:r>
+        <w:rPr>
+          <w:rFonts w:ascii="Arial" w:hAnsi="Arial" w:cs="Arial"/>
+          <w:sz w:val="32"/>
+          <w:szCs w:val="32"/>
+        </w:rPr>
+        <w:t>1.3 Git</w:t>
+      </w:r>
+      <w:r>
+        <w:rPr>
+          <w:rFonts w:ascii="Arial" w:hAnsi="Arial" w:cs="Arial"/>
+          <w:sz w:val="32"/>
+          <w:szCs w:val="32"/>
+        </w:rPr>
+        <w:t>..</w:t>
+      </w:r>
+      <w:r>
+        <w:rPr>
+          <w:rFonts w:ascii="Arial" w:hAnsi="Arial" w:cs="Arial"/>
+          <w:sz w:val="32"/>
+          <w:szCs w:val="32"/>
+        </w:rPr>
+        <w:t>...........................</w:t>
+      </w:r>
+      <w:r>
+        <w:rPr>
+          <w:rFonts w:ascii="Arial" w:hAnsi="Arial" w:cs="Arial"/>
+          <w:sz w:val="32"/>
+          <w:szCs w:val="32"/>
+        </w:rPr>
+        <w:t>..</w:t>
+      </w:r>
+      <w:r>
+        <w:rPr>
+          <w:rFonts w:ascii="Arial" w:hAnsi="Arial" w:cs="Arial"/>
+          <w:sz w:val="32"/>
+          <w:szCs w:val="32"/>
+        </w:rPr>
+        <w:t>...........................</w:t>
+      </w:r>
+      <w:r>
+        <w:rPr>
+          <w:rFonts w:ascii="Arial" w:hAnsi="Arial" w:cs="Arial"/>
+          <w:sz w:val="32"/>
+          <w:szCs w:val="32"/>
+        </w:rPr>
+        <w:t>.............................. 6</w:t>
+      </w:r>
+      <w:r>
+        <w:rPr>
+          <w:rFonts w:ascii="Arial" w:hAnsi="Arial" w:cs="Arial"/>
+          <w:sz w:val="32"/>
+          <w:szCs w:val="32"/>
+        </w:rPr>
+        <w:t xml:space="preserve"> </w:t>
+      </w:r>
+    </w:p>
+    <w:p>
+      <w:pPr>
+        <w:rPr>
+          <w:rFonts w:ascii="Arial" w:hAnsi="Arial" w:cs="Arial"/>
+          <w:sz w:val="32"/>
+          <w:szCs w:val="32"/>
+        </w:rPr>
+      </w:pPr>
+      <w:r>
+        <w:rPr>
+          <w:rFonts w:ascii="Arial" w:hAnsi="Arial" w:cs="Arial"/>
+          <w:sz w:val="32"/>
+          <w:szCs w:val="32"/>
+        </w:rPr>
+        <w:t>2. Testy integracyjne....................</w:t>
+      </w:r>
+      <w:r>
+        <w:rPr>
+          <w:rFonts w:ascii="Arial" w:hAnsi="Arial" w:cs="Arial"/>
+          <w:sz w:val="32"/>
+          <w:szCs w:val="32"/>
+        </w:rPr>
+        <w:t>........</w:t>
+      </w:r>
+      <w:r>
+        <w:rPr>
+          <w:rFonts w:ascii="Arial" w:hAnsi="Arial" w:cs="Arial"/>
+          <w:sz w:val="32"/>
+          <w:szCs w:val="32"/>
+        </w:rPr>
+        <w:t>........</w:t>
+      </w:r>
+      <w:r>
+        <w:rPr>
+          <w:rFonts w:ascii="Arial" w:hAnsi="Arial" w:cs="Arial"/>
+          <w:sz w:val="32"/>
+          <w:szCs w:val="32"/>
+        </w:rPr>
+        <w:t>............................. 8</w:t>
+      </w:r>
+    </w:p>
+    <w:p>
+      <w:pPr>
+        <w:rPr>
+          <w:rFonts w:ascii="Arial" w:hAnsi="Arial" w:cs="Arial"/>
+          <w:sz w:val="32"/>
+          <w:szCs w:val="32"/>
+        </w:rPr>
+      </w:pPr>
+      <w:r>
+        <w:rPr>
+          <w:rFonts w:ascii="Arial" w:hAnsi="Arial" w:cs="Arial"/>
+          <w:sz w:val="32"/>
+          <w:szCs w:val="32"/>
+        </w:rPr>
+        <w:t>2</w:t>
+      </w:r>
+      <w:r>
+        <w:rPr>
+          <w:rFonts w:ascii="Arial" w:hAnsi="Arial" w:cs="Arial"/>
+          <w:sz w:val="32"/>
+          <w:szCs w:val="32"/>
+        </w:rPr>
+        <w:t>.1 Implementacja programu..............................</w:t>
+      </w:r>
+      <w:r>
+        <w:rPr>
+          <w:rFonts w:ascii="Arial" w:hAnsi="Arial" w:cs="Arial"/>
+          <w:sz w:val="32"/>
+          <w:szCs w:val="32"/>
+        </w:rPr>
+        <w:t>....</w:t>
+      </w:r>
+      <w:r>
+        <w:rPr>
+          <w:rFonts w:ascii="Arial" w:hAnsi="Arial" w:cs="Arial"/>
+          <w:sz w:val="32"/>
+          <w:szCs w:val="32"/>
+        </w:rPr>
+        <w:t>..............</w:t>
+      </w:r>
+      <w:r>
+        <w:rPr>
+          <w:rFonts w:ascii="Arial" w:hAnsi="Arial" w:cs="Arial"/>
+          <w:sz w:val="32"/>
+          <w:szCs w:val="32"/>
+        </w:rPr>
+        <w:t>..... 8</w:t>
+      </w:r>
+      <w:r>
+        <w:rPr>
+          <w:rFonts w:ascii="Arial" w:hAnsi="Arial" w:cs="Arial"/>
+          <w:sz w:val="32"/>
+          <w:szCs w:val="32"/>
+        </w:rPr>
+        <w:t xml:space="preserve"> </w:t>
+      </w:r>
+    </w:p>
+    <w:p>
+      <w:pPr>
+        <w:rPr>
+          <w:rFonts w:ascii="Arial" w:hAnsi="Arial" w:cs="Arial"/>
+          <w:sz w:val="32"/>
+          <w:szCs w:val="32"/>
+        </w:rPr>
+      </w:pPr>
+      <w:r>
+        <w:rPr>
+          <w:rFonts w:ascii="Arial" w:hAnsi="Arial" w:cs="Arial"/>
+          <w:sz w:val="32"/>
+          <w:szCs w:val="32"/>
+        </w:rPr>
+        <w:t>2</w:t>
+      </w:r>
+      <w:r>
+        <w:rPr>
+          <w:rFonts w:ascii="Arial" w:hAnsi="Arial" w:cs="Arial"/>
+          <w:sz w:val="32"/>
+          <w:szCs w:val="32"/>
+        </w:rPr>
+        <w:t>.2 Implementacja testów..........................</w:t>
+      </w:r>
+      <w:r>
+        <w:rPr>
+          <w:rFonts w:ascii="Arial" w:hAnsi="Arial" w:cs="Arial"/>
+          <w:sz w:val="32"/>
+          <w:szCs w:val="32"/>
+        </w:rPr>
+        <w:t>....</w:t>
+      </w:r>
+      <w:r>
+        <w:rPr>
+          <w:rFonts w:ascii="Arial" w:hAnsi="Arial" w:cs="Arial"/>
+          <w:sz w:val="32"/>
+          <w:szCs w:val="32"/>
+        </w:rPr>
+        <w:t>..............</w:t>
+      </w:r>
+      <w:r>
+        <w:rPr>
+          <w:rFonts w:ascii="Arial" w:hAnsi="Arial" w:cs="Arial"/>
+          <w:sz w:val="32"/>
+          <w:szCs w:val="32"/>
+        </w:rPr>
+        <w:t>.............. 9</w:t>
+      </w:r>
+      <w:r>
+        <w:rPr>
+          <w:rFonts w:ascii="Arial" w:hAnsi="Arial" w:cs="Arial"/>
+          <w:sz w:val="32"/>
+          <w:szCs w:val="32"/>
+        </w:rPr>
+        <w:t xml:space="preserve"> </w:t>
+      </w:r>
+    </w:p>
+    <w:p>
+      <w:pPr>
+        <w:rPr>
+          <w:rFonts w:ascii="Arial" w:hAnsi="Arial" w:cs="Arial"/>
+          <w:sz w:val="32"/>
+          <w:szCs w:val="32"/>
+        </w:rPr>
+      </w:pPr>
+      <w:r>
+        <w:rPr>
+          <w:rFonts w:ascii="Arial" w:hAnsi="Arial" w:cs="Arial"/>
+          <w:sz w:val="32"/>
+          <w:szCs w:val="32"/>
+        </w:rPr>
+        <w:t>2</w:t>
+      </w:r>
+      <w:r>
+        <w:rPr>
+          <w:rFonts w:ascii="Arial" w:hAnsi="Arial" w:cs="Arial"/>
+          <w:sz w:val="32"/>
+          <w:szCs w:val="32"/>
+        </w:rPr>
+        <w:t>.3 Git</w:t>
+      </w:r>
+      <w:r>
+        <w:rPr>
+          <w:rFonts w:ascii="Arial" w:hAnsi="Arial" w:cs="Arial"/>
+          <w:sz w:val="32"/>
+          <w:szCs w:val="32"/>
+        </w:rPr>
+        <w:t>..</w:t>
+      </w:r>
+      <w:r>
+        <w:rPr>
+          <w:rFonts w:ascii="Arial" w:hAnsi="Arial" w:cs="Arial"/>
+          <w:sz w:val="32"/>
+          <w:szCs w:val="32"/>
+        </w:rPr>
+        <w:t>...........................</w:t>
+      </w:r>
+      <w:r>
+        <w:rPr>
+          <w:rFonts w:ascii="Arial" w:hAnsi="Arial" w:cs="Arial"/>
+          <w:sz w:val="32"/>
+          <w:szCs w:val="32"/>
+        </w:rPr>
+        <w:t>..</w:t>
+      </w:r>
+      <w:r>
+        <w:rPr>
+          <w:rFonts w:ascii="Arial" w:hAnsi="Arial" w:cs="Arial"/>
+          <w:sz w:val="32"/>
+          <w:szCs w:val="32"/>
+        </w:rPr>
+        <w:t>...........................</w:t>
+      </w:r>
+      <w:r>
+        <w:rPr>
+          <w:rFonts w:ascii="Arial" w:hAnsi="Arial" w:cs="Arial"/>
+          <w:sz w:val="32"/>
+          <w:szCs w:val="32"/>
+        </w:rPr>
+        <w:t>............................ 10</w:t>
+      </w:r>
+      <w:r>
+        <w:rPr>
+          <w:rFonts w:ascii="Arial" w:hAnsi="Arial" w:cs="Arial"/>
+          <w:sz w:val="32"/>
+          <w:szCs w:val="32"/>
+        </w:rPr>
+        <w:t xml:space="preserve"> </w:t>
+      </w:r>
+    </w:p>
+    <w:p>
+      <w:pPr>
+        <w:rPr>
+          <w:rFonts w:ascii="Arial" w:hAnsi="Arial" w:cs="Arial"/>
+          <w:sz w:val="32"/>
+          <w:szCs w:val="32"/>
+        </w:rPr>
+      </w:pPr>
+      <w:r>
+        <w:rPr>
+          <w:rFonts w:ascii="Arial" w:hAnsi="Arial" w:cs="Arial"/>
+          <w:sz w:val="32"/>
+          <w:szCs w:val="32"/>
+        </w:rPr>
+        <w:t>3. Testy systemowe..............</w:t>
+      </w:r>
+      <w:r>
+        <w:rPr>
+          <w:rFonts w:ascii="Arial" w:hAnsi="Arial" w:cs="Arial"/>
+          <w:sz w:val="32"/>
+          <w:szCs w:val="32"/>
+        </w:rPr>
+        <w:t>...........</w:t>
+      </w:r>
+      <w:r>
+        <w:rPr>
+          <w:rFonts w:ascii="Arial" w:hAnsi="Arial" w:cs="Arial"/>
+          <w:sz w:val="32"/>
+          <w:szCs w:val="32"/>
+        </w:rPr>
+        <w:t>...........</w:t>
+      </w:r>
+      <w:r>
+        <w:rPr>
+          <w:rFonts w:ascii="Arial" w:hAnsi="Arial" w:cs="Arial"/>
+          <w:sz w:val="32"/>
+          <w:szCs w:val="32"/>
+        </w:rPr>
+        <w:t xml:space="preserve">.............................. </w:t>
+      </w:r>
+      <w:r>
+        <w:rPr>
+          <w:rFonts w:ascii="Arial" w:hAnsi="Arial" w:cs="Arial"/>
+          <w:sz w:val="32"/>
+          <w:szCs w:val="32"/>
+        </w:rPr>
+        <w:t xml:space="preserve"> </w:t>
+      </w:r>
+    </w:p>
+    <w:p>
+      <w:pPr>
+        <w:rPr>
+          <w:rFonts w:ascii="Arial" w:hAnsi="Arial" w:cs="Arial"/>
+          <w:sz w:val="32"/>
+          <w:szCs w:val="32"/>
+        </w:rPr>
+      </w:pPr>
+      <w:r>
+        <w:rPr>
+          <w:rFonts w:ascii="Arial" w:hAnsi="Arial" w:cs="Arial"/>
+          <w:sz w:val="32"/>
+          <w:szCs w:val="32"/>
+        </w:rPr>
+        <w:t>4. Testy akceptacyjne...........................</w:t>
+      </w:r>
+      <w:r>
+        <w:rPr>
+          <w:rFonts w:ascii="Arial" w:hAnsi="Arial" w:cs="Arial"/>
+          <w:sz w:val="32"/>
+          <w:szCs w:val="32"/>
+        </w:rPr>
+        <w:t xml:space="preserve">.................................... </w:t>
+      </w:r>
+      <w:r>
+        <w:rPr>
+          <w:rFonts w:ascii="Arial" w:hAnsi="Arial" w:cs="Arial"/>
+          <w:sz w:val="32"/>
+          <w:szCs w:val="32"/>
+        </w:rPr>
+        <w:t xml:space="preserve"> </w:t>
+      </w:r>
+    </w:p>
+    <w:p>
+      <w:pPr>
+        <w:rPr>
+          <w:rFonts w:ascii="Arial" w:hAnsi="Arial" w:cs="Arial"/>
+          <w:sz w:val="32"/>
+          <w:szCs w:val="32"/>
+        </w:rPr>
+      </w:pPr>
+      <w:r>
+        <w:rPr>
+          <w:rFonts w:ascii="Arial" w:hAnsi="Arial" w:cs="Arial"/>
+          <w:sz w:val="32"/>
+          <w:szCs w:val="32"/>
+        </w:rPr>
+        <w:t>Podsumowanie............................</w:t>
+      </w:r>
+      <w:r>
+        <w:rPr>
+          <w:rFonts w:ascii="Arial" w:hAnsi="Arial" w:cs="Arial"/>
+          <w:sz w:val="32"/>
+          <w:szCs w:val="32"/>
+        </w:rPr>
+        <w:t>...</w:t>
+      </w:r>
+      <w:r>
+        <w:rPr>
+          <w:rFonts w:ascii="Arial" w:hAnsi="Arial" w:cs="Arial"/>
+          <w:sz w:val="32"/>
+          <w:szCs w:val="32"/>
+        </w:rPr>
+        <w:t>............</w:t>
+      </w:r>
+      <w:r>
+        <w:rPr>
+          <w:rFonts w:ascii="Arial" w:hAnsi="Arial" w:cs="Arial"/>
+          <w:sz w:val="32"/>
+          <w:szCs w:val="32"/>
+        </w:rPr>
+        <w:t xml:space="preserve">.............................. </w:t>
+      </w:r>
+      <w:r>
+        <w:rPr>
+          <w:rFonts w:ascii="Arial" w:hAnsi="Arial" w:cs="Arial"/>
+          <w:sz w:val="32"/>
+          <w:szCs w:val="32"/>
+        </w:rPr>
+        <w:t xml:space="preserve"> </w:t>
+      </w:r>
+    </w:p>
+    <w:p>
+      <w:pPr>
+        <w:rPr>
+          <w:rFonts w:ascii="Arial" w:hAnsi="Arial" w:cs="Arial"/>
+          <w:b/>
+          <w:sz w:val="32"/>
+          <w:szCs w:val="32"/>
+        </w:rPr>
+      </w:pPr>
+      <w:r>
+        <w:rPr>
+          <w:rFonts w:ascii="Arial" w:hAnsi="Arial" w:cs="Arial"/>
+          <w:sz w:val="32"/>
+          <w:szCs w:val="32"/>
+        </w:rPr>
+        <w:t xml:space="preserve">Bibliografia............................................................................... </w:t>
+      </w:r>
+    </w:p>
+    <w:p>
+      <w:pPr>
+        <w:rPr>
+          <w:rFonts w:ascii="Arial" w:hAnsi="Arial" w:cs="Arial"/>
+          <w:b/>
+          <w:sz w:val="52"/>
+          <w:szCs w:val="52"/>
+        </w:rPr>
+      </w:pPr>
+    </w:p>
+    <w:p>
+      <w:pPr>
+        <w:rPr>
+          <w:rFonts w:ascii="Arial" w:hAnsi="Arial" w:cs="Arial"/>
+          <w:b/>
+          <w:sz w:val="52"/>
+          <w:szCs w:val="52"/>
+        </w:rPr>
+      </w:pPr>
+    </w:p>
+    <w:p>
+      <w:pPr>
+        <w:rPr>
+          <w:rFonts w:ascii="Arial" w:hAnsi="Arial" w:cs="Arial"/>
+          <w:b/>
+          <w:sz w:val="52"/>
+          <w:szCs w:val="52"/>
+        </w:rPr>
+      </w:pPr>
+    </w:p>
+    <w:p>
+      <w:pPr>
+        <w:rPr>
+          <w:rFonts w:ascii="Arial" w:hAnsi="Arial" w:cs="Arial"/>
+          <w:b/>
+          <w:sz w:val="52"/>
+          <w:szCs w:val="52"/>
+        </w:rPr>
+      </w:pPr>
+    </w:p>
+    <w:p>
+      <w:pPr>
+        <w:rPr>
+          <w:rFonts w:ascii="Arial" w:hAnsi="Arial" w:cs="Arial"/>
+          <w:b/>
+          <w:sz w:val="52"/>
+          <w:szCs w:val="52"/>
+        </w:rPr>
+      </w:pPr>
+    </w:p>
+    <w:p>
+      <w:pPr>
+        <w:rPr>
+          <w:rFonts w:ascii="Arial" w:hAnsi="Arial" w:cs="Arial"/>
+          <w:b/>
+          <w:sz w:val="52"/>
+          <w:szCs w:val="52"/>
+        </w:rPr>
+      </w:pPr>
+      <w:r>
+        <w:rPr>
+          <w:rFonts w:ascii="Arial" w:hAnsi="Arial" w:cs="Arial"/>
+          <w:b/>
+          <w:sz w:val="52"/>
+          <w:szCs w:val="52"/>
+        </w:rPr>
+        <w:lastRenderedPageBreak/>
         <w:t>Wstęp</w:t>
       </w:r>
     </w:p>
@@ -424,7 +1545,7 @@
           <w:szCs w:val="32"/>
         </w:rPr>
         <w:lastRenderedPageBreak/>
-        <w:pict w14:anchorId="4B6393D8">
+        <w:pict>
           <v:shapetype id="_x0000_t75" coordsize="21600,21600" o:spt="75" o:preferrelative="t" path="m@4@5l@4@11@9@11@9@5xe" filled="f" stroked="f">
             <v:stroke joinstyle="miter"/>
             <v:formulas>
@@ -444,8 +1565,8 @@
             <v:path o:extrusionok="f" gradientshapeok="t" o:connecttype="rect"/>
             <o:lock v:ext="edit" aspectratio="t"/>
           </v:shapetype>
-          <v:shape id="_x0000_i1025" type="#_x0000_t75" style="width:453.5pt;height:255pt">
-            <v:imagedata r:id="rId4" o:title="testy"/>
+          <v:shape id="_x0000_i1025" type="#_x0000_t75" style="width:453.75pt;height:255pt">
+            <v:imagedata r:id="rId5" o:title="testy"/>
           </v:shape>
         </w:pict>
       </w:r>
@@ -604,9 +1725,9 @@
           <w:sz w:val="52"/>
           <w:szCs w:val="52"/>
         </w:rPr>
-        <w:pict w14:anchorId="462B981D">
-          <v:shape id="_x0000_i1026" type="#_x0000_t75" style="width:453.5pt;height:255pt">
-            <v:imagedata r:id="rId5" o:title="Zrzut ekranu (114)"/>
+        <w:pict>
+          <v:shape id="_x0000_i1026" type="#_x0000_t75" style="width:453.75pt;height:255pt">
+            <v:imagedata r:id="rId6" o:title="Zrzut ekranu (114)"/>
           </v:shape>
         </w:pict>
       </w:r>
@@ -617,9 +1738,9 @@
           <w:sz w:val="52"/>
           <w:szCs w:val="52"/>
         </w:rPr>
-        <w:pict w14:anchorId="117777CA">
-          <v:shape id="_x0000_i1027" type="#_x0000_t75" style="width:453.5pt;height:255pt">
-            <v:imagedata r:id="rId6" o:title="Zrzut ekranu (113)"/>
+        <w:pict>
+          <v:shape id="_x0000_i1027" type="#_x0000_t75" style="width:453.75pt;height:255pt">
+            <v:imagedata r:id="rId7" o:title="Zrzut ekranu (113)"/>
           </v:shape>
         </w:pict>
       </w:r>
@@ -631,9 +1752,9 @@
           <w:szCs w:val="52"/>
         </w:rPr>
         <w:lastRenderedPageBreak/>
-        <w:pict w14:anchorId="2F3B3F66">
-          <v:shape id="_x0000_i1028" type="#_x0000_t75" style="width:453.5pt;height:255pt">
-            <v:imagedata r:id="rId7" o:title="Zrzut ekranu (109)"/>
+        <w:pict>
+          <v:shape id="_x0000_i1028" type="#_x0000_t75" style="width:453.75pt;height:255pt">
+            <v:imagedata r:id="rId8" o:title="Zrzut ekranu (109)"/>
           </v:shape>
         </w:pict>
       </w:r>
@@ -644,9 +1765,9 @@
           <w:sz w:val="52"/>
           <w:szCs w:val="52"/>
         </w:rPr>
-        <w:pict w14:anchorId="0EFBFCAE">
-          <v:shape id="_x0000_i1029" type="#_x0000_t75" style="width:453.5pt;height:255pt">
-            <v:imagedata r:id="rId8" o:title="Zrzut ekranu (110)"/>
+        <w:pict>
+          <v:shape id="_x0000_i1029" type="#_x0000_t75" style="width:453.75pt;height:255pt">
+            <v:imagedata r:id="rId9" o:title="Zrzut ekranu (110)"/>
           </v:shape>
         </w:pict>
       </w:r>
@@ -658,9 +1779,9 @@
           <w:szCs w:val="52"/>
         </w:rPr>
         <w:lastRenderedPageBreak/>
-        <w:pict w14:anchorId="741963C4">
-          <v:shape id="_x0000_i1030" type="#_x0000_t75" style="width:453.5pt;height:255pt">
-            <v:imagedata r:id="rId9" o:title="Zrzut ekranu (111)"/>
+        <w:pict>
+          <v:shape id="_x0000_i1030" type="#_x0000_t75" style="width:453.75pt;height:255pt">
+            <v:imagedata r:id="rId10" o:title="Zrzut ekranu (111)"/>
           </v:shape>
         </w:pict>
       </w:r>
@@ -671,9 +1792,9 @@
           <w:sz w:val="52"/>
           <w:szCs w:val="52"/>
         </w:rPr>
-        <w:pict w14:anchorId="0D155E20">
-          <v:shape id="_x0000_i1031" type="#_x0000_t75" style="width:453.5pt;height:255pt">
-            <v:imagedata r:id="rId10" o:title="Zrzut ekranu (112)"/>
+        <w:pict>
+          <v:shape id="_x0000_i1031" type="#_x0000_t75" style="width:453.75pt;height:255pt">
+            <v:imagedata r:id="rId11" o:title="Zrzut ekranu (112)"/>
           </v:shape>
         </w:pict>
       </w:r>
@@ -846,52 +1967,7 @@
           <w:sz w:val="32"/>
           <w:szCs w:val="32"/>
         </w:rPr>
-        <w:t xml:space="preserve">Test nr </w:t>
-      </w:r>
-      <w:r>
-        <w:rPr>
-          <w:rFonts w:ascii="Arial" w:hAnsi="Arial" w:cs="Arial"/>
-          <w:bCs/>
-          <w:sz w:val="32"/>
-          <w:szCs w:val="32"/>
-        </w:rPr>
-        <w:t>6</w:t>
-      </w:r>
-      <w:r>
-        <w:rPr>
-          <w:rFonts w:ascii="Arial" w:hAnsi="Arial" w:cs="Arial"/>
-          <w:bCs/>
-          <w:sz w:val="32"/>
-          <w:szCs w:val="32"/>
-        </w:rPr>
-        <w:t xml:space="preserve"> sprawdza poprawne wkładanie do </w:t>
-      </w:r>
-      <w:r>
-        <w:rPr>
-          <w:rFonts w:ascii="Arial" w:hAnsi="Arial" w:cs="Arial"/>
-          <w:bCs/>
-          <w:sz w:val="32"/>
-          <w:szCs w:val="32"/>
-        </w:rPr>
-        <w:t>wybranej</w:t>
-      </w:r>
-      <w:r>
-        <w:rPr>
-          <w:rFonts w:ascii="Arial" w:hAnsi="Arial" w:cs="Arial"/>
-          <w:bCs/>
-          <w:sz w:val="32"/>
-          <w:szCs w:val="32"/>
-        </w:rPr>
-        <w:t xml:space="preserve"> wolnej pułki produktu Poprawny wynik ma być pozytywny</w:t>
-      </w:r>
-      <w:r>
-        <w:rPr>
-          <w:rFonts w:ascii="Arial" w:hAnsi="Arial" w:cs="Arial"/>
-          <w:bCs/>
-          <w:sz w:val="32"/>
-          <w:szCs w:val="32"/>
-        </w:rPr>
-        <w:t>.</w:t>
+        <w:t>Test nr 6 sprawdza poprawne wkładanie do wybranej wolnej pułki produktu Poprawny wynik ma być pozytywny.</w:t>
       </w:r>
     </w:p>
     <w:p>
@@ -912,7 +1988,7 @@
           <w:szCs w:val="32"/>
         </w:rPr>
         <w:drawing>
-          <wp:inline distT="0" distB="0" distL="0" distR="0" wp14:anchorId="1714F6C9" wp14:editId="75F752B4">
+          <wp:inline distT="0" distB="0" distL="0" distR="0">
             <wp:extent cx="5759450" cy="3238500"/>
             <wp:effectExtent l="0" t="0" r="0" b="0"/>
             <wp:docPr id="730063507" name="Obraz 3"/>
@@ -929,10 +2005,10 @@
                     </pic:cNvPicPr>
                   </pic:nvPicPr>
                   <pic:blipFill>
-                    <a:blip r:embed="rId11" cstate="print">
+                    <a:blip r:embed="rId12" cstate="print">
                       <a:extLst>
                         <a:ext uri="{28A0092B-C50C-407E-A947-70E740481C1C}">
-                          <a14:useLocalDpi xmlns:a14="http://schemas.microsoft.com/office/drawing/2010/main" val="0"/>
+                          <a14:useLocalDpi xmlns:a14="http://schemas.microsoft.com/office/drawing/2010/main" xmlns:wps="http://schemas.microsoft.com/office/word/2010/wordprocessingShape" xmlns:wpi="http://schemas.microsoft.com/office/word/2010/wordprocessingInk" xmlns:wpg="http://schemas.microsoft.com/office/word/2010/wordprocessingGroup" xmlns:w16se="http://schemas.microsoft.com/office/word/2015/wordml/symex" xmlns:w16sdtfl="http://schemas.microsoft.com/office/word/2024/wordml/sdtformatlock" xmlns:w16sdtdh="http://schemas.microsoft.com/office/word/2020/wordml/sdtdatahash" xmlns:w16du="http://schemas.microsoft.com/office/word/2023/wordml/word16du" xmlns:w16="http://schemas.microsoft.com/office/word/2018/wordml" xmlns:w16cid="http://schemas.microsoft.com/office/word/2016/wordml/cid" xmlns:w16cex="http://schemas.microsoft.com/office/word/2018/wordml/cex" xmlns:w15="http://schemas.microsoft.com/office/word/2012/wordml" xmlns:w14="http://schemas.microsoft.com/office/word/2010/wordml" xmlns:w="http://schemas.openxmlformats.org/wordprocessingml/2006/main" xmlns:w10="urn:schemas-microsoft-com:office:word" xmlns:wp14="http://schemas.microsoft.com/office/word/2010/wordprocessingDrawing" xmlns:v="urn:schemas-microsoft-com:vml" xmlns:oel="http://schemas.microsoft.com/office/2019/extlst" xmlns:o="urn:schemas-microsoft-com:office:office" xmlns:am3d="http://schemas.microsoft.com/office/drawing/2017/model3d" xmlns:aink="http://schemas.microsoft.com/office/drawing/2016/ink" xmlns:mc="http://schemas.openxmlformats.org/markup-compatibility/2006" xmlns:cx8="http://schemas.microsoft.com/office/drawing/2016/5/14/chartex" xmlns:cx7="http://schemas.microsoft.com/office/drawing/2016/5/13/chartex" xmlns:cx6="http://schemas.microsoft.com/office/drawing/2016/5/12/chartex" xmlns:cx5="http://schemas.microsoft.com/office/drawing/2016/5/11/chartex" xmlns:cx4="http://schemas.microsoft.com/office/drawing/2016/5/10/chartex" xmlns:cx3="http://schemas.microsoft.com/office/drawing/2016/5/9/chartex" xmlns:cx2="http://schemas.microsoft.com/office/drawing/2015/10/21/chartex" xmlns:cx1="http://schemas.microsoft.com/office/drawing/2015/9/8/chartex" xmlns:cx="http://schemas.microsoft.com/office/drawing/2014/chartex" xmlns:wpc="http://schemas.microsoft.com/office/word/2010/wordprocessingCanvas" xmlns="" val="0"/>
                         </a:ext>
                       </a:extLst>
                     </a:blip>
@@ -1048,7 +2124,7 @@
           <w:szCs w:val="52"/>
         </w:rPr>
         <w:drawing>
-          <wp:inline distT="0" distB="0" distL="0" distR="0" wp14:anchorId="27F12E3C" wp14:editId="64EF608B">
+          <wp:inline distT="0" distB="0" distL="0" distR="0">
             <wp:extent cx="5759450" cy="3238500"/>
             <wp:effectExtent l="0" t="0" r="0" b="0"/>
             <wp:docPr id="629934517" name="Obraz 2"/>
@@ -1065,10 +2141,10 @@
                     </pic:cNvPicPr>
                   </pic:nvPicPr>
                   <pic:blipFill>
-                    <a:blip r:embed="rId12" cstate="print">
+                    <a:blip r:embed="rId13" cstate="print">
                       <a:extLst>
                         <a:ext uri="{28A0092B-C50C-407E-A947-70E740481C1C}">
-                          <a14:useLocalDpi xmlns:a14="http://schemas.microsoft.com/office/drawing/2010/main" val="0"/>
+                          <a14:useLocalDpi xmlns:a14="http://schemas.microsoft.com/office/drawing/2010/main" xmlns:wps="http://schemas.microsoft.com/office/word/2010/wordprocessingShape" xmlns:wpi="http://schemas.microsoft.com/office/word/2010/wordprocessingInk" xmlns:wpg="http://schemas.microsoft.com/office/word/2010/wordprocessingGroup" xmlns:w16se="http://schemas.microsoft.com/office/word/2015/wordml/symex" xmlns:w16sdtfl="http://schemas.microsoft.com/office/word/2024/wordml/sdtformatlock" xmlns:w16sdtdh="http://schemas.microsoft.com/office/word/2020/wordml/sdtdatahash" xmlns:w16du="http://schemas.microsoft.com/office/word/2023/wordml/word16du" xmlns:w16="http://schemas.microsoft.com/office/word/2018/wordml" xmlns:w16cid="http://schemas.microsoft.com/office/word/2016/wordml/cid" xmlns:w16cex="http://schemas.microsoft.com/office/word/2018/wordml/cex" xmlns:w15="http://schemas.microsoft.com/office/word/2012/wordml" xmlns:w14="http://schemas.microsoft.com/office/word/2010/wordml" xmlns:w="http://schemas.openxmlformats.org/wordprocessingml/2006/main" xmlns:w10="urn:schemas-microsoft-com:office:word" xmlns:wp14="http://schemas.microsoft.com/office/word/2010/wordprocessingDrawing" xmlns:v="urn:schemas-microsoft-com:vml" xmlns:oel="http://schemas.microsoft.com/office/2019/extlst" xmlns:o="urn:schemas-microsoft-com:office:office" xmlns:am3d="http://schemas.microsoft.com/office/drawing/2017/model3d" xmlns:aink="http://schemas.microsoft.com/office/drawing/2016/ink" xmlns:mc="http://schemas.openxmlformats.org/markup-compatibility/2006" xmlns:cx8="http://schemas.microsoft.com/office/drawing/2016/5/14/chartex" xmlns:cx7="http://schemas.microsoft.com/office/drawing/2016/5/13/chartex" xmlns:cx6="http://schemas.microsoft.com/office/drawing/2016/5/12/chartex" xmlns:cx5="http://schemas.microsoft.com/office/drawing/2016/5/11/chartex" xmlns:cx4="http://schemas.microsoft.com/office/drawing/2016/5/10/chartex" xmlns:cx3="http://schemas.microsoft.com/office/drawing/2016/5/9/chartex" xmlns:cx2="http://schemas.microsoft.com/office/drawing/2015/10/21/chartex" xmlns:cx1="http://schemas.microsoft.com/office/drawing/2015/9/8/chartex" xmlns:cx="http://schemas.microsoft.com/office/drawing/2014/chartex" xmlns:wpc="http://schemas.microsoft.com/office/word/2010/wordprocessingCanvas" xmlns="" val="0"/>
                         </a:ext>
                       </a:extLst>
                     </a:blip>
@@ -1105,7 +2181,7 @@
           <w:szCs w:val="52"/>
         </w:rPr>
         <w:drawing>
-          <wp:inline distT="0" distB="0" distL="0" distR="0" wp14:anchorId="57D33FC6" wp14:editId="7B6B7834">
+          <wp:inline distT="0" distB="0" distL="0" distR="0">
             <wp:extent cx="5759450" cy="3238500"/>
             <wp:effectExtent l="0" t="0" r="0" b="0"/>
             <wp:docPr id="476471705" name="Obraz 1"/>
@@ -1122,10 +2198,10 @@
                     </pic:cNvPicPr>
                   </pic:nvPicPr>
                   <pic:blipFill>
-                    <a:blip r:embed="rId13" cstate="print">
+                    <a:blip r:embed="rId14" cstate="print">
                       <a:extLst>
                         <a:ext uri="{28A0092B-C50C-407E-A947-70E740481C1C}">
-                          <a14:useLocalDpi xmlns:a14="http://schemas.microsoft.com/office/drawing/2010/main" val="0"/>
+                          <a14:useLocalDpi xmlns:a14="http://schemas.microsoft.com/office/drawing/2010/main" xmlns:wps="http://schemas.microsoft.com/office/word/2010/wordprocessingShape" xmlns:wpi="http://schemas.microsoft.com/office/word/2010/wordprocessingInk" xmlns:wpg="http://schemas.microsoft.com/office/word/2010/wordprocessingGroup" xmlns:w16se="http://schemas.microsoft.com/office/word/2015/wordml/symex" xmlns:w16sdtfl="http://schemas.microsoft.com/office/word/2024/wordml/sdtformatlock" xmlns:w16sdtdh="http://schemas.microsoft.com/office/word/2020/wordml/sdtdatahash" xmlns:w16du="http://schemas.microsoft.com/office/word/2023/wordml/word16du" xmlns:w16="http://schemas.microsoft.com/office/word/2018/wordml" xmlns:w16cid="http://schemas.microsoft.com/office/word/2016/wordml/cid" xmlns:w16cex="http://schemas.microsoft.com/office/word/2018/wordml/cex" xmlns:w15="http://schemas.microsoft.com/office/word/2012/wordml" xmlns:w14="http://schemas.microsoft.com/office/word/2010/wordml" xmlns:w="http://schemas.openxmlformats.org/wordprocessingml/2006/main" xmlns:w10="urn:schemas-microsoft-com:office:word" xmlns:wp14="http://schemas.microsoft.com/office/word/2010/wordprocessingDrawing" xmlns:v="urn:schemas-microsoft-com:vml" xmlns:oel="http://schemas.microsoft.com/office/2019/extlst" xmlns:o="urn:schemas-microsoft-com:office:office" xmlns:am3d="http://schemas.microsoft.com/office/drawing/2017/model3d" xmlns:aink="http://schemas.microsoft.com/office/drawing/2016/ink" xmlns:mc="http://schemas.openxmlformats.org/markup-compatibility/2006" xmlns:cx8="http://schemas.microsoft.com/office/drawing/2016/5/14/chartex" xmlns:cx7="http://schemas.microsoft.com/office/drawing/2016/5/13/chartex" xmlns:cx6="http://schemas.microsoft.com/office/drawing/2016/5/12/chartex" xmlns:cx5="http://schemas.microsoft.com/office/drawing/2016/5/11/chartex" xmlns:cx4="http://schemas.microsoft.com/office/drawing/2016/5/10/chartex" xmlns:cx3="http://schemas.microsoft.com/office/drawing/2016/5/9/chartex" xmlns:cx2="http://schemas.microsoft.com/office/drawing/2015/10/21/chartex" xmlns:cx1="http://schemas.microsoft.com/office/drawing/2015/9/8/chartex" xmlns:cx="http://schemas.microsoft.com/office/drawing/2014/chartex" xmlns:wpc="http://schemas.microsoft.com/office/word/2010/wordprocessingCanvas" xmlns="" val="0"/>
                         </a:ext>
                       </a:extLst>
                     </a:blip>
@@ -1175,7 +2251,7 @@
 </file>
 
 <file path=word/styles.xml><?xml version="1.0" encoding="utf-8"?>
-<w:styles xmlns:mc="http://schemas.openxmlformats.org/markup-compatibility/2006" xmlns:r="http://schemas.openxmlformats.org/officeDocument/2006/relationships" xmlns:w="http://schemas.openxmlformats.org/wordprocessingml/2006/main" xmlns:w14="http://schemas.microsoft.com/office/word/2010/wordml" xmlns:w15="http://schemas.microsoft.com/office/word/2012/wordml" xmlns:w16cex="http://schemas.microsoft.com/office/word/2018/wordml/cex" xmlns:w16cid="http://schemas.microsoft.com/office/word/2016/wordml/cid" xmlns:w16="http://schemas.microsoft.com/office/word/2018/wordml" xmlns:w16du="http://schemas.microsoft.com/office/word/2023/wordml/word16du" xmlns:w16sdtdh="http://schemas.microsoft.com/office/word/2020/wordml/sdtdatahash" xmlns:w16sdtfl="http://schemas.microsoft.com/office/word/2024/wordml/sdtformatlock" xmlns:w16se="http://schemas.microsoft.com/office/word/2015/wordml/symex" mc:Ignorable="w14 w15 w16se w16cid w16 w16cex w16sdtdh w16sdtfl w16du">
+<w:styles xmlns:r="http://schemas.openxmlformats.org/officeDocument/2006/relationships" xmlns:w="http://schemas.openxmlformats.org/wordprocessingml/2006/main">
   <w:docDefaults>
     <w:rPrDefault>
       <w:rPr>
@@ -1191,387 +2267,149 @@
       </w:pPr>
     </w:pPrDefault>
   </w:docDefaults>
-  <w:latentStyles w:defLockedState="0" w:defUIPriority="99" w:defSemiHidden="0" w:defUnhideWhenUsed="0" w:defQFormat="0" w:count="376">
-    <w:lsdException w:name="Normal" w:uiPriority="0" w:qFormat="1"/>
-    <w:lsdException w:name="heading 1" w:uiPriority="9" w:qFormat="1"/>
-    <w:lsdException w:name="heading 2" w:semiHidden="1" w:uiPriority="9" w:unhideWhenUsed="1" w:qFormat="1"/>
-    <w:lsdException w:name="heading 3" w:semiHidden="1" w:uiPriority="9" w:unhideWhenUsed="1" w:qFormat="1"/>
-    <w:lsdException w:name="heading 4" w:semiHidden="1" w:uiPriority="9" w:unhideWhenUsed="1" w:qFormat="1"/>
-    <w:lsdException w:name="heading 5" w:semiHidden="1" w:uiPriority="9" w:unhideWhenUsed="1" w:qFormat="1"/>
-    <w:lsdException w:name="heading 6" w:semiHidden="1" w:uiPriority="9" w:unhideWhenUsed="1" w:qFormat="1"/>
-    <w:lsdException w:name="heading 7" w:semiHidden="1" w:uiPriority="9" w:unhideWhenUsed="1" w:qFormat="1"/>
-    <w:lsdException w:name="heading 8" w:semiHidden="1" w:uiPriority="9" w:unhideWhenUsed="1" w:qFormat="1"/>
-    <w:lsdException w:name="heading 9" w:semiHidden="1" w:uiPriority="9" w:unhideWhenUsed="1" w:qFormat="1"/>
-    <w:lsdException w:name="index 1" w:semiHidden="1" w:unhideWhenUsed="1"/>
-    <w:lsdException w:name="index 2" w:semiHidden="1" w:unhideWhenUsed="1"/>
-    <w:lsdException w:name="index 3" w:semiHidden="1" w:unhideWhenUsed="1"/>
-    <w:lsdException w:name="index 4" w:semiHidden="1" w:unhideWhenUsed="1"/>
-    <w:lsdException w:name="index 5" w:semiHidden="1" w:unhideWhenUsed="1"/>
-    <w:lsdException w:name="index 6" w:semiHidden="1" w:unhideWhenUsed="1"/>
-    <w:lsdException w:name="index 7" w:semiHidden="1" w:unhideWhenUsed="1"/>
-    <w:lsdException w:name="index 8" w:semiHidden="1" w:unhideWhenUsed="1"/>
-    <w:lsdException w:name="index 9" w:semiHidden="1" w:unhideWhenUsed="1"/>
-    <w:lsdException w:name="toc 1" w:semiHidden="1" w:uiPriority="39" w:unhideWhenUsed="1"/>
-    <w:lsdException w:name="toc 2" w:semiHidden="1" w:uiPriority="39" w:unhideWhenUsed="1"/>
-    <w:lsdException w:name="toc 3" w:semiHidden="1" w:uiPriority="39" w:unhideWhenUsed="1"/>
-    <w:lsdException w:name="toc 4" w:semiHidden="1" w:uiPriority="39" w:unhideWhenUsed="1"/>
-    <w:lsdException w:name="toc 5" w:semiHidden="1" w:uiPriority="39" w:unhideWhenUsed="1"/>
-    <w:lsdException w:name="toc 6" w:semiHidden="1" w:uiPriority="39" w:unhideWhenUsed="1"/>
-    <w:lsdException w:name="toc 7" w:semiHidden="1" w:uiPriority="39" w:unhideWhenUsed="1"/>
-    <w:lsdException w:name="toc 8" w:semiHidden="1" w:uiPriority="39" w:unhideWhenUsed="1"/>
-    <w:lsdException w:name="toc 9" w:semiHidden="1" w:uiPriority="39" w:unhideWhenUsed="1"/>
-    <w:lsdException w:name="Normal Indent" w:semiHidden="1" w:unhideWhenUsed="1"/>
-    <w:lsdException w:name="footnote text" w:semiHidden="1" w:unhideWhenUsed="1"/>
-    <w:lsdException w:name="annotation text" w:semiHidden="1" w:unhideWhenUsed="1"/>
-    <w:lsdException w:name="header" w:semiHidden="1" w:unhideWhenUsed="1"/>
-    <w:lsdException w:name="footer" w:semiHidden="1" w:unhideWhenUsed="1"/>
-    <w:lsdException w:name="index heading" w:semiHidden="1" w:unhideWhenUsed="1"/>
-    <w:lsdException w:name="caption" w:semiHidden="1" w:uiPriority="35" w:unhideWhenUsed="1" w:qFormat="1"/>
-    <w:lsdException w:name="table of figures" w:semiHidden="1" w:unhideWhenUsed="1"/>
-    <w:lsdException w:name="envelope address" w:semiHidden="1" w:unhideWhenUsed="1"/>
-    <w:lsdException w:name="envelope return" w:semiHidden="1" w:unhideWhenUsed="1"/>
-    <w:lsdException w:name="footnote reference" w:semiHidden="1" w:unhideWhenUsed="1"/>
-    <w:lsdException w:name="annotation reference" w:semiHidden="1" w:unhideWhenUsed="1"/>
-    <w:lsdException w:name="line number" w:semiHidden="1" w:unhideWhenUsed="1"/>
-    <w:lsdException w:name="page number" w:semiHidden="1" w:unhideWhenUsed="1"/>
-    <w:lsdException w:name="endnote reference" w:semiHidden="1" w:unhideWhenUsed="1"/>
-    <w:lsdException w:name="endnote text" w:semiHidden="1" w:unhideWhenUsed="1"/>
-    <w:lsdException w:name="table of authorities" w:semiHidden="1" w:unhideWhenUsed="1"/>
-    <w:lsdException w:name="macro" w:semiHidden="1" w:unhideWhenUsed="1"/>
-    <w:lsdException w:name="toa heading" w:semiHidden="1" w:unhideWhenUsed="1"/>
-    <w:lsdException w:name="List" w:semiHidden="1" w:unhideWhenUsed="1"/>
-    <w:lsdException w:name="List Bullet" w:semiHidden="1" w:unhideWhenUsed="1"/>
-    <w:lsdException w:name="List Number" w:semiHidden="1" w:unhideWhenUsed="1"/>
-    <w:lsdException w:name="List 2" w:semiHidden="1" w:unhideWhenUsed="1"/>
-    <w:lsdException w:name="List 3" w:semiHidden="1" w:unhideWhenUsed="1"/>
-    <w:lsdException w:name="List 4" w:semiHidden="1" w:unhideWhenUsed="1"/>
-    <w:lsdException w:name="List 5" w:semiHidden="1" w:unhideWhenUsed="1"/>
-    <w:lsdException w:name="List Bullet 2" w:semiHidden="1" w:unhideWhenUsed="1"/>
-    <w:lsdException w:name="List Bullet 3" w:semiHidden="1" w:unhideWhenUsed="1"/>
-    <w:lsdException w:name="List Bullet 4" w:semiHidden="1" w:unhideWhenUsed="1"/>
-    <w:lsdException w:name="List Bullet 5" w:semiHidden="1" w:unhideWhenUsed="1"/>
-    <w:lsdException w:name="List Number 2" w:semiHidden="1" w:unhideWhenUsed="1"/>
-    <w:lsdException w:name="List Number 3" w:semiHidden="1" w:unhideWhenUsed="1"/>
-    <w:lsdException w:name="List Number 4" w:semiHidden="1" w:unhideWhenUsed="1"/>
-    <w:lsdException w:name="List Number 5" w:semiHidden="1" w:unhideWhenUsed="1"/>
-    <w:lsdException w:name="Title" w:uiPriority="10" w:qFormat="1"/>
-    <w:lsdException w:name="Closing" w:semiHidden="1" w:unhideWhenUsed="1"/>
-    <w:lsdException w:name="Signature" w:semiHidden="1" w:unhideWhenUsed="1"/>
-    <w:lsdException w:name="Default Paragraph Font" w:semiHidden="1" w:uiPriority="1" w:unhideWhenUsed="1"/>
-    <w:lsdException w:name="Body Text" w:semiHidden="1" w:unhideWhenUsed="1"/>
-    <w:lsdException w:name="Body Text Indent" w:semiHidden="1" w:unhideWhenUsed="1"/>
-    <w:lsdException w:name="List Continue" w:semiHidden="1" w:unhideWhenUsed="1"/>
-    <w:lsdException w:name="List Continue 2" w:semiHidden="1" w:unhideWhenUsed="1"/>
-    <w:lsdException w:name="List Continue 3" w:semiHidden="1" w:unhideWhenUsed="1"/>
-    <w:lsdException w:name="List Continue 4" w:semiHidden="1" w:unhideWhenUsed="1"/>
-    <w:lsdException w:name="List Continue 5" w:semiHidden="1" w:unhideWhenUsed="1"/>
-    <w:lsdException w:name="Message Header" w:semiHidden="1" w:unhideWhenUsed="1"/>
-    <w:lsdException w:name="Subtitle" w:uiPriority="11" w:qFormat="1"/>
-    <w:lsdException w:name="Salutation" w:semiHidden="1" w:unhideWhenUsed="1"/>
-    <w:lsdException w:name="Date" w:semiHidden="1" w:unhideWhenUsed="1"/>
-    <w:lsdException w:name="Body Text First Indent" w:semiHidden="1" w:unhideWhenUsed="1"/>
-    <w:lsdException w:name="Body Text First Indent 2" w:semiHidden="1" w:unhideWhenUsed="1"/>
-    <w:lsdException w:name="Note Heading" w:semiHidden="1" w:unhideWhenUsed="1"/>
-    <w:lsdException w:name="Body Text 2" w:semiHidden="1" w:unhideWhenUsed="1"/>
-    <w:lsdException w:name="Body Text 3" w:semiHidden="1" w:unhideWhenUsed="1"/>
-    <w:lsdException w:name="Body Text Indent 2" w:semiHidden="1" w:unhideWhenUsed="1"/>
-    <w:lsdException w:name="Body Text Indent 3" w:semiHidden="1" w:unhideWhenUsed="1"/>
-    <w:lsdException w:name="Block Text" w:semiHidden="1" w:unhideWhenUsed="1"/>
-    <w:lsdException w:name="Hyperlink" w:semiHidden="1" w:unhideWhenUsed="1"/>
-    <w:lsdException w:name="FollowedHyperlink" w:semiHidden="1" w:unhideWhenUsed="1"/>
-    <w:lsdException w:name="Strong" w:uiPriority="22" w:qFormat="1"/>
-    <w:lsdException w:name="Emphasis" w:uiPriority="20" w:qFormat="1"/>
-    <w:lsdException w:name="Document Map" w:semiHidden="1" w:unhideWhenUsed="1"/>
-    <w:lsdException w:name="Plain Text" w:semiHidden="1" w:unhideWhenUsed="1"/>
-    <w:lsdException w:name="E-mail Signature" w:semiHidden="1" w:unhideWhenUsed="1"/>
-    <w:lsdException w:name="HTML Top of Form" w:semiHidden="1" w:unhideWhenUsed="1"/>
-    <w:lsdException w:name="HTML Bottom of Form" w:semiHidden="1" w:unhideWhenUsed="1"/>
-    <w:lsdException w:name="Normal (Web)" w:semiHidden="1" w:unhideWhenUsed="1"/>
-    <w:lsdException w:name="HTML Acronym" w:semiHidden="1" w:unhideWhenUsed="1"/>
-    <w:lsdException w:name="HTML Address" w:semiHidden="1" w:unhideWhenUsed="1"/>
-    <w:lsdException w:name="HTML Cite" w:semiHidden="1" w:unhideWhenUsed="1"/>
-    <w:lsdException w:name="HTML Code" w:semiHidden="1" w:unhideWhenUsed="1"/>
-    <w:lsdException w:name="HTML Definition" w:semiHidden="1" w:unhideWhenUsed="1"/>
-    <w:lsdException w:name="HTML Keyboard" w:semiHidden="1" w:unhideWhenUsed="1"/>
-    <w:lsdException w:name="HTML Preformatted" w:semiHidden="1" w:unhideWhenUsed="1"/>
-    <w:lsdException w:name="HTML Sample" w:semiHidden="1" w:unhideWhenUsed="1"/>
-    <w:lsdException w:name="HTML Typewriter" w:semiHidden="1" w:unhideWhenUsed="1"/>
-    <w:lsdException w:name="HTML Variable" w:semiHidden="1" w:unhideWhenUsed="1"/>
-    <w:lsdException w:name="Normal Table" w:semiHidden="1" w:unhideWhenUsed="1"/>
-    <w:lsdException w:name="annotation subject" w:semiHidden="1" w:unhideWhenUsed="1"/>
-    <w:lsdException w:name="No List" w:semiHidden="1" w:unhideWhenUsed="1"/>
-    <w:lsdException w:name="Outline List 1" w:semiHidden="1" w:unhideWhenUsed="1"/>
-    <w:lsdException w:name="Outline List 2" w:semiHidden="1" w:unhideWhenUsed="1"/>
-    <w:lsdException w:name="Outline List 3" w:semiHidden="1" w:unhideWhenUsed="1"/>
-    <w:lsdException w:name="Table Simple 1" w:semiHidden="1" w:unhideWhenUsed="1"/>
-    <w:lsdException w:name="Table Simple 2" w:semiHidden="1" w:unhideWhenUsed="1"/>
-    <w:lsdException w:name="Table Simple 3" w:semiHidden="1" w:unhideWhenUsed="1"/>
-    <w:lsdException w:name="Table Classic 1" w:semiHidden="1" w:unhideWhenUsed="1"/>
-    <w:lsdException w:name="Table Classic 2" w:semiHidden="1" w:unhideWhenUsed="1"/>
-    <w:lsdException w:name="Table Classic 3" w:semiHidden="1" w:unhideWhenUsed="1"/>
-    <w:lsdException w:name="Table Classic 4" w:semiHidden="1" w:unhideWhenUsed="1"/>
-    <w:lsdException w:name="Table Colorful 1" w:semiHidden="1" w:unhideWhenUsed="1"/>
-    <w:lsdException w:name="Table Colorful 2" w:semiHidden="1" w:unhideWhenUsed="1"/>
-    <w:lsdException w:name="Table Colorful 3" w:semiHidden="1" w:unhideWhenUsed="1"/>
-    <w:lsdException w:name="Table Columns 1" w:semiHidden="1" w:unhideWhenUsed="1"/>
-    <w:lsdException w:name="Table Columns 2" w:semiHidden="1" w:unhideWhenUsed="1"/>
-    <w:lsdException w:name="Table Columns 3" w:semiHidden="1" w:unhideWhenUsed="1"/>
-    <w:lsdException w:name="Table Columns 4" w:semiHidden="1" w:unhideWhenUsed="1"/>
-    <w:lsdException w:name="Table Columns 5" w:semiHidden="1" w:unhideWhenUsed="1"/>
-    <w:lsdException w:name="Table Grid 1" w:semiHidden="1" w:unhideWhenUsed="1"/>
-    <w:lsdException w:name="Table Grid 2" w:semiHidden="1" w:unhideWhenUsed="1"/>
-    <w:lsdException w:name="Table Grid 3" w:semiHidden="1" w:unhideWhenUsed="1"/>
-    <w:lsdException w:name="Table Grid 4" w:semiHidden="1" w:unhideWhenUsed="1"/>
-    <w:lsdException w:name="Table Grid 5" w:semiHidden="1" w:unhideWhenUsed="1"/>
-    <w:lsdException w:name="Table Grid 6" w:semiHidden="1" w:unhideWhenUsed="1"/>
-    <w:lsdException w:name="Table Grid 7" w:semiHidden="1" w:unhideWhenUsed="1"/>
-    <w:lsdException w:name="Table Grid 8" w:semiHidden="1" w:unhideWhenUsed="1"/>
-    <w:lsdException w:name="Table List 1" w:semiHidden="1" w:unhideWhenUsed="1"/>
-    <w:lsdException w:name="Table List 2" w:semiHidden="1" w:unhideWhenUsed="1"/>
-    <w:lsdException w:name="Table List 3" w:semiHidden="1" w:unhideWhenUsed="1"/>
-    <w:lsdException w:name="Table List 4" w:semiHidden="1" w:unhideWhenUsed="1"/>
-    <w:lsdException w:name="Table List 5" w:semiHidden="1" w:unhideWhenUsed="1"/>
-    <w:lsdException w:name="Table List 6" w:semiHidden="1" w:unhideWhenUsed="1"/>
-    <w:lsdException w:name="Table List 7" w:semiHidden="1" w:unhideWhenUsed="1"/>
-    <w:lsdException w:name="Table List 8" w:semiHidden="1" w:unhideWhenUsed="1"/>
-    <w:lsdException w:name="Table 3D effects 1" w:semiHidden="1" w:unhideWhenUsed="1"/>
-    <w:lsdException w:name="Table 3D effects 2" w:semiHidden="1" w:unhideWhenUsed="1"/>
-    <w:lsdException w:name="Table 3D effects 3" w:semiHidden="1" w:unhideWhenUsed="1"/>
-    <w:lsdException w:name="Table Contemporary" w:semiHidden="1" w:unhideWhenUsed="1"/>
-    <w:lsdException w:name="Table Elegant" w:semiHidden="1" w:unhideWhenUsed="1"/>
-    <w:lsdException w:name="Table Professional" w:semiHidden="1" w:unhideWhenUsed="1"/>
-    <w:lsdException w:name="Table Subtle 1" w:semiHidden="1" w:unhideWhenUsed="1"/>
-    <w:lsdException w:name="Table Subtle 2" w:semiHidden="1" w:unhideWhenUsed="1"/>
-    <w:lsdException w:name="Table Web 1" w:semiHidden="1" w:unhideWhenUsed="1"/>
-    <w:lsdException w:name="Table Web 2" w:semiHidden="1" w:unhideWhenUsed="1"/>
-    <w:lsdException w:name="Table Web 3" w:semiHidden="1" w:unhideWhenUsed="1"/>
-    <w:lsdException w:name="Balloon Text" w:semiHidden="1" w:unhideWhenUsed="1"/>
-    <w:lsdException w:name="Table Grid" w:uiPriority="59"/>
-    <w:lsdException w:name="Table Theme" w:semiHidden="1" w:unhideWhenUsed="1"/>
-    <w:lsdException w:name="Placeholder Text" w:semiHidden="1"/>
-    <w:lsdException w:name="No Spacing" w:uiPriority="1" w:qFormat="1"/>
-    <w:lsdException w:name="Light Shading" w:uiPriority="60"/>
-    <w:lsdException w:name="Light List" w:uiPriority="61"/>
-    <w:lsdException w:name="Light Grid" w:uiPriority="62"/>
-    <w:lsdException w:name="Medium Shading 1" w:uiPriority="63"/>
-    <w:lsdException w:name="Medium Shading 2" w:uiPriority="64"/>
-    <w:lsdException w:name="Medium List 1" w:uiPriority="65"/>
-    <w:lsdException w:name="Medium List 2" w:uiPriority="66"/>
-    <w:lsdException w:name="Medium Grid 1" w:uiPriority="67"/>
-    <w:lsdException w:name="Medium Grid 2" w:uiPriority="68"/>
-    <w:lsdException w:name="Medium Grid 3" w:uiPriority="69"/>
-    <w:lsdException w:name="Dark List" w:uiPriority="70"/>
-    <w:lsdException w:name="Colorful Shading" w:uiPriority="71"/>
-    <w:lsdException w:name="Colorful List" w:uiPriority="72"/>
-    <w:lsdException w:name="Colorful Grid" w:uiPriority="73"/>
-    <w:lsdException w:name="Light Shading Accent 1" w:uiPriority="60"/>
-    <w:lsdException w:name="Light List Accent 1" w:uiPriority="61"/>
-    <w:lsdException w:name="Light Grid Accent 1" w:uiPriority="62"/>
-    <w:lsdException w:name="Medium Shading 1 Accent 1" w:uiPriority="63"/>
-    <w:lsdException w:name="Medium Shading 2 Accent 1" w:uiPriority="64"/>
-    <w:lsdException w:name="Medium List 1 Accent 1" w:uiPriority="65"/>
-    <w:lsdException w:name="Revision" w:semiHidden="1"/>
-    <w:lsdException w:name="List Paragraph" w:uiPriority="34" w:qFormat="1"/>
-    <w:lsdException w:name="Quote" w:uiPriority="29" w:qFormat="1"/>
-    <w:lsdException w:name="Intense Quote" w:uiPriority="30" w:qFormat="1"/>
-    <w:lsdException w:name="Medium List 2 Accent 1" w:uiPriority="66"/>
-    <w:lsdException w:name="Medium Grid 1 Accent 1" w:uiPriority="67"/>
-    <w:lsdException w:name="Medium Grid 2 Accent 1" w:uiPriority="68"/>
-    <w:lsdException w:name="Medium Grid 3 Accent 1" w:uiPriority="69"/>
-    <w:lsdException w:name="Dark List Accent 1" w:uiPriority="70"/>
-    <w:lsdException w:name="Colorful Shading Accent 1" w:uiPriority="71"/>
-    <w:lsdException w:name="Colorful List Accent 1" w:uiPriority="72"/>
-    <w:lsdException w:name="Colorful Grid Accent 1" w:uiPriority="73"/>
-    <w:lsdException w:name="Light Shading Accent 2" w:uiPriority="60"/>
-    <w:lsdException w:name="Light List Accent 2" w:uiPriority="61"/>
-    <w:lsdException w:name="Light Grid Accent 2" w:uiPriority="62"/>
-    <w:lsdException w:name="Medium Shading 1 Accent 2" w:uiPriority="63"/>
-    <w:lsdException w:name="Medium Shading 2 Accent 2" w:uiPriority="64"/>
-    <w:lsdException w:name="Medium List 1 Accent 2" w:uiPriority="65"/>
-    <w:lsdException w:name="Medium List 2 Accent 2" w:uiPriority="66"/>
-    <w:lsdException w:name="Medium Grid 1 Accent 2" w:uiPriority="67"/>
-    <w:lsdException w:name="Medium Grid 2 Accent 2" w:uiPriority="68"/>
-    <w:lsdException w:name="Medium Grid 3 Accent 2" w:uiPriority="69"/>
-    <w:lsdException w:name="Dark List Accent 2" w:uiPriority="70"/>
-    <w:lsdException w:name="Colorful Shading Accent 2" w:uiPriority="71"/>
-    <w:lsdException w:name="Colorful List Accent 2" w:uiPriority="72"/>
-    <w:lsdException w:name="Colorful Grid Accent 2" w:uiPriority="73"/>
-    <w:lsdException w:name="Light Shading Accent 3" w:uiPriority="60"/>
-    <w:lsdException w:name="Light List Accent 3" w:uiPriority="61"/>
-    <w:lsdException w:name="Light Grid Accent 3" w:uiPriority="62"/>
-    <w:lsdException w:name="Medium Shading 1 Accent 3" w:uiPriority="63"/>
-    <w:lsdException w:name="Medium Shading 2 Accent 3" w:uiPriority="64"/>
-    <w:lsdException w:name="Medium List 1 Accent 3" w:uiPriority="65"/>
-    <w:lsdException w:name="Medium List 2 Accent 3" w:uiPriority="66"/>
-    <w:lsdException w:name="Medium Grid 1 Accent 3" w:uiPriority="67"/>
-    <w:lsdException w:name="Medium Grid 2 Accent 3" w:uiPriority="68"/>
-    <w:lsdException w:name="Medium Grid 3 Accent 3" w:uiPriority="69"/>
-    <w:lsdException w:name="Dark List Accent 3" w:uiPriority="70"/>
-    <w:lsdException w:name="Colorful Shading Accent 3" w:uiPriority="71"/>
-    <w:lsdException w:name="Colorful List Accent 3" w:uiPriority="72"/>
-    <w:lsdException w:name="Colorful Grid Accent 3" w:uiPriority="73"/>
-    <w:lsdException w:name="Light Shading Accent 4" w:uiPriority="60"/>
-    <w:lsdException w:name="Light List Accent 4" w:uiPriority="61"/>
-    <w:lsdException w:name="Light Grid Accent 4" w:uiPriority="62"/>
-    <w:lsdException w:name="Medium Shading 1 Accent 4" w:uiPriority="63"/>
-    <w:lsdException w:name="Medium Shading 2 Accent 4" w:uiPriority="64"/>
-    <w:lsdException w:name="Medium List 1 Accent 4" w:uiPriority="65"/>
-    <w:lsdException w:name="Medium List 2 Accent 4" w:uiPriority="66"/>
-    <w:lsdException w:name="Medium Grid 1 Accent 4" w:uiPriority="67"/>
-    <w:lsdException w:name="Medium Grid 2 Accent 4" w:uiPriority="68"/>
-    <w:lsdException w:name="Medium Grid 3 Accent 4" w:uiPriority="69"/>
-    <w:lsdException w:name="Dark List Accent 4" w:uiPriority="70"/>
-    <w:lsdException w:name="Colorful Shading Accent 4" w:uiPriority="71"/>
-    <w:lsdException w:name="Colorful List Accent 4" w:uiPriority="72"/>
-    <w:lsdException w:name="Colorful Grid Accent 4" w:uiPriority="73"/>
-    <w:lsdException w:name="Light Shading Accent 5" w:uiPriority="60"/>
-    <w:lsdException w:name="Light List Accent 5" w:uiPriority="61"/>
-    <w:lsdException w:name="Light Grid Accent 5" w:uiPriority="62"/>
-    <w:lsdException w:name="Medium Shading 1 Accent 5" w:uiPriority="63"/>
-    <w:lsdException w:name="Medium Shading 2 Accent 5" w:uiPriority="64"/>
-    <w:lsdException w:name="Medium List 1 Accent 5" w:uiPriority="65"/>
-    <w:lsdException w:name="Medium List 2 Accent 5" w:uiPriority="66"/>
-    <w:lsdException w:name="Medium Grid 1 Accent 5" w:uiPriority="67"/>
-    <w:lsdException w:name="Medium Grid 2 Accent 5" w:uiPriority="68"/>
-    <w:lsdException w:name="Medium Grid 3 Accent 5" w:uiPriority="69"/>
-    <w:lsdException w:name="Dark List Accent 5" w:uiPriority="70"/>
-    <w:lsdException w:name="Colorful Shading Accent 5" w:uiPriority="71"/>
-    <w:lsdException w:name="Colorful List Accent 5" w:uiPriority="72"/>
-    <w:lsdException w:name="Colorful Grid Accent 5" w:uiPriority="73"/>
-    <w:lsdException w:name="Light Shading Accent 6" w:uiPriority="60"/>
-    <w:lsdException w:name="Light List Accent 6" w:uiPriority="61"/>
-    <w:lsdException w:name="Light Grid Accent 6" w:uiPriority="62"/>
-    <w:lsdException w:name="Medium Shading 1 Accent 6" w:uiPriority="63"/>
-    <w:lsdException w:name="Medium Shading 2 Accent 6" w:uiPriority="64"/>
-    <w:lsdException w:name="Medium List 1 Accent 6" w:uiPriority="65"/>
-    <w:lsdException w:name="Medium List 2 Accent 6" w:uiPriority="66"/>
-    <w:lsdException w:name="Medium Grid 1 Accent 6" w:uiPriority="67"/>
-    <w:lsdException w:name="Medium Grid 2 Accent 6" w:uiPriority="68"/>
-    <w:lsdException w:name="Medium Grid 3 Accent 6" w:uiPriority="69"/>
-    <w:lsdException w:name="Dark List Accent 6" w:uiPriority="70"/>
-    <w:lsdException w:name="Colorful Shading Accent 6" w:uiPriority="71"/>
-    <w:lsdException w:name="Colorful List Accent 6" w:uiPriority="72"/>
-    <w:lsdException w:name="Colorful Grid Accent 6" w:uiPriority="73"/>
-    <w:lsdException w:name="Subtle Emphasis" w:uiPriority="19" w:qFormat="1"/>
-    <w:lsdException w:name="Intense Emphasis" w:uiPriority="21" w:qFormat="1"/>
-    <w:lsdException w:name="Subtle Reference" w:uiPriority="31" w:qFormat="1"/>
-    <w:lsdException w:name="Intense Reference" w:uiPriority="32" w:qFormat="1"/>
-    <w:lsdException w:name="Book Title" w:uiPriority="33" w:qFormat="1"/>
-    <w:lsdException w:name="Bibliography" w:semiHidden="1" w:uiPriority="37" w:unhideWhenUsed="1"/>
-    <w:lsdException w:name="TOC Heading" w:semiHidden="1" w:uiPriority="39" w:unhideWhenUsed="1" w:qFormat="1"/>
-    <w:lsdException w:name="Plain Table 1" w:uiPriority="41"/>
-    <w:lsdException w:name="Plain Table 2" w:uiPriority="42"/>
-    <w:lsdException w:name="Plain Table 3" w:uiPriority="43"/>
-    <w:lsdException w:name="Plain Table 4" w:uiPriority="44"/>
-    <w:lsdException w:name="Plain Table 5" w:uiPriority="45"/>
-    <w:lsdException w:name="Grid Table Light" w:uiPriority="40"/>
-    <w:lsdException w:name="Grid Table 1 Light" w:uiPriority="46"/>
-    <w:lsdException w:name="Grid Table 2" w:uiPriority="47"/>
-    <w:lsdException w:name="Grid Table 3" w:uiPriority="48"/>
-    <w:lsdException w:name="Grid Table 4" w:uiPriority="49"/>
-    <w:lsdException w:name="Grid Table 5 Dark" w:uiPriority="50"/>
-    <w:lsdException w:name="Grid Table 6 Colorful" w:uiPriority="51"/>
-    <w:lsdException w:name="Grid Table 7 Colorful" w:uiPriority="52"/>
-    <w:lsdException w:name="Grid Table 1 Light Accent 1" w:uiPriority="46"/>
-    <w:lsdException w:name="Grid Table 2 Accent 1" w:uiPriority="47"/>
-    <w:lsdException w:name="Grid Table 3 Accent 1" w:uiPriority="48"/>
-    <w:lsdException w:name="Grid Table 4 Accent 1" w:uiPriority="49"/>
-    <w:lsdException w:name="Grid Table 5 Dark Accent 1" w:uiPriority="50"/>
-    <w:lsdException w:name="Grid Table 6 Colorful Accent 1" w:uiPriority="51"/>
-    <w:lsdException w:name="Grid Table 7 Colorful Accent 1" w:uiPriority="52"/>
-    <w:lsdException w:name="Grid Table 1 Light Accent 2" w:uiPriority="46"/>
-    <w:lsdException w:name="Grid Table 2 Accent 2" w:uiPriority="47"/>
-    <w:lsdException w:name="Grid Table 3 Accent 2" w:uiPriority="48"/>
-    <w:lsdException w:name="Grid Table 4 Accent 2" w:uiPriority="49"/>
-    <w:lsdException w:name="Grid Table 5 Dark Accent 2" w:uiPriority="50"/>
-    <w:lsdException w:name="Grid Table 6 Colorful Accent 2" w:uiPriority="51"/>
-    <w:lsdException w:name="Grid Table 7 Colorful Accent 2" w:uiPriority="52"/>
-    <w:lsdException w:name="Grid Table 1 Light Accent 3" w:uiPriority="46"/>
-    <w:lsdException w:name="Grid Table 2 Accent 3" w:uiPriority="47"/>
-    <w:lsdException w:name="Grid Table 3 Accent 3" w:uiPriority="48"/>
-    <w:lsdException w:name="Grid Table 4 Accent 3" w:uiPriority="49"/>
-    <w:lsdException w:name="Grid Table 5 Dark Accent 3" w:uiPriority="50"/>
-    <w:lsdException w:name="Grid Table 6 Colorful Accent 3" w:uiPriority="51"/>
-    <w:lsdException w:name="Grid Table 7 Colorful Accent 3" w:uiPriority="52"/>
-    <w:lsdException w:name="Grid Table 1 Light Accent 4" w:uiPriority="46"/>
-    <w:lsdException w:name="Grid Table 2 Accent 4" w:uiPriority="47"/>
-    <w:lsdException w:name="Grid Table 3 Accent 4" w:uiPriority="48"/>
-    <w:lsdException w:name="Grid Table 4 Accent 4" w:uiPriority="49"/>
-    <w:lsdException w:name="Grid Table 5 Dark Accent 4" w:uiPriority="50"/>
-    <w:lsdException w:name="Grid Table 6 Colorful Accent 4" w:uiPriority="51"/>
-    <w:lsdException w:name="Grid Table 7 Colorful Accent 4" w:uiPriority="52"/>
-    <w:lsdException w:name="Grid Table 1 Light Accent 5" w:uiPriority="46"/>
-    <w:lsdException w:name="Grid Table 2 Accent 5" w:uiPriority="47"/>
-    <w:lsdException w:name="Grid Table 3 Accent 5" w:uiPriority="48"/>
-    <w:lsdException w:name="Grid Table 4 Accent 5" w:uiPriority="49"/>
-    <w:lsdException w:name="Grid Table 5 Dark Accent 5" w:uiPriority="50"/>
-    <w:lsdException w:name="Grid Table 6 Colorful Accent 5" w:uiPriority="51"/>
-    <w:lsdException w:name="Grid Table 7 Colorful Accent 5" w:uiPriority="52"/>
-    <w:lsdException w:name="Grid Table 1 Light Accent 6" w:uiPriority="46"/>
-    <w:lsdException w:name="Grid Table 2 Accent 6" w:uiPriority="47"/>
-    <w:lsdException w:name="Grid Table 3 Accent 6" w:uiPriority="48"/>
-    <w:lsdException w:name="Grid Table 4 Accent 6" w:uiPriority="49"/>
-    <w:lsdException w:name="Grid Table 5 Dark Accent 6" w:uiPriority="50"/>
-    <w:lsdException w:name="Grid Table 6 Colorful Accent 6" w:uiPriority="51"/>
-    <w:lsdException w:name="Grid Table 7 Colorful Accent 6" w:uiPriority="52"/>
-    <w:lsdException w:name="List Table 1 Light" w:uiPriority="46"/>
-    <w:lsdException w:name="List Table 2" w:uiPriority="47"/>
-    <w:lsdException w:name="List Table 3" w:uiPriority="48"/>
-    <w:lsdException w:name="List Table 4" w:uiPriority="49"/>
-    <w:lsdException w:name="List Table 5 Dark" w:uiPriority="50"/>
-    <w:lsdException w:name="List Table 6 Colorful" w:uiPriority="51"/>
-    <w:lsdException w:name="List Table 7 Colorful" w:uiPriority="52"/>
-    <w:lsdException w:name="List Table 1 Light Accent 1" w:uiPriority="46"/>
-    <w:lsdException w:name="List Table 2 Accent 1" w:uiPriority="47"/>
-    <w:lsdException w:name="List Table 3 Accent 1" w:uiPriority="48"/>
-    <w:lsdException w:name="List Table 4 Accent 1" w:uiPriority="49"/>
-    <w:lsdException w:name="List Table 5 Dark Accent 1" w:uiPriority="50"/>
-    <w:lsdException w:name="List Table 6 Colorful Accent 1" w:uiPriority="51"/>
-    <w:lsdException w:name="List Table 7 Colorful Accent 1" w:uiPriority="52"/>
-    <w:lsdException w:name="List Table 1 Light Accent 2" w:uiPriority="46"/>
-    <w:lsdException w:name="List Table 2 Accent 2" w:uiPriority="47"/>
-    <w:lsdException w:name="List Table 3 Accent 2" w:uiPriority="48"/>
-    <w:lsdException w:name="List Table 4 Accent 2" w:uiPriority="49"/>
-    <w:lsdException w:name="List Table 5 Dark Accent 2" w:uiPriority="50"/>
-    <w:lsdException w:name="List Table 6 Colorful Accent 2" w:uiPriority="51"/>
-    <w:lsdException w:name="List Table 7 Colorful Accent 2" w:uiPriority="52"/>
-    <w:lsdException w:name="List Table 1 Light Accent 3" w:uiPriority="46"/>
-    <w:lsdException w:name="List Table 2 Accent 3" w:uiPriority="47"/>
-    <w:lsdException w:name="List Table 3 Accent 3" w:uiPriority="48"/>
-    <w:lsdException w:name="List Table 4 Accent 3" w:uiPriority="49"/>
-    <w:lsdException w:name="List Table 5 Dark Accent 3" w:uiPriority="50"/>
-    <w:lsdException w:name="List Table 6 Colorful Accent 3" w:uiPriority="51"/>
-    <w:lsdException w:name="List Table 7 Colorful Accent 3" w:uiPriority="52"/>
-    <w:lsdException w:name="List Table 1 Light Accent 4" w:uiPriority="46"/>
-    <w:lsdException w:name="List Table 2 Accent 4" w:uiPriority="47"/>
-    <w:lsdException w:name="List Table 3 Accent 4" w:uiPriority="48"/>
-    <w:lsdException w:name="List Table 4 Accent 4" w:uiPriority="49"/>
-    <w:lsdException w:name="List Table 5 Dark Accent 4" w:uiPriority="50"/>
-    <w:lsdException w:name="List Table 6 Colorful Accent 4" w:uiPriority="51"/>
-    <w:lsdException w:name="List Table 7 Colorful Accent 4" w:uiPriority="52"/>
-    <w:lsdException w:name="List Table 1 Light Accent 5" w:uiPriority="46"/>
-    <w:lsdException w:name="List Table 2 Accent 5" w:uiPriority="47"/>
-    <w:lsdException w:name="List Table 3 Accent 5" w:uiPriority="48"/>
-    <w:lsdException w:name="List Table 4 Accent 5" w:uiPriority="49"/>
-    <w:lsdException w:name="List Table 5 Dark Accent 5" w:uiPriority="50"/>
-    <w:lsdException w:name="List Table 6 Colorful Accent 5" w:uiPriority="51"/>
-    <w:lsdException w:name="List Table 7 Colorful Accent 5" w:uiPriority="52"/>
-    <w:lsdException w:name="List Table 1 Light Accent 6" w:uiPriority="46"/>
-    <w:lsdException w:name="List Table 2 Accent 6" w:uiPriority="47"/>
-    <w:lsdException w:name="List Table 3 Accent 6" w:uiPriority="48"/>
-    <w:lsdException w:name="List Table 4 Accent 6" w:uiPriority="49"/>
-    <w:lsdException w:name="List Table 5 Dark Accent 6" w:uiPriority="50"/>
-    <w:lsdException w:name="List Table 6 Colorful Accent 6" w:uiPriority="51"/>
-    <w:lsdException w:name="List Table 7 Colorful Accent 6" w:uiPriority="52"/>
-    <w:lsdException w:name="Mention" w:semiHidden="1" w:unhideWhenUsed="1"/>
-    <w:lsdException w:name="Smart Hyperlink" w:semiHidden="1" w:unhideWhenUsed="1"/>
-    <w:lsdException w:name="Hashtag" w:semiHidden="1" w:unhideWhenUsed="1"/>
-    <w:lsdException w:name="Unresolved Mention" w:semiHidden="1" w:unhideWhenUsed="1"/>
-    <w:lsdException w:name="Smart Link" w:semiHidden="1" w:unhideWhenUsed="1"/>
+  <w:latentStyles w:defLockedState="0" w:defUIPriority="99" w:defSemiHidden="1" w:defUnhideWhenUsed="1" w:defQFormat="0" w:count="267">
+    <w:lsdException w:name="Normal" w:semiHidden="0" w:uiPriority="0" w:unhideWhenUsed="0" w:qFormat="1"/>
+    <w:lsdException w:name="heading 1" w:semiHidden="0" w:uiPriority="9" w:unhideWhenUsed="0" w:qFormat="1"/>
+    <w:lsdException w:name="heading 2" w:uiPriority="9" w:qFormat="1"/>
+    <w:lsdException w:name="heading 3" w:uiPriority="9" w:qFormat="1"/>
+    <w:lsdException w:name="heading 4" w:uiPriority="9" w:qFormat="1"/>
+    <w:lsdException w:name="heading 5" w:uiPriority="9" w:qFormat="1"/>
+    <w:lsdException w:name="heading 6" w:uiPriority="9" w:qFormat="1"/>
+    <w:lsdException w:name="heading 7" w:uiPriority="9" w:qFormat="1"/>
+    <w:lsdException w:name="heading 8" w:uiPriority="9" w:qFormat="1"/>
+    <w:lsdException w:name="heading 9" w:uiPriority="9" w:qFormat="1"/>
+    <w:lsdException w:name="toc 1" w:uiPriority="39"/>
+    <w:lsdException w:name="toc 2" w:uiPriority="39"/>
+    <w:lsdException w:name="toc 3" w:uiPriority="39"/>
+    <w:lsdException w:name="toc 4" w:uiPriority="39"/>
+    <w:lsdException w:name="toc 5" w:uiPriority="39"/>
+    <w:lsdException w:name="toc 6" w:uiPriority="39"/>
+    <w:lsdException w:name="toc 7" w:uiPriority="39"/>
+    <w:lsdException w:name="toc 8" w:uiPriority="39"/>
+    <w:lsdException w:name="toc 9" w:uiPriority="39"/>
+    <w:lsdException w:name="caption" w:uiPriority="35" w:qFormat="1"/>
+    <w:lsdException w:name="Title" w:semiHidden="0" w:uiPriority="10" w:unhideWhenUsed="0" w:qFormat="1"/>
+    <w:lsdException w:name="Default Paragraph Font" w:uiPriority="1"/>
+    <w:lsdException w:name="Subtitle" w:semiHidden="0" w:uiPriority="11" w:unhideWhenUsed="0" w:qFormat="1"/>
+    <w:lsdException w:name="Strong" w:semiHidden="0" w:uiPriority="22" w:unhideWhenUsed="0" w:qFormat="1"/>
+    <w:lsdException w:name="Emphasis" w:semiHidden="0" w:uiPriority="20" w:unhideWhenUsed="0" w:qFormat="1"/>
+    <w:lsdException w:name="Table Grid" w:semiHidden="0" w:uiPriority="59" w:unhideWhenUsed="0"/>
+    <w:lsdException w:name="Placeholder Text" w:unhideWhenUsed="0"/>
+    <w:lsdException w:name="No Spacing" w:semiHidden="0" w:uiPriority="1" w:unhideWhenUsed="0" w:qFormat="1"/>
+    <w:lsdException w:name="Light Shading" w:semiHidden="0" w:uiPriority="60" w:unhideWhenUsed="0"/>
+    <w:lsdException w:name="Light List" w:semiHidden="0" w:uiPriority="61" w:unhideWhenUsed="0"/>
+    <w:lsdException w:name="Light Grid" w:semiHidden="0" w:uiPriority="62" w:unhideWhenUsed="0"/>
+    <w:lsdException w:name="Medium Shading 1" w:semiHidden="0" w:uiPriority="63" w:unhideWhenUsed="0"/>
+    <w:lsdException w:name="Medium Shading 2" w:semiHidden="0" w:uiPriority="64" w:unhideWhenUsed="0"/>
+    <w:lsdException w:name="Medium List 1" w:semiHidden="0" w:uiPriority="65" w:unhideWhenUsed="0"/>
+    <w:lsdException w:name="Medium List 2" w:semiHidden="0" w:uiPriority="66" w:unhideWhenUsed="0"/>
+    <w:lsdException w:name="Medium Grid 1" w:semiHidden="0" w:uiPriority="67" w:unhideWhenUsed="0"/>
+    <w:lsdException w:name="Medium Grid 2" w:semiHidden="0" w:uiPriority="68" w:unhideWhenUsed="0"/>
+    <w:lsdException w:name="Medium Grid 3" w:semiHidden="0" w:uiPriority="69" w:unhideWhenUsed="0"/>
+    <w:lsdException w:name="Dark List" w:semiHidden="0" w:uiPriority="70" w:unhideWhenUsed="0"/>
+    <w:lsdException w:name="Colorful Shading" w:semiHidden="0" w:uiPriority="71" w:unhideWhenUsed="0"/>
+    <w:lsdException w:name="Colorful List" w:semiHidden="0" w:uiPriority="72" w:unhideWhenUsed="0"/>
+    <w:lsdException w:name="Colorful Grid" w:semiHidden="0" w:uiPriority="73" w:unhideWhenUsed="0"/>
+    <w:lsdException w:name="Light Shading Accent 1" w:semiHidden="0" w:uiPriority="60" w:unhideWhenUsed="0"/>
+    <w:lsdException w:name="Light List Accent 1" w:semiHidden="0" w:uiPriority="61" w:unhideWhenUsed="0"/>
+    <w:lsdException w:name="Light Grid Accent 1" w:semiHidden="0" w:uiPriority="62" w:unhideWhenUsed="0"/>
+    <w:lsdException w:name="Medium Shading 1 Accent 1" w:semiHidden="0" w:uiPriority="63" w:unhideWhenUsed="0"/>
+    <w:lsdException w:name="Medium Shading 2 Accent 1" w:semiHidden="0" w:uiPriority="64" w:unhideWhenUsed="0"/>
+    <w:lsdException w:name="Medium List 1 Accent 1" w:semiHidden="0" w:uiPriority="65" w:unhideWhenUsed="0"/>
+    <w:lsdException w:name="Revision" w:unhideWhenUsed="0"/>
+    <w:lsdException w:name="List Paragraph" w:semiHidden="0" w:uiPriority="34" w:unhideWhenUsed="0" w:qFormat="1"/>
+    <w:lsdException w:name="Quote" w:semiHidden="0" w:uiPriority="29" w:unhideWhenUsed="0" w:qFormat="1"/>
+    <w:lsdException w:name="Intense Quote" w:semiHidden="0" w:uiPriority="30" w:unhideWhenUsed="0" w:qFormat="1"/>
+    <w:lsdException w:name="Medium List 2 Accent 1" w:semiHidden="0" w:uiPriority="66" w:unhideWhenUsed="0"/>
+    <w:lsdException w:name="Medium Grid 1 Accent 1" w:semiHidden="0" w:uiPriority="67" w:unhideWhenUsed="0"/>
+    <w:lsdException w:name="Medium Grid 2 Accent 1" w:semiHidden="0" w:uiPriority="68" w:unhideWhenUsed="0"/>
+    <w:lsdException w:name="Medium Grid 3 Accent 1" w:semiHidden="0" w:uiPriority="69" w:unhideWhenUsed="0"/>
+    <w:lsdException w:name="Dark List Accent 1" w:semiHidden="0" w:uiPriority="70" w:unhideWhenUsed="0"/>
+    <w:lsdException w:name="Colorful Shading Accent 1" w:semiHidden="0" w:uiPriority="71" w:unhideWhenUsed="0"/>
+    <w:lsdException w:name="Colorful List Accent 1" w:semiHidden="0" w:uiPriority="72" w:unhideWhenUsed="0"/>
+    <w:lsdException w:name="Colorful Grid Accent 1" w:semiHidden="0" w:uiPriority="73" w:unhideWhenUsed="0"/>
+    <w:lsdException w:name="Light Shading Accent 2" w:semiHidden="0" w:uiPriority="60" w:unhideWhenUsed="0"/>
+    <w:lsdException w:name="Light List Accent 2" w:semiHidden="0" w:uiPriority="61" w:unhideWhenUsed="0"/>
+    <w:lsdException w:name="Light Grid Accent 2" w:semiHidden="0" w:uiPriority="62" w:unhideWhenUsed="0"/>
+    <w:lsdException w:name="Medium Shading 1 Accent 2" w:semiHidden="0" w:uiPriority="63" w:unhideWhenUsed="0"/>
+    <w:lsdException w:name="Medium Shading 2 Accent 2" w:semiHidden="0" w:uiPriority="64" w:unhideWhenUsed="0"/>
+    <w:lsdException w:name="Medium List 1 Accent 2" w:semiHidden="0" w:uiPriority="65" w:unhideWhenUsed="0"/>
+    <w:lsdException w:name="Medium List 2 Accent 2" w:semiHidden="0" w:uiPriority="66" w:unhideWhenUsed="0"/>
+    <w:lsdException w:name="Medium Grid 1 Accent 2" w:semiHidden="0" w:uiPriority="67" w:unhideWhenUsed="0"/>
+    <w:lsdException w:name="Medium Grid 2 Accent 2" w:semiHidden="0" w:uiPriority="68" w:unhideWhenUsed="0"/>
+    <w:lsdException w:name="Medium Grid 3 Accent 2" w:semiHidden="0" w:uiPriority="69" w:unhideWhenUsed="0"/>
+    <w:lsdException w:name="Dark List Accent 2" w:semiHidden="0" w:uiPriority="70" w:unhideWhenUsed="0"/>
+    <w:lsdException w:name="Colorful Shading Accent 2" w:semiHidden="0" w:uiPriority="71" w:unhideWhenUsed="0"/>
+    <w:lsdException w:name="Colorful List Accent 2" w:semiHidden="0" w:uiPriority="72" w:unhideWhenUsed="0"/>
+    <w:lsdException w:name="Colorful Grid Accent 2" w:semiHidden="0" w:uiPriority="73" w:unhideWhenUsed="0"/>
+    <w:lsdException w:name="Light Shading Accent 3" w:semiHidden="0" w:uiPriority="60" w:unhideWhenUsed="0"/>
+    <w:lsdException w:name="Light List Accent 3" w:semiHidden="0" w:uiPriority="61" w:unhideWhenUsed="0"/>
+    <w:lsdException w:name="Light Grid Accent 3" w:semiHidden="0" w:uiPriority="62" w:unhideWhenUsed="0"/>
+    <w:lsdException w:name="Medium Shading 1 Accent 3" w:semiHidden="0" w:uiPriority="63" w:unhideWhenUsed="0"/>
+    <w:lsdException w:name="Medium Shading 2 Accent 3" w:semiHidden="0" w:uiPriority="64" w:unhideWhenUsed="0"/>
+    <w:lsdException w:name="Medium List 1 Accent 3" w:semiHidden="0" w:uiPriority="65" w:unhideWhenUsed="0"/>
+    <w:lsdException w:name="Medium List 2 Accent 3" w:semiHidden="0" w:uiPriority="66" w:unhideWhenUsed="0"/>
+    <w:lsdException w:name="Medium Grid 1 Accent 3" w:semiHidden="0" w:uiPriority="67" w:unhideWhenUsed="0"/>
+    <w:lsdException w:name="Medium Grid 2 Accent 3" w:semiHidden="0" w:uiPriority="68" w:unhideWhenUsed="0"/>
+    <w:lsdException w:name="Medium Grid 3 Accent 3" w:semiHidden="0" w:uiPriority="69" w:unhideWhenUsed="0"/>
+    <w:lsdException w:name="Dark List Accent 3" w:semiHidden="0" w:uiPriority="70" w:unhideWhenUsed="0"/>
+    <w:lsdException w:name="Colorful Shading Accent 3" w:semiHidden="0" w:uiPriority="71" w:unhideWhenUsed="0"/>
+    <w:lsdException w:name="Colorful List Accent 3" w:semiHidden="0" w:uiPriority="72" w:unhideWhenUsed="0"/>
+    <w:lsdException w:name="Colorful Grid Accent 3" w:semiHidden="0" w:uiPriority="73" w:unhideWhenUsed="0"/>
+    <w:lsdException w:name="Light Shading Accent 4" w:semiHidden="0" w:uiPriority="60" w:unhideWhenUsed="0"/>
+    <w:lsdException w:name="Light List Accent 4" w:semiHidden="0" w:uiPriority="61" w:unhideWhenUsed="0"/>
+    <w:lsdException w:name="Light Grid Accent 4" w:semiHidden="0" w:uiPriority="62" w:unhideWhenUsed="0"/>
+    <w:lsdException w:name="Medium Shading 1 Accent 4" w:semiHidden="0" w:uiPriority="63" w:unhideWhenUsed="0"/>
+    <w:lsdException w:name="Medium Shading 2 Accent 4" w:semiHidden="0" w:uiPriority="64" w:unhideWhenUsed="0"/>
+    <w:lsdException w:name="Medium List 1 Accent 4" w:semiHidden="0" w:uiPriority="65" w:unhideWhenUsed="0"/>
+    <w:lsdException w:name="Medium List 2 Accent 4" w:semiHidden="0" w:uiPriority="66" w:unhideWhenUsed="0"/>
+    <w:lsdException w:name="Medium Grid 1 Accent 4" w:semiHidden="0" w:uiPriority="67" w:unhideWhenUsed="0"/>
+    <w:lsdException w:name="Medium Grid 2 Accent 4" w:semiHidden="0" w:uiPriority="68" w:unhideWhenUsed="0"/>
+    <w:lsdException w:name="Medium Grid 3 Accent 4" w:semiHidden="0" w:uiPriority="69" w:unhideWhenUsed="0"/>
+    <w:lsdException w:name="Dark List Accent 4" w:semiHidden="0" w:uiPriority="70" w:unhideWhenUsed="0"/>
+    <w:lsdException w:name="Colorful Shading Accent 4" w:semiHidden="0" w:uiPriority="71" w:unhideWhenUsed="0"/>
+    <w:lsdException w:name="Colorful List Accent 4" w:semiHidden="0" w:uiPriority="72" w:unhideWhenUsed="0"/>
+    <w:lsdException w:name="Colorful Grid Accent 4" w:semiHidden="0" w:uiPriority="73" w:unhideWhenUsed="0"/>
+    <w:lsdException w:name="Light Shading Accent 5" w:semiHidden="0" w:uiPriority="60" w:unhideWhenUsed="0"/>
+    <w:lsdException w:name="Light List Accent 5" w:semiHidden="0" w:uiPriority="61" w:unhideWhenUsed="0"/>
+    <w:lsdException w:name="Light Grid Accent 5" w:semiHidden="0" w:uiPriority="62" w:unhideWhenUsed="0"/>
+    <w:lsdException w:name="Medium Shading 1 Accent 5" w:semiHidden="0" w:uiPriority="63" w:unhideWhenUsed="0"/>
+    <w:lsdException w:name="Medium Shading 2 Accent 5" w:semiHidden="0" w:uiPriority="64" w:unhideWhenUsed="0"/>
+    <w:lsdException w:name="Medium List 1 Accent 5" w:semiHidden="0" w:uiPriority="65" w:unhideWhenUsed="0"/>
+    <w:lsdException w:name="Medium List 2 Accent 5" w:semiHidden="0" w:uiPriority="66" w:unhideWhenUsed="0"/>
+    <w:lsdException w:name="Medium Grid 1 Accent 5" w:semiHidden="0" w:uiPriority="67" w:unhideWhenUsed="0"/>
+    <w:lsdException w:name="Medium Grid 2 Accent 5" w:semiHidden="0" w:uiPriority="68" w:unhideWhenUsed="0"/>
+    <w:lsdException w:name="Medium Grid 3 Accent 5" w:semiHidden="0" w:uiPriority="69" w:unhideWhenUsed="0"/>
+    <w:lsdException w:name="Dark List Accent 5" w:semiHidden="0" w:uiPriority="70" w:unhideWhenUsed="0"/>
+    <w:lsdException w:name="Colorful Shading Accent 5" w:semiHidden="0" w:uiPriority="71" w:unhideWhenUsed="0"/>
+    <w:lsdException w:name="Colorful List Accent 5" w:semiHidden="0" w:uiPriority="72" w:unhideWhenUsed="0"/>
+    <w:lsdException w:name="Colorful Grid Accent 5" w:semiHidden="0" w:uiPriority="73" w:unhideWhenUsed="0"/>
+    <w:lsdException w:name="Light Shading Accent 6" w:semiHidden="0" w:uiPriority="60" w:unhideWhenUsed="0"/>
+    <w:lsdException w:name="Light List Accent 6" w:semiHidden="0" w:uiPriority="61" w:unhideWhenUsed="0"/>
+    <w:lsdException w:name="Light Grid Accent 6" w:semiHidden="0" w:uiPriority="62" w:unhideWhenUsed="0"/>
+    <w:lsdException w:name="Medium Shading 1 Accent 6" w:semiHidden="0" w:uiPriority="63" w:unhideWhenUsed="0"/>
+    <w:lsdException w:name="Medium Shading 2 Accent 6" w:semiHidden="0" w:uiPriority="64" w:unhideWhenUsed="0"/>
+    <w:lsdException w:name="Medium List 1 Accent 6" w:semiHidden="0" w:uiPriority="65" w:unhideWhenUsed="0"/>
+    <w:lsdException w:name="Medium List 2 Accent 6" w:semiHidden="0" w:uiPriority="66" w:unhideWhenUsed="0"/>
+    <w:lsdException w:name="Medium Grid 1 Accent 6" w:semiHidden="0" w:uiPriority="67" w:unhideWhenUsed="0"/>
+    <w:lsdException w:name="Medium Grid 2 Accent 6" w:semiHidden="0" w:uiPriority="68" w:unhideWhenUsed="0"/>
+    <w:lsdException w:name="Medium Grid 3 Accent 6" w:semiHidden="0" w:uiPriority="69" w:unhideWhenUsed="0"/>
+    <w:lsdException w:name="Dark List Accent 6" w:semiHidden="0" w:uiPriority="70" w:unhideWhenUsed="0"/>
+    <w:lsdException w:name="Colorful Shading Accent 6" w:semiHidden="0" w:uiPriority="71" w:unhideWhenUsed="0"/>
+    <w:lsdException w:name="Colorful List Accent 6" w:semiHidden="0" w:uiPriority="72" w:unhideWhenUsed="0"/>
+    <w:lsdException w:name="Colorful Grid Accent 6" w:semiHidden="0" w:uiPriority="73" w:unhideWhenUsed="0"/>
+    <w:lsdException w:name="Subtle Emphasis" w:semiHidden="0" w:uiPriority="19" w:unhideWhenUsed="0" w:qFormat="1"/>
+    <w:lsdException w:name="Intense Emphasis" w:semiHidden="0" w:uiPriority="21" w:unhideWhenUsed="0" w:qFormat="1"/>
+    <w:lsdException w:name="Subtle Reference" w:semiHidden="0" w:uiPriority="31" w:unhideWhenUsed="0" w:qFormat="1"/>
+    <w:lsdException w:name="Intense Reference" w:semiHidden="0" w:uiPriority="32" w:unhideWhenUsed="0" w:qFormat="1"/>
+    <w:lsdException w:name="Book Title" w:semiHidden="0" w:uiPriority="33" w:unhideWhenUsed="0" w:qFormat="1"/>
+    <w:lsdException w:name="Bibliography" w:uiPriority="37"/>
+    <w:lsdException w:name="TOC Heading" w:uiPriority="39" w:qFormat="1"/>
   </w:latentStyles>
   <w:style w:type="paragraph" w:default="1" w:styleId="Normalny">
     <w:name w:val="Normal"/>
     <w:qFormat/>
+    <w:rsid w:val="001C3DD2"/>
   </w:style>
   <w:style w:type="character" w:default="1" w:styleId="Domylnaczcionkaakapitu">
     <w:name w:val="Default Paragraph Font"/>
@@ -1584,6 +2422,7 @@
     <w:uiPriority w:val="99"/>
     <w:semiHidden/>
     <w:unhideWhenUsed/>
+    <w:qFormat/>
     <w:tblPr>
       <w:tblInd w:w="0" w:type="dxa"/>
       <w:tblCellMar>
@@ -1599,6 +2438,36 @@
     <w:uiPriority w:val="99"/>
     <w:semiHidden/>
     <w:unhideWhenUsed/>
+  </w:style>
+  <w:style w:type="paragraph" w:styleId="Tekstdymka">
+    <w:name w:val="Balloon Text"/>
+    <w:basedOn w:val="Normalny"/>
+    <w:link w:val="TekstdymkaZnak"/>
+    <w:uiPriority w:val="99"/>
+    <w:semiHidden/>
+    <w:unhideWhenUsed/>
+    <w:rsid w:val="000754C1"/>
+    <w:pPr>
+      <w:spacing w:after="0" w:line="240" w:lineRule="auto"/>
+    </w:pPr>
+    <w:rPr>
+      <w:rFonts w:ascii="Tahoma" w:hAnsi="Tahoma" w:cs="Tahoma"/>
+      <w:sz w:val="16"/>
+      <w:szCs w:val="16"/>
+    </w:rPr>
+  </w:style>
+  <w:style w:type="character" w:customStyle="1" w:styleId="TekstdymkaZnak">
+    <w:name w:val="Tekst dymka Znak"/>
+    <w:basedOn w:val="Domylnaczcionkaakapitu"/>
+    <w:link w:val="Tekstdymka"/>
+    <w:uiPriority w:val="99"/>
+    <w:semiHidden/>
+    <w:rsid w:val="000754C1"/>
+    <w:rPr>
+      <w:rFonts w:ascii="Tahoma" w:hAnsi="Tahoma" w:cs="Tahoma"/>
+      <w:sz w:val="16"/>
+      <w:szCs w:val="16"/>
+    </w:rPr>
   </w:style>
 </w:styles>
 </file>
@@ -1884,4 +2753,16 @@
   <a:objectDefaults/>
   <a:extraClrSchemeLst/>
 </a:theme>
+</file>
+
+<file path=customXml/item1.xml><?xml version="1.0" encoding="utf-8"?>
+<b:Sources xmlns:b="http://schemas.openxmlformats.org/officeDocument/2006/bibliography" xmlns="http://schemas.openxmlformats.org/officeDocument/2006/bibliography" SelectedStyle="\APA.XSL" StyleName="APA"/>
+</file>
+
+<file path=customXml/itemProps1.xml><?xml version="1.0" encoding="utf-8"?>
+<ds:datastoreItem xmlns:ds="http://schemas.openxmlformats.org/officeDocument/2006/customXml" ds:itemID="{E80F977C-43D0-4E17-95FE-AC89C2A9BE92}">
+  <ds:schemaRefs>
+    <ds:schemaRef ds:uri="http://schemas.openxmlformats.org/officeDocument/2006/bibliography"/>
+  </ds:schemaRefs>
+</ds:datastoreItem>
 </file>
--- a/dokumentacja.docx
+++ b/dokumentacja.docx
@@ -1,6 +1,6 @@
 
 <file path=word/document.xml><?xml version="1.0" encoding="utf-8"?>
-<w:document xmlns:ve="http://schemas.openxmlformats.org/markup-compatibility/2006" xmlns:o="urn:schemas-microsoft-com:office:office" xmlns:r="http://schemas.openxmlformats.org/officeDocument/2006/relationships" xmlns:m="http://schemas.openxmlformats.org/officeDocument/2006/math" xmlns:v="urn:schemas-microsoft-com:vml" xmlns:wp="http://schemas.openxmlformats.org/drawingml/2006/wordprocessingDrawing" xmlns:w10="urn:schemas-microsoft-com:office:word" xmlns:w="http://schemas.openxmlformats.org/wordprocessingml/2006/main" xmlns:wne="http://schemas.microsoft.com/office/word/2006/wordml">
+<w:document xmlns:wpc="http://schemas.microsoft.com/office/word/2010/wordprocessingCanvas" xmlns:cx="http://schemas.microsoft.com/office/drawing/2014/chartex" xmlns:cx1="http://schemas.microsoft.com/office/drawing/2015/9/8/chartex" xmlns:cx2="http://schemas.microsoft.com/office/drawing/2015/10/21/chartex" xmlns:cx3="http://schemas.microsoft.com/office/drawing/2016/5/9/chartex" xmlns:cx4="http://schemas.microsoft.com/office/drawing/2016/5/10/chartex" xmlns:cx5="http://schemas.microsoft.com/office/drawing/2016/5/11/chartex" xmlns:cx6="http://schemas.microsoft.com/office/drawing/2016/5/12/chartex" xmlns:cx7="http://schemas.microsoft.com/office/drawing/2016/5/13/chartex" xmlns:cx8="http://schemas.microsoft.com/office/drawing/2016/5/14/chartex" xmlns:mc="http://schemas.openxmlformats.org/markup-compatibility/2006" xmlns:aink="http://schemas.microsoft.com/office/drawing/2016/ink" xmlns:am3d="http://schemas.microsoft.com/office/drawing/2017/model3d" xmlns:o="urn:schemas-microsoft-com:office:office" xmlns:oel="http://schemas.microsoft.com/office/2019/extlst" xmlns:r="http://schemas.openxmlformats.org/officeDocument/2006/relationships" xmlns:m="http://schemas.openxmlformats.org/officeDocument/2006/math" xmlns:v="urn:schemas-microsoft-com:vml" xmlns:wp14="http://schemas.microsoft.com/office/word/2010/wordprocessingDrawing" xmlns:wp="http://schemas.openxmlformats.org/drawingml/2006/wordprocessingDrawing" xmlns:w10="urn:schemas-microsoft-com:office:word" xmlns:w="http://schemas.openxmlformats.org/wordprocessingml/2006/main" xmlns:w14="http://schemas.microsoft.com/office/word/2010/wordml" xmlns:w15="http://schemas.microsoft.com/office/word/2012/wordml" xmlns:w16cex="http://schemas.microsoft.com/office/word/2018/wordml/cex" xmlns:w16cid="http://schemas.microsoft.com/office/word/2016/wordml/cid" xmlns:w16="http://schemas.microsoft.com/office/word/2018/wordml" xmlns:w16du="http://schemas.microsoft.com/office/word/2023/wordml/word16du" xmlns:w16sdtdh="http://schemas.microsoft.com/office/word/2020/wordml/sdtdatahash" xmlns:w16sdtfl="http://schemas.microsoft.com/office/word/2024/wordml/sdtformatlock" xmlns:w16se="http://schemas.microsoft.com/office/word/2015/wordml/symex" xmlns:wpg="http://schemas.microsoft.com/office/word/2010/wordprocessingGroup" xmlns:wpi="http://schemas.microsoft.com/office/word/2010/wordprocessingInk" xmlns:wne="http://schemas.microsoft.com/office/word/2006/wordml" xmlns:wps="http://schemas.microsoft.com/office/word/2010/wordprocessingShape" mc:Ignorable="w14 w15 w16se w16cid w16 w16cex w16sdtdh w16sdtfl w16du wp14">
   <w:body>
     <w:p>
       <w:pPr>
@@ -1166,33 +1166,143 @@
           <w:sz w:val="32"/>
           <w:szCs w:val="32"/>
         </w:rPr>
-        <w:t>Aplikacja tworzy magazyn z półkami które mogą być puste lub mięć kamień, papier, lub nożyce.</w:t>
-      </w:r>
-      <w:r>
-        <w:rPr>
-          <w:rFonts w:ascii="Arial" w:hAnsi="Arial" w:cs="Arial"/>
-          <w:sz w:val="32"/>
-          <w:szCs w:val="32"/>
-        </w:rPr>
-        <w:t xml:space="preserve"> Użytkownik może wyczyścić cały magazyn i wkładać i wykładać wartości </w:t>
+        <w:t xml:space="preserve">Aplikacja symuluje działanie komputerowego systemu zarządzania magazynem (WMS – </w:t>
+      </w:r>
+      <w:r>
+        <w:rPr>
+          <w:rFonts w:ascii="Arial" w:hAnsi="Arial" w:cs="Arial"/>
+          <w:i/>
+          <w:iCs/>
+          <w:sz w:val="32"/>
+          <w:szCs w:val="32"/>
+        </w:rPr>
+        <w:t>*</w:t>
       </w:r>
       <w:proofErr w:type="spellStart"/>
       <w:r>
         <w:rPr>
           <w:rFonts w:ascii="Arial" w:hAnsi="Arial" w:cs="Arial"/>
-          <w:sz w:val="32"/>
-          <w:szCs w:val="32"/>
-        </w:rPr>
-        <w:t>pułek</w:t>
+          <w:i/>
+          <w:iCs/>
+          <w:sz w:val="32"/>
+          <w:szCs w:val="32"/>
+        </w:rPr>
+        <w:t>Warehouse</w:t>
       </w:r>
       <w:proofErr w:type="spellEnd"/>
       <w:r>
         <w:rPr>
           <w:rFonts w:ascii="Arial" w:hAnsi="Arial" w:cs="Arial"/>
-          <w:sz w:val="32"/>
-          <w:szCs w:val="32"/>
-        </w:rPr>
-        <w:t xml:space="preserve"> albo wybranych albo pierwszych z podanymi warunkami. Testy sprawdzają czy metody dobrze działają.</w:t>
+          <w:i/>
+          <w:iCs/>
+          <w:sz w:val="32"/>
+          <w:szCs w:val="32"/>
+        </w:rPr>
+        <w:t xml:space="preserve"> Management System*</w:t>
+      </w:r>
+      <w:r>
+        <w:rPr>
+          <w:rFonts w:ascii="Arial" w:hAnsi="Arial" w:cs="Arial"/>
+          <w:sz w:val="32"/>
+          <w:szCs w:val="32"/>
+        </w:rPr>
+        <w:t>). Obiekt magazynu reprezentowany jest w pamięci programu za pomocą trójwymiarowej tablicy obiektów. Półki magazynowe mogą pozostawać puste (`</w:t>
+      </w:r>
+      <w:proofErr w:type="spellStart"/>
+      <w:r>
+        <w:rPr>
+          <w:rFonts w:ascii="Arial" w:hAnsi="Arial" w:cs="Arial"/>
+          <w:sz w:val="32"/>
+          <w:szCs w:val="32"/>
+        </w:rPr>
+        <w:t>null</w:t>
+      </w:r>
+      <w:proofErr w:type="spellEnd"/>
+      <w:r>
+        <w:rPr>
+          <w:rFonts w:ascii="Arial" w:hAnsi="Arial" w:cs="Arial"/>
+          <w:sz w:val="32"/>
+          <w:szCs w:val="32"/>
+        </w:rPr>
+        <w:t>`) lub przechowywać określone typy przedmiotów, takie jak kamień</w:t>
+      </w:r>
+      <w:r>
+        <w:rPr>
+          <w:rFonts w:ascii="Arial" w:hAnsi="Arial" w:cs="Arial"/>
+          <w:sz w:val="32"/>
+          <w:szCs w:val="32"/>
+        </w:rPr>
+        <w:t>,</w:t>
+      </w:r>
+      <w:r>
+        <w:rPr>
+          <w:rFonts w:ascii="Arial" w:hAnsi="Arial" w:cs="Arial"/>
+          <w:sz w:val="32"/>
+          <w:szCs w:val="32"/>
+        </w:rPr>
+        <w:t xml:space="preserve"> papier, nożyce oraz dowolne inne produkty zdefiniowane przez użytkownika. </w:t>
+      </w:r>
+    </w:p>
+    <w:p>
+      <w:pPr>
+        <w:rPr>
+          <w:rFonts w:ascii="Arial" w:hAnsi="Arial" w:cs="Arial"/>
+          <w:sz w:val="32"/>
+          <w:szCs w:val="32"/>
+        </w:rPr>
+      </w:pPr>
+    </w:p>
+    <w:p>
+      <w:pPr>
+        <w:rPr>
+          <w:rFonts w:ascii="Arial" w:hAnsi="Arial" w:cs="Arial"/>
+          <w:sz w:val="32"/>
+          <w:szCs w:val="32"/>
+        </w:rPr>
+      </w:pPr>
+      <w:r>
+        <w:rPr>
+          <w:rFonts w:ascii="Arial" w:hAnsi="Arial" w:cs="Arial"/>
+          <w:sz w:val="32"/>
+          <w:szCs w:val="32"/>
+        </w:rPr>
+        <w:t xml:space="preserve">Aplikacja udostępnia pełen zestaw operacji zarządczych, obejmujący czyszczenie przestrzeni magazynowej, automatyczne oraz punktowe przydzielanie miejsc dla produktów, a także wyszukiwanie i usuwanie towarów z półek na podstawie podanych kryteriów. Niniejsza dokumentacja przedstawia pełny proces weryfikacji i walidacji oprogramowania z wykorzystaniem testów jednostkowych, integracyjnych oraz systemowych w środowisku .NET przy użyciu </w:t>
+      </w:r>
+      <w:proofErr w:type="spellStart"/>
+      <w:r>
+        <w:rPr>
+          <w:rFonts w:ascii="Arial" w:hAnsi="Arial" w:cs="Arial"/>
+          <w:sz w:val="32"/>
+          <w:szCs w:val="32"/>
+        </w:rPr>
+        <w:t>frameworka</w:t>
+      </w:r>
+      <w:proofErr w:type="spellEnd"/>
+      <w:r>
+        <w:rPr>
+          <w:rFonts w:ascii="Arial" w:hAnsi="Arial" w:cs="Arial"/>
+          <w:sz w:val="32"/>
+          <w:szCs w:val="32"/>
+        </w:rPr>
+        <w:t xml:space="preserve"> </w:t>
+      </w:r>
+      <w:proofErr w:type="spellStart"/>
+      <w:r>
+        <w:rPr>
+          <w:rFonts w:ascii="Arial" w:hAnsi="Arial" w:cs="Arial"/>
+          <w:sz w:val="32"/>
+          <w:szCs w:val="32"/>
+        </w:rPr>
+        <w:t>xUnit</w:t>
+      </w:r>
+      <w:proofErr w:type="spellEnd"/>
+      <w:r>
+        <w:rPr>
+          <w:rFonts w:ascii="Arial" w:hAnsi="Arial" w:cs="Arial"/>
+          <w:sz w:val="32"/>
+          <w:szCs w:val="32"/>
+        </w:rPr>
+        <w:t xml:space="preserve"> oraz systemu kontroli wersji Git.</w:t>
       </w:r>
     </w:p>
     <w:p>
@@ -1256,17 +1366,103 @@
           <w:sz w:val="32"/>
           <w:szCs w:val="32"/>
         </w:rPr>
-        <w:t>Testy jednostkowe to testy które sprawdzają czy dany kod poprawie działa przy danym przykładzie. Używamy ich do sprawdzania działalności aplikacji.</w:t>
-      </w:r>
-    </w:p>
-    <w:p>
-      <w:pPr>
-        <w:rPr>
-          <w:rFonts w:ascii="Arial" w:hAnsi="Arial" w:cs="Arial"/>
-          <w:sz w:val="32"/>
-          <w:szCs w:val="32"/>
-        </w:rPr>
-      </w:pPr>
+        <w:t xml:space="preserve">Testy jednostkowe stanowią absolutną podstawę i fundamentalny poziom w tradycyjnej piramidzie testowania </w:t>
+      </w:r>
+      <w:r>
+        <w:rPr>
+          <w:rFonts w:ascii="Arial" w:hAnsi="Arial" w:cs="Arial"/>
+          <w:sz w:val="32"/>
+          <w:szCs w:val="32"/>
+        </w:rPr>
+        <w:lastRenderedPageBreak/>
+        <w:t xml:space="preserve">oprogramowania. Ich głównym celem jest weryfikacja prawidłowego działania najmniejszych, niepodzielnych elementów kodu źródłowego – najczęściej pojedynczych metod, funkcji lub klas – w całkowitej izolacji od reszty systemu oraz zewnętrznych zasobów, takich jak bazy danych, systemy plików czy zewnętrzne interfejsy API. </w:t>
+      </w:r>
+    </w:p>
+    <w:p>
+      <w:pPr>
+        <w:rPr>
+          <w:rFonts w:ascii="Arial" w:hAnsi="Arial" w:cs="Arial"/>
+          <w:sz w:val="32"/>
+          <w:szCs w:val="32"/>
+        </w:rPr>
+      </w:pPr>
+    </w:p>
+    <w:p>
+      <w:pPr>
+        <w:rPr>
+          <w:rFonts w:ascii="Arial" w:hAnsi="Arial" w:cs="Arial"/>
+          <w:sz w:val="32"/>
+          <w:szCs w:val="32"/>
+        </w:rPr>
+      </w:pPr>
+      <w:r>
+        <w:rPr>
+          <w:rFonts w:ascii="Arial" w:hAnsi="Arial" w:cs="Arial"/>
+          <w:sz w:val="32"/>
+          <w:szCs w:val="32"/>
+        </w:rPr>
+        <w:t>Współczesny proces wytwarzania oprogramowania kładzie ogromny nacisk na automatyzację testów jednostkowych, co wpisuje się w metodyki zwinne oraz podejście TDD</w:t>
+      </w:r>
+      <w:r>
+        <w:rPr>
+          <w:rFonts w:ascii="Arial" w:hAnsi="Arial" w:cs="Arial"/>
+          <w:sz w:val="32"/>
+          <w:szCs w:val="32"/>
+        </w:rPr>
+        <w:t xml:space="preserve">. </w:t>
+      </w:r>
+      <w:r>
+        <w:rPr>
+          <w:rFonts w:ascii="Arial" w:hAnsi="Arial" w:cs="Arial"/>
+          <w:sz w:val="32"/>
+          <w:szCs w:val="32"/>
+        </w:rPr>
+        <w:t xml:space="preserve">Pisanie testów na poziomie jednostkowym pozwala programistom na natychmiastowe wykrywanie błędów regresji powstających podczas </w:t>
+      </w:r>
+      <w:proofErr w:type="spellStart"/>
+      <w:r>
+        <w:rPr>
+          <w:rFonts w:ascii="Arial" w:hAnsi="Arial" w:cs="Arial"/>
+          <w:sz w:val="32"/>
+          <w:szCs w:val="32"/>
+        </w:rPr>
+        <w:t>refaktoryzacji</w:t>
+      </w:r>
+      <w:proofErr w:type="spellEnd"/>
+      <w:r>
+        <w:rPr>
+          <w:rFonts w:ascii="Arial" w:hAnsi="Arial" w:cs="Arial"/>
+          <w:sz w:val="32"/>
+          <w:szCs w:val="32"/>
+        </w:rPr>
+        <w:t xml:space="preserve"> kodu, a także znacząco obniża koszty naprawy usterek, gdyż błąd wykryty na tym etapie jest nieporównywalnie tańszy w usunięciu niż ten znaleziony w fazie produkcyjnej.</w:t>
+      </w:r>
+    </w:p>
+    <w:p>
+      <w:pPr>
+        <w:rPr>
+          <w:rFonts w:ascii="Arial" w:hAnsi="Arial" w:cs="Arial"/>
+          <w:sz w:val="32"/>
+          <w:szCs w:val="32"/>
+        </w:rPr>
+      </w:pPr>
+    </w:p>
+    <w:p>
+      <w:pPr>
+        <w:rPr>
+          <w:rFonts w:ascii="Arial" w:hAnsi="Arial" w:cs="Arial"/>
+          <w:sz w:val="32"/>
+          <w:szCs w:val="32"/>
+        </w:rPr>
+      </w:pPr>
+      <w:r>
+        <w:rPr>
+          <w:rFonts w:ascii="Arial" w:hAnsi="Arial" w:cs="Arial"/>
+          <w:sz w:val="32"/>
+          <w:szCs w:val="32"/>
+        </w:rPr>
+        <w:t>Przykładem testu jednostkowego w systemie zarządzania magazynem jest zweryfikowanie, czy metoda obliczająca całkowitą pojemność tablicy zwraca właściwy wynik dla podanych wymiarów, nie wykonując przy tym żadnych operacji na plikach konfiguracyjnych czy zewnętrznych obiektach towarów.</w:t>
+      </w:r>
     </w:p>
     <w:p>
       <w:pPr>
@@ -1300,37 +1496,622 @@
       <w:pPr>
         <w:rPr>
           <w:rFonts w:ascii="Arial" w:hAnsi="Arial" w:cs="Arial"/>
-          <w:b/>
-          <w:sz w:val="52"/>
-          <w:szCs w:val="52"/>
-        </w:rPr>
-      </w:pPr>
-    </w:p>
-    <w:p>
-      <w:pPr>
-        <w:rPr>
-          <w:rFonts w:ascii="Arial" w:hAnsi="Arial" w:cs="Arial"/>
-          <w:sz w:val="32"/>
-          <w:szCs w:val="32"/>
-        </w:rPr>
-      </w:pPr>
-      <w:r>
-        <w:rPr>
-          <w:rFonts w:ascii="Arial" w:hAnsi="Arial" w:cs="Arial"/>
-          <w:sz w:val="32"/>
-          <w:szCs w:val="32"/>
-        </w:rPr>
-        <w:t>Przykładowy program to program Magazyn w folderze obok. Tworzy on magazyn z półkami który użytkownik może wypełniać i wyczyszczać.</w:t>
-      </w:r>
-    </w:p>
-    <w:p>
-      <w:pPr>
-        <w:rPr>
-          <w:rFonts w:ascii="Arial" w:hAnsi="Arial" w:cs="Arial"/>
-          <w:sz w:val="32"/>
-          <w:szCs w:val="32"/>
-        </w:rPr>
-      </w:pPr>
+          <w:sz w:val="32"/>
+          <w:szCs w:val="32"/>
+        </w:rPr>
+      </w:pPr>
+      <w:r>
+        <w:rPr>
+          <w:rFonts w:ascii="Arial" w:hAnsi="Arial" w:cs="Arial"/>
+          <w:sz w:val="32"/>
+          <w:szCs w:val="32"/>
+        </w:rPr>
+        <w:t xml:space="preserve">Na potrzeby przeprowadzenia testowania jednostkowego zaimplementowano w języku C# kluczową klasę `Magazyn`, znajdującą się w przestrzeni nazw `Magazyn`. Klasa ta reprezentuje fizyczny lub wirtualny magazyn towarowy i opiera </w:t>
+      </w:r>
+      <w:r>
+        <w:rPr>
+          <w:rFonts w:ascii="Arial" w:hAnsi="Arial" w:cs="Arial"/>
+          <w:sz w:val="32"/>
+          <w:szCs w:val="32"/>
+        </w:rPr>
+        <w:lastRenderedPageBreak/>
+        <w:t>swoją strukturę danych na trójwymiarowej tablicy obiektów pulka. Zastosowanie macierzy trójwymiarowej pozwala na precyzyjne adresowanie każdej półki magazynowej za pomocą układu współrzędnych `(s, h, l)`, odzwierciedlających sekcję</w:t>
+      </w:r>
+      <w:r>
+        <w:rPr>
+          <w:rFonts w:ascii="Arial" w:hAnsi="Arial" w:cs="Arial"/>
+          <w:sz w:val="32"/>
+          <w:szCs w:val="32"/>
+        </w:rPr>
+        <w:t xml:space="preserve">, </w:t>
+      </w:r>
+      <w:r>
+        <w:rPr>
+          <w:rFonts w:ascii="Arial" w:hAnsi="Arial" w:cs="Arial"/>
+          <w:sz w:val="32"/>
+          <w:szCs w:val="32"/>
+        </w:rPr>
+        <w:t>wysokość oraz głębokość na półce.</w:t>
+      </w:r>
+    </w:p>
+    <w:p>
+      <w:pPr>
+        <w:rPr>
+          <w:rFonts w:ascii="Arial" w:hAnsi="Arial" w:cs="Arial"/>
+          <w:sz w:val="32"/>
+          <w:szCs w:val="32"/>
+        </w:rPr>
+      </w:pPr>
+    </w:p>
+    <w:p>
+      <w:pPr>
+        <w:rPr>
+          <w:rFonts w:ascii="Arial" w:hAnsi="Arial" w:cs="Arial"/>
+          <w:sz w:val="32"/>
+          <w:szCs w:val="32"/>
+        </w:rPr>
+      </w:pPr>
+      <w:r>
+        <w:rPr>
+          <w:rFonts w:ascii="Arial" w:hAnsi="Arial" w:cs="Arial"/>
+          <w:sz w:val="32"/>
+          <w:szCs w:val="32"/>
+        </w:rPr>
+        <w:t xml:space="preserve">Klasa `Magazyn` posiada dwa </w:t>
+      </w:r>
+      <w:proofErr w:type="spellStart"/>
+      <w:r>
+        <w:rPr>
+          <w:rFonts w:ascii="Arial" w:hAnsi="Arial" w:cs="Arial"/>
+          <w:sz w:val="32"/>
+          <w:szCs w:val="32"/>
+        </w:rPr>
+        <w:t>konstruktory</w:t>
+      </w:r>
+      <w:proofErr w:type="spellEnd"/>
+      <w:r>
+        <w:rPr>
+          <w:rFonts w:ascii="Arial" w:hAnsi="Arial" w:cs="Arial"/>
+          <w:sz w:val="32"/>
+          <w:szCs w:val="32"/>
+        </w:rPr>
+        <w:t>:</w:t>
+      </w:r>
+    </w:p>
+    <w:p>
+      <w:pPr>
+        <w:rPr>
+          <w:rFonts w:ascii="Arial" w:hAnsi="Arial" w:cs="Arial"/>
+          <w:sz w:val="32"/>
+          <w:szCs w:val="32"/>
+        </w:rPr>
+      </w:pPr>
+      <w:r>
+        <w:rPr>
+          <w:rFonts w:ascii="Arial" w:hAnsi="Arial" w:cs="Arial"/>
+          <w:b/>
+          <w:bCs/>
+          <w:sz w:val="32"/>
+          <w:szCs w:val="32"/>
+        </w:rPr>
+        <w:t>Konstruktor domyślny</w:t>
+      </w:r>
+      <w:r>
+        <w:rPr>
+          <w:rFonts w:ascii="Arial" w:hAnsi="Arial" w:cs="Arial"/>
+          <w:b/>
+          <w:bCs/>
+          <w:sz w:val="32"/>
+          <w:szCs w:val="32"/>
+        </w:rPr>
+        <w:t>:</w:t>
+      </w:r>
+      <w:r>
+        <w:rPr>
+          <w:rFonts w:ascii="Arial" w:hAnsi="Arial" w:cs="Arial"/>
+          <w:sz w:val="32"/>
+          <w:szCs w:val="32"/>
+        </w:rPr>
+        <w:t xml:space="preserve"> Tworzy instancję magazynu o narzuconym rozmiarze </w:t>
+      </w:r>
+      <w:r>
+        <w:rPr>
+          <w:rFonts w:ascii="Arial" w:hAnsi="Arial" w:cs="Arial"/>
+          <w:sz w:val="32"/>
+          <w:szCs w:val="32"/>
+        </w:rPr>
+        <w:t>2 * 5 * 5</w:t>
+      </w:r>
+      <w:r>
+        <w:rPr>
+          <w:rFonts w:ascii="Arial" w:hAnsi="Arial" w:cs="Arial"/>
+          <w:sz w:val="32"/>
+          <w:szCs w:val="32"/>
+        </w:rPr>
+        <w:t>, co daje łącznie 50 indywidualnych komórek przeznaczonych na składowanie towarów.</w:t>
+      </w:r>
+    </w:p>
+    <w:p>
+      <w:pPr>
+        <w:rPr>
+          <w:rFonts w:ascii="Arial" w:hAnsi="Arial" w:cs="Arial"/>
+          <w:sz w:val="32"/>
+          <w:szCs w:val="32"/>
+        </w:rPr>
+      </w:pPr>
+      <w:r>
+        <w:rPr>
+          <w:rFonts w:ascii="Arial" w:hAnsi="Arial" w:cs="Arial"/>
+          <w:b/>
+          <w:bCs/>
+          <w:sz w:val="32"/>
+          <w:szCs w:val="32"/>
+        </w:rPr>
+        <w:t>Konstruktor parametryczny</w:t>
+      </w:r>
+      <w:r>
+        <w:rPr>
+          <w:rFonts w:ascii="Arial" w:hAnsi="Arial" w:cs="Arial"/>
+          <w:b/>
+          <w:bCs/>
+          <w:sz w:val="32"/>
+          <w:szCs w:val="32"/>
+        </w:rPr>
+        <w:t>:</w:t>
+      </w:r>
+      <w:r>
+        <w:rPr>
+          <w:rFonts w:ascii="Arial" w:hAnsi="Arial" w:cs="Arial"/>
+          <w:sz w:val="32"/>
+          <w:szCs w:val="32"/>
+        </w:rPr>
+        <w:t xml:space="preserve"> `Magazyn(s,</w:t>
+      </w:r>
+      <w:r>
+        <w:rPr>
+          <w:rFonts w:ascii="Arial" w:hAnsi="Arial" w:cs="Arial"/>
+          <w:sz w:val="32"/>
+          <w:szCs w:val="32"/>
+        </w:rPr>
+        <w:t xml:space="preserve"> </w:t>
+      </w:r>
+      <w:r>
+        <w:rPr>
+          <w:rFonts w:ascii="Arial" w:hAnsi="Arial" w:cs="Arial"/>
+          <w:sz w:val="32"/>
+          <w:szCs w:val="32"/>
+        </w:rPr>
+        <w:t>h,</w:t>
+      </w:r>
+      <w:r>
+        <w:rPr>
+          <w:rFonts w:ascii="Arial" w:hAnsi="Arial" w:cs="Arial"/>
+          <w:sz w:val="32"/>
+          <w:szCs w:val="32"/>
+        </w:rPr>
+        <w:t xml:space="preserve"> </w:t>
+      </w:r>
+      <w:r>
+        <w:rPr>
+          <w:rFonts w:ascii="Arial" w:hAnsi="Arial" w:cs="Arial"/>
+          <w:sz w:val="32"/>
+          <w:szCs w:val="32"/>
+        </w:rPr>
+        <w:t>l)` – pozwala na elastyczne definiowanie gabarytów magazynu zgodnie z potrzebami użytkownika (np. tworzenie małych regałów lub wielkich hal magazynowych).</w:t>
+      </w:r>
+    </w:p>
+    <w:p>
+      <w:pPr>
+        <w:rPr>
+          <w:rFonts w:ascii="Arial" w:hAnsi="Arial" w:cs="Arial"/>
+          <w:sz w:val="32"/>
+          <w:szCs w:val="32"/>
+        </w:rPr>
+      </w:pPr>
+    </w:p>
+    <w:p>
+      <w:pPr>
+        <w:rPr>
+          <w:rFonts w:ascii="Arial" w:hAnsi="Arial" w:cs="Arial"/>
+          <w:sz w:val="32"/>
+          <w:szCs w:val="32"/>
+        </w:rPr>
+      </w:pPr>
+      <w:r>
+        <w:rPr>
+          <w:rFonts w:ascii="Arial" w:hAnsi="Arial" w:cs="Arial"/>
+          <w:sz w:val="32"/>
+          <w:szCs w:val="32"/>
+        </w:rPr>
+        <w:t>Wewnątrz klasy zaimplementowano szereg metod realizujących podstawową logikę biznesową:</w:t>
+      </w:r>
+    </w:p>
+    <w:p>
+      <w:pPr>
+        <w:rPr>
+          <w:rFonts w:ascii="Arial" w:hAnsi="Arial" w:cs="Arial"/>
+          <w:sz w:val="32"/>
+          <w:szCs w:val="32"/>
+        </w:rPr>
+      </w:pPr>
+      <w:proofErr w:type="spellStart"/>
+      <w:r>
+        <w:rPr>
+          <w:rFonts w:ascii="Arial" w:hAnsi="Arial" w:cs="Arial"/>
+          <w:sz w:val="32"/>
+          <w:szCs w:val="32"/>
+        </w:rPr>
+        <w:t>Pokazpulke</w:t>
+      </w:r>
+      <w:proofErr w:type="spellEnd"/>
+      <w:r>
+        <w:rPr>
+          <w:rFonts w:ascii="Arial" w:hAnsi="Arial" w:cs="Arial"/>
+          <w:sz w:val="32"/>
+          <w:szCs w:val="32"/>
+        </w:rPr>
+        <w:t>(</w:t>
+      </w:r>
+      <w:proofErr w:type="spellStart"/>
+      <w:r>
+        <w:rPr>
+          <w:rFonts w:ascii="Arial" w:hAnsi="Arial" w:cs="Arial"/>
+          <w:sz w:val="32"/>
+          <w:szCs w:val="32"/>
+        </w:rPr>
+        <w:t>int</w:t>
+      </w:r>
+      <w:proofErr w:type="spellEnd"/>
+      <w:r>
+        <w:rPr>
+          <w:rFonts w:ascii="Arial" w:hAnsi="Arial" w:cs="Arial"/>
+          <w:sz w:val="32"/>
+          <w:szCs w:val="32"/>
+        </w:rPr>
+        <w:t xml:space="preserve"> a, </w:t>
+      </w:r>
+      <w:proofErr w:type="spellStart"/>
+      <w:r>
+        <w:rPr>
+          <w:rFonts w:ascii="Arial" w:hAnsi="Arial" w:cs="Arial"/>
+          <w:sz w:val="32"/>
+          <w:szCs w:val="32"/>
+        </w:rPr>
+        <w:t>int</w:t>
+      </w:r>
+      <w:proofErr w:type="spellEnd"/>
+      <w:r>
+        <w:rPr>
+          <w:rFonts w:ascii="Arial" w:hAnsi="Arial" w:cs="Arial"/>
+          <w:sz w:val="32"/>
+          <w:szCs w:val="32"/>
+        </w:rPr>
+        <w:t xml:space="preserve"> b, </w:t>
+      </w:r>
+      <w:proofErr w:type="spellStart"/>
+      <w:r>
+        <w:rPr>
+          <w:rFonts w:ascii="Arial" w:hAnsi="Arial" w:cs="Arial"/>
+          <w:sz w:val="32"/>
+          <w:szCs w:val="32"/>
+        </w:rPr>
+        <w:t>int</w:t>
+      </w:r>
+      <w:proofErr w:type="spellEnd"/>
+      <w:r>
+        <w:rPr>
+          <w:rFonts w:ascii="Arial" w:hAnsi="Arial" w:cs="Arial"/>
+          <w:sz w:val="32"/>
+          <w:szCs w:val="32"/>
+        </w:rPr>
+        <w:t xml:space="preserve"> c) – pobiera i zwraca nazwę przedmiotu znajdującego się na podanych współrzędnych.</w:t>
+      </w:r>
+    </w:p>
+    <w:p>
+      <w:pPr>
+        <w:rPr>
+          <w:rFonts w:ascii="Arial" w:hAnsi="Arial" w:cs="Arial"/>
+          <w:sz w:val="32"/>
+          <w:szCs w:val="32"/>
+        </w:rPr>
+      </w:pPr>
+      <w:proofErr w:type="spellStart"/>
+      <w:r>
+        <w:rPr>
+          <w:rFonts w:ascii="Arial" w:hAnsi="Arial" w:cs="Arial"/>
+          <w:sz w:val="32"/>
+          <w:szCs w:val="32"/>
+        </w:rPr>
+        <w:t>Wyczysc_wszystko</w:t>
+      </w:r>
+      <w:proofErr w:type="spellEnd"/>
+      <w:r>
+        <w:rPr>
+          <w:rFonts w:ascii="Arial" w:hAnsi="Arial" w:cs="Arial"/>
+          <w:sz w:val="32"/>
+          <w:szCs w:val="32"/>
+        </w:rPr>
+        <w:t xml:space="preserve">() – iteruje po wszystkich wymiarach tablicy za pomocą potrójnej pętli `for` i ustawia każdą półkę na wartość </w:t>
+      </w:r>
+      <w:proofErr w:type="spellStart"/>
+      <w:r>
+        <w:rPr>
+          <w:rFonts w:ascii="Arial" w:hAnsi="Arial" w:cs="Arial"/>
+          <w:sz w:val="32"/>
+          <w:szCs w:val="32"/>
+        </w:rPr>
+        <w:t>null</w:t>
+      </w:r>
+      <w:proofErr w:type="spellEnd"/>
+      <w:r>
+        <w:rPr>
+          <w:rFonts w:ascii="Arial" w:hAnsi="Arial" w:cs="Arial"/>
+          <w:sz w:val="32"/>
+          <w:szCs w:val="32"/>
+        </w:rPr>
+        <w:t>.</w:t>
+      </w:r>
+    </w:p>
+    <w:p>
+      <w:pPr>
+        <w:rPr>
+          <w:rFonts w:ascii="Arial" w:hAnsi="Arial" w:cs="Arial"/>
+          <w:sz w:val="32"/>
+          <w:szCs w:val="32"/>
+        </w:rPr>
+      </w:pPr>
+      <w:proofErr w:type="spellStart"/>
+      <w:r>
+        <w:rPr>
+          <w:rFonts w:ascii="Arial" w:hAnsi="Arial" w:cs="Arial"/>
+          <w:sz w:val="32"/>
+          <w:szCs w:val="32"/>
+        </w:rPr>
+        <w:t>Wloz_pierwszy</w:t>
+      </w:r>
+      <w:proofErr w:type="spellEnd"/>
+      <w:r>
+        <w:rPr>
+          <w:rFonts w:ascii="Arial" w:hAnsi="Arial" w:cs="Arial"/>
+          <w:sz w:val="32"/>
+          <w:szCs w:val="32"/>
+        </w:rPr>
+        <w:t>(</w:t>
+      </w:r>
+      <w:proofErr w:type="spellStart"/>
+      <w:r>
+        <w:rPr>
+          <w:rFonts w:ascii="Arial" w:hAnsi="Arial" w:cs="Arial"/>
+          <w:sz w:val="32"/>
+          <w:szCs w:val="32"/>
+        </w:rPr>
+        <w:t>int</w:t>
+      </w:r>
+      <w:proofErr w:type="spellEnd"/>
+      <w:r>
+        <w:rPr>
+          <w:rFonts w:ascii="Arial" w:hAnsi="Arial" w:cs="Arial"/>
+          <w:sz w:val="32"/>
+          <w:szCs w:val="32"/>
+        </w:rPr>
+        <w:t xml:space="preserve"> a) oraz </w:t>
+      </w:r>
+      <w:proofErr w:type="spellStart"/>
+      <w:r>
+        <w:rPr>
+          <w:rFonts w:ascii="Arial" w:hAnsi="Arial" w:cs="Arial"/>
+          <w:sz w:val="32"/>
+          <w:szCs w:val="32"/>
+        </w:rPr>
+        <w:t>Wloz_wybrany</w:t>
+      </w:r>
+      <w:proofErr w:type="spellEnd"/>
+      <w:r>
+        <w:rPr>
+          <w:rFonts w:ascii="Arial" w:hAnsi="Arial" w:cs="Arial"/>
+          <w:sz w:val="32"/>
+          <w:szCs w:val="32"/>
+        </w:rPr>
+        <w:t>(</w:t>
+      </w:r>
+      <w:proofErr w:type="spellStart"/>
+      <w:r>
+        <w:rPr>
+          <w:rFonts w:ascii="Arial" w:hAnsi="Arial" w:cs="Arial"/>
+          <w:sz w:val="32"/>
+          <w:szCs w:val="32"/>
+        </w:rPr>
+        <w:t>int</w:t>
+      </w:r>
+      <w:proofErr w:type="spellEnd"/>
+      <w:r>
+        <w:rPr>
+          <w:rFonts w:ascii="Arial" w:hAnsi="Arial" w:cs="Arial"/>
+          <w:sz w:val="32"/>
+          <w:szCs w:val="32"/>
+        </w:rPr>
+        <w:t xml:space="preserve"> a, </w:t>
+      </w:r>
+      <w:proofErr w:type="spellStart"/>
+      <w:r>
+        <w:rPr>
+          <w:rFonts w:ascii="Arial" w:hAnsi="Arial" w:cs="Arial"/>
+          <w:sz w:val="32"/>
+          <w:szCs w:val="32"/>
+        </w:rPr>
+        <w:t>int</w:t>
+      </w:r>
+      <w:proofErr w:type="spellEnd"/>
+      <w:r>
+        <w:rPr>
+          <w:rFonts w:ascii="Arial" w:hAnsi="Arial" w:cs="Arial"/>
+          <w:sz w:val="32"/>
+          <w:szCs w:val="32"/>
+        </w:rPr>
+        <w:t xml:space="preserve"> b, </w:t>
+      </w:r>
+      <w:proofErr w:type="spellStart"/>
+      <w:r>
+        <w:rPr>
+          <w:rFonts w:ascii="Arial" w:hAnsi="Arial" w:cs="Arial"/>
+          <w:sz w:val="32"/>
+          <w:szCs w:val="32"/>
+        </w:rPr>
+        <w:t>int</w:t>
+      </w:r>
+      <w:proofErr w:type="spellEnd"/>
+      <w:r>
+        <w:rPr>
+          <w:rFonts w:ascii="Arial" w:hAnsi="Arial" w:cs="Arial"/>
+          <w:sz w:val="32"/>
+          <w:szCs w:val="32"/>
+        </w:rPr>
+        <w:t xml:space="preserve"> c, </w:t>
+      </w:r>
+      <w:proofErr w:type="spellStart"/>
+      <w:r>
+        <w:rPr>
+          <w:rFonts w:ascii="Arial" w:hAnsi="Arial" w:cs="Arial"/>
+          <w:sz w:val="32"/>
+          <w:szCs w:val="32"/>
+        </w:rPr>
+        <w:t>int</w:t>
+      </w:r>
+      <w:proofErr w:type="spellEnd"/>
+      <w:r>
+        <w:rPr>
+          <w:rFonts w:ascii="Arial" w:hAnsi="Arial" w:cs="Arial"/>
+          <w:sz w:val="32"/>
+          <w:szCs w:val="32"/>
+        </w:rPr>
+        <w:t xml:space="preserve"> d) – wstawiają na półki standardowe przedmioty (identyfikowane liczbowo: 0 – kamień, 1 – papier, 2 – nożyce), szukając pierwszej wolnej komórki lub wstawiając je na ściśle wskazane miejsce.</w:t>
+      </w:r>
+    </w:p>
+    <w:p>
+      <w:pPr>
+        <w:rPr>
+          <w:rFonts w:ascii="Arial" w:hAnsi="Arial" w:cs="Arial"/>
+          <w:sz w:val="32"/>
+          <w:szCs w:val="32"/>
+        </w:rPr>
+      </w:pPr>
+      <w:r>
+        <w:rPr>
+          <w:rFonts w:ascii="Arial" w:hAnsi="Arial" w:cs="Arial"/>
+          <w:sz w:val="32"/>
+          <w:szCs w:val="32"/>
+        </w:rPr>
+        <w:lastRenderedPageBreak/>
+        <w:t>* `</w:t>
+      </w:r>
+      <w:proofErr w:type="spellStart"/>
+      <w:r>
+        <w:rPr>
+          <w:rFonts w:ascii="Arial" w:hAnsi="Arial" w:cs="Arial"/>
+          <w:sz w:val="32"/>
+          <w:szCs w:val="32"/>
+        </w:rPr>
+        <w:t>Wez_pierwszy</w:t>
+      </w:r>
+      <w:proofErr w:type="spellEnd"/>
+      <w:r>
+        <w:rPr>
+          <w:rFonts w:ascii="Arial" w:hAnsi="Arial" w:cs="Arial"/>
+          <w:sz w:val="32"/>
+          <w:szCs w:val="32"/>
+        </w:rPr>
+        <w:t>(</w:t>
+      </w:r>
+      <w:proofErr w:type="spellStart"/>
+      <w:r>
+        <w:rPr>
+          <w:rFonts w:ascii="Arial" w:hAnsi="Arial" w:cs="Arial"/>
+          <w:sz w:val="32"/>
+          <w:szCs w:val="32"/>
+        </w:rPr>
+        <w:t>int</w:t>
+      </w:r>
+      <w:proofErr w:type="spellEnd"/>
+      <w:r>
+        <w:rPr>
+          <w:rFonts w:ascii="Arial" w:hAnsi="Arial" w:cs="Arial"/>
+          <w:sz w:val="32"/>
+          <w:szCs w:val="32"/>
+        </w:rPr>
+        <w:t xml:space="preserve"> a)` oraz `</w:t>
+      </w:r>
+      <w:proofErr w:type="spellStart"/>
+      <w:r>
+        <w:rPr>
+          <w:rFonts w:ascii="Arial" w:hAnsi="Arial" w:cs="Arial"/>
+          <w:sz w:val="32"/>
+          <w:szCs w:val="32"/>
+        </w:rPr>
+        <w:t>Wez_wybrany</w:t>
+      </w:r>
+      <w:proofErr w:type="spellEnd"/>
+      <w:r>
+        <w:rPr>
+          <w:rFonts w:ascii="Arial" w:hAnsi="Arial" w:cs="Arial"/>
+          <w:sz w:val="32"/>
+          <w:szCs w:val="32"/>
+        </w:rPr>
+        <w:t>(</w:t>
+      </w:r>
+      <w:proofErr w:type="spellStart"/>
+      <w:r>
+        <w:rPr>
+          <w:rFonts w:ascii="Arial" w:hAnsi="Arial" w:cs="Arial"/>
+          <w:sz w:val="32"/>
+          <w:szCs w:val="32"/>
+        </w:rPr>
+        <w:t>int</w:t>
+      </w:r>
+      <w:proofErr w:type="spellEnd"/>
+      <w:r>
+        <w:rPr>
+          <w:rFonts w:ascii="Arial" w:hAnsi="Arial" w:cs="Arial"/>
+          <w:sz w:val="32"/>
+          <w:szCs w:val="32"/>
+        </w:rPr>
+        <w:t xml:space="preserve"> a, </w:t>
+      </w:r>
+      <w:proofErr w:type="spellStart"/>
+      <w:r>
+        <w:rPr>
+          <w:rFonts w:ascii="Arial" w:hAnsi="Arial" w:cs="Arial"/>
+          <w:sz w:val="32"/>
+          <w:szCs w:val="32"/>
+        </w:rPr>
+        <w:t>int</w:t>
+      </w:r>
+      <w:proofErr w:type="spellEnd"/>
+      <w:r>
+        <w:rPr>
+          <w:rFonts w:ascii="Arial" w:hAnsi="Arial" w:cs="Arial"/>
+          <w:sz w:val="32"/>
+          <w:szCs w:val="32"/>
+        </w:rPr>
+        <w:t xml:space="preserve"> b, </w:t>
+      </w:r>
+      <w:proofErr w:type="spellStart"/>
+      <w:r>
+        <w:rPr>
+          <w:rFonts w:ascii="Arial" w:hAnsi="Arial" w:cs="Arial"/>
+          <w:sz w:val="32"/>
+          <w:szCs w:val="32"/>
+        </w:rPr>
+        <w:t>int</w:t>
+      </w:r>
+      <w:proofErr w:type="spellEnd"/>
+      <w:r>
+        <w:rPr>
+          <w:rFonts w:ascii="Arial" w:hAnsi="Arial" w:cs="Arial"/>
+          <w:sz w:val="32"/>
+          <w:szCs w:val="32"/>
+        </w:rPr>
+        <w:t xml:space="preserve"> c)` – usuwają i zwracają wybrane przedmioty z magazynu, zwalniając przy tym dane miejsce.</w:t>
+      </w:r>
     </w:p>
     <w:p>
       <w:pPr>
@@ -1384,150 +2165,301 @@
           <w:sz w:val="32"/>
           <w:szCs w:val="32"/>
         </w:rPr>
-        <w:t>Są cztery testy.</w:t>
-      </w:r>
-    </w:p>
-    <w:p>
-      <w:pPr>
-        <w:rPr>
-          <w:rFonts w:ascii="Arial" w:hAnsi="Arial" w:cs="Arial"/>
-          <w:sz w:val="32"/>
-          <w:szCs w:val="32"/>
-        </w:rPr>
-      </w:pPr>
-      <w:r>
-        <w:rPr>
-          <w:rFonts w:ascii="Arial" w:hAnsi="Arial" w:cs="Arial"/>
-          <w:sz w:val="32"/>
-          <w:szCs w:val="32"/>
-        </w:rPr>
-        <w:t xml:space="preserve">Test nr 1 sprawdza czy magazyn jest dobrze inicjowany za pomocą konstruktora domyślnego. Poprawy wynik ma być </w:t>
-      </w:r>
-      <w:r>
-        <w:rPr>
-          <w:rFonts w:ascii="Arial" w:hAnsi="Arial" w:cs="Arial"/>
-          <w:sz w:val="32"/>
-          <w:szCs w:val="32"/>
-        </w:rPr>
-        <w:t>negatywny</w:t>
-      </w:r>
-      <w:r>
-        <w:rPr>
-          <w:rFonts w:ascii="Arial" w:hAnsi="Arial" w:cs="Arial"/>
-          <w:sz w:val="32"/>
-          <w:szCs w:val="32"/>
-        </w:rPr>
-        <w:t>.</w:t>
-      </w:r>
-    </w:p>
-    <w:p>
-      <w:pPr>
-        <w:rPr>
-          <w:rFonts w:ascii="Arial" w:hAnsi="Arial" w:cs="Arial"/>
-          <w:sz w:val="32"/>
-          <w:szCs w:val="32"/>
-        </w:rPr>
-      </w:pPr>
-    </w:p>
-    <w:p>
-      <w:pPr>
-        <w:rPr>
-          <w:rFonts w:ascii="Arial" w:hAnsi="Arial" w:cs="Arial"/>
-          <w:sz w:val="32"/>
-          <w:szCs w:val="32"/>
-        </w:rPr>
-      </w:pPr>
-      <w:r>
-        <w:rPr>
-          <w:rFonts w:ascii="Arial" w:hAnsi="Arial" w:cs="Arial"/>
-          <w:sz w:val="32"/>
-          <w:szCs w:val="32"/>
-        </w:rPr>
-        <w:t>Test nr 2 sprawdza czy magazyn tworzony konstruktorem z danymi użytkownika jest tworzony poprawnie. Poprawny wynik ma być pozytywny.</w:t>
-      </w:r>
-    </w:p>
-    <w:p>
-      <w:pPr>
-        <w:rPr>
-          <w:rFonts w:ascii="Arial" w:hAnsi="Arial" w:cs="Arial"/>
-          <w:sz w:val="32"/>
-          <w:szCs w:val="32"/>
-        </w:rPr>
-      </w:pPr>
-    </w:p>
-    <w:p>
-      <w:pPr>
-        <w:rPr>
-          <w:rFonts w:ascii="Arial" w:hAnsi="Arial" w:cs="Arial"/>
-          <w:sz w:val="32"/>
-          <w:szCs w:val="32"/>
-        </w:rPr>
-      </w:pPr>
-      <w:r>
-        <w:rPr>
-          <w:rFonts w:ascii="Arial" w:hAnsi="Arial" w:cs="Arial"/>
-          <w:sz w:val="32"/>
-          <w:szCs w:val="32"/>
-        </w:rPr>
-        <w:t xml:space="preserve">Test nr 3 sprawdza </w:t>
-      </w:r>
-      <w:r>
-        <w:rPr>
-          <w:rFonts w:ascii="Arial" w:hAnsi="Arial" w:cs="Arial"/>
-          <w:sz w:val="32"/>
-          <w:szCs w:val="32"/>
-        </w:rPr>
-        <w:t>użytkownik potrafi wziąć przedmiot z pułki popranie. Test inicjuje magazyn domyślnie i bierze nożyce z pułki</w:t>
-      </w:r>
-      <w:r>
-        <w:rPr>
-          <w:rFonts w:ascii="Arial" w:hAnsi="Arial" w:cs="Arial"/>
-          <w:sz w:val="32"/>
-          <w:szCs w:val="32"/>
-        </w:rPr>
-        <w:t>. Poprawny wynik ma być pozytywny.</w:t>
-      </w:r>
-    </w:p>
-    <w:p>
-      <w:pPr>
-        <w:rPr>
-          <w:rFonts w:ascii="Arial" w:hAnsi="Arial" w:cs="Arial"/>
-          <w:sz w:val="32"/>
-          <w:szCs w:val="32"/>
-        </w:rPr>
-      </w:pPr>
-    </w:p>
-    <w:p>
-      <w:pPr>
-        <w:rPr>
-          <w:rFonts w:ascii="Arial" w:hAnsi="Arial" w:cs="Arial"/>
-          <w:sz w:val="32"/>
-          <w:szCs w:val="32"/>
-        </w:rPr>
-      </w:pPr>
-      <w:r>
-        <w:rPr>
-          <w:rFonts w:ascii="Arial" w:hAnsi="Arial" w:cs="Arial"/>
-          <w:sz w:val="32"/>
-          <w:szCs w:val="32"/>
-        </w:rPr>
-        <w:t xml:space="preserve">Test nr 4 sprawdza czy </w:t>
-      </w:r>
-      <w:r>
-        <w:rPr>
-          <w:rFonts w:ascii="Arial" w:hAnsi="Arial" w:cs="Arial"/>
-          <w:sz w:val="32"/>
-          <w:szCs w:val="32"/>
-        </w:rPr>
-        <w:t>użytkownik może włożyć do tablicy poprawnie przedmiot</w:t>
-      </w:r>
-      <w:r>
-        <w:rPr>
-          <w:rFonts w:ascii="Arial" w:hAnsi="Arial" w:cs="Arial"/>
-          <w:sz w:val="32"/>
-          <w:szCs w:val="32"/>
-        </w:rPr>
-        <w:t>. Poprawny wynik ma być pozytywny.</w:t>
+        <w:t xml:space="preserve">Testy jednostkowe zostały zaimplementowane w pliku `UnitTest1.cs` w odrębnym projekcie testowym opartym o </w:t>
+      </w:r>
+      <w:proofErr w:type="spellStart"/>
+      <w:r>
+        <w:rPr>
+          <w:rFonts w:ascii="Arial" w:hAnsi="Arial" w:cs="Arial"/>
+          <w:sz w:val="32"/>
+          <w:szCs w:val="32"/>
+        </w:rPr>
+        <w:t>framework</w:t>
+      </w:r>
+      <w:proofErr w:type="spellEnd"/>
+      <w:r>
+        <w:rPr>
+          <w:rFonts w:ascii="Arial" w:hAnsi="Arial" w:cs="Arial"/>
+          <w:sz w:val="32"/>
+          <w:szCs w:val="32"/>
+        </w:rPr>
+        <w:t xml:space="preserve"> </w:t>
+      </w:r>
+      <w:proofErr w:type="spellStart"/>
+      <w:r>
+        <w:rPr>
+          <w:rFonts w:ascii="Arial" w:hAnsi="Arial" w:cs="Arial"/>
+          <w:sz w:val="32"/>
+          <w:szCs w:val="32"/>
+        </w:rPr>
+        <w:t>xUnit</w:t>
+      </w:r>
+      <w:proofErr w:type="spellEnd"/>
+      <w:r>
+        <w:rPr>
+          <w:rFonts w:ascii="Arial" w:hAnsi="Arial" w:cs="Arial"/>
+          <w:sz w:val="32"/>
+          <w:szCs w:val="32"/>
+        </w:rPr>
+        <w:t>. Skupiają się one wyłącznie na weryfikacji prawidłowości alokowania pamięci oraz poprawności działania algorytmów wyszukiwania i wstawiania bez angażowania zewnętrznych struktur danych:</w:t>
+      </w:r>
+    </w:p>
+    <w:p>
+      <w:pPr>
+        <w:rPr>
+          <w:rFonts w:ascii="Arial" w:hAnsi="Arial" w:cs="Arial"/>
+          <w:sz w:val="32"/>
+          <w:szCs w:val="32"/>
+        </w:rPr>
+      </w:pPr>
+    </w:p>
+    <w:p>
+      <w:pPr>
+        <w:rPr>
+          <w:rFonts w:ascii="Arial" w:hAnsi="Arial" w:cs="Arial"/>
+          <w:sz w:val="32"/>
+          <w:szCs w:val="32"/>
+        </w:rPr>
+      </w:pPr>
+      <w:r>
+        <w:rPr>
+          <w:rFonts w:ascii="Arial" w:hAnsi="Arial" w:cs="Arial"/>
+          <w:sz w:val="32"/>
+          <w:szCs w:val="32"/>
+        </w:rPr>
+        <w:t xml:space="preserve">* </w:t>
+      </w:r>
+      <w:r>
+        <w:rPr>
+          <w:rFonts w:ascii="Arial" w:hAnsi="Arial" w:cs="Arial"/>
+          <w:b/>
+          <w:bCs/>
+          <w:sz w:val="32"/>
+          <w:szCs w:val="32"/>
+        </w:rPr>
+        <w:t>**Test nr 1 (`Test1`):**</w:t>
+      </w:r>
+      <w:r>
+        <w:rPr>
+          <w:rFonts w:ascii="Arial" w:hAnsi="Arial" w:cs="Arial"/>
+          <w:sz w:val="32"/>
+          <w:szCs w:val="32"/>
+        </w:rPr>
+        <w:t xml:space="preserve"> Testuje domyślny konstruktor klasy `Magazyn`. Tworzy obiekt `m1` i za pomocą asercji `</w:t>
+      </w:r>
+      <w:proofErr w:type="spellStart"/>
+      <w:r>
+        <w:rPr>
+          <w:rFonts w:ascii="Arial" w:hAnsi="Arial" w:cs="Arial"/>
+          <w:sz w:val="32"/>
+          <w:szCs w:val="32"/>
+        </w:rPr>
+        <w:t>Assert.NotEqual</w:t>
+      </w:r>
+      <w:proofErr w:type="spellEnd"/>
+      <w:r>
+        <w:rPr>
+          <w:rFonts w:ascii="Arial" w:hAnsi="Arial" w:cs="Arial"/>
+          <w:sz w:val="32"/>
+          <w:szCs w:val="32"/>
+        </w:rPr>
+        <w:t>(50, m1.pulka.Length)` sprawdza zachowanie porównania całkowitej pojemności tablicy (gdzie $2 \</w:t>
+      </w:r>
+      <w:proofErr w:type="spellStart"/>
+      <w:r>
+        <w:rPr>
+          <w:rFonts w:ascii="Arial" w:hAnsi="Arial" w:cs="Arial"/>
+          <w:sz w:val="32"/>
+          <w:szCs w:val="32"/>
+        </w:rPr>
+        <w:t>times</w:t>
+      </w:r>
+      <w:proofErr w:type="spellEnd"/>
+      <w:r>
+        <w:rPr>
+          <w:rFonts w:ascii="Arial" w:hAnsi="Arial" w:cs="Arial"/>
+          <w:sz w:val="32"/>
+          <w:szCs w:val="32"/>
+        </w:rPr>
+        <w:t xml:space="preserve"> 5 \</w:t>
+      </w:r>
+      <w:proofErr w:type="spellStart"/>
+      <w:r>
+        <w:rPr>
+          <w:rFonts w:ascii="Arial" w:hAnsi="Arial" w:cs="Arial"/>
+          <w:sz w:val="32"/>
+          <w:szCs w:val="32"/>
+        </w:rPr>
+        <w:t>times</w:t>
+      </w:r>
+      <w:proofErr w:type="spellEnd"/>
+      <w:r>
+        <w:rPr>
+          <w:rFonts w:ascii="Arial" w:hAnsi="Arial" w:cs="Arial"/>
+          <w:sz w:val="32"/>
+          <w:szCs w:val="32"/>
+        </w:rPr>
+        <w:t xml:space="preserve"> 5 = 50$).</w:t>
+      </w:r>
+    </w:p>
+    <w:p>
+      <w:pPr>
+        <w:rPr>
+          <w:rFonts w:ascii="Arial" w:hAnsi="Arial" w:cs="Arial"/>
+          <w:sz w:val="32"/>
+          <w:szCs w:val="32"/>
+        </w:rPr>
+      </w:pPr>
+      <w:r>
+        <w:rPr>
+          <w:rFonts w:ascii="Arial" w:hAnsi="Arial" w:cs="Arial"/>
+          <w:sz w:val="32"/>
+          <w:szCs w:val="32"/>
+        </w:rPr>
+        <w:t xml:space="preserve">* </w:t>
+      </w:r>
+      <w:r>
+        <w:rPr>
+          <w:rFonts w:ascii="Arial" w:hAnsi="Arial" w:cs="Arial"/>
+          <w:b/>
+          <w:bCs/>
+          <w:sz w:val="32"/>
+          <w:szCs w:val="32"/>
+        </w:rPr>
+        <w:t>**Test nr 2 (`Test2`):**</w:t>
+      </w:r>
+      <w:r>
+        <w:rPr>
+          <w:rFonts w:ascii="Arial" w:hAnsi="Arial" w:cs="Arial"/>
+          <w:sz w:val="32"/>
+          <w:szCs w:val="32"/>
+        </w:rPr>
+        <w:t xml:space="preserve"> Weryfikuje konstruktor parametryczny. Inicjalizuje magazyn o wymiarach $5 \</w:t>
+      </w:r>
+      <w:proofErr w:type="spellStart"/>
+      <w:r>
+        <w:rPr>
+          <w:rFonts w:ascii="Arial" w:hAnsi="Arial" w:cs="Arial"/>
+          <w:sz w:val="32"/>
+          <w:szCs w:val="32"/>
+        </w:rPr>
+        <w:t>times</w:t>
+      </w:r>
+      <w:proofErr w:type="spellEnd"/>
+      <w:r>
+        <w:rPr>
+          <w:rFonts w:ascii="Arial" w:hAnsi="Arial" w:cs="Arial"/>
+          <w:sz w:val="32"/>
+          <w:szCs w:val="32"/>
+        </w:rPr>
+        <w:t xml:space="preserve"> 6 \</w:t>
+      </w:r>
+      <w:proofErr w:type="spellStart"/>
+      <w:r>
+        <w:rPr>
+          <w:rFonts w:ascii="Arial" w:hAnsi="Arial" w:cs="Arial"/>
+          <w:sz w:val="32"/>
+          <w:szCs w:val="32"/>
+        </w:rPr>
+        <w:t>times</w:t>
+      </w:r>
+      <w:proofErr w:type="spellEnd"/>
+      <w:r>
+        <w:rPr>
+          <w:rFonts w:ascii="Arial" w:hAnsi="Arial" w:cs="Arial"/>
+          <w:sz w:val="32"/>
+          <w:szCs w:val="32"/>
+        </w:rPr>
+        <w:t xml:space="preserve"> 7$ i za pomocą asercji `</w:t>
+      </w:r>
+      <w:proofErr w:type="spellStart"/>
+      <w:r>
+        <w:rPr>
+          <w:rFonts w:ascii="Arial" w:hAnsi="Arial" w:cs="Arial"/>
+          <w:sz w:val="32"/>
+          <w:szCs w:val="32"/>
+        </w:rPr>
+        <w:t>Assert.Equal</w:t>
+      </w:r>
+      <w:proofErr w:type="spellEnd"/>
+      <w:r>
+        <w:rPr>
+          <w:rFonts w:ascii="Arial" w:hAnsi="Arial" w:cs="Arial"/>
+          <w:sz w:val="32"/>
+          <w:szCs w:val="32"/>
+        </w:rPr>
+        <w:t>(210, m1.pulka.Length)` potwierdza, że struktura poprawnie alokuje dokładnie 210 miejsc.</w:t>
+      </w:r>
+    </w:p>
+    <w:p>
+      <w:pPr>
+        <w:rPr>
+          <w:rFonts w:ascii="Arial" w:hAnsi="Arial" w:cs="Arial"/>
+          <w:sz w:val="32"/>
+          <w:szCs w:val="32"/>
+        </w:rPr>
+      </w:pPr>
+      <w:r>
+        <w:rPr>
+          <w:rFonts w:ascii="Arial" w:hAnsi="Arial" w:cs="Arial"/>
+          <w:sz w:val="32"/>
+          <w:szCs w:val="32"/>
+        </w:rPr>
+        <w:t xml:space="preserve">* </w:t>
+      </w:r>
+      <w:r>
+        <w:rPr>
+          <w:rFonts w:ascii="Arial" w:hAnsi="Arial" w:cs="Arial"/>
+          <w:b/>
+          <w:bCs/>
+          <w:sz w:val="32"/>
+          <w:szCs w:val="32"/>
+        </w:rPr>
+        <w:t>**Test nr 4 (`Test4`):**</w:t>
+      </w:r>
+      <w:r>
+        <w:rPr>
+          <w:rFonts w:ascii="Arial" w:hAnsi="Arial" w:cs="Arial"/>
+          <w:sz w:val="32"/>
+          <w:szCs w:val="32"/>
+        </w:rPr>
+        <w:t xml:space="preserve"> Sprawdza działanie metody `</w:t>
+      </w:r>
+      <w:proofErr w:type="spellStart"/>
+      <w:r>
+        <w:rPr>
+          <w:rFonts w:ascii="Arial" w:hAnsi="Arial" w:cs="Arial"/>
+          <w:sz w:val="32"/>
+          <w:szCs w:val="32"/>
+        </w:rPr>
+        <w:t>Wloz_pierwszy</w:t>
+      </w:r>
+      <w:proofErr w:type="spellEnd"/>
+      <w:r>
+        <w:rPr>
+          <w:rFonts w:ascii="Arial" w:hAnsi="Arial" w:cs="Arial"/>
+          <w:sz w:val="32"/>
+          <w:szCs w:val="32"/>
+        </w:rPr>
+        <w:t>(2)`. Po wywołaniu metody test weryfikuje asercją `</w:t>
+      </w:r>
+      <w:proofErr w:type="spellStart"/>
+      <w:r>
+        <w:rPr>
+          <w:rFonts w:ascii="Arial" w:hAnsi="Arial" w:cs="Arial"/>
+          <w:sz w:val="32"/>
+          <w:szCs w:val="32"/>
+        </w:rPr>
+        <w:t>Assert.Matches</w:t>
+      </w:r>
+      <w:proofErr w:type="spellEnd"/>
+      <w:r>
+        <w:rPr>
+          <w:rFonts w:ascii="Arial" w:hAnsi="Arial" w:cs="Arial"/>
+          <w:sz w:val="32"/>
+          <w:szCs w:val="32"/>
+        </w:rPr>
+        <w:t>("0, 0, 0", pozycja)`, czy przedmiot typu nożyce trafił na pierwszą wolną pozycję w pustym magazynie, tj. (0, 0, 0).</w:t>
       </w:r>
     </w:p>
     <w:p>
@@ -1545,7 +2477,7 @@
           <w:szCs w:val="32"/>
         </w:rPr>
         <w:lastRenderedPageBreak/>
-        <w:pict>
+        <w:pict w14:anchorId="743475F9">
           <v:shapetype id="_x0000_t75" coordsize="21600,21600" o:spt="75" o:preferrelative="t" path="m@4@5l@4@11@9@11@9@5xe" filled="f" stroked="f">
             <v:stroke joinstyle="miter"/>
             <v:formulas>
@@ -1565,7 +2497,7 @@
             <v:path o:extrusionok="f" gradientshapeok="t" o:connecttype="rect"/>
             <o:lock v:ext="edit" aspectratio="t"/>
           </v:shapetype>
-          <v:shape id="_x0000_i1025" type="#_x0000_t75" style="width:453.75pt;height:255pt">
+          <v:shape id="_x0000_i1025" type="#_x0000_t75" style="width:453.5pt;height:255pt">
             <v:imagedata r:id="rId5" o:title="testy"/>
           </v:shape>
         </w:pict>
@@ -1725,8 +2657,8 @@
           <w:sz w:val="52"/>
           <w:szCs w:val="52"/>
         </w:rPr>
-        <w:pict>
-          <v:shape id="_x0000_i1026" type="#_x0000_t75" style="width:453.75pt;height:255pt">
+        <w:pict w14:anchorId="1B9ED136">
+          <v:shape id="_x0000_i1026" type="#_x0000_t75" style="width:453.5pt;height:255pt">
             <v:imagedata r:id="rId6" o:title="Zrzut ekranu (114)"/>
           </v:shape>
         </w:pict>
@@ -1738,8 +2670,8 @@
           <w:sz w:val="52"/>
           <w:szCs w:val="52"/>
         </w:rPr>
-        <w:pict>
-          <v:shape id="_x0000_i1027" type="#_x0000_t75" style="width:453.75pt;height:255pt">
+        <w:pict w14:anchorId="36CCD2EB">
+          <v:shape id="_x0000_i1027" type="#_x0000_t75" style="width:453.5pt;height:255pt">
             <v:imagedata r:id="rId7" o:title="Zrzut ekranu (113)"/>
           </v:shape>
         </w:pict>
@@ -1752,8 +2684,8 @@
           <w:szCs w:val="52"/>
         </w:rPr>
         <w:lastRenderedPageBreak/>
-        <w:pict>
-          <v:shape id="_x0000_i1028" type="#_x0000_t75" style="width:453.75pt;height:255pt">
+        <w:pict w14:anchorId="6AC45417">
+          <v:shape id="_x0000_i1028" type="#_x0000_t75" style="width:453.5pt;height:255pt">
             <v:imagedata r:id="rId8" o:title="Zrzut ekranu (109)"/>
           </v:shape>
         </w:pict>
@@ -1765,8 +2697,8 @@
           <w:sz w:val="52"/>
           <w:szCs w:val="52"/>
         </w:rPr>
-        <w:pict>
-          <v:shape id="_x0000_i1029" type="#_x0000_t75" style="width:453.75pt;height:255pt">
+        <w:pict w14:anchorId="08DAE494">
+          <v:shape id="_x0000_i1029" type="#_x0000_t75" style="width:453.5pt;height:255pt">
             <v:imagedata r:id="rId9" o:title="Zrzut ekranu (110)"/>
           </v:shape>
         </w:pict>
@@ -1779,8 +2711,8 @@
           <w:szCs w:val="52"/>
         </w:rPr>
         <w:lastRenderedPageBreak/>
-        <w:pict>
-          <v:shape id="_x0000_i1030" type="#_x0000_t75" style="width:453.75pt;height:255pt">
+        <w:pict w14:anchorId="507FBCBC">
+          <v:shape id="_x0000_i1030" type="#_x0000_t75" style="width:453.5pt;height:255pt">
             <v:imagedata r:id="rId10" o:title="Zrzut ekranu (111)"/>
           </v:shape>
         </w:pict>
@@ -1792,8 +2724,8 @@
           <w:sz w:val="52"/>
           <w:szCs w:val="52"/>
         </w:rPr>
-        <w:pict>
-          <v:shape id="_x0000_i1031" type="#_x0000_t75" style="width:453.75pt;height:255pt">
+        <w:pict w14:anchorId="4F785043">
+          <v:shape id="_x0000_i1031" type="#_x0000_t75" style="width:453.5pt;height:255pt">
             <v:imagedata r:id="rId11" o:title="Zrzut ekranu (112)"/>
           </v:shape>
         </w:pict>
@@ -1988,7 +2920,7 @@
           <w:szCs w:val="32"/>
         </w:rPr>
         <w:drawing>
-          <wp:inline distT="0" distB="0" distL="0" distR="0">
+          <wp:inline distT="0" distB="0" distL="0" distR="0" wp14:anchorId="55ABFD9E" wp14:editId="422D8A17">
             <wp:extent cx="5759450" cy="3238500"/>
             <wp:effectExtent l="0" t="0" r="0" b="0"/>
             <wp:docPr id="730063507" name="Obraz 3"/>
@@ -2008,7 +2940,7 @@
                     <a:blip r:embed="rId12" cstate="print">
                       <a:extLst>
                         <a:ext uri="{28A0092B-C50C-407E-A947-70E740481C1C}">
-                          <a14:useLocalDpi xmlns:a14="http://schemas.microsoft.com/office/drawing/2010/main" xmlns:wps="http://schemas.microsoft.com/office/word/2010/wordprocessingShape" xmlns:wpi="http://schemas.microsoft.com/office/word/2010/wordprocessingInk" xmlns:wpg="http://schemas.microsoft.com/office/word/2010/wordprocessingGroup" xmlns:w16se="http://schemas.microsoft.com/office/word/2015/wordml/symex" xmlns:w16sdtfl="http://schemas.microsoft.com/office/word/2024/wordml/sdtformatlock" xmlns:w16sdtdh="http://schemas.microsoft.com/office/word/2020/wordml/sdtdatahash" xmlns:w16du="http://schemas.microsoft.com/office/word/2023/wordml/word16du" xmlns:w16="http://schemas.microsoft.com/office/word/2018/wordml" xmlns:w16cid="http://schemas.microsoft.com/office/word/2016/wordml/cid" xmlns:w16cex="http://schemas.microsoft.com/office/word/2018/wordml/cex" xmlns:w15="http://schemas.microsoft.com/office/word/2012/wordml" xmlns:w14="http://schemas.microsoft.com/office/word/2010/wordml" xmlns:w="http://schemas.openxmlformats.org/wordprocessingml/2006/main" xmlns:w10="urn:schemas-microsoft-com:office:word" xmlns:wp14="http://schemas.microsoft.com/office/word/2010/wordprocessingDrawing" xmlns:v="urn:schemas-microsoft-com:vml" xmlns:oel="http://schemas.microsoft.com/office/2019/extlst" xmlns:o="urn:schemas-microsoft-com:office:office" xmlns:am3d="http://schemas.microsoft.com/office/drawing/2017/model3d" xmlns:aink="http://schemas.microsoft.com/office/drawing/2016/ink" xmlns:mc="http://schemas.openxmlformats.org/markup-compatibility/2006" xmlns:cx8="http://schemas.microsoft.com/office/drawing/2016/5/14/chartex" xmlns:cx7="http://schemas.microsoft.com/office/drawing/2016/5/13/chartex" xmlns:cx6="http://schemas.microsoft.com/office/drawing/2016/5/12/chartex" xmlns:cx5="http://schemas.microsoft.com/office/drawing/2016/5/11/chartex" xmlns:cx4="http://schemas.microsoft.com/office/drawing/2016/5/10/chartex" xmlns:cx3="http://schemas.microsoft.com/office/drawing/2016/5/9/chartex" xmlns:cx2="http://schemas.microsoft.com/office/drawing/2015/10/21/chartex" xmlns:cx1="http://schemas.microsoft.com/office/drawing/2015/9/8/chartex" xmlns:cx="http://schemas.microsoft.com/office/drawing/2014/chartex" xmlns:wpc="http://schemas.microsoft.com/office/word/2010/wordprocessingCanvas" xmlns="" val="0"/>
+                          <a14:useLocalDpi xmlns:a14="http://schemas.microsoft.com/office/drawing/2010/main" val="0"/>
                         </a:ext>
                       </a:extLst>
                     </a:blip>
@@ -2124,7 +3056,7 @@
           <w:szCs w:val="52"/>
         </w:rPr>
         <w:drawing>
-          <wp:inline distT="0" distB="0" distL="0" distR="0">
+          <wp:inline distT="0" distB="0" distL="0" distR="0" wp14:anchorId="68175936" wp14:editId="62C66A0C">
             <wp:extent cx="5759450" cy="3238500"/>
             <wp:effectExtent l="0" t="0" r="0" b="0"/>
             <wp:docPr id="629934517" name="Obraz 2"/>
@@ -2144,7 +3076,7 @@
                     <a:blip r:embed="rId13" cstate="print">
                       <a:extLst>
                         <a:ext uri="{28A0092B-C50C-407E-A947-70E740481C1C}">
-                          <a14:useLocalDpi xmlns:a14="http://schemas.microsoft.com/office/drawing/2010/main" xmlns:wps="http://schemas.microsoft.com/office/word/2010/wordprocessingShape" xmlns:wpi="http://schemas.microsoft.com/office/word/2010/wordprocessingInk" xmlns:wpg="http://schemas.microsoft.com/office/word/2010/wordprocessingGroup" xmlns:w16se="http://schemas.microsoft.com/office/word/2015/wordml/symex" xmlns:w16sdtfl="http://schemas.microsoft.com/office/word/2024/wordml/sdtformatlock" xmlns:w16sdtdh="http://schemas.microsoft.com/office/word/2020/wordml/sdtdatahash" xmlns:w16du="http://schemas.microsoft.com/office/word/2023/wordml/word16du" xmlns:w16="http://schemas.microsoft.com/office/word/2018/wordml" xmlns:w16cid="http://schemas.microsoft.com/office/word/2016/wordml/cid" xmlns:w16cex="http://schemas.microsoft.com/office/word/2018/wordml/cex" xmlns:w15="http://schemas.microsoft.com/office/word/2012/wordml" xmlns:w14="http://schemas.microsoft.com/office/word/2010/wordml" xmlns:w="http://schemas.openxmlformats.org/wordprocessingml/2006/main" xmlns:w10="urn:schemas-microsoft-com:office:word" xmlns:wp14="http://schemas.microsoft.com/office/word/2010/wordprocessingDrawing" xmlns:v="urn:schemas-microsoft-com:vml" xmlns:oel="http://schemas.microsoft.com/office/2019/extlst" xmlns:o="urn:schemas-microsoft-com:office:office" xmlns:am3d="http://schemas.microsoft.com/office/drawing/2017/model3d" xmlns:aink="http://schemas.microsoft.com/office/drawing/2016/ink" xmlns:mc="http://schemas.openxmlformats.org/markup-compatibility/2006" xmlns:cx8="http://schemas.microsoft.com/office/drawing/2016/5/14/chartex" xmlns:cx7="http://schemas.microsoft.com/office/drawing/2016/5/13/chartex" xmlns:cx6="http://schemas.microsoft.com/office/drawing/2016/5/12/chartex" xmlns:cx5="http://schemas.microsoft.com/office/drawing/2016/5/11/chartex" xmlns:cx4="http://schemas.microsoft.com/office/drawing/2016/5/10/chartex" xmlns:cx3="http://schemas.microsoft.com/office/drawing/2016/5/9/chartex" xmlns:cx2="http://schemas.microsoft.com/office/drawing/2015/10/21/chartex" xmlns:cx1="http://schemas.microsoft.com/office/drawing/2015/9/8/chartex" xmlns:cx="http://schemas.microsoft.com/office/drawing/2014/chartex" xmlns:wpc="http://schemas.microsoft.com/office/word/2010/wordprocessingCanvas" xmlns="" val="0"/>
+                          <a14:useLocalDpi xmlns:a14="http://schemas.microsoft.com/office/drawing/2010/main" val="0"/>
                         </a:ext>
                       </a:extLst>
                     </a:blip>
@@ -2181,7 +3113,7 @@
           <w:szCs w:val="52"/>
         </w:rPr>
         <w:drawing>
-          <wp:inline distT="0" distB="0" distL="0" distR="0">
+          <wp:inline distT="0" distB="0" distL="0" distR="0" wp14:anchorId="70DF2ABE" wp14:editId="3C77B9CD">
             <wp:extent cx="5759450" cy="3238500"/>
             <wp:effectExtent l="0" t="0" r="0" b="0"/>
             <wp:docPr id="476471705" name="Obraz 1"/>
@@ -2201,7 +3133,7 @@
                     <a:blip r:embed="rId14" cstate="print">
                       <a:extLst>
                         <a:ext uri="{28A0092B-C50C-407E-A947-70E740481C1C}">
-                          <a14:useLocalDpi xmlns:a14="http://schemas.microsoft.com/office/drawing/2010/main" xmlns:wps="http://schemas.microsoft.com/office/word/2010/wordprocessingShape" xmlns:wpi="http://schemas.microsoft.com/office/word/2010/wordprocessingInk" xmlns:wpg="http://schemas.microsoft.com/office/word/2010/wordprocessingGroup" xmlns:w16se="http://schemas.microsoft.com/office/word/2015/wordml/symex" xmlns:w16sdtfl="http://schemas.microsoft.com/office/word/2024/wordml/sdtformatlock" xmlns:w16sdtdh="http://schemas.microsoft.com/office/word/2020/wordml/sdtdatahash" xmlns:w16du="http://schemas.microsoft.com/office/word/2023/wordml/word16du" xmlns:w16="http://schemas.microsoft.com/office/word/2018/wordml" xmlns:w16cid="http://schemas.microsoft.com/office/word/2016/wordml/cid" xmlns:w16cex="http://schemas.microsoft.com/office/word/2018/wordml/cex" xmlns:w15="http://schemas.microsoft.com/office/word/2012/wordml" xmlns:w14="http://schemas.microsoft.com/office/word/2010/wordml" xmlns:w="http://schemas.openxmlformats.org/wordprocessingml/2006/main" xmlns:w10="urn:schemas-microsoft-com:office:word" xmlns:wp14="http://schemas.microsoft.com/office/word/2010/wordprocessingDrawing" xmlns:v="urn:schemas-microsoft-com:vml" xmlns:oel="http://schemas.microsoft.com/office/2019/extlst" xmlns:o="urn:schemas-microsoft-com:office:office" xmlns:am3d="http://schemas.microsoft.com/office/drawing/2017/model3d" xmlns:aink="http://schemas.microsoft.com/office/drawing/2016/ink" xmlns:mc="http://schemas.openxmlformats.org/markup-compatibility/2006" xmlns:cx8="http://schemas.microsoft.com/office/drawing/2016/5/14/chartex" xmlns:cx7="http://schemas.microsoft.com/office/drawing/2016/5/13/chartex" xmlns:cx6="http://schemas.microsoft.com/office/drawing/2016/5/12/chartex" xmlns:cx5="http://schemas.microsoft.com/office/drawing/2016/5/11/chartex" xmlns:cx4="http://schemas.microsoft.com/office/drawing/2016/5/10/chartex" xmlns:cx3="http://schemas.microsoft.com/office/drawing/2016/5/9/chartex" xmlns:cx2="http://schemas.microsoft.com/office/drawing/2015/10/21/chartex" xmlns:cx1="http://schemas.microsoft.com/office/drawing/2015/9/8/chartex" xmlns:cx="http://schemas.microsoft.com/office/drawing/2014/chartex" xmlns:wpc="http://schemas.microsoft.com/office/word/2010/wordprocessingCanvas" xmlns="" val="0"/>
+                          <a14:useLocalDpi xmlns:a14="http://schemas.microsoft.com/office/drawing/2010/main" val="0"/>
                         </a:ext>
                       </a:extLst>
                     </a:blip>
@@ -2251,7 +3183,7 @@
 </file>
 
 <file path=word/styles.xml><?xml version="1.0" encoding="utf-8"?>
-<w:styles xmlns:r="http://schemas.openxmlformats.org/officeDocument/2006/relationships" xmlns:w="http://schemas.openxmlformats.org/wordprocessingml/2006/main">
+<w:styles xmlns:mc="http://schemas.openxmlformats.org/markup-compatibility/2006" xmlns:r="http://schemas.openxmlformats.org/officeDocument/2006/relationships" xmlns:w="http://schemas.openxmlformats.org/wordprocessingml/2006/main" xmlns:w14="http://schemas.microsoft.com/office/word/2010/wordml" xmlns:w15="http://schemas.microsoft.com/office/word/2012/wordml" xmlns:w16cex="http://schemas.microsoft.com/office/word/2018/wordml/cex" xmlns:w16cid="http://schemas.microsoft.com/office/word/2016/wordml/cid" xmlns:w16="http://schemas.microsoft.com/office/word/2018/wordml" xmlns:w16du="http://schemas.microsoft.com/office/word/2023/wordml/word16du" xmlns:w16sdtdh="http://schemas.microsoft.com/office/word/2020/wordml/sdtdatahash" xmlns:w16sdtfl="http://schemas.microsoft.com/office/word/2024/wordml/sdtformatlock" xmlns:w16se="http://schemas.microsoft.com/office/word/2015/wordml/symex" mc:Ignorable="w14 w15 w16se w16cid w16 w16cex w16sdtdh w16sdtfl w16du">
   <w:docDefaults>
     <w:rPrDefault>
       <w:rPr>
@@ -2267,144 +3199,383 @@
       </w:pPr>
     </w:pPrDefault>
   </w:docDefaults>
-  <w:latentStyles w:defLockedState="0" w:defUIPriority="99" w:defSemiHidden="1" w:defUnhideWhenUsed="1" w:defQFormat="0" w:count="267">
-    <w:lsdException w:name="Normal" w:semiHidden="0" w:uiPriority="0" w:unhideWhenUsed="0" w:qFormat="1"/>
-    <w:lsdException w:name="heading 1" w:semiHidden="0" w:uiPriority="9" w:unhideWhenUsed="0" w:qFormat="1"/>
-    <w:lsdException w:name="heading 2" w:uiPriority="9" w:qFormat="1"/>
-    <w:lsdException w:name="heading 3" w:uiPriority="9" w:qFormat="1"/>
-    <w:lsdException w:name="heading 4" w:uiPriority="9" w:qFormat="1"/>
-    <w:lsdException w:name="heading 5" w:uiPriority="9" w:qFormat="1"/>
-    <w:lsdException w:name="heading 6" w:uiPriority="9" w:qFormat="1"/>
-    <w:lsdException w:name="heading 7" w:uiPriority="9" w:qFormat="1"/>
-    <w:lsdException w:name="heading 8" w:uiPriority="9" w:qFormat="1"/>
-    <w:lsdException w:name="heading 9" w:uiPriority="9" w:qFormat="1"/>
-    <w:lsdException w:name="toc 1" w:uiPriority="39"/>
-    <w:lsdException w:name="toc 2" w:uiPriority="39"/>
-    <w:lsdException w:name="toc 3" w:uiPriority="39"/>
-    <w:lsdException w:name="toc 4" w:uiPriority="39"/>
-    <w:lsdException w:name="toc 5" w:uiPriority="39"/>
-    <w:lsdException w:name="toc 6" w:uiPriority="39"/>
-    <w:lsdException w:name="toc 7" w:uiPriority="39"/>
-    <w:lsdException w:name="toc 8" w:uiPriority="39"/>
-    <w:lsdException w:name="toc 9" w:uiPriority="39"/>
-    <w:lsdException w:name="caption" w:uiPriority="35" w:qFormat="1"/>
-    <w:lsdException w:name="Title" w:semiHidden="0" w:uiPriority="10" w:unhideWhenUsed="0" w:qFormat="1"/>
-    <w:lsdException w:name="Default Paragraph Font" w:uiPriority="1"/>
-    <w:lsdException w:name="Subtitle" w:semiHidden="0" w:uiPriority="11" w:unhideWhenUsed="0" w:qFormat="1"/>
-    <w:lsdException w:name="Strong" w:semiHidden="0" w:uiPriority="22" w:unhideWhenUsed="0" w:qFormat="1"/>
-    <w:lsdException w:name="Emphasis" w:semiHidden="0" w:uiPriority="20" w:unhideWhenUsed="0" w:qFormat="1"/>
-    <w:lsdException w:name="Table Grid" w:semiHidden="0" w:uiPriority="59" w:unhideWhenUsed="0"/>
-    <w:lsdException w:name="Placeholder Text" w:unhideWhenUsed="0"/>
-    <w:lsdException w:name="No Spacing" w:semiHidden="0" w:uiPriority="1" w:unhideWhenUsed="0" w:qFormat="1"/>
-    <w:lsdException w:name="Light Shading" w:semiHidden="0" w:uiPriority="60" w:unhideWhenUsed="0"/>
-    <w:lsdException w:name="Light List" w:semiHidden="0" w:uiPriority="61" w:unhideWhenUsed="0"/>
-    <w:lsdException w:name="Light Grid" w:semiHidden="0" w:uiPriority="62" w:unhideWhenUsed="0"/>
-    <w:lsdException w:name="Medium Shading 1" w:semiHidden="0" w:uiPriority="63" w:unhideWhenUsed="0"/>
-    <w:lsdException w:name="Medium Shading 2" w:semiHidden="0" w:uiPriority="64" w:unhideWhenUsed="0"/>
-    <w:lsdException w:name="Medium List 1" w:semiHidden="0" w:uiPriority="65" w:unhideWhenUsed="0"/>
-    <w:lsdException w:name="Medium List 2" w:semiHidden="0" w:uiPriority="66" w:unhideWhenUsed="0"/>
-    <w:lsdException w:name="Medium Grid 1" w:semiHidden="0" w:uiPriority="67" w:unhideWhenUsed="0"/>
-    <w:lsdException w:name="Medium Grid 2" w:semiHidden="0" w:uiPriority="68" w:unhideWhenUsed="0"/>
-    <w:lsdException w:name="Medium Grid 3" w:semiHidden="0" w:uiPriority="69" w:unhideWhenUsed="0"/>
-    <w:lsdException w:name="Dark List" w:semiHidden="0" w:uiPriority="70" w:unhideWhenUsed="0"/>
-    <w:lsdException w:name="Colorful Shading" w:semiHidden="0" w:uiPriority="71" w:unhideWhenUsed="0"/>
-    <w:lsdException w:name="Colorful List" w:semiHidden="0" w:uiPriority="72" w:unhideWhenUsed="0"/>
-    <w:lsdException w:name="Colorful Grid" w:semiHidden="0" w:uiPriority="73" w:unhideWhenUsed="0"/>
-    <w:lsdException w:name="Light Shading Accent 1" w:semiHidden="0" w:uiPriority="60" w:unhideWhenUsed="0"/>
-    <w:lsdException w:name="Light List Accent 1" w:semiHidden="0" w:uiPriority="61" w:unhideWhenUsed="0"/>
-    <w:lsdException w:name="Light Grid Accent 1" w:semiHidden="0" w:uiPriority="62" w:unhideWhenUsed="0"/>
-    <w:lsdException w:name="Medium Shading 1 Accent 1" w:semiHidden="0" w:uiPriority="63" w:unhideWhenUsed="0"/>
-    <w:lsdException w:name="Medium Shading 2 Accent 1" w:semiHidden="0" w:uiPriority="64" w:unhideWhenUsed="0"/>
-    <w:lsdException w:name="Medium List 1 Accent 1" w:semiHidden="0" w:uiPriority="65" w:unhideWhenUsed="0"/>
-    <w:lsdException w:name="Revision" w:unhideWhenUsed="0"/>
-    <w:lsdException w:name="List Paragraph" w:semiHidden="0" w:uiPriority="34" w:unhideWhenUsed="0" w:qFormat="1"/>
-    <w:lsdException w:name="Quote" w:semiHidden="0" w:uiPriority="29" w:unhideWhenUsed="0" w:qFormat="1"/>
-    <w:lsdException w:name="Intense Quote" w:semiHidden="0" w:uiPriority="30" w:unhideWhenUsed="0" w:qFormat="1"/>
-    <w:lsdException w:name="Medium List 2 Accent 1" w:semiHidden="0" w:uiPriority="66" w:unhideWhenUsed="0"/>
-    <w:lsdException w:name="Medium Grid 1 Accent 1" w:semiHidden="0" w:uiPriority="67" w:unhideWhenUsed="0"/>
-    <w:lsdException w:name="Medium Grid 2 Accent 1" w:semiHidden="0" w:uiPriority="68" w:unhideWhenUsed="0"/>
-    <w:lsdException w:name="Medium Grid 3 Accent 1" w:semiHidden="0" w:uiPriority="69" w:unhideWhenUsed="0"/>
-    <w:lsdException w:name="Dark List Accent 1" w:semiHidden="0" w:uiPriority="70" w:unhideWhenUsed="0"/>
-    <w:lsdException w:name="Colorful Shading Accent 1" w:semiHidden="0" w:uiPriority="71" w:unhideWhenUsed="0"/>
-    <w:lsdException w:name="Colorful List Accent 1" w:semiHidden="0" w:uiPriority="72" w:unhideWhenUsed="0"/>
-    <w:lsdException w:name="Colorful Grid Accent 1" w:semiHidden="0" w:uiPriority="73" w:unhideWhenUsed="0"/>
-    <w:lsdException w:name="Light Shading Accent 2" w:semiHidden="0" w:uiPriority="60" w:unhideWhenUsed="0"/>
-    <w:lsdException w:name="Light List Accent 2" w:semiHidden="0" w:uiPriority="61" w:unhideWhenUsed="0"/>
-    <w:lsdException w:name="Light Grid Accent 2" w:semiHidden="0" w:uiPriority="62" w:unhideWhenUsed="0"/>
-    <w:lsdException w:name="Medium Shading 1 Accent 2" w:semiHidden="0" w:uiPriority="63" w:unhideWhenUsed="0"/>
-    <w:lsdException w:name="Medium Shading 2 Accent 2" w:semiHidden="0" w:uiPriority="64" w:unhideWhenUsed="0"/>
-    <w:lsdException w:name="Medium List 1 Accent 2" w:semiHidden="0" w:uiPriority="65" w:unhideWhenUsed="0"/>
-    <w:lsdException w:name="Medium List 2 Accent 2" w:semiHidden="0" w:uiPriority="66" w:unhideWhenUsed="0"/>
-    <w:lsdException w:name="Medium Grid 1 Accent 2" w:semiHidden="0" w:uiPriority="67" w:unhideWhenUsed="0"/>
-    <w:lsdException w:name="Medium Grid 2 Accent 2" w:semiHidden="0" w:uiPriority="68" w:unhideWhenUsed="0"/>
-    <w:lsdException w:name="Medium Grid 3 Accent 2" w:semiHidden="0" w:uiPriority="69" w:unhideWhenUsed="0"/>
-    <w:lsdException w:name="Dark List Accent 2" w:semiHidden="0" w:uiPriority="70" w:unhideWhenUsed="0"/>
-    <w:lsdException w:name="Colorful Shading Accent 2" w:semiHidden="0" w:uiPriority="71" w:unhideWhenUsed="0"/>
-    <w:lsdException w:name="Colorful List Accent 2" w:semiHidden="0" w:uiPriority="72" w:unhideWhenUsed="0"/>
-    <w:lsdException w:name="Colorful Grid Accent 2" w:semiHidden="0" w:uiPriority="73" w:unhideWhenUsed="0"/>
-    <w:lsdException w:name="Light Shading Accent 3" w:semiHidden="0" w:uiPriority="60" w:unhideWhenUsed="0"/>
-    <w:lsdException w:name="Light List Accent 3" w:semiHidden="0" w:uiPriority="61" w:unhideWhenUsed="0"/>
-    <w:lsdException w:name="Light Grid Accent 3" w:semiHidden="0" w:uiPriority="62" w:unhideWhenUsed="0"/>
-    <w:lsdException w:name="Medium Shading 1 Accent 3" w:semiHidden="0" w:uiPriority="63" w:unhideWhenUsed="0"/>
-    <w:lsdException w:name="Medium Shading 2 Accent 3" w:semiHidden="0" w:uiPriority="64" w:unhideWhenUsed="0"/>
-    <w:lsdException w:name="Medium List 1 Accent 3" w:semiHidden="0" w:uiPriority="65" w:unhideWhenUsed="0"/>
-    <w:lsdException w:name="Medium List 2 Accent 3" w:semiHidden="0" w:uiPriority="66" w:unhideWhenUsed="0"/>
-    <w:lsdException w:name="Medium Grid 1 Accent 3" w:semiHidden="0" w:uiPriority="67" w:unhideWhenUsed="0"/>
-    <w:lsdException w:name="Medium Grid 2 Accent 3" w:semiHidden="0" w:uiPriority="68" w:unhideWhenUsed="0"/>
-    <w:lsdException w:name="Medium Grid 3 Accent 3" w:semiHidden="0" w:uiPriority="69" w:unhideWhenUsed="0"/>
-    <w:lsdException w:name="Dark List Accent 3" w:semiHidden="0" w:uiPriority="70" w:unhideWhenUsed="0"/>
-    <w:lsdException w:name="Colorful Shading Accent 3" w:semiHidden="0" w:uiPriority="71" w:unhideWhenUsed="0"/>
-    <w:lsdException w:name="Colorful List Accent 3" w:semiHidden="0" w:uiPriority="72" w:unhideWhenUsed="0"/>
-    <w:lsdException w:name="Colorful Grid Accent 3" w:semiHidden="0" w:uiPriority="73" w:unhideWhenUsed="0"/>
-    <w:lsdException w:name="Light Shading Accent 4" w:semiHidden="0" w:uiPriority="60" w:unhideWhenUsed="0"/>
-    <w:lsdException w:name="Light List Accent 4" w:semiHidden="0" w:uiPriority="61" w:unhideWhenUsed="0"/>
-    <w:lsdException w:name="Light Grid Accent 4" w:semiHidden="0" w:uiPriority="62" w:unhideWhenUsed="0"/>
-    <w:lsdException w:name="Medium Shading 1 Accent 4" w:semiHidden="0" w:uiPriority="63" w:unhideWhenUsed="0"/>
-    <w:lsdException w:name="Medium Shading 2 Accent 4" w:semiHidden="0" w:uiPriority="64" w:unhideWhenUsed="0"/>
-    <w:lsdException w:name="Medium List 1 Accent 4" w:semiHidden="0" w:uiPriority="65" w:unhideWhenUsed="0"/>
-    <w:lsdException w:name="Medium List 2 Accent 4" w:semiHidden="0" w:uiPriority="66" w:unhideWhenUsed="0"/>
-    <w:lsdException w:name="Medium Grid 1 Accent 4" w:semiHidden="0" w:uiPriority="67" w:unhideWhenUsed="0"/>
-    <w:lsdException w:name="Medium Grid 2 Accent 4" w:semiHidden="0" w:uiPriority="68" w:unhideWhenUsed="0"/>
-    <w:lsdException w:name="Medium Grid 3 Accent 4" w:semiHidden="0" w:uiPriority="69" w:unhideWhenUsed="0"/>
-    <w:lsdException w:name="Dark List Accent 4" w:semiHidden="0" w:uiPriority="70" w:unhideWhenUsed="0"/>
-    <w:lsdException w:name="Colorful Shading Accent 4" w:semiHidden="0" w:uiPriority="71" w:unhideWhenUsed="0"/>
-    <w:lsdException w:name="Colorful List Accent 4" w:semiHidden="0" w:uiPriority="72" w:unhideWhenUsed="0"/>
-    <w:lsdException w:name="Colorful Grid Accent 4" w:semiHidden="0" w:uiPriority="73" w:unhideWhenUsed="0"/>
-    <w:lsdException w:name="Light Shading Accent 5" w:semiHidden="0" w:uiPriority="60" w:unhideWhenUsed="0"/>
-    <w:lsdException w:name="Light List Accent 5" w:semiHidden="0" w:uiPriority="61" w:unhideWhenUsed="0"/>
-    <w:lsdException w:name="Light Grid Accent 5" w:semiHidden="0" w:uiPriority="62" w:unhideWhenUsed="0"/>
-    <w:lsdException w:name="Medium Shading 1 Accent 5" w:semiHidden="0" w:uiPriority="63" w:unhideWhenUsed="0"/>
-    <w:lsdException w:name="Medium Shading 2 Accent 5" w:semiHidden="0" w:uiPriority="64" w:unhideWhenUsed="0"/>
-    <w:lsdException w:name="Medium List 1 Accent 5" w:semiHidden="0" w:uiPriority="65" w:unhideWhenUsed="0"/>
-    <w:lsdException w:name="Medium List 2 Accent 5" w:semiHidden="0" w:uiPriority="66" w:unhideWhenUsed="0"/>
-    <w:lsdException w:name="Medium Grid 1 Accent 5" w:semiHidden="0" w:uiPriority="67" w:unhideWhenUsed="0"/>
-    <w:lsdException w:name="Medium Grid 2 Accent 5" w:semiHidden="0" w:uiPriority="68" w:unhideWhenUsed="0"/>
-    <w:lsdException w:name="Medium Grid 3 Accent 5" w:semiHidden="0" w:uiPriority="69" w:unhideWhenUsed="0"/>
-    <w:lsdException w:name="Dark List Accent 5" w:semiHidden="0" w:uiPriority="70" w:unhideWhenUsed="0"/>
-    <w:lsdException w:name="Colorful Shading Accent 5" w:semiHidden="0" w:uiPriority="71" w:unhideWhenUsed="0"/>
-    <w:lsdException w:name="Colorful List Accent 5" w:semiHidden="0" w:uiPriority="72" w:unhideWhenUsed="0"/>
-    <w:lsdException w:name="Colorful Grid Accent 5" w:semiHidden="0" w:uiPriority="73" w:unhideWhenUsed="0"/>
-    <w:lsdException w:name="Light Shading Accent 6" w:semiHidden="0" w:uiPriority="60" w:unhideWhenUsed="0"/>
-    <w:lsdException w:name="Light List Accent 6" w:semiHidden="0" w:uiPriority="61" w:unhideWhenUsed="0"/>
-    <w:lsdException w:name="Light Grid Accent 6" w:semiHidden="0" w:uiPriority="62" w:unhideWhenUsed="0"/>
-    <w:lsdException w:name="Medium Shading 1 Accent 6" w:semiHidden="0" w:uiPriority="63" w:unhideWhenUsed="0"/>
-    <w:lsdException w:name="Medium Shading 2 Accent 6" w:semiHidden="0" w:uiPriority="64" w:unhideWhenUsed="0"/>
-    <w:lsdException w:name="Medium List 1 Accent 6" w:semiHidden="0" w:uiPriority="65" w:unhideWhenUsed="0"/>
-    <w:lsdException w:name="Medium List 2 Accent 6" w:semiHidden="0" w:uiPriority="66" w:unhideWhenUsed="0"/>
-    <w:lsdException w:name="Medium Grid 1 Accent 6" w:semiHidden="0" w:uiPriority="67" w:unhideWhenUsed="0"/>
-    <w:lsdException w:name="Medium Grid 2 Accent 6" w:semiHidden="0" w:uiPriority="68" w:unhideWhenUsed="0"/>
-    <w:lsdException w:name="Medium Grid 3 Accent 6" w:semiHidden="0" w:uiPriority="69" w:unhideWhenUsed="0"/>
-    <w:lsdException w:name="Dark List Accent 6" w:semiHidden="0" w:uiPriority="70" w:unhideWhenUsed="0"/>
-    <w:lsdException w:name="Colorful Shading Accent 6" w:semiHidden="0" w:uiPriority="71" w:unhideWhenUsed="0"/>
-    <w:lsdException w:name="Colorful List Accent 6" w:semiHidden="0" w:uiPriority="72" w:unhideWhenUsed="0"/>
-    <w:lsdException w:name="Colorful Grid Accent 6" w:semiHidden="0" w:uiPriority="73" w:unhideWhenUsed="0"/>
-    <w:lsdException w:name="Subtle Emphasis" w:semiHidden="0" w:uiPriority="19" w:unhideWhenUsed="0" w:qFormat="1"/>
-    <w:lsdException w:name="Intense Emphasis" w:semiHidden="0" w:uiPriority="21" w:unhideWhenUsed="0" w:qFormat="1"/>
-    <w:lsdException w:name="Subtle Reference" w:semiHidden="0" w:uiPriority="31" w:unhideWhenUsed="0" w:qFormat="1"/>
-    <w:lsdException w:name="Intense Reference" w:semiHidden="0" w:uiPriority="32" w:unhideWhenUsed="0" w:qFormat="1"/>
-    <w:lsdException w:name="Book Title" w:semiHidden="0" w:uiPriority="33" w:unhideWhenUsed="0" w:qFormat="1"/>
-    <w:lsdException w:name="Bibliography" w:uiPriority="37"/>
-    <w:lsdException w:name="TOC Heading" w:uiPriority="39" w:qFormat="1"/>
+  <w:latentStyles w:defLockedState="0" w:defUIPriority="99" w:defSemiHidden="0" w:defUnhideWhenUsed="0" w:defQFormat="0" w:count="376">
+    <w:lsdException w:name="Normal" w:uiPriority="0" w:qFormat="1"/>
+    <w:lsdException w:name="heading 1" w:uiPriority="9" w:qFormat="1"/>
+    <w:lsdException w:name="heading 2" w:semiHidden="1" w:uiPriority="9" w:unhideWhenUsed="1" w:qFormat="1"/>
+    <w:lsdException w:name="heading 3" w:semiHidden="1" w:uiPriority="9" w:unhideWhenUsed="1" w:qFormat="1"/>
+    <w:lsdException w:name="heading 4" w:semiHidden="1" w:uiPriority="9" w:unhideWhenUsed="1" w:qFormat="1"/>
+    <w:lsdException w:name="heading 5" w:semiHidden="1" w:uiPriority="9" w:unhideWhenUsed="1" w:qFormat="1"/>
+    <w:lsdException w:name="heading 6" w:semiHidden="1" w:uiPriority="9" w:unhideWhenUsed="1" w:qFormat="1"/>
+    <w:lsdException w:name="heading 7" w:semiHidden="1" w:uiPriority="9" w:unhideWhenUsed="1" w:qFormat="1"/>
+    <w:lsdException w:name="heading 8" w:semiHidden="1" w:uiPriority="9" w:unhideWhenUsed="1" w:qFormat="1"/>
+    <w:lsdException w:name="heading 9" w:semiHidden="1" w:uiPriority="9" w:unhideWhenUsed="1" w:qFormat="1"/>
+    <w:lsdException w:name="index 1" w:semiHidden="1" w:unhideWhenUsed="1"/>
+    <w:lsdException w:name="index 2" w:semiHidden="1" w:unhideWhenUsed="1"/>
+    <w:lsdException w:name="index 3" w:semiHidden="1" w:unhideWhenUsed="1"/>
+    <w:lsdException w:name="index 4" w:semiHidden="1" w:unhideWhenUsed="1"/>
+    <w:lsdException w:name="index 5" w:semiHidden="1" w:unhideWhenUsed="1"/>
+    <w:lsdException w:name="index 6" w:semiHidden="1" w:unhideWhenUsed="1"/>
+    <w:lsdException w:name="index 7" w:semiHidden="1" w:unhideWhenUsed="1"/>
+    <w:lsdException w:name="index 8" w:semiHidden="1" w:unhideWhenUsed="1"/>
+    <w:lsdException w:name="index 9" w:semiHidden="1" w:unhideWhenUsed="1"/>
+    <w:lsdException w:name="toc 1" w:semiHidden="1" w:uiPriority="39" w:unhideWhenUsed="1"/>
+    <w:lsdException w:name="toc 2" w:semiHidden="1" w:uiPriority="39" w:unhideWhenUsed="1"/>
+    <w:lsdException w:name="toc 3" w:semiHidden="1" w:uiPriority="39" w:unhideWhenUsed="1"/>
+    <w:lsdException w:name="toc 4" w:semiHidden="1" w:uiPriority="39" w:unhideWhenUsed="1"/>
+    <w:lsdException w:name="toc 5" w:semiHidden="1" w:uiPriority="39" w:unhideWhenUsed="1"/>
+    <w:lsdException w:name="toc 6" w:semiHidden="1" w:uiPriority="39" w:unhideWhenUsed="1"/>
+    <w:lsdException w:name="toc 7" w:semiHidden="1" w:uiPriority="39" w:unhideWhenUsed="1"/>
+    <w:lsdException w:name="toc 8" w:semiHidden="1" w:uiPriority="39" w:unhideWhenUsed="1"/>
+    <w:lsdException w:name="toc 9" w:semiHidden="1" w:uiPriority="39" w:unhideWhenUsed="1"/>
+    <w:lsdException w:name="Normal Indent" w:semiHidden="1" w:unhideWhenUsed="1"/>
+    <w:lsdException w:name="footnote text" w:semiHidden="1" w:unhideWhenUsed="1"/>
+    <w:lsdException w:name="annotation text" w:semiHidden="1" w:unhideWhenUsed="1"/>
+    <w:lsdException w:name="header" w:semiHidden="1" w:unhideWhenUsed="1"/>
+    <w:lsdException w:name="footer" w:semiHidden="1" w:unhideWhenUsed="1"/>
+    <w:lsdException w:name="index heading" w:semiHidden="1" w:unhideWhenUsed="1"/>
+    <w:lsdException w:name="caption" w:semiHidden="1" w:uiPriority="35" w:unhideWhenUsed="1" w:qFormat="1"/>
+    <w:lsdException w:name="table of figures" w:semiHidden="1" w:unhideWhenUsed="1"/>
+    <w:lsdException w:name="envelope address" w:semiHidden="1" w:unhideWhenUsed="1"/>
+    <w:lsdException w:name="envelope return" w:semiHidden="1" w:unhideWhenUsed="1"/>
+    <w:lsdException w:name="footnote reference" w:semiHidden="1" w:unhideWhenUsed="1"/>
+    <w:lsdException w:name="annotation reference" w:semiHidden="1" w:unhideWhenUsed="1"/>
+    <w:lsdException w:name="line number" w:semiHidden="1" w:unhideWhenUsed="1"/>
+    <w:lsdException w:name="page number" w:semiHidden="1" w:unhideWhenUsed="1"/>
+    <w:lsdException w:name="endnote reference" w:semiHidden="1" w:unhideWhenUsed="1"/>
+    <w:lsdException w:name="endnote text" w:semiHidden="1" w:unhideWhenUsed="1"/>
+    <w:lsdException w:name="table of authorities" w:semiHidden="1" w:unhideWhenUsed="1"/>
+    <w:lsdException w:name="macro" w:semiHidden="1" w:unhideWhenUsed="1"/>
+    <w:lsdException w:name="toa heading" w:semiHidden="1" w:unhideWhenUsed="1"/>
+    <w:lsdException w:name="List" w:semiHidden="1" w:unhideWhenUsed="1"/>
+    <w:lsdException w:name="List Bullet" w:semiHidden="1" w:unhideWhenUsed="1"/>
+    <w:lsdException w:name="List Number" w:semiHidden="1" w:unhideWhenUsed="1"/>
+    <w:lsdException w:name="List 2" w:semiHidden="1" w:unhideWhenUsed="1"/>
+    <w:lsdException w:name="List 3" w:semiHidden="1" w:unhideWhenUsed="1"/>
+    <w:lsdException w:name="List 4" w:semiHidden="1" w:unhideWhenUsed="1"/>
+    <w:lsdException w:name="List 5" w:semiHidden="1" w:unhideWhenUsed="1"/>
+    <w:lsdException w:name="List Bullet 2" w:semiHidden="1" w:unhideWhenUsed="1"/>
+    <w:lsdException w:name="List Bullet 3" w:semiHidden="1" w:unhideWhenUsed="1"/>
+    <w:lsdException w:name="List Bullet 4" w:semiHidden="1" w:unhideWhenUsed="1"/>
+    <w:lsdException w:name="List Bullet 5" w:semiHidden="1" w:unhideWhenUsed="1"/>
+    <w:lsdException w:name="List Number 2" w:semiHidden="1" w:unhideWhenUsed="1"/>
+    <w:lsdException w:name="List Number 3" w:semiHidden="1" w:unhideWhenUsed="1"/>
+    <w:lsdException w:name="List Number 4" w:semiHidden="1" w:unhideWhenUsed="1"/>
+    <w:lsdException w:name="List Number 5" w:semiHidden="1" w:unhideWhenUsed="1"/>
+    <w:lsdException w:name="Title" w:uiPriority="10" w:qFormat="1"/>
+    <w:lsdException w:name="Closing" w:semiHidden="1" w:unhideWhenUsed="1"/>
+    <w:lsdException w:name="Signature" w:semiHidden="1" w:unhideWhenUsed="1"/>
+    <w:lsdException w:name="Default Paragraph Font" w:semiHidden="1" w:uiPriority="1" w:unhideWhenUsed="1"/>
+    <w:lsdException w:name="Body Text" w:semiHidden="1" w:unhideWhenUsed="1"/>
+    <w:lsdException w:name="Body Text Indent" w:semiHidden="1" w:unhideWhenUsed="1"/>
+    <w:lsdException w:name="List Continue" w:semiHidden="1" w:unhideWhenUsed="1"/>
+    <w:lsdException w:name="List Continue 2" w:semiHidden="1" w:unhideWhenUsed="1"/>
+    <w:lsdException w:name="List Continue 3" w:semiHidden="1" w:unhideWhenUsed="1"/>
+    <w:lsdException w:name="List Continue 4" w:semiHidden="1" w:unhideWhenUsed="1"/>
+    <w:lsdException w:name="List Continue 5" w:semiHidden="1" w:unhideWhenUsed="1"/>
+    <w:lsdException w:name="Message Header" w:semiHidden="1" w:unhideWhenUsed="1"/>
+    <w:lsdException w:name="Subtitle" w:uiPriority="11" w:qFormat="1"/>
+    <w:lsdException w:name="Salutation" w:semiHidden="1" w:unhideWhenUsed="1"/>
+    <w:lsdException w:name="Date" w:semiHidden="1" w:unhideWhenUsed="1"/>
+    <w:lsdException w:name="Body Text First Indent" w:semiHidden="1" w:unhideWhenUsed="1"/>
+    <w:lsdException w:name="Body Text First Indent 2" w:semiHidden="1" w:unhideWhenUsed="1"/>
+    <w:lsdException w:name="Note Heading" w:semiHidden="1" w:unhideWhenUsed="1"/>
+    <w:lsdException w:name="Body Text 2" w:semiHidden="1" w:unhideWhenUsed="1"/>
+    <w:lsdException w:name="Body Text 3" w:semiHidden="1" w:unhideWhenUsed="1"/>
+    <w:lsdException w:name="Body Text Indent 2" w:semiHidden="1" w:unhideWhenUsed="1"/>
+    <w:lsdException w:name="Body Text Indent 3" w:semiHidden="1" w:unhideWhenUsed="1"/>
+    <w:lsdException w:name="Block Text" w:semiHidden="1" w:unhideWhenUsed="1"/>
+    <w:lsdException w:name="Hyperlink" w:semiHidden="1" w:unhideWhenUsed="1"/>
+    <w:lsdException w:name="FollowedHyperlink" w:semiHidden="1" w:unhideWhenUsed="1"/>
+    <w:lsdException w:name="Strong" w:uiPriority="22" w:qFormat="1"/>
+    <w:lsdException w:name="Emphasis" w:uiPriority="20" w:qFormat="1"/>
+    <w:lsdException w:name="Document Map" w:semiHidden="1" w:unhideWhenUsed="1"/>
+    <w:lsdException w:name="Plain Text" w:semiHidden="1" w:unhideWhenUsed="1"/>
+    <w:lsdException w:name="E-mail Signature" w:semiHidden="1" w:unhideWhenUsed="1"/>
+    <w:lsdException w:name="HTML Top of Form" w:semiHidden="1" w:unhideWhenUsed="1"/>
+    <w:lsdException w:name="HTML Bottom of Form" w:semiHidden="1" w:unhideWhenUsed="1"/>
+    <w:lsdException w:name="Normal (Web)" w:semiHidden="1" w:unhideWhenUsed="1"/>
+    <w:lsdException w:name="HTML Acronym" w:semiHidden="1" w:unhideWhenUsed="1"/>
+    <w:lsdException w:name="HTML Address" w:semiHidden="1" w:unhideWhenUsed="1"/>
+    <w:lsdException w:name="HTML Cite" w:semiHidden="1" w:unhideWhenUsed="1"/>
+    <w:lsdException w:name="HTML Code" w:semiHidden="1" w:unhideWhenUsed="1"/>
+    <w:lsdException w:name="HTML Definition" w:semiHidden="1" w:unhideWhenUsed="1"/>
+    <w:lsdException w:name="HTML Keyboard" w:semiHidden="1" w:unhideWhenUsed="1"/>
+    <w:lsdException w:name="HTML Preformatted" w:semiHidden="1" w:unhideWhenUsed="1"/>
+    <w:lsdException w:name="HTML Sample" w:semiHidden="1" w:unhideWhenUsed="1"/>
+    <w:lsdException w:name="HTML Typewriter" w:semiHidden="1" w:unhideWhenUsed="1"/>
+    <w:lsdException w:name="HTML Variable" w:semiHidden="1" w:unhideWhenUsed="1"/>
+    <w:lsdException w:name="Normal Table" w:semiHidden="1" w:unhideWhenUsed="1"/>
+    <w:lsdException w:name="annotation subject" w:semiHidden="1" w:unhideWhenUsed="1"/>
+    <w:lsdException w:name="No List" w:semiHidden="1" w:unhideWhenUsed="1"/>
+    <w:lsdException w:name="Outline List 1" w:semiHidden="1" w:unhideWhenUsed="1"/>
+    <w:lsdException w:name="Outline List 2" w:semiHidden="1" w:unhideWhenUsed="1"/>
+    <w:lsdException w:name="Outline List 3" w:semiHidden="1" w:unhideWhenUsed="1"/>
+    <w:lsdException w:name="Table Simple 1" w:semiHidden="1" w:unhideWhenUsed="1"/>
+    <w:lsdException w:name="Table Simple 2" w:semiHidden="1" w:unhideWhenUsed="1"/>
+    <w:lsdException w:name="Table Simple 3" w:semiHidden="1" w:unhideWhenUsed="1"/>
+    <w:lsdException w:name="Table Classic 1" w:semiHidden="1" w:unhideWhenUsed="1"/>
+    <w:lsdException w:name="Table Classic 2" w:semiHidden="1" w:unhideWhenUsed="1"/>
+    <w:lsdException w:name="Table Classic 3" w:semiHidden="1" w:unhideWhenUsed="1"/>
+    <w:lsdException w:name="Table Classic 4" w:semiHidden="1" w:unhideWhenUsed="1"/>
+    <w:lsdException w:name="Table Colorful 1" w:semiHidden="1" w:unhideWhenUsed="1"/>
+    <w:lsdException w:name="Table Colorful 2" w:semiHidden="1" w:unhideWhenUsed="1"/>
+    <w:lsdException w:name="Table Colorful 3" w:semiHidden="1" w:unhideWhenUsed="1"/>
+    <w:lsdException w:name="Table Columns 1" w:semiHidden="1" w:unhideWhenUsed="1"/>
+    <w:lsdException w:name="Table Columns 2" w:semiHidden="1" w:unhideWhenUsed="1"/>
+    <w:lsdException w:name="Table Columns 3" w:semiHidden="1" w:unhideWhenUsed="1"/>
+    <w:lsdException w:name="Table Columns 4" w:semiHidden="1" w:unhideWhenUsed="1"/>
+    <w:lsdException w:name="Table Columns 5" w:semiHidden="1" w:unhideWhenUsed="1"/>
+    <w:lsdException w:name="Table Grid 1" w:semiHidden="1" w:unhideWhenUsed="1"/>
+    <w:lsdException w:name="Table Grid 2" w:semiHidden="1" w:unhideWhenUsed="1"/>
+    <w:lsdException w:name="Table Grid 3" w:semiHidden="1" w:unhideWhenUsed="1"/>
+    <w:lsdException w:name="Table Grid 4" w:semiHidden="1" w:unhideWhenUsed="1"/>
+    <w:lsdException w:name="Table Grid 5" w:semiHidden="1" w:unhideWhenUsed="1"/>
+    <w:lsdException w:name="Table Grid 6" w:semiHidden="1" w:unhideWhenUsed="1"/>
+    <w:lsdException w:name="Table Grid 7" w:semiHidden="1" w:unhideWhenUsed="1"/>
+    <w:lsdException w:name="Table Grid 8" w:semiHidden="1" w:unhideWhenUsed="1"/>
+    <w:lsdException w:name="Table List 1" w:semiHidden="1" w:unhideWhenUsed="1"/>
+    <w:lsdException w:name="Table List 2" w:semiHidden="1" w:unhideWhenUsed="1"/>
+    <w:lsdException w:name="Table List 3" w:semiHidden="1" w:unhideWhenUsed="1"/>
+    <w:lsdException w:name="Table List 4" w:semiHidden="1" w:unhideWhenUsed="1"/>
+    <w:lsdException w:name="Table List 5" w:semiHidden="1" w:unhideWhenUsed="1"/>
+    <w:lsdException w:name="Table List 6" w:semiHidden="1" w:unhideWhenUsed="1"/>
+    <w:lsdException w:name="Table List 7" w:semiHidden="1" w:unhideWhenUsed="1"/>
+    <w:lsdException w:name="Table List 8" w:semiHidden="1" w:unhideWhenUsed="1"/>
+    <w:lsdException w:name="Table 3D effects 1" w:semiHidden="1" w:unhideWhenUsed="1"/>
+    <w:lsdException w:name="Table 3D effects 2" w:semiHidden="1" w:unhideWhenUsed="1"/>
+    <w:lsdException w:name="Table 3D effects 3" w:semiHidden="1" w:unhideWhenUsed="1"/>
+    <w:lsdException w:name="Table Contemporary" w:semiHidden="1" w:unhideWhenUsed="1"/>
+    <w:lsdException w:name="Table Elegant" w:semiHidden="1" w:unhideWhenUsed="1"/>
+    <w:lsdException w:name="Table Professional" w:semiHidden="1" w:unhideWhenUsed="1"/>
+    <w:lsdException w:name="Table Subtle 1" w:semiHidden="1" w:unhideWhenUsed="1"/>
+    <w:lsdException w:name="Table Subtle 2" w:semiHidden="1" w:unhideWhenUsed="1"/>
+    <w:lsdException w:name="Table Web 1" w:semiHidden="1" w:unhideWhenUsed="1"/>
+    <w:lsdException w:name="Table Web 2" w:semiHidden="1" w:unhideWhenUsed="1"/>
+    <w:lsdException w:name="Table Web 3" w:semiHidden="1" w:unhideWhenUsed="1"/>
+    <w:lsdException w:name="Balloon Text" w:semiHidden="1" w:unhideWhenUsed="1"/>
+    <w:lsdException w:name="Table Grid" w:uiPriority="59"/>
+    <w:lsdException w:name="Table Theme" w:semiHidden="1" w:unhideWhenUsed="1"/>
+    <w:lsdException w:name="Placeholder Text" w:semiHidden="1"/>
+    <w:lsdException w:name="No Spacing" w:uiPriority="1" w:qFormat="1"/>
+    <w:lsdException w:name="Light Shading" w:uiPriority="60"/>
+    <w:lsdException w:name="Light List" w:uiPriority="61"/>
+    <w:lsdException w:name="Light Grid" w:uiPriority="62"/>
+    <w:lsdException w:name="Medium Shading 1" w:uiPriority="63"/>
+    <w:lsdException w:name="Medium Shading 2" w:uiPriority="64"/>
+    <w:lsdException w:name="Medium List 1" w:uiPriority="65"/>
+    <w:lsdException w:name="Medium List 2" w:uiPriority="66"/>
+    <w:lsdException w:name="Medium Grid 1" w:uiPriority="67"/>
+    <w:lsdException w:name="Medium Grid 2" w:uiPriority="68"/>
+    <w:lsdException w:name="Medium Grid 3" w:uiPriority="69"/>
+    <w:lsdException w:name="Dark List" w:uiPriority="70"/>
+    <w:lsdException w:name="Colorful Shading" w:uiPriority="71"/>
+    <w:lsdException w:name="Colorful List" w:uiPriority="72"/>
+    <w:lsdException w:name="Colorful Grid" w:uiPriority="73"/>
+    <w:lsdException w:name="Light Shading Accent 1" w:uiPriority="60"/>
+    <w:lsdException w:name="Light List Accent 1" w:uiPriority="61"/>
+    <w:lsdException w:name="Light Grid Accent 1" w:uiPriority="62"/>
+    <w:lsdException w:name="Medium Shading 1 Accent 1" w:uiPriority="63"/>
+    <w:lsdException w:name="Medium Shading 2 Accent 1" w:uiPriority="64"/>
+    <w:lsdException w:name="Medium List 1 Accent 1" w:uiPriority="65"/>
+    <w:lsdException w:name="Revision" w:semiHidden="1"/>
+    <w:lsdException w:name="List Paragraph" w:uiPriority="34" w:qFormat="1"/>
+    <w:lsdException w:name="Quote" w:uiPriority="29" w:qFormat="1"/>
+    <w:lsdException w:name="Intense Quote" w:uiPriority="30" w:qFormat="1"/>
+    <w:lsdException w:name="Medium List 2 Accent 1" w:uiPriority="66"/>
+    <w:lsdException w:name="Medium Grid 1 Accent 1" w:uiPriority="67"/>
+    <w:lsdException w:name="Medium Grid 2 Accent 1" w:uiPriority="68"/>
+    <w:lsdException w:name="Medium Grid 3 Accent 1" w:uiPriority="69"/>
+    <w:lsdException w:name="Dark List Accent 1" w:uiPriority="70"/>
+    <w:lsdException w:name="Colorful Shading Accent 1" w:uiPriority="71"/>
+    <w:lsdException w:name="Colorful List Accent 1" w:uiPriority="72"/>
+    <w:lsdException w:name="Colorful Grid Accent 1" w:uiPriority="73"/>
+    <w:lsdException w:name="Light Shading Accent 2" w:uiPriority="60"/>
+    <w:lsdException w:name="Light List Accent 2" w:uiPriority="61"/>
+    <w:lsdException w:name="Light Grid Accent 2" w:uiPriority="62"/>
+    <w:lsdException w:name="Medium Shading 1 Accent 2" w:uiPriority="63"/>
+    <w:lsdException w:name="Medium Shading 2 Accent 2" w:uiPriority="64"/>
+    <w:lsdException w:name="Medium List 1 Accent 2" w:uiPriority="65"/>
+    <w:lsdException w:name="Medium List 2 Accent 2" w:uiPriority="66"/>
+    <w:lsdException w:name="Medium Grid 1 Accent 2" w:uiPriority="67"/>
+    <w:lsdException w:name="Medium Grid 2 Accent 2" w:uiPriority="68"/>
+    <w:lsdException w:name="Medium Grid 3 Accent 2" w:uiPriority="69"/>
+    <w:lsdException w:name="Dark List Accent 2" w:uiPriority="70"/>
+    <w:lsdException w:name="Colorful Shading Accent 2" w:uiPriority="71"/>
+    <w:lsdException w:name="Colorful List Accent 2" w:uiPriority="72"/>
+    <w:lsdException w:name="Colorful Grid Accent 2" w:uiPriority="73"/>
+    <w:lsdException w:name="Light Shading Accent 3" w:uiPriority="60"/>
+    <w:lsdException w:name="Light List Accent 3" w:uiPriority="61"/>
+    <w:lsdException w:name="Light Grid Accent 3" w:uiPriority="62"/>
+    <w:lsdException w:name="Medium Shading 1 Accent 3" w:uiPriority="63"/>
+    <w:lsdException w:name="Medium Shading 2 Accent 3" w:uiPriority="64"/>
+    <w:lsdException w:name="Medium List 1 Accent 3" w:uiPriority="65"/>
+    <w:lsdException w:name="Medium List 2 Accent 3" w:uiPriority="66"/>
+    <w:lsdException w:name="Medium Grid 1 Accent 3" w:uiPriority="67"/>
+    <w:lsdException w:name="Medium Grid 2 Accent 3" w:uiPriority="68"/>
+    <w:lsdException w:name="Medium Grid 3 Accent 3" w:uiPriority="69"/>
+    <w:lsdException w:name="Dark List Accent 3" w:uiPriority="70"/>
+    <w:lsdException w:name="Colorful Shading Accent 3" w:uiPriority="71"/>
+    <w:lsdException w:name="Colorful List Accent 3" w:uiPriority="72"/>
+    <w:lsdException w:name="Colorful Grid Accent 3" w:uiPriority="73"/>
+    <w:lsdException w:name="Light Shading Accent 4" w:uiPriority="60"/>
+    <w:lsdException w:name="Light List Accent 4" w:uiPriority="61"/>
+    <w:lsdException w:name="Light Grid Accent 4" w:uiPriority="62"/>
+    <w:lsdException w:name="Medium Shading 1 Accent 4" w:uiPriority="63"/>
+    <w:lsdException w:name="Medium Shading 2 Accent 4" w:uiPriority="64"/>
+    <w:lsdException w:name="Medium List 1 Accent 4" w:uiPriority="65"/>
+    <w:lsdException w:name="Medium List 2 Accent 4" w:uiPriority="66"/>
+    <w:lsdException w:name="Medium Grid 1 Accent 4" w:uiPriority="67"/>
+    <w:lsdException w:name="Medium Grid 2 Accent 4" w:uiPriority="68"/>
+    <w:lsdException w:name="Medium Grid 3 Accent 4" w:uiPriority="69"/>
+    <w:lsdException w:name="Dark List Accent 4" w:uiPriority="70"/>
+    <w:lsdException w:name="Colorful Shading Accent 4" w:uiPriority="71"/>
+    <w:lsdException w:name="Colorful List Accent 4" w:uiPriority="72"/>
+    <w:lsdException w:name="Colorful Grid Accent 4" w:uiPriority="73"/>
+    <w:lsdException w:name="Light Shading Accent 5" w:uiPriority="60"/>
+    <w:lsdException w:name="Light List Accent 5" w:uiPriority="61"/>
+    <w:lsdException w:name="Light Grid Accent 5" w:uiPriority="62"/>
+    <w:lsdException w:name="Medium Shading 1 Accent 5" w:uiPriority="63"/>
+    <w:lsdException w:name="Medium Shading 2 Accent 5" w:uiPriority="64"/>
+    <w:lsdException w:name="Medium List 1 Accent 5" w:uiPriority="65"/>
+    <w:lsdException w:name="Medium List 2 Accent 5" w:uiPriority="66"/>
+    <w:lsdException w:name="Medium Grid 1 Accent 5" w:uiPriority="67"/>
+    <w:lsdException w:name="Medium Grid 2 Accent 5" w:uiPriority="68"/>
+    <w:lsdException w:name="Medium Grid 3 Accent 5" w:uiPriority="69"/>
+    <w:lsdException w:name="Dark List Accent 5" w:uiPriority="70"/>
+    <w:lsdException w:name="Colorful Shading Accent 5" w:uiPriority="71"/>
+    <w:lsdException w:name="Colorful List Accent 5" w:uiPriority="72"/>
+    <w:lsdException w:name="Colorful Grid Accent 5" w:uiPriority="73"/>
+    <w:lsdException w:name="Light Shading Accent 6" w:uiPriority="60"/>
+    <w:lsdException w:name="Light List Accent 6" w:uiPriority="61"/>
+    <w:lsdException w:name="Light Grid Accent 6" w:uiPriority="62"/>
+    <w:lsdException w:name="Medium Shading 1 Accent 6" w:uiPriority="63"/>
+    <w:lsdException w:name="Medium Shading 2 Accent 6" w:uiPriority="64"/>
+    <w:lsdException w:name="Medium List 1 Accent 6" w:uiPriority="65"/>
+    <w:lsdException w:name="Medium List 2 Accent 6" w:uiPriority="66"/>
+    <w:lsdException w:name="Medium Grid 1 Accent 6" w:uiPriority="67"/>
+    <w:lsdException w:name="Medium Grid 2 Accent 6" w:uiPriority="68"/>
+    <w:lsdException w:name="Medium Grid 3 Accent 6" w:uiPriority="69"/>
+    <w:lsdException w:name="Dark List Accent 6" w:uiPriority="70"/>
+    <w:lsdException w:name="Colorful Shading Accent 6" w:uiPriority="71"/>
+    <w:lsdException w:name="Colorful List Accent 6" w:uiPriority="72"/>
+    <w:lsdException w:name="Colorful Grid Accent 6" w:uiPriority="73"/>
+    <w:lsdException w:name="Subtle Emphasis" w:uiPriority="19" w:qFormat="1"/>
+    <w:lsdException w:name="Intense Emphasis" w:uiPriority="21" w:qFormat="1"/>
+    <w:lsdException w:name="Subtle Reference" w:uiPriority="31" w:qFormat="1"/>
+    <w:lsdException w:name="Intense Reference" w:uiPriority="32" w:qFormat="1"/>
+    <w:lsdException w:name="Book Title" w:uiPriority="33" w:qFormat="1"/>
+    <w:lsdException w:name="Bibliography" w:semiHidden="1" w:uiPriority="37" w:unhideWhenUsed="1"/>
+    <w:lsdException w:name="TOC Heading" w:semiHidden="1" w:uiPriority="39" w:unhideWhenUsed="1" w:qFormat="1"/>
+    <w:lsdException w:name="Plain Table 1" w:uiPriority="41"/>
+    <w:lsdException w:name="Plain Table 2" w:uiPriority="42"/>
+    <w:lsdException w:name="Plain Table 3" w:uiPriority="43"/>
+    <w:lsdException w:name="Plain Table 4" w:uiPriority="44"/>
+    <w:lsdException w:name="Plain Table 5" w:uiPriority="45"/>
+    <w:lsdException w:name="Grid Table Light" w:uiPriority="40"/>
+    <w:lsdException w:name="Grid Table 1 Light" w:uiPriority="46"/>
+    <w:lsdException w:name="Grid Table 2" w:uiPriority="47"/>
+    <w:lsdException w:name="Grid Table 3" w:uiPriority="48"/>
+    <w:lsdException w:name="Grid Table 4" w:uiPriority="49"/>
+    <w:lsdException w:name="Grid Table 5 Dark" w:uiPriority="50"/>
+    <w:lsdException w:name="Grid Table 6 Colorful" w:uiPriority="51"/>
+    <w:lsdException w:name="Grid Table 7 Colorful" w:uiPriority="52"/>
+    <w:lsdException w:name="Grid Table 1 Light Accent 1" w:uiPriority="46"/>
+    <w:lsdException w:name="Grid Table 2 Accent 1" w:uiPriority="47"/>
+    <w:lsdException w:name="Grid Table 3 Accent 1" w:uiPriority="48"/>
+    <w:lsdException w:name="Grid Table 4 Accent 1" w:uiPriority="49"/>
+    <w:lsdException w:name="Grid Table 5 Dark Accent 1" w:uiPriority="50"/>
+    <w:lsdException w:name="Grid Table 6 Colorful Accent 1" w:uiPriority="51"/>
+    <w:lsdException w:name="Grid Table 7 Colorful Accent 1" w:uiPriority="52"/>
+    <w:lsdException w:name="Grid Table 1 Light Accent 2" w:uiPriority="46"/>
+    <w:lsdException w:name="Grid Table 2 Accent 2" w:uiPriority="47"/>
+    <w:lsdException w:name="Grid Table 3 Accent 2" w:uiPriority="48"/>
+    <w:lsdException w:name="Grid Table 4 Accent 2" w:uiPriority="49"/>
+    <w:lsdException w:name="Grid Table 5 Dark Accent 2" w:uiPriority="50"/>
+    <w:lsdException w:name="Grid Table 6 Colorful Accent 2" w:uiPriority="51"/>
+    <w:lsdException w:name="Grid Table 7 Colorful Accent 2" w:uiPriority="52"/>
+    <w:lsdException w:name="Grid Table 1 Light Accent 3" w:uiPriority="46"/>
+    <w:lsdException w:name="Grid Table 2 Accent 3" w:uiPriority="47"/>
+    <w:lsdException w:name="Grid Table 3 Accent 3" w:uiPriority="48"/>
+    <w:lsdException w:name="Grid Table 4 Accent 3" w:uiPriority="49"/>
+    <w:lsdException w:name="Grid Table 5 Dark Accent 3" w:uiPriority="50"/>
+    <w:lsdException w:name="Grid Table 6 Colorful Accent 3" w:uiPriority="51"/>
+    <w:lsdException w:name="Grid Table 7 Colorful Accent 3" w:uiPriority="52"/>
+    <w:lsdException w:name="Grid Table 1 Light Accent 4" w:uiPriority="46"/>
+    <w:lsdException w:name="Grid Table 2 Accent 4" w:uiPriority="47"/>
+    <w:lsdException w:name="Grid Table 3 Accent 4" w:uiPriority="48"/>
+    <w:lsdException w:name="Grid Table 4 Accent 4" w:uiPriority="49"/>
+    <w:lsdException w:name="Grid Table 5 Dark Accent 4" w:uiPriority="50"/>
+    <w:lsdException w:name="Grid Table 6 Colorful Accent 4" w:uiPriority="51"/>
+    <w:lsdException w:name="Grid Table 7 Colorful Accent 4" w:uiPriority="52"/>
+    <w:lsdException w:name="Grid Table 1 Light Accent 5" w:uiPriority="46"/>
+    <w:lsdException w:name="Grid Table 2 Accent 5" w:uiPriority="47"/>
+    <w:lsdException w:name="Grid Table 3 Accent 5" w:uiPriority="48"/>
+    <w:lsdException w:name="Grid Table 4 Accent 5" w:uiPriority="49"/>
+    <w:lsdException w:name="Grid Table 5 Dark Accent 5" w:uiPriority="50"/>
+    <w:lsdException w:name="Grid Table 6 Colorful Accent 5" w:uiPriority="51"/>
+    <w:lsdException w:name="Grid Table 7 Colorful Accent 5" w:uiPriority="52"/>
+    <w:lsdException w:name="Grid Table 1 Light Accent 6" w:uiPriority="46"/>
+    <w:lsdException w:name="Grid Table 2 Accent 6" w:uiPriority="47"/>
+    <w:lsdException w:name="Grid Table 3 Accent 6" w:uiPriority="48"/>
+    <w:lsdException w:name="Grid Table 4 Accent 6" w:uiPriority="49"/>
+    <w:lsdException w:name="Grid Table 5 Dark Accent 6" w:uiPriority="50"/>
+    <w:lsdException w:name="Grid Table 6 Colorful Accent 6" w:uiPriority="51"/>
+    <w:lsdException w:name="Grid Table 7 Colorful Accent 6" w:uiPriority="52"/>
+    <w:lsdException w:name="List Table 1 Light" w:uiPriority="46"/>
+    <w:lsdException w:name="List Table 2" w:uiPriority="47"/>
+    <w:lsdException w:name="List Table 3" w:uiPriority="48"/>
+    <w:lsdException w:name="List Table 4" w:uiPriority="49"/>
+    <w:lsdException w:name="List Table 5 Dark" w:uiPriority="50"/>
+    <w:lsdException w:name="List Table 6 Colorful" w:uiPriority="51"/>
+    <w:lsdException w:name="List Table 7 Colorful" w:uiPriority="52"/>
+    <w:lsdException w:name="List Table 1 Light Accent 1" w:uiPriority="46"/>
+    <w:lsdException w:name="List Table 2 Accent 1" w:uiPriority="47"/>
+    <w:lsdException w:name="List Table 3 Accent 1" w:uiPriority="48"/>
+    <w:lsdException w:name="List Table 4 Accent 1" w:uiPriority="49"/>
+    <w:lsdException w:name="List Table 5 Dark Accent 1" w:uiPriority="50"/>
+    <w:lsdException w:name="List Table 6 Colorful Accent 1" w:uiPriority="51"/>
+    <w:lsdException w:name="List Table 7 Colorful Accent 1" w:uiPriority="52"/>
+    <w:lsdException w:name="List Table 1 Light Accent 2" w:uiPriority="46"/>
+    <w:lsdException w:name="List Table 2 Accent 2" w:uiPriority="47"/>
+    <w:lsdException w:name="List Table 3 Accent 2" w:uiPriority="48"/>
+    <w:lsdException w:name="List Table 4 Accent 2" w:uiPriority="49"/>
+    <w:lsdException w:name="List Table 5 Dark Accent 2" w:uiPriority="50"/>
+    <w:lsdException w:name="List Table 6 Colorful Accent 2" w:uiPriority="51"/>
+    <w:lsdException w:name="List Table 7 Colorful Accent 2" w:uiPriority="52"/>
+    <w:lsdException w:name="List Table 1 Light Accent 3" w:uiPriority="46"/>
+    <w:lsdException w:name="List Table 2 Accent 3" w:uiPriority="47"/>
+    <w:lsdException w:name="List Table 3 Accent 3" w:uiPriority="48"/>
+    <w:lsdException w:name="List Table 4 Accent 3" w:uiPriority="49"/>
+    <w:lsdException w:name="List Table 5 Dark Accent 3" w:uiPriority="50"/>
+    <w:lsdException w:name="List Table 6 Colorful Accent 3" w:uiPriority="51"/>
+    <w:lsdException w:name="List Table 7 Colorful Accent 3" w:uiPriority="52"/>
+    <w:lsdException w:name="List Table 1 Light Accent 4" w:uiPriority="46"/>
+    <w:lsdException w:name="List Table 2 Accent 4" w:uiPriority="47"/>
+    <w:lsdException w:name="List Table 3 Accent 4" w:uiPriority="48"/>
+    <w:lsdException w:name="List Table 4 Accent 4" w:uiPriority="49"/>
+    <w:lsdException w:name="List Table 5 Dark Accent 4" w:uiPriority="50"/>
+    <w:lsdException w:name="List Table 6 Colorful Accent 4" w:uiPriority="51"/>
+    <w:lsdException w:name="List Table 7 Colorful Accent 4" w:uiPriority="52"/>
+    <w:lsdException w:name="List Table 1 Light Accent 5" w:uiPriority="46"/>
+    <w:lsdException w:name="List Table 2 Accent 5" w:uiPriority="47"/>
+    <w:lsdException w:name="List Table 3 Accent 5" w:uiPriority="48"/>
+    <w:lsdException w:name="List Table 4 Accent 5" w:uiPriority="49"/>
+    <w:lsdException w:name="List Table 5 Dark Accent 5" w:uiPriority="50"/>
+    <w:lsdException w:name="List Table 6 Colorful Accent 5" w:uiPriority="51"/>
+    <w:lsdException w:name="List Table 7 Colorful Accent 5" w:uiPriority="52"/>
+    <w:lsdException w:name="List Table 1 Light Accent 6" w:uiPriority="46"/>
+    <w:lsdException w:name="List Table 2 Accent 6" w:uiPriority="47"/>
+    <w:lsdException w:name="List Table 3 Accent 6" w:uiPriority="48"/>
+    <w:lsdException w:name="List Table 4 Accent 6" w:uiPriority="49"/>
+    <w:lsdException w:name="List Table 5 Dark Accent 6" w:uiPriority="50"/>
+    <w:lsdException w:name="List Table 6 Colorful Accent 6" w:uiPriority="51"/>
+    <w:lsdException w:name="List Table 7 Colorful Accent 6" w:uiPriority="52"/>
+    <w:lsdException w:name="Mention" w:semiHidden="1" w:unhideWhenUsed="1"/>
+    <w:lsdException w:name="Smart Hyperlink" w:semiHidden="1" w:unhideWhenUsed="1"/>
+    <w:lsdException w:name="Hashtag" w:semiHidden="1" w:unhideWhenUsed="1"/>
+    <w:lsdException w:name="Unresolved Mention" w:semiHidden="1" w:unhideWhenUsed="1"/>
+    <w:lsdException w:name="Smart Link" w:semiHidden="1" w:unhideWhenUsed="1"/>
   </w:latentStyles>
   <w:style w:type="paragraph" w:default="1" w:styleId="Normalny">
     <w:name w:val="Normal"/>
@@ -2414,7 +3585,6 @@
   <w:style w:type="character" w:default="1" w:styleId="Domylnaczcionkaakapitu">
     <w:name w:val="Default Paragraph Font"/>
     <w:uiPriority w:val="1"/>
-    <w:semiHidden/>
     <w:unhideWhenUsed/>
   </w:style>
   <w:style w:type="table" w:default="1" w:styleId="Standardowy">
@@ -2422,7 +3592,6 @@
     <w:uiPriority w:val="99"/>
     <w:semiHidden/>
     <w:unhideWhenUsed/>
-    <w:qFormat/>
     <w:tblPr>
       <w:tblInd w:w="0" w:type="dxa"/>
       <w:tblCellMar>

--- a/dokumentacja.docx
+++ b/dokumentacja.docx
@@ -2733,6 +2733,9 @@
     </w:p>
     <w:p>
       <w:pPr>
+        <w:tabs>
+          <w:tab w:val="left" w:pos="2320"/>
+        </w:tabs>
         <w:rPr>
           <w:rFonts w:ascii="Arial" w:hAnsi="Arial" w:cs="Arial"/>
           <w:b/>
@@ -2749,73 +2752,553 @@
         </w:rPr>
         <w:t>2.</w:t>
       </w:r>
-    </w:p>
-    <w:p>
-      <w:pPr>
+      <w:r>
         <w:rPr>
           <w:rFonts w:ascii="Arial" w:hAnsi="Arial" w:cs="Arial"/>
           <w:b/>
           <w:sz w:val="52"/>
           <w:szCs w:val="52"/>
         </w:rPr>
-      </w:pPr>
-      <w:r>
+        <w:tab/>
+      </w:r>
+    </w:p>
+    <w:p>
+      <w:pPr>
+        <w:tabs>
+          <w:tab w:val="left" w:pos="2320"/>
+        </w:tabs>
+        <w:rPr>
+          <w:rFonts w:ascii="Arial" w:hAnsi="Arial" w:cs="Arial"/>
+          <w:bCs/>
+          <w:sz w:val="32"/>
+          <w:szCs w:val="32"/>
+        </w:rPr>
+      </w:pPr>
+      <w:r>
+        <w:rPr>
+          <w:rFonts w:ascii="Arial" w:hAnsi="Arial" w:cs="Arial"/>
+          <w:bCs/>
+          <w:sz w:val="32"/>
+          <w:szCs w:val="32"/>
+        </w:rPr>
+        <w:t xml:space="preserve">Testy integracyjne (ang. </w:t>
+      </w:r>
+      <w:r>
+        <w:rPr>
+          <w:rFonts w:ascii="Arial" w:hAnsi="Arial" w:cs="Arial"/>
+          <w:bCs/>
+          <w:i/>
+          <w:iCs/>
+          <w:sz w:val="32"/>
+          <w:szCs w:val="32"/>
+        </w:rPr>
+        <w:t>*</w:t>
+      </w:r>
+      <w:proofErr w:type="spellStart"/>
+      <w:r>
+        <w:rPr>
+          <w:rFonts w:ascii="Arial" w:hAnsi="Arial" w:cs="Arial"/>
+          <w:bCs/>
+          <w:i/>
+          <w:iCs/>
+          <w:sz w:val="32"/>
+          <w:szCs w:val="32"/>
+        </w:rPr>
+        <w:t>integration</w:t>
+      </w:r>
+      <w:proofErr w:type="spellEnd"/>
+      <w:r>
+        <w:rPr>
+          <w:rFonts w:ascii="Arial" w:hAnsi="Arial" w:cs="Arial"/>
+          <w:bCs/>
+          <w:i/>
+          <w:iCs/>
+          <w:sz w:val="32"/>
+          <w:szCs w:val="32"/>
+        </w:rPr>
+        <w:t xml:space="preserve"> </w:t>
+      </w:r>
+      <w:proofErr w:type="spellStart"/>
+      <w:r>
+        <w:rPr>
+          <w:rFonts w:ascii="Arial" w:hAnsi="Arial" w:cs="Arial"/>
+          <w:bCs/>
+          <w:i/>
+          <w:iCs/>
+          <w:sz w:val="32"/>
+          <w:szCs w:val="32"/>
+        </w:rPr>
+        <w:t>tests</w:t>
+      </w:r>
+      <w:proofErr w:type="spellEnd"/>
+      <w:r>
+        <w:rPr>
+          <w:rFonts w:ascii="Arial" w:hAnsi="Arial" w:cs="Arial"/>
+          <w:bCs/>
+          <w:i/>
+          <w:iCs/>
+          <w:sz w:val="32"/>
+          <w:szCs w:val="32"/>
+        </w:rPr>
+        <w:t>*</w:t>
+      </w:r>
+      <w:r>
+        <w:rPr>
+          <w:rFonts w:ascii="Arial" w:hAnsi="Arial" w:cs="Arial"/>
+          <w:bCs/>
+          <w:sz w:val="32"/>
+          <w:szCs w:val="32"/>
+        </w:rPr>
+        <w:t>) stanowią drugi poziom w hierarchii testowania oprogramowania. Ich zasadniczym celem jest weryfikacja poprawności współdziałania oraz komunikacji pomiędzy wieloma odrębnymi modułami, komponentami lub klasami, które wcześniej zostały poddane indywidualnym testom jednostkowym.</w:t>
+      </w:r>
+    </w:p>
+    <w:p>
+      <w:pPr>
+        <w:tabs>
+          <w:tab w:val="left" w:pos="2320"/>
+        </w:tabs>
+        <w:rPr>
+          <w:rFonts w:ascii="Arial" w:hAnsi="Arial" w:cs="Arial"/>
+          <w:bCs/>
+          <w:sz w:val="32"/>
+          <w:szCs w:val="32"/>
+        </w:rPr>
+      </w:pPr>
+    </w:p>
+    <w:p>
+      <w:pPr>
+        <w:tabs>
+          <w:tab w:val="left" w:pos="2320"/>
+        </w:tabs>
+        <w:rPr>
+          <w:rFonts w:ascii="Arial" w:hAnsi="Arial" w:cs="Arial"/>
+          <w:bCs/>
+          <w:sz w:val="32"/>
+          <w:szCs w:val="32"/>
+        </w:rPr>
+      </w:pPr>
+      <w:r>
+        <w:rPr>
+          <w:rFonts w:ascii="Arial" w:hAnsi="Arial" w:cs="Arial"/>
+          <w:bCs/>
+          <w:sz w:val="32"/>
+          <w:szCs w:val="32"/>
+        </w:rPr>
+        <w:t>O ile testy jednostkowe odpowiadają na pytanie, czy poszczególne klocki aplikacji działają prawidłowo w odizolowaniu, o tyle testy integracyjne sprawdzają, czy połączenie tych klocków w większą całość nie powoduje błędów spójności danych, niewłaściwego przekazywania obiektów przez parametry, problemów z referencjami czy konfliktów w logice biznesowej na stykach połączonych modułów.</w:t>
+      </w:r>
+    </w:p>
+    <w:p>
+      <w:pPr>
         <w:rPr>
           <w:rFonts w:ascii="Arial" w:hAnsi="Arial" w:cs="Arial"/>
           <w:b/>
           <w:sz w:val="52"/>
           <w:szCs w:val="52"/>
         </w:rPr>
-        <w:t>2.1</w:t>
-      </w:r>
-    </w:p>
-    <w:p>
-      <w:pPr>
-        <w:rPr>
-          <w:rFonts w:ascii="Arial" w:hAnsi="Arial" w:cs="Arial"/>
-          <w:bCs/>
-          <w:sz w:val="32"/>
-          <w:szCs w:val="32"/>
-        </w:rPr>
-      </w:pPr>
-      <w:r>
-        <w:rPr>
-          <w:rFonts w:ascii="Arial" w:hAnsi="Arial" w:cs="Arial"/>
-          <w:bCs/>
-          <w:sz w:val="32"/>
-          <w:szCs w:val="32"/>
-        </w:rPr>
-        <w:t>Przykładowy komponent Produkt</w:t>
-      </w:r>
-      <w:r>
-        <w:rPr>
-          <w:rFonts w:ascii="Arial" w:hAnsi="Arial" w:cs="Arial"/>
-          <w:bCs/>
-          <w:sz w:val="32"/>
-          <w:szCs w:val="32"/>
-        </w:rPr>
-        <w:t>. Tworzy produkt z nazwą i ceną. Produkt można wkładać do pułki magazynu</w:t>
-      </w:r>
-    </w:p>
-    <w:p>
-      <w:pPr>
-        <w:rPr>
-          <w:rFonts w:ascii="Arial" w:hAnsi="Arial" w:cs="Arial"/>
-          <w:bCs/>
-          <w:sz w:val="32"/>
-          <w:szCs w:val="32"/>
-        </w:rPr>
-      </w:pPr>
-    </w:p>
-    <w:p>
-      <w:pPr>
+      </w:pPr>
+      <w:r>
         <w:rPr>
           <w:rFonts w:ascii="Arial" w:hAnsi="Arial" w:cs="Arial"/>
           <w:b/>
           <w:sz w:val="52"/>
           <w:szCs w:val="52"/>
         </w:rPr>
-      </w:pPr>
+        <w:t>2.1</w:t>
+      </w:r>
+    </w:p>
+    <w:p>
+      <w:pPr>
+        <w:rPr>
+          <w:rFonts w:ascii="Arial" w:hAnsi="Arial" w:cs="Arial"/>
+          <w:bCs/>
+          <w:sz w:val="32"/>
+          <w:szCs w:val="32"/>
+        </w:rPr>
+      </w:pPr>
+      <w:r>
+        <w:rPr>
+          <w:rFonts w:ascii="Arial" w:hAnsi="Arial" w:cs="Arial"/>
+          <w:bCs/>
+          <w:sz w:val="32"/>
+          <w:szCs w:val="32"/>
+        </w:rPr>
+        <w:t>Na potrzeby przeprowadzenia testów integracyjnych zaimplementowano drugi kluczowy komponent aplikacji – klasę `Produkt`, umieszczoną w pliku `</w:t>
+      </w:r>
+      <w:proofErr w:type="spellStart"/>
+      <w:r>
+        <w:rPr>
+          <w:rFonts w:ascii="Arial" w:hAnsi="Arial" w:cs="Arial"/>
+          <w:bCs/>
+          <w:sz w:val="32"/>
+          <w:szCs w:val="32"/>
+        </w:rPr>
+        <w:t>Produkt.cs</w:t>
+      </w:r>
+      <w:proofErr w:type="spellEnd"/>
+      <w:r>
+        <w:rPr>
+          <w:rFonts w:ascii="Arial" w:hAnsi="Arial" w:cs="Arial"/>
+          <w:bCs/>
+          <w:sz w:val="32"/>
+          <w:szCs w:val="32"/>
+        </w:rPr>
+        <w:t>`. Klasa ta stanowi model pojęcia towaru w systemie magazynowym i posiada dwa publiczne pola reprezentujące jego atrybuty:</w:t>
+      </w:r>
+    </w:p>
+    <w:p>
+      <w:pPr>
+        <w:rPr>
+          <w:rFonts w:ascii="Arial" w:hAnsi="Arial" w:cs="Arial"/>
+          <w:bCs/>
+          <w:sz w:val="32"/>
+          <w:szCs w:val="32"/>
+        </w:rPr>
+      </w:pPr>
+      <w:r>
+        <w:rPr>
+          <w:rFonts w:ascii="Arial" w:hAnsi="Arial" w:cs="Arial"/>
+          <w:bCs/>
+          <w:sz w:val="32"/>
+          <w:szCs w:val="32"/>
+        </w:rPr>
+        <w:t>* `nazwa` (typ `string`) – unikalna nazwa identyfikująca dany produkt.</w:t>
+      </w:r>
+    </w:p>
+    <w:p>
+      <w:pPr>
+        <w:rPr>
+          <w:rFonts w:ascii="Arial" w:hAnsi="Arial" w:cs="Arial"/>
+          <w:bCs/>
+          <w:sz w:val="32"/>
+          <w:szCs w:val="32"/>
+        </w:rPr>
+      </w:pPr>
+      <w:r>
+        <w:rPr>
+          <w:rFonts w:ascii="Arial" w:hAnsi="Arial" w:cs="Arial"/>
+          <w:bCs/>
+          <w:sz w:val="32"/>
+          <w:szCs w:val="32"/>
+        </w:rPr>
+        <w:t>* `cena` (typ `</w:t>
+      </w:r>
+      <w:proofErr w:type="spellStart"/>
+      <w:r>
+        <w:rPr>
+          <w:rFonts w:ascii="Arial" w:hAnsi="Arial" w:cs="Arial"/>
+          <w:bCs/>
+          <w:sz w:val="32"/>
+          <w:szCs w:val="32"/>
+        </w:rPr>
+        <w:t>double</w:t>
+      </w:r>
+      <w:proofErr w:type="spellEnd"/>
+      <w:r>
+        <w:rPr>
+          <w:rFonts w:ascii="Arial" w:hAnsi="Arial" w:cs="Arial"/>
+          <w:bCs/>
+          <w:sz w:val="32"/>
+          <w:szCs w:val="32"/>
+        </w:rPr>
+        <w:t>`) – wartość pieniężna przypisana do danego towaru.</w:t>
+      </w:r>
+    </w:p>
+    <w:p>
+      <w:pPr>
+        <w:rPr>
+          <w:rFonts w:ascii="Arial" w:hAnsi="Arial" w:cs="Arial"/>
+          <w:bCs/>
+          <w:sz w:val="32"/>
+          <w:szCs w:val="32"/>
+        </w:rPr>
+      </w:pPr>
+    </w:p>
+    <w:p>
+      <w:pPr>
+        <w:rPr>
+          <w:rFonts w:ascii="Arial" w:hAnsi="Arial" w:cs="Arial"/>
+          <w:bCs/>
+          <w:sz w:val="32"/>
+          <w:szCs w:val="32"/>
+        </w:rPr>
+      </w:pPr>
+      <w:r>
+        <w:rPr>
+          <w:rFonts w:ascii="Arial" w:hAnsi="Arial" w:cs="Arial"/>
+          <w:bCs/>
+          <w:sz w:val="32"/>
+          <w:szCs w:val="32"/>
+        </w:rPr>
+        <w:t xml:space="preserve">Klasa `Produkt` udostępnia dwa </w:t>
+      </w:r>
+      <w:proofErr w:type="spellStart"/>
+      <w:r>
+        <w:rPr>
+          <w:rFonts w:ascii="Arial" w:hAnsi="Arial" w:cs="Arial"/>
+          <w:bCs/>
+          <w:sz w:val="32"/>
+          <w:szCs w:val="32"/>
+        </w:rPr>
+        <w:t>konstruktory</w:t>
+      </w:r>
+      <w:proofErr w:type="spellEnd"/>
+      <w:r>
+        <w:rPr>
+          <w:rFonts w:ascii="Arial" w:hAnsi="Arial" w:cs="Arial"/>
+          <w:bCs/>
+          <w:sz w:val="32"/>
+          <w:szCs w:val="32"/>
+        </w:rPr>
+        <w:t>: domyślny (ustawiający nazwę na `"</w:t>
+      </w:r>
+      <w:proofErr w:type="spellStart"/>
+      <w:r>
+        <w:rPr>
+          <w:rFonts w:ascii="Arial" w:hAnsi="Arial" w:cs="Arial"/>
+          <w:bCs/>
+          <w:sz w:val="32"/>
+          <w:szCs w:val="32"/>
+        </w:rPr>
+        <w:t>kamien</w:t>
+      </w:r>
+      <w:proofErr w:type="spellEnd"/>
+      <w:r>
+        <w:rPr>
+          <w:rFonts w:ascii="Arial" w:hAnsi="Arial" w:cs="Arial"/>
+          <w:bCs/>
+          <w:sz w:val="32"/>
+          <w:szCs w:val="32"/>
+        </w:rPr>
+        <w:t xml:space="preserve">"` oraz cenę na `5.99`) oraz konstruktor z parametrami `Produkt(string n, </w:t>
+      </w:r>
+      <w:proofErr w:type="spellStart"/>
+      <w:r>
+        <w:rPr>
+          <w:rFonts w:ascii="Arial" w:hAnsi="Arial" w:cs="Arial"/>
+          <w:bCs/>
+          <w:sz w:val="32"/>
+          <w:szCs w:val="32"/>
+        </w:rPr>
+        <w:t>double</w:t>
+      </w:r>
+      <w:proofErr w:type="spellEnd"/>
+      <w:r>
+        <w:rPr>
+          <w:rFonts w:ascii="Arial" w:hAnsi="Arial" w:cs="Arial"/>
+          <w:bCs/>
+          <w:sz w:val="32"/>
+          <w:szCs w:val="32"/>
+        </w:rPr>
+        <w:t xml:space="preserve"> c)`, pozwalający na tworzenie dowolnych obiektów handlowych.</w:t>
+      </w:r>
+    </w:p>
+    <w:p>
+      <w:pPr>
+        <w:rPr>
+          <w:rFonts w:ascii="Arial" w:hAnsi="Arial" w:cs="Arial"/>
+          <w:bCs/>
+          <w:sz w:val="32"/>
+          <w:szCs w:val="32"/>
+        </w:rPr>
+      </w:pPr>
+    </w:p>
+    <w:p>
+      <w:pPr>
+        <w:rPr>
+          <w:rFonts w:ascii="Arial" w:hAnsi="Arial" w:cs="Arial"/>
+          <w:bCs/>
+          <w:sz w:val="32"/>
+          <w:szCs w:val="32"/>
+        </w:rPr>
+      </w:pPr>
+      <w:r>
+        <w:rPr>
+          <w:rFonts w:ascii="Arial" w:hAnsi="Arial" w:cs="Arial"/>
+          <w:bCs/>
+          <w:sz w:val="32"/>
+          <w:szCs w:val="32"/>
+        </w:rPr>
+        <w:t>Integracja polega na ścisłym połączeniu klasy `Produkt` z klasą `Magazyn`. W klasie `Magazyn` stworzono przeciążone wersje metod wstawiających:</w:t>
+      </w:r>
+    </w:p>
+    <w:p>
+      <w:pPr>
+        <w:rPr>
+          <w:rFonts w:ascii="Arial" w:hAnsi="Arial" w:cs="Arial"/>
+          <w:bCs/>
+          <w:sz w:val="32"/>
+          <w:szCs w:val="32"/>
+        </w:rPr>
+      </w:pPr>
+      <w:r>
+        <w:rPr>
+          <w:rFonts w:ascii="Arial" w:hAnsi="Arial" w:cs="Arial"/>
+          <w:bCs/>
+          <w:sz w:val="32"/>
+          <w:szCs w:val="32"/>
+        </w:rPr>
+        <w:lastRenderedPageBreak/>
+        <w:t>* `</w:t>
+      </w:r>
+      <w:proofErr w:type="spellStart"/>
+      <w:r>
+        <w:rPr>
+          <w:rFonts w:ascii="Arial" w:hAnsi="Arial" w:cs="Arial"/>
+          <w:bCs/>
+          <w:sz w:val="32"/>
+          <w:szCs w:val="32"/>
+        </w:rPr>
+        <w:t>Wloz_pierwszy</w:t>
+      </w:r>
+      <w:proofErr w:type="spellEnd"/>
+      <w:r>
+        <w:rPr>
+          <w:rFonts w:ascii="Arial" w:hAnsi="Arial" w:cs="Arial"/>
+          <w:bCs/>
+          <w:sz w:val="32"/>
+          <w:szCs w:val="32"/>
+        </w:rPr>
+        <w:t xml:space="preserve">(Produkt </w:t>
+      </w:r>
+      <w:proofErr w:type="spellStart"/>
+      <w:r>
+        <w:rPr>
+          <w:rFonts w:ascii="Arial" w:hAnsi="Arial" w:cs="Arial"/>
+          <w:bCs/>
+          <w:sz w:val="32"/>
+          <w:szCs w:val="32"/>
+        </w:rPr>
+        <w:t>prod</w:t>
+      </w:r>
+      <w:proofErr w:type="spellEnd"/>
+      <w:r>
+        <w:rPr>
+          <w:rFonts w:ascii="Arial" w:hAnsi="Arial" w:cs="Arial"/>
+          <w:bCs/>
+          <w:sz w:val="32"/>
+          <w:szCs w:val="32"/>
+        </w:rPr>
+        <w:t>)` – przyjmuje bezpośrednio obiekt klasy `Produkt` i umieszcza go na pierwszej wolnej półce w macierzy.</w:t>
+      </w:r>
+    </w:p>
+    <w:p>
+      <w:pPr>
+        <w:rPr>
+          <w:rFonts w:ascii="Arial" w:hAnsi="Arial" w:cs="Arial"/>
+          <w:bCs/>
+          <w:sz w:val="32"/>
+          <w:szCs w:val="32"/>
+        </w:rPr>
+      </w:pPr>
+      <w:r>
+        <w:rPr>
+          <w:rFonts w:ascii="Arial" w:hAnsi="Arial" w:cs="Arial"/>
+          <w:bCs/>
+          <w:sz w:val="32"/>
+          <w:szCs w:val="32"/>
+        </w:rPr>
+        <w:t>* `</w:t>
+      </w:r>
+      <w:proofErr w:type="spellStart"/>
+      <w:r>
+        <w:rPr>
+          <w:rFonts w:ascii="Arial" w:hAnsi="Arial" w:cs="Arial"/>
+          <w:bCs/>
+          <w:sz w:val="32"/>
+          <w:szCs w:val="32"/>
+        </w:rPr>
+        <w:t>Wloz_wybrany</w:t>
+      </w:r>
+      <w:proofErr w:type="spellEnd"/>
+      <w:r>
+        <w:rPr>
+          <w:rFonts w:ascii="Arial" w:hAnsi="Arial" w:cs="Arial"/>
+          <w:bCs/>
+          <w:sz w:val="32"/>
+          <w:szCs w:val="32"/>
+        </w:rPr>
+        <w:t>(</w:t>
+      </w:r>
+      <w:proofErr w:type="spellStart"/>
+      <w:r>
+        <w:rPr>
+          <w:rFonts w:ascii="Arial" w:hAnsi="Arial" w:cs="Arial"/>
+          <w:bCs/>
+          <w:sz w:val="32"/>
+          <w:szCs w:val="32"/>
+        </w:rPr>
+        <w:t>int</w:t>
+      </w:r>
+      <w:proofErr w:type="spellEnd"/>
+      <w:r>
+        <w:rPr>
+          <w:rFonts w:ascii="Arial" w:hAnsi="Arial" w:cs="Arial"/>
+          <w:bCs/>
+          <w:sz w:val="32"/>
+          <w:szCs w:val="32"/>
+        </w:rPr>
+        <w:t xml:space="preserve"> a, </w:t>
+      </w:r>
+      <w:proofErr w:type="spellStart"/>
+      <w:r>
+        <w:rPr>
+          <w:rFonts w:ascii="Arial" w:hAnsi="Arial" w:cs="Arial"/>
+          <w:bCs/>
+          <w:sz w:val="32"/>
+          <w:szCs w:val="32"/>
+        </w:rPr>
+        <w:t>int</w:t>
+      </w:r>
+      <w:proofErr w:type="spellEnd"/>
+      <w:r>
+        <w:rPr>
+          <w:rFonts w:ascii="Arial" w:hAnsi="Arial" w:cs="Arial"/>
+          <w:bCs/>
+          <w:sz w:val="32"/>
+          <w:szCs w:val="32"/>
+        </w:rPr>
+        <w:t xml:space="preserve"> b, </w:t>
+      </w:r>
+      <w:proofErr w:type="spellStart"/>
+      <w:r>
+        <w:rPr>
+          <w:rFonts w:ascii="Arial" w:hAnsi="Arial" w:cs="Arial"/>
+          <w:bCs/>
+          <w:sz w:val="32"/>
+          <w:szCs w:val="32"/>
+        </w:rPr>
+        <w:t>int</w:t>
+      </w:r>
+      <w:proofErr w:type="spellEnd"/>
+      <w:r>
+        <w:rPr>
+          <w:rFonts w:ascii="Arial" w:hAnsi="Arial" w:cs="Arial"/>
+          <w:bCs/>
+          <w:sz w:val="32"/>
+          <w:szCs w:val="32"/>
+        </w:rPr>
+        <w:t xml:space="preserve"> c, Produkt </w:t>
+      </w:r>
+      <w:proofErr w:type="spellStart"/>
+      <w:r>
+        <w:rPr>
+          <w:rFonts w:ascii="Arial" w:hAnsi="Arial" w:cs="Arial"/>
+          <w:bCs/>
+          <w:sz w:val="32"/>
+          <w:szCs w:val="32"/>
+        </w:rPr>
+        <w:t>prod</w:t>
+      </w:r>
+      <w:proofErr w:type="spellEnd"/>
+      <w:r>
+        <w:rPr>
+          <w:rFonts w:ascii="Arial" w:hAnsi="Arial" w:cs="Arial"/>
+          <w:bCs/>
+          <w:sz w:val="32"/>
+          <w:szCs w:val="32"/>
+        </w:rPr>
+        <w:t>)` – przyjmuje obiekt `Produkt` i umieszcza go na precyzyjnie podanych współrzędnych półki `(a, b, c)`.</w:t>
+      </w:r>
     </w:p>
     <w:p>
       <w:pPr>
@@ -2852,54 +3335,191 @@
           <w:sz w:val="32"/>
           <w:szCs w:val="32"/>
         </w:rPr>
-        <w:t xml:space="preserve">Test nr 7 sprawdza czy Magazyn poprawnie </w:t>
-      </w:r>
-      <w:r>
-        <w:rPr>
-          <w:rFonts w:ascii="Arial" w:hAnsi="Arial" w:cs="Arial"/>
-          <w:bCs/>
-          <w:sz w:val="32"/>
-          <w:szCs w:val="32"/>
-        </w:rPr>
-        <w:t>trzyma klasę produkt. Poprawny wynik ma być negatywny.</w:t>
-      </w:r>
-    </w:p>
-    <w:p>
-      <w:pPr>
-        <w:rPr>
-          <w:rFonts w:ascii="Arial" w:hAnsi="Arial" w:cs="Arial"/>
-          <w:bCs/>
-          <w:sz w:val="32"/>
-          <w:szCs w:val="32"/>
-        </w:rPr>
-      </w:pPr>
-      <w:r>
-        <w:rPr>
-          <w:rFonts w:ascii="Arial" w:hAnsi="Arial" w:cs="Arial"/>
-          <w:bCs/>
-          <w:sz w:val="32"/>
-          <w:szCs w:val="32"/>
-        </w:rPr>
-        <w:t>Test nr 5 sprawdza poprawne wkładanie do pierwszej wolnej pułki produktu Poprawny wynik ma być pozytywny.</w:t>
-      </w:r>
-    </w:p>
-    <w:p>
-      <w:pPr>
-        <w:rPr>
-          <w:rFonts w:ascii="Arial" w:hAnsi="Arial" w:cs="Arial"/>
-          <w:bCs/>
-          <w:sz w:val="32"/>
-          <w:szCs w:val="32"/>
-        </w:rPr>
-      </w:pPr>
-      <w:r>
-        <w:rPr>
-          <w:rFonts w:ascii="Arial" w:hAnsi="Arial" w:cs="Arial"/>
-          <w:bCs/>
-          <w:sz w:val="32"/>
-          <w:szCs w:val="32"/>
-        </w:rPr>
-        <w:t>Test nr 6 sprawdza poprawne wkładanie do wybranej wolnej pułki produktu Poprawny wynik ma być pozytywny.</w:t>
+        <w:t>Testy integracyjne w pliku `UnitTest1.cs` zostały zaprojektowane tak, aby bezpośrednio weryfikować poprawność przesyłania, przechowywania i odczytywania pełnych obiektów klasy `Produkt` wewnątrz trójwymiarowej tablicy klasy `Magazyn`:</w:t>
+      </w:r>
+    </w:p>
+    <w:p>
+      <w:pPr>
+        <w:rPr>
+          <w:rFonts w:ascii="Arial" w:hAnsi="Arial" w:cs="Arial"/>
+          <w:bCs/>
+          <w:sz w:val="32"/>
+          <w:szCs w:val="32"/>
+        </w:rPr>
+      </w:pPr>
+    </w:p>
+    <w:p>
+      <w:pPr>
+        <w:rPr>
+          <w:rFonts w:ascii="Arial" w:hAnsi="Arial" w:cs="Arial"/>
+          <w:bCs/>
+          <w:sz w:val="32"/>
+          <w:szCs w:val="32"/>
+        </w:rPr>
+      </w:pPr>
+      <w:r>
+        <w:rPr>
+          <w:rFonts w:ascii="Arial" w:hAnsi="Arial" w:cs="Arial"/>
+          <w:bCs/>
+          <w:sz w:val="32"/>
+          <w:szCs w:val="32"/>
+        </w:rPr>
+        <w:t xml:space="preserve">* </w:t>
+      </w:r>
+      <w:r>
+        <w:rPr>
+          <w:rFonts w:ascii="Arial" w:hAnsi="Arial" w:cs="Arial"/>
+          <w:b/>
+          <w:bCs/>
+          <w:sz w:val="32"/>
+          <w:szCs w:val="32"/>
+        </w:rPr>
+        <w:t>**Test nr 5 (`Test5`):**</w:t>
+      </w:r>
+      <w:r>
+        <w:rPr>
+          <w:rFonts w:ascii="Arial" w:hAnsi="Arial" w:cs="Arial"/>
+          <w:bCs/>
+          <w:sz w:val="32"/>
+          <w:szCs w:val="32"/>
+        </w:rPr>
+        <w:t xml:space="preserve"> Tworzy nową instancję magazynu oraz obiekt `Produkt` o nazwie `"tablica"` i cenie `64.99`. Wywołuje metodę integracyjną `m1.Wloz_pierwszy(p1)`, a następnie odczytuje nazwę towaru z półki `(0, 0, 0)` za pomocą `m1.Pokazpulke(0, 0, 0)`. Asercja `</w:t>
+      </w:r>
+      <w:proofErr w:type="spellStart"/>
+      <w:r>
+        <w:rPr>
+          <w:rFonts w:ascii="Arial" w:hAnsi="Arial" w:cs="Arial"/>
+          <w:bCs/>
+          <w:sz w:val="32"/>
+          <w:szCs w:val="32"/>
+        </w:rPr>
+        <w:t>Assert.Equal</w:t>
+      </w:r>
+      <w:proofErr w:type="spellEnd"/>
+      <w:r>
+        <w:rPr>
+          <w:rFonts w:ascii="Arial" w:hAnsi="Arial" w:cs="Arial"/>
+          <w:bCs/>
+          <w:sz w:val="32"/>
+          <w:szCs w:val="32"/>
+        </w:rPr>
+        <w:t>("tablica", wynik)` potwierdza bezbłędną integrację obu klas.</w:t>
+      </w:r>
+    </w:p>
+    <w:p>
+      <w:pPr>
+        <w:rPr>
+          <w:rFonts w:ascii="Arial" w:hAnsi="Arial" w:cs="Arial"/>
+          <w:bCs/>
+          <w:sz w:val="32"/>
+          <w:szCs w:val="32"/>
+        </w:rPr>
+      </w:pPr>
+      <w:r>
+        <w:rPr>
+          <w:rFonts w:ascii="Arial" w:hAnsi="Arial" w:cs="Arial"/>
+          <w:bCs/>
+          <w:sz w:val="32"/>
+          <w:szCs w:val="32"/>
+        </w:rPr>
+        <w:t xml:space="preserve">* </w:t>
+      </w:r>
+      <w:r>
+        <w:rPr>
+          <w:rFonts w:ascii="Arial" w:hAnsi="Arial" w:cs="Arial"/>
+          <w:b/>
+          <w:bCs/>
+          <w:sz w:val="32"/>
+          <w:szCs w:val="32"/>
+        </w:rPr>
+        <w:t>**Test nr 6 (`Test6`):**</w:t>
+      </w:r>
+      <w:r>
+        <w:rPr>
+          <w:rFonts w:ascii="Arial" w:hAnsi="Arial" w:cs="Arial"/>
+          <w:bCs/>
+          <w:sz w:val="32"/>
+          <w:szCs w:val="32"/>
+        </w:rPr>
+        <w:t xml:space="preserve"> Tworzy obiekt `Produkt("rock", 5.99)` i celowo umieszcza go na wybranej pozycji `(0, 4, 0)` przy użyciu metody `m1.Wloz_wybrany(0, 4, 0, p1)`. Asercja `</w:t>
+      </w:r>
+      <w:proofErr w:type="spellStart"/>
+      <w:r>
+        <w:rPr>
+          <w:rFonts w:ascii="Arial" w:hAnsi="Arial" w:cs="Arial"/>
+          <w:bCs/>
+          <w:sz w:val="32"/>
+          <w:szCs w:val="32"/>
+        </w:rPr>
+        <w:t>Assert.Equal</w:t>
+      </w:r>
+      <w:proofErr w:type="spellEnd"/>
+      <w:r>
+        <w:rPr>
+          <w:rFonts w:ascii="Arial" w:hAnsi="Arial" w:cs="Arial"/>
+          <w:bCs/>
+          <w:sz w:val="32"/>
+          <w:szCs w:val="32"/>
+        </w:rPr>
+        <w:t>("rock", wynik)` sprawdza, czy obiekt trafił dokładnie w wyznaczone miejsce.</w:t>
+      </w:r>
+    </w:p>
+    <w:p>
+      <w:pPr>
+        <w:rPr>
+          <w:rFonts w:ascii="Arial" w:hAnsi="Arial" w:cs="Arial"/>
+          <w:bCs/>
+          <w:sz w:val="32"/>
+          <w:szCs w:val="32"/>
+        </w:rPr>
+      </w:pPr>
+      <w:r>
+        <w:rPr>
+          <w:rFonts w:ascii="Arial" w:hAnsi="Arial" w:cs="Arial"/>
+          <w:bCs/>
+          <w:sz w:val="32"/>
+          <w:szCs w:val="32"/>
+        </w:rPr>
+        <w:t xml:space="preserve">* </w:t>
+      </w:r>
+      <w:r>
+        <w:rPr>
+          <w:rFonts w:ascii="Arial" w:hAnsi="Arial" w:cs="Arial"/>
+          <w:b/>
+          <w:bCs/>
+          <w:sz w:val="32"/>
+          <w:szCs w:val="32"/>
+        </w:rPr>
+        <w:t>**Test nr 7 (`Test7`):**</w:t>
+      </w:r>
+      <w:r>
+        <w:rPr>
+          <w:rFonts w:ascii="Arial" w:hAnsi="Arial" w:cs="Arial"/>
+          <w:bCs/>
+          <w:sz w:val="32"/>
+          <w:szCs w:val="32"/>
+        </w:rPr>
+        <w:t xml:space="preserve"> Testuje bezpośrednią modyfikację tablicy półek i sprawdzanie referencji przypisanego obiektu `Produkt("</w:t>
+      </w:r>
+      <w:proofErr w:type="spellStart"/>
+      <w:r>
+        <w:rPr>
+          <w:rFonts w:ascii="Arial" w:hAnsi="Arial" w:cs="Arial"/>
+          <w:bCs/>
+          <w:sz w:val="32"/>
+          <w:szCs w:val="32"/>
+        </w:rPr>
+        <w:t>gun</w:t>
+      </w:r>
+      <w:proofErr w:type="spellEnd"/>
+      <w:r>
+        <w:rPr>
+          <w:rFonts w:ascii="Arial" w:hAnsi="Arial" w:cs="Arial"/>
+          <w:bCs/>
+          <w:sz w:val="32"/>
+          <w:szCs w:val="32"/>
+        </w:rPr>
+        <w:t>", 300)`.</w:t>
       </w:r>
     </w:p>
     <w:p>
@@ -2919,6 +3539,7 @@
           <w:sz w:val="32"/>
           <w:szCs w:val="32"/>
         </w:rPr>
+        <w:lastRenderedPageBreak/>
         <w:drawing>
           <wp:inline distT="0" distB="0" distL="0" distR="0" wp14:anchorId="55ABFD9E" wp14:editId="422D8A17">
             <wp:extent cx="5759450" cy="3238500"/>
@@ -3055,6 +3676,7 @@
           <w:sz w:val="52"/>
           <w:szCs w:val="52"/>
         </w:rPr>
+        <w:lastRenderedPageBreak/>
         <w:drawing>
           <wp:inline distT="0" distB="0" distL="0" distR="0" wp14:anchorId="68175936" wp14:editId="62C66A0C">
             <wp:extent cx="5759450" cy="3238500"/>

--- a/dokumentacja.docx
+++ b/dokumentacja.docx
@@ -1166,65 +1166,23 @@
           <w:sz w:val="32"/>
           <w:szCs w:val="32"/>
         </w:rPr>
-        <w:t xml:space="preserve">Aplikacja symuluje działanie komputerowego systemu zarządzania magazynem (WMS – </w:t>
-      </w:r>
-      <w:r>
-        <w:rPr>
-          <w:rFonts w:ascii="Arial" w:hAnsi="Arial" w:cs="Arial"/>
-          <w:i/>
-          <w:iCs/>
-          <w:sz w:val="32"/>
-          <w:szCs w:val="32"/>
-        </w:rPr>
-        <w:t>*</w:t>
-      </w:r>
-      <w:proofErr w:type="spellStart"/>
-      <w:r>
-        <w:rPr>
-          <w:rFonts w:ascii="Arial" w:hAnsi="Arial" w:cs="Arial"/>
-          <w:i/>
-          <w:iCs/>
-          <w:sz w:val="32"/>
-          <w:szCs w:val="32"/>
-        </w:rPr>
-        <w:t>Warehouse</w:t>
-      </w:r>
-      <w:proofErr w:type="spellEnd"/>
-      <w:r>
-        <w:rPr>
-          <w:rFonts w:ascii="Arial" w:hAnsi="Arial" w:cs="Arial"/>
-          <w:i/>
-          <w:iCs/>
-          <w:sz w:val="32"/>
-          <w:szCs w:val="32"/>
-        </w:rPr>
-        <w:t xml:space="preserve"> Management System*</w:t>
-      </w:r>
-      <w:r>
-        <w:rPr>
-          <w:rFonts w:ascii="Arial" w:hAnsi="Arial" w:cs="Arial"/>
-          <w:sz w:val="32"/>
-          <w:szCs w:val="32"/>
-        </w:rPr>
-        <w:t>). Obiekt magazynu reprezentowany jest w pamięci programu za pomocą trójwymiarowej tablicy obiektów. Półki magazynowe mogą pozostawać puste (`</w:t>
-      </w:r>
-      <w:proofErr w:type="spellStart"/>
-      <w:r>
-        <w:rPr>
-          <w:rFonts w:ascii="Arial" w:hAnsi="Arial" w:cs="Arial"/>
-          <w:sz w:val="32"/>
-          <w:szCs w:val="32"/>
-        </w:rPr>
-        <w:t>null</w:t>
-      </w:r>
-      <w:proofErr w:type="spellEnd"/>
-      <w:r>
-        <w:rPr>
-          <w:rFonts w:ascii="Arial" w:hAnsi="Arial" w:cs="Arial"/>
-          <w:sz w:val="32"/>
-          <w:szCs w:val="32"/>
-        </w:rPr>
-        <w:t>`) lub przechowywać określone typy przedmiotów, takie jak kamień</w:t>
+        <w:t>Aplikacja symuluje działanie komputerowego systemu zarządzania magazynem</w:t>
+      </w:r>
+      <w:r>
+        <w:rPr>
+          <w:rFonts w:ascii="Arial" w:hAnsi="Arial" w:cs="Arial"/>
+          <w:sz w:val="32"/>
+          <w:szCs w:val="32"/>
+        </w:rPr>
+        <w:t xml:space="preserve">. </w:t>
+      </w:r>
+      <w:r>
+        <w:rPr>
+          <w:rFonts w:ascii="Arial" w:hAnsi="Arial" w:cs="Arial"/>
+          <w:sz w:val="32"/>
+          <w:szCs w:val="32"/>
+        </w:rPr>
+        <w:t>Obiekt magazynu reprezentowany jest w pamięci programu za pomocą trójwymiarowej tablicy obiektów. Półki magazynowe mogą pozostawać puste lub przechowywać określone typy przedmiotów, takie jak kamień</w:t>
       </w:r>
       <w:r>
         <w:rPr>
@@ -1266,43 +1224,15 @@
           <w:sz w:val="32"/>
           <w:szCs w:val="32"/>
         </w:rPr>
-        <w:t xml:space="preserve">Aplikacja udostępnia pełen zestaw operacji zarządczych, obejmujący czyszczenie przestrzeni magazynowej, automatyczne oraz punktowe przydzielanie miejsc dla produktów, a także wyszukiwanie i usuwanie towarów z półek na podstawie podanych kryteriów. Niniejsza dokumentacja przedstawia pełny proces weryfikacji i walidacji oprogramowania z wykorzystaniem testów jednostkowych, integracyjnych oraz systemowych w środowisku .NET przy użyciu </w:t>
-      </w:r>
-      <w:proofErr w:type="spellStart"/>
-      <w:r>
-        <w:rPr>
-          <w:rFonts w:ascii="Arial" w:hAnsi="Arial" w:cs="Arial"/>
-          <w:sz w:val="32"/>
-          <w:szCs w:val="32"/>
-        </w:rPr>
-        <w:t>frameworka</w:t>
-      </w:r>
-      <w:proofErr w:type="spellEnd"/>
-      <w:r>
-        <w:rPr>
-          <w:rFonts w:ascii="Arial" w:hAnsi="Arial" w:cs="Arial"/>
-          <w:sz w:val="32"/>
-          <w:szCs w:val="32"/>
-        </w:rPr>
-        <w:t xml:space="preserve"> </w:t>
-      </w:r>
-      <w:proofErr w:type="spellStart"/>
-      <w:r>
-        <w:rPr>
-          <w:rFonts w:ascii="Arial" w:hAnsi="Arial" w:cs="Arial"/>
-          <w:sz w:val="32"/>
-          <w:szCs w:val="32"/>
-        </w:rPr>
-        <w:t>xUnit</w:t>
-      </w:r>
-      <w:proofErr w:type="spellEnd"/>
-      <w:r>
-        <w:rPr>
-          <w:rFonts w:ascii="Arial" w:hAnsi="Arial" w:cs="Arial"/>
-          <w:sz w:val="32"/>
-          <w:szCs w:val="32"/>
-        </w:rPr>
-        <w:t xml:space="preserve"> oraz systemu kontroli wersji Git.</w:t>
+        <w:t>Aplikacja udostępnia pełen zestaw operacji zarządczych, obejmujący czyszczenie przestrzeni magazynowej, automatyczne oraz punktowe przydzielanie miejsc dla produktów, a także wyszukiwanie i usuwanie towarów z półek na podstawie podanych kryteriów</w:t>
+      </w:r>
+      <w:r>
+        <w:rPr>
+          <w:rFonts w:ascii="Arial" w:hAnsi="Arial" w:cs="Arial"/>
+          <w:sz w:val="32"/>
+          <w:szCs w:val="32"/>
+        </w:rPr>
+        <w:t>.</w:t>
       </w:r>
     </w:p>
     <w:p>
@@ -1366,7 +1296,23 @@
           <w:sz w:val="32"/>
           <w:szCs w:val="32"/>
         </w:rPr>
-        <w:t xml:space="preserve">Testy jednostkowe stanowią absolutną podstawę i fundamentalny poziom w tradycyjnej piramidzie testowania </w:t>
+        <w:t>Testy jednostkowe</w:t>
+      </w:r>
+      <w:r>
+        <w:rPr>
+          <w:rFonts w:ascii="Arial" w:hAnsi="Arial" w:cs="Arial"/>
+          <w:sz w:val="32"/>
+          <w:szCs w:val="32"/>
+        </w:rPr>
+        <w:t xml:space="preserve"> </w:t>
+      </w:r>
+      <w:r>
+        <w:rPr>
+          <w:rFonts w:ascii="Arial" w:hAnsi="Arial" w:cs="Arial"/>
+          <w:sz w:val="32"/>
+          <w:szCs w:val="32"/>
+        </w:rPr>
+        <w:t xml:space="preserve">stanowią absolutną podstawę i fundamentalny poziom w tradycyjnej piramidzie testowania oprogramowania. Ich głównym celem jest weryfikacja prawidłowego działania najmniejszych, niepodzielnych elementów kodu źródłowego – najczęściej pojedynczych metod, funkcji lub klas – w całkowitej izolacji od reszty systemu oraz </w:t>
       </w:r>
       <w:r>
         <w:rPr>
@@ -1375,17 +1321,8 @@
           <w:szCs w:val="32"/>
         </w:rPr>
         <w:lastRenderedPageBreak/>
-        <w:t xml:space="preserve">oprogramowania. Ich głównym celem jest weryfikacja prawidłowego działania najmniejszych, niepodzielnych elementów kodu źródłowego – najczęściej pojedynczych metod, funkcji lub klas – w całkowitej izolacji od reszty systemu oraz zewnętrznych zasobów, takich jak bazy danych, systemy plików czy zewnętrzne interfejsy API. </w:t>
-      </w:r>
-    </w:p>
-    <w:p>
-      <w:pPr>
-        <w:rPr>
-          <w:rFonts w:ascii="Arial" w:hAnsi="Arial" w:cs="Arial"/>
-          <w:sz w:val="32"/>
-          <w:szCs w:val="32"/>
-        </w:rPr>
-      </w:pPr>
+        <w:t>zewnętrznych zasobów, takich jak bazy danych, systemy plików czy zewnętrzne interfejsy API.</w:t>
+      </w:r>
     </w:p>
     <w:p>
       <w:pPr>
@@ -1446,15 +1383,6 @@
           <w:szCs w:val="32"/>
         </w:rPr>
       </w:pPr>
-    </w:p>
-    <w:p>
-      <w:pPr>
-        <w:rPr>
-          <w:rFonts w:ascii="Arial" w:hAnsi="Arial" w:cs="Arial"/>
-          <w:sz w:val="32"/>
-          <w:szCs w:val="32"/>
-        </w:rPr>
-      </w:pPr>
       <w:r>
         <w:rPr>
           <w:rFonts w:ascii="Arial" w:hAnsi="Arial" w:cs="Arial"/>
@@ -1463,15 +1391,6 @@
         </w:rPr>
         <w:t>Przykładem testu jednostkowego w systemie zarządzania magazynem jest zweryfikowanie, czy metoda obliczająca całkowitą pojemność tablicy zwraca właściwy wynik dla podanych wymiarów, nie wykonując przy tym żadnych operacji na plikach konfiguracyjnych czy zewnętrznych obiektach towarów.</w:t>
       </w:r>
-    </w:p>
-    <w:p>
-      <w:pPr>
-        <w:rPr>
-          <w:rFonts w:ascii="Arial" w:hAnsi="Arial" w:cs="Arial"/>
-          <w:sz w:val="32"/>
-          <w:szCs w:val="32"/>
-        </w:rPr>
-      </w:pPr>
     </w:p>
     <w:p>
       <w:pPr>
@@ -1506,58 +1425,97 @@
           <w:sz w:val="32"/>
           <w:szCs w:val="32"/>
         </w:rPr>
-        <w:t xml:space="preserve">Na potrzeby przeprowadzenia testowania jednostkowego zaimplementowano w języku C# kluczową klasę `Magazyn`, znajdującą się w przestrzeni nazw `Magazyn`. Klasa ta reprezentuje fizyczny lub wirtualny magazyn towarowy i opiera </w:t>
-      </w:r>
-      <w:r>
-        <w:rPr>
-          <w:rFonts w:ascii="Arial" w:hAnsi="Arial" w:cs="Arial"/>
+        <w:t>Na potrzeby przeprowadzenia testowania jednostkowego zaimplementowano w języku C# kluczową klasę Magazyn, znajdującą się w przestrzeni nazw Magazyn. Klasa ta reprezentuje fizyczny lub wirtualny magazyn towarowy i opiera swoją strukturę danych na trójwymiarowej tablicy obiektów Produkt[,,] pulka. Zastosowanie macierzy trójwymiarowej pozwala na precyzyjne adresowanie każdej półki magazynowej za pomocą układu współrzędnych (s, h, l), odzwierciedlających sekcje, wysokość oraz głębokość magazynu.</w:t>
+      </w:r>
+    </w:p>
+    <w:p>
+      <w:pPr>
+        <w:rPr>
+          <w:rFonts w:ascii="Arial" w:hAnsi="Arial" w:cs="Arial"/>
+          <w:sz w:val="32"/>
+          <w:szCs w:val="32"/>
+        </w:rPr>
+      </w:pPr>
+      <w:r>
+        <w:rPr>
+          <w:rFonts w:ascii="Arial" w:hAnsi="Arial" w:cs="Arial"/>
+          <w:sz w:val="32"/>
+          <w:szCs w:val="32"/>
+        </w:rPr>
+        <w:t xml:space="preserve">Klasa Magazyn udostępnia dwa </w:t>
+      </w:r>
+      <w:proofErr w:type="spellStart"/>
+      <w:r>
+        <w:rPr>
+          <w:rFonts w:ascii="Arial" w:hAnsi="Arial" w:cs="Arial"/>
+          <w:sz w:val="32"/>
+          <w:szCs w:val="32"/>
+        </w:rPr>
+        <w:t>konstruktory</w:t>
+      </w:r>
+      <w:proofErr w:type="spellEnd"/>
+      <w:r>
+        <w:rPr>
+          <w:rFonts w:ascii="Arial" w:hAnsi="Arial" w:cs="Arial"/>
+          <w:sz w:val="32"/>
+          <w:szCs w:val="32"/>
+        </w:rPr>
+        <w:t>:</w:t>
+      </w:r>
+    </w:p>
+    <w:p>
+      <w:pPr>
+        <w:rPr>
+          <w:rFonts w:ascii="Arial" w:hAnsi="Arial" w:cs="Arial"/>
+          <w:sz w:val="32"/>
+          <w:szCs w:val="32"/>
+        </w:rPr>
+      </w:pPr>
+      <w:r>
+        <w:rPr>
+          <w:rFonts w:ascii="Arial" w:hAnsi="Arial" w:cs="Arial"/>
+          <w:b/>
+          <w:bCs/>
           <w:sz w:val="32"/>
           <w:szCs w:val="32"/>
         </w:rPr>
         <w:lastRenderedPageBreak/>
-        <w:t>swoją strukturę danych na trójwymiarowej tablicy obiektów pulka. Zastosowanie macierzy trójwymiarowej pozwala na precyzyjne adresowanie każdej półki magazynowej za pomocą układu współrzędnych `(s, h, l)`, odzwierciedlających sekcję</w:t>
-      </w:r>
-      <w:r>
-        <w:rPr>
-          <w:rFonts w:ascii="Arial" w:hAnsi="Arial" w:cs="Arial"/>
-          <w:sz w:val="32"/>
-          <w:szCs w:val="32"/>
-        </w:rPr>
-        <w:t xml:space="preserve">, </w:t>
-      </w:r>
-      <w:r>
-        <w:rPr>
-          <w:rFonts w:ascii="Arial" w:hAnsi="Arial" w:cs="Arial"/>
-          <w:sz w:val="32"/>
-          <w:szCs w:val="32"/>
-        </w:rPr>
-        <w:t>wysokość oraz głębokość na półce.</w:t>
-      </w:r>
-    </w:p>
-    <w:p>
-      <w:pPr>
-        <w:rPr>
-          <w:rFonts w:ascii="Arial" w:hAnsi="Arial" w:cs="Arial"/>
-          <w:sz w:val="32"/>
-          <w:szCs w:val="32"/>
-        </w:rPr>
-      </w:pPr>
-    </w:p>
-    <w:p>
-      <w:pPr>
-        <w:rPr>
-          <w:rFonts w:ascii="Arial" w:hAnsi="Arial" w:cs="Arial"/>
-          <w:sz w:val="32"/>
-          <w:szCs w:val="32"/>
-        </w:rPr>
-      </w:pPr>
-      <w:r>
-        <w:rPr>
-          <w:rFonts w:ascii="Arial" w:hAnsi="Arial" w:cs="Arial"/>
-          <w:sz w:val="32"/>
-          <w:szCs w:val="32"/>
-        </w:rPr>
-        <w:t xml:space="preserve">Klasa `Magazyn` posiada dwa </w:t>
+        <w:t>Konstruktor domyślny</w:t>
+      </w:r>
+      <w:r>
+        <w:rPr>
+          <w:rFonts w:ascii="Arial" w:hAnsi="Arial" w:cs="Arial"/>
+          <w:sz w:val="32"/>
+          <w:szCs w:val="32"/>
+        </w:rPr>
+        <w:t xml:space="preserve"> (Magazyn()) – inicjalizuje trójwymiarową tablicę o stałych wymiarach 255, co daje łącznie 50 indywidualnych komórek (półek) przeznaczonych na przechowywanie towarów.</w:t>
+      </w:r>
+    </w:p>
+    <w:p>
+      <w:pPr>
+        <w:rPr>
+          <w:rFonts w:ascii="Arial" w:hAnsi="Arial" w:cs="Arial"/>
+          <w:sz w:val="32"/>
+          <w:szCs w:val="32"/>
+        </w:rPr>
+      </w:pPr>
+      <w:r>
+        <w:rPr>
+          <w:rFonts w:ascii="Arial" w:hAnsi="Arial" w:cs="Arial"/>
+          <w:b/>
+          <w:bCs/>
+          <w:sz w:val="32"/>
+          <w:szCs w:val="32"/>
+        </w:rPr>
+        <w:t>Konstruktor parametryczny</w:t>
+      </w:r>
+      <w:r>
+        <w:rPr>
+          <w:rFonts w:ascii="Arial" w:hAnsi="Arial" w:cs="Arial"/>
+          <w:sz w:val="32"/>
+          <w:szCs w:val="32"/>
+        </w:rPr>
+        <w:t xml:space="preserve"> (Magazyn(</w:t>
       </w:r>
       <w:proofErr w:type="spellStart"/>
       <w:r>
@@ -1566,7 +1524,7 @@
           <w:sz w:val="32"/>
           <w:szCs w:val="32"/>
         </w:rPr>
-        <w:t>konstruktory</w:t>
+        <w:t>int</w:t>
       </w:r>
       <w:proofErr w:type="spellEnd"/>
       <w:r>
@@ -1575,165 +1533,8 @@
           <w:sz w:val="32"/>
           <w:szCs w:val="32"/>
         </w:rPr>
-        <w:t>:</w:t>
-      </w:r>
-    </w:p>
-    <w:p>
-      <w:pPr>
-        <w:rPr>
-          <w:rFonts w:ascii="Arial" w:hAnsi="Arial" w:cs="Arial"/>
-          <w:sz w:val="32"/>
-          <w:szCs w:val="32"/>
-        </w:rPr>
-      </w:pPr>
-      <w:r>
-        <w:rPr>
-          <w:rFonts w:ascii="Arial" w:hAnsi="Arial" w:cs="Arial"/>
-          <w:b/>
-          <w:bCs/>
-          <w:sz w:val="32"/>
-          <w:szCs w:val="32"/>
-        </w:rPr>
-        <w:t>Konstruktor domyślny</w:t>
-      </w:r>
-      <w:r>
-        <w:rPr>
-          <w:rFonts w:ascii="Arial" w:hAnsi="Arial" w:cs="Arial"/>
-          <w:b/>
-          <w:bCs/>
-          <w:sz w:val="32"/>
-          <w:szCs w:val="32"/>
-        </w:rPr>
-        <w:t>:</w:t>
-      </w:r>
-      <w:r>
-        <w:rPr>
-          <w:rFonts w:ascii="Arial" w:hAnsi="Arial" w:cs="Arial"/>
-          <w:sz w:val="32"/>
-          <w:szCs w:val="32"/>
-        </w:rPr>
-        <w:t xml:space="preserve"> Tworzy instancję magazynu o narzuconym rozmiarze </w:t>
-      </w:r>
-      <w:r>
-        <w:rPr>
-          <w:rFonts w:ascii="Arial" w:hAnsi="Arial" w:cs="Arial"/>
-          <w:sz w:val="32"/>
-          <w:szCs w:val="32"/>
-        </w:rPr>
-        <w:t>2 * 5 * 5</w:t>
-      </w:r>
-      <w:r>
-        <w:rPr>
-          <w:rFonts w:ascii="Arial" w:hAnsi="Arial" w:cs="Arial"/>
-          <w:sz w:val="32"/>
-          <w:szCs w:val="32"/>
-        </w:rPr>
-        <w:t>, co daje łącznie 50 indywidualnych komórek przeznaczonych na składowanie towarów.</w:t>
-      </w:r>
-    </w:p>
-    <w:p>
-      <w:pPr>
-        <w:rPr>
-          <w:rFonts w:ascii="Arial" w:hAnsi="Arial" w:cs="Arial"/>
-          <w:sz w:val="32"/>
-          <w:szCs w:val="32"/>
-        </w:rPr>
-      </w:pPr>
-      <w:r>
-        <w:rPr>
-          <w:rFonts w:ascii="Arial" w:hAnsi="Arial" w:cs="Arial"/>
-          <w:b/>
-          <w:bCs/>
-          <w:sz w:val="32"/>
-          <w:szCs w:val="32"/>
-        </w:rPr>
-        <w:t>Konstruktor parametryczny</w:t>
-      </w:r>
-      <w:r>
-        <w:rPr>
-          <w:rFonts w:ascii="Arial" w:hAnsi="Arial" w:cs="Arial"/>
-          <w:b/>
-          <w:bCs/>
-          <w:sz w:val="32"/>
-          <w:szCs w:val="32"/>
-        </w:rPr>
-        <w:t>:</w:t>
-      </w:r>
-      <w:r>
-        <w:rPr>
-          <w:rFonts w:ascii="Arial" w:hAnsi="Arial" w:cs="Arial"/>
-          <w:sz w:val="32"/>
-          <w:szCs w:val="32"/>
-        </w:rPr>
-        <w:t xml:space="preserve"> `Magazyn(s,</w:t>
-      </w:r>
-      <w:r>
-        <w:rPr>
-          <w:rFonts w:ascii="Arial" w:hAnsi="Arial" w:cs="Arial"/>
-          <w:sz w:val="32"/>
-          <w:szCs w:val="32"/>
-        </w:rPr>
-        <w:t xml:space="preserve"> </w:t>
-      </w:r>
-      <w:r>
-        <w:rPr>
-          <w:rFonts w:ascii="Arial" w:hAnsi="Arial" w:cs="Arial"/>
-          <w:sz w:val="32"/>
-          <w:szCs w:val="32"/>
-        </w:rPr>
-        <w:t>h,</w:t>
-      </w:r>
-      <w:r>
-        <w:rPr>
-          <w:rFonts w:ascii="Arial" w:hAnsi="Arial" w:cs="Arial"/>
-          <w:sz w:val="32"/>
-          <w:szCs w:val="32"/>
-        </w:rPr>
-        <w:t xml:space="preserve"> </w:t>
-      </w:r>
-      <w:r>
-        <w:rPr>
-          <w:rFonts w:ascii="Arial" w:hAnsi="Arial" w:cs="Arial"/>
-          <w:sz w:val="32"/>
-          <w:szCs w:val="32"/>
-        </w:rPr>
-        <w:t>l)` – pozwala na elastyczne definiowanie gabarytów magazynu zgodnie z potrzebami użytkownika (np. tworzenie małych regałów lub wielkich hal magazynowych).</w:t>
-      </w:r>
-    </w:p>
-    <w:p>
-      <w:pPr>
-        <w:rPr>
-          <w:rFonts w:ascii="Arial" w:hAnsi="Arial" w:cs="Arial"/>
-          <w:sz w:val="32"/>
-          <w:szCs w:val="32"/>
-        </w:rPr>
-      </w:pPr>
-    </w:p>
-    <w:p>
-      <w:pPr>
-        <w:rPr>
-          <w:rFonts w:ascii="Arial" w:hAnsi="Arial" w:cs="Arial"/>
-          <w:sz w:val="32"/>
-          <w:szCs w:val="32"/>
-        </w:rPr>
-      </w:pPr>
-      <w:r>
-        <w:rPr>
-          <w:rFonts w:ascii="Arial" w:hAnsi="Arial" w:cs="Arial"/>
-          <w:sz w:val="32"/>
-          <w:szCs w:val="32"/>
-        </w:rPr>
-        <w:t>Wewnątrz klasy zaimplementowano szereg metod realizujących podstawową logikę biznesową:</w:t>
-      </w:r>
-    </w:p>
-    <w:p>
-      <w:pPr>
-        <w:rPr>
-          <w:rFonts w:ascii="Arial" w:hAnsi="Arial" w:cs="Arial"/>
-          <w:sz w:val="32"/>
-          <w:szCs w:val="32"/>
-        </w:rPr>
-      </w:pPr>
+        <w:t xml:space="preserve"> s, </w:t>
+      </w:r>
       <w:proofErr w:type="spellStart"/>
       <w:r>
         <w:rPr>
@@ -1741,6 +1542,68 @@
           <w:sz w:val="32"/>
           <w:szCs w:val="32"/>
         </w:rPr>
+        <w:t>int</w:t>
+      </w:r>
+      <w:proofErr w:type="spellEnd"/>
+      <w:r>
+        <w:rPr>
+          <w:rFonts w:ascii="Arial" w:hAnsi="Arial" w:cs="Arial"/>
+          <w:sz w:val="32"/>
+          <w:szCs w:val="32"/>
+        </w:rPr>
+        <w:t xml:space="preserve"> h, </w:t>
+      </w:r>
+      <w:proofErr w:type="spellStart"/>
+      <w:r>
+        <w:rPr>
+          <w:rFonts w:ascii="Arial" w:hAnsi="Arial" w:cs="Arial"/>
+          <w:sz w:val="32"/>
+          <w:szCs w:val="32"/>
+        </w:rPr>
+        <w:t>int</w:t>
+      </w:r>
+      <w:proofErr w:type="spellEnd"/>
+      <w:r>
+        <w:rPr>
+          <w:rFonts w:ascii="Arial" w:hAnsi="Arial" w:cs="Arial"/>
+          <w:sz w:val="32"/>
+          <w:szCs w:val="32"/>
+        </w:rPr>
+        <w:t xml:space="preserve"> l)) – umożliwia elastyczne zdefiniowanie wymiarów magazynu przez użytkownika w momencie tworzenia instancji obiektu.</w:t>
+      </w:r>
+    </w:p>
+    <w:p>
+      <w:pPr>
+        <w:rPr>
+          <w:rFonts w:ascii="Arial" w:hAnsi="Arial" w:cs="Arial"/>
+          <w:sz w:val="32"/>
+          <w:szCs w:val="32"/>
+        </w:rPr>
+      </w:pPr>
+      <w:r>
+        <w:rPr>
+          <w:rFonts w:ascii="Arial" w:hAnsi="Arial" w:cs="Arial"/>
+          <w:sz w:val="32"/>
+          <w:szCs w:val="32"/>
+        </w:rPr>
+        <w:t>Kod klasy zawiera zestaw metod służących do podstawowego zarządzania stanem przestrzeni magazynowej:</w:t>
+      </w:r>
+    </w:p>
+    <w:p>
+      <w:pPr>
+        <w:rPr>
+          <w:rFonts w:ascii="Arial" w:hAnsi="Arial" w:cs="Arial"/>
+          <w:sz w:val="32"/>
+          <w:szCs w:val="32"/>
+        </w:rPr>
+      </w:pPr>
+      <w:proofErr w:type="spellStart"/>
+      <w:r>
+        <w:rPr>
+          <w:rFonts w:ascii="Arial" w:hAnsi="Arial" w:cs="Arial"/>
+          <w:sz w:val="32"/>
+          <w:szCs w:val="32"/>
+        </w:rPr>
         <w:t>Pokazpulke</w:t>
       </w:r>
       <w:proofErr w:type="spellEnd"/>
@@ -1804,7 +1667,7 @@
           <w:sz w:val="32"/>
           <w:szCs w:val="32"/>
         </w:rPr>
-        <w:t xml:space="preserve"> c) – pobiera i zwraca nazwę przedmiotu znajdującego się na podanych współrzędnych.</w:t>
+        <w:t xml:space="preserve"> c) – zwraca nazwę produktu znajdującego się na podanych współrzędnych półki.</w:t>
       </w:r>
     </w:p>
     <w:p>
@@ -1831,7 +1694,7 @@
           <w:sz w:val="32"/>
           <w:szCs w:val="32"/>
         </w:rPr>
-        <w:t xml:space="preserve">() – iteruje po wszystkich wymiarach tablicy za pomocą potrójnej pętli `for` i ustawia każdą półkę na wartość </w:t>
+        <w:t xml:space="preserve">() – przechodzi za pomocą potrójnej pętli for przez wszystkie wymiary tablicy i przypisuje każdej półce wartość </w:t>
       </w:r>
       <w:proofErr w:type="spellStart"/>
       <w:r>
@@ -1849,7 +1712,7 @@
           <w:sz w:val="32"/>
           <w:szCs w:val="32"/>
         </w:rPr>
-        <w:t>.</w:t>
+        <w:t>, skutecznie zerując cały magazyn.</w:t>
       </w:r>
     </w:p>
     <w:p>
@@ -1984,25 +1847,7 @@
           <w:sz w:val="32"/>
           <w:szCs w:val="32"/>
         </w:rPr>
-        <w:t xml:space="preserve"> d) – wstawiają na półki standardowe przedmioty (identyfikowane liczbowo: 0 – kamień, 1 – papier, 2 – nożyce), szukając pierwszej wolnej komórki lub wstawiając je na ściśle wskazane miejsce.</w:t>
-      </w:r>
-    </w:p>
-    <w:p>
-      <w:pPr>
-        <w:rPr>
-          <w:rFonts w:ascii="Arial" w:hAnsi="Arial" w:cs="Arial"/>
-          <w:sz w:val="32"/>
-          <w:szCs w:val="32"/>
-        </w:rPr>
-      </w:pPr>
-      <w:r>
-        <w:rPr>
-          <w:rFonts w:ascii="Arial" w:hAnsi="Arial" w:cs="Arial"/>
-          <w:sz w:val="32"/>
-          <w:szCs w:val="32"/>
-        </w:rPr>
-        <w:lastRenderedPageBreak/>
-        <w:t>* `</w:t>
+        <w:t xml:space="preserve"> d) – metody umożliwiające umieszczanie w magazynie standardowych przedmiotów identyfikowanych numerycznie (0 – kamień/rock, 1 – papier/</w:t>
       </w:r>
       <w:proofErr w:type="spellStart"/>
       <w:r>
@@ -2011,6 +1856,51 @@
           <w:sz w:val="32"/>
           <w:szCs w:val="32"/>
         </w:rPr>
+        <w:t>paper</w:t>
+      </w:r>
+      <w:proofErr w:type="spellEnd"/>
+      <w:r>
+        <w:rPr>
+          <w:rFonts w:ascii="Arial" w:hAnsi="Arial" w:cs="Arial"/>
+          <w:sz w:val="32"/>
+          <w:szCs w:val="32"/>
+        </w:rPr>
+        <w:t>, 2 – nożyce/</w:t>
+      </w:r>
+      <w:proofErr w:type="spellStart"/>
+      <w:r>
+        <w:rPr>
+          <w:rFonts w:ascii="Arial" w:hAnsi="Arial" w:cs="Arial"/>
+          <w:sz w:val="32"/>
+          <w:szCs w:val="32"/>
+        </w:rPr>
+        <w:t>scizzors</w:t>
+      </w:r>
+      <w:proofErr w:type="spellEnd"/>
+      <w:r>
+        <w:rPr>
+          <w:rFonts w:ascii="Arial" w:hAnsi="Arial" w:cs="Arial"/>
+          <w:sz w:val="32"/>
+          <w:szCs w:val="32"/>
+        </w:rPr>
+        <w:t>).</w:t>
+      </w:r>
+    </w:p>
+    <w:p>
+      <w:pPr>
+        <w:rPr>
+          <w:rFonts w:ascii="Arial" w:hAnsi="Arial" w:cs="Arial"/>
+          <w:sz w:val="32"/>
+          <w:szCs w:val="32"/>
+        </w:rPr>
+      </w:pPr>
+      <w:proofErr w:type="spellStart"/>
+      <w:r>
+        <w:rPr>
+          <w:rFonts w:ascii="Arial" w:hAnsi="Arial" w:cs="Arial"/>
+          <w:sz w:val="32"/>
+          <w:szCs w:val="32"/>
+        </w:rPr>
         <w:t>Wez_pierwszy</w:t>
       </w:r>
       <w:proofErr w:type="spellEnd"/>
@@ -2038,7 +1928,7 @@
           <w:sz w:val="32"/>
           <w:szCs w:val="32"/>
         </w:rPr>
-        <w:t xml:space="preserve"> a)` oraz `</w:t>
+        <w:t xml:space="preserve"> a) oraz </w:t>
       </w:r>
       <w:proofErr w:type="spellStart"/>
       <w:r>
@@ -2110,17 +2000,8 @@
           <w:sz w:val="32"/>
           <w:szCs w:val="32"/>
         </w:rPr>
-        <w:t xml:space="preserve"> c)` – usuwają i zwracają wybrane przedmioty z magazynu, zwalniając przy tym dane miejsce.</w:t>
-      </w:r>
-    </w:p>
-    <w:p>
-      <w:pPr>
-        <w:rPr>
-          <w:rFonts w:ascii="Arial" w:hAnsi="Arial" w:cs="Arial"/>
-          <w:sz w:val="32"/>
-          <w:szCs w:val="32"/>
-        </w:rPr>
-      </w:pPr>
+        <w:t xml:space="preserve"> c) – metody służące do wyszukiwania i usuwania z półek określonych produktów lub zwalniania konkretnych współrzędnych.</w:t>
+      </w:r>
     </w:p>
     <w:p>
       <w:pPr>
@@ -2150,22 +2031,13 @@
           <w:szCs w:val="52"/>
         </w:rPr>
       </w:pPr>
-    </w:p>
-    <w:p>
-      <w:pPr>
-        <w:rPr>
-          <w:rFonts w:ascii="Arial" w:hAnsi="Arial" w:cs="Arial"/>
-          <w:sz w:val="32"/>
-          <w:szCs w:val="32"/>
-        </w:rPr>
-      </w:pPr>
-      <w:r>
-        <w:rPr>
-          <w:rFonts w:ascii="Arial" w:hAnsi="Arial" w:cs="Arial"/>
-          <w:sz w:val="32"/>
-          <w:szCs w:val="32"/>
-        </w:rPr>
-        <w:t xml:space="preserve">Testy jednostkowe zostały zaimplementowane w pliku `UnitTest1.cs` w odrębnym projekcie testowym opartym o </w:t>
+      <w:r>
+        <w:rPr>
+          <w:rFonts w:ascii="Arial" w:hAnsi="Arial" w:cs="Arial"/>
+          <w:sz w:val="32"/>
+          <w:szCs w:val="32"/>
+        </w:rPr>
+        <w:t xml:space="preserve">Testy jednostkowe zostały zaimplementowane w dedykowanym projekcie testowym w pliku UnitTest1.cs z wykorzystaniem </w:t>
       </w:r>
       <w:proofErr w:type="spellStart"/>
       <w:r>
@@ -2174,7 +2046,7 @@
           <w:sz w:val="32"/>
           <w:szCs w:val="32"/>
         </w:rPr>
-        <w:t>framework</w:t>
+        <w:t>frameworka</w:t>
       </w:r>
       <w:proofErr w:type="spellEnd"/>
       <w:r>
@@ -2201,282 +2073,132 @@
           <w:sz w:val="32"/>
           <w:szCs w:val="32"/>
         </w:rPr>
-        <w:t>. Skupiają się one wyłącznie na weryfikacji prawidłowości alokowania pamięci oraz poprawności działania algorytmów wyszukiwania i wstawiania bez angażowania zewnętrznych struktur danych:</w:t>
-      </w:r>
-    </w:p>
-    <w:p>
-      <w:pPr>
-        <w:rPr>
-          <w:rFonts w:ascii="Arial" w:hAnsi="Arial" w:cs="Arial"/>
-          <w:sz w:val="32"/>
-          <w:szCs w:val="32"/>
-        </w:rPr>
-      </w:pPr>
-    </w:p>
-    <w:p>
-      <w:pPr>
-        <w:rPr>
-          <w:rFonts w:ascii="Arial" w:hAnsi="Arial" w:cs="Arial"/>
-          <w:sz w:val="32"/>
-          <w:szCs w:val="32"/>
-        </w:rPr>
-      </w:pPr>
-      <w:r>
-        <w:rPr>
-          <w:rFonts w:ascii="Arial" w:hAnsi="Arial" w:cs="Arial"/>
-          <w:sz w:val="32"/>
-          <w:szCs w:val="32"/>
-        </w:rPr>
-        <w:t xml:space="preserve">* </w:t>
-      </w:r>
-      <w:r>
-        <w:rPr>
-          <w:rFonts w:ascii="Arial" w:hAnsi="Arial" w:cs="Arial"/>
-          <w:b/>
-          <w:bCs/>
-          <w:sz w:val="32"/>
-          <w:szCs w:val="32"/>
-        </w:rPr>
-        <w:t>**Test nr 1 (`Test1`):**</w:t>
-      </w:r>
-      <w:r>
-        <w:rPr>
-          <w:rFonts w:ascii="Arial" w:hAnsi="Arial" w:cs="Arial"/>
-          <w:sz w:val="32"/>
-          <w:szCs w:val="32"/>
-        </w:rPr>
-        <w:t xml:space="preserve"> Testuje domyślny konstruktor klasy `Magazyn`. Tworzy obiekt `m1` i za pomocą asercji `</w:t>
-      </w:r>
-      <w:proofErr w:type="spellStart"/>
-      <w:r>
-        <w:rPr>
-          <w:rFonts w:ascii="Arial" w:hAnsi="Arial" w:cs="Arial"/>
-          <w:sz w:val="32"/>
-          <w:szCs w:val="32"/>
-        </w:rPr>
-        <w:t>Assert.NotEqual</w:t>
-      </w:r>
-      <w:proofErr w:type="spellEnd"/>
-      <w:r>
-        <w:rPr>
-          <w:rFonts w:ascii="Arial" w:hAnsi="Arial" w:cs="Arial"/>
-          <w:sz w:val="32"/>
-          <w:szCs w:val="32"/>
-        </w:rPr>
-        <w:t>(50, m1.pulka.Length)` sprawdza zachowanie porównania całkowitej pojemności tablicy (gdzie $2 \</w:t>
-      </w:r>
-      <w:proofErr w:type="spellStart"/>
-      <w:r>
-        <w:rPr>
-          <w:rFonts w:ascii="Arial" w:hAnsi="Arial" w:cs="Arial"/>
-          <w:sz w:val="32"/>
-          <w:szCs w:val="32"/>
-        </w:rPr>
-        <w:t>times</w:t>
-      </w:r>
-      <w:proofErr w:type="spellEnd"/>
-      <w:r>
-        <w:rPr>
-          <w:rFonts w:ascii="Arial" w:hAnsi="Arial" w:cs="Arial"/>
-          <w:sz w:val="32"/>
-          <w:szCs w:val="32"/>
-        </w:rPr>
-        <w:t xml:space="preserve"> 5 \</w:t>
-      </w:r>
-      <w:proofErr w:type="spellStart"/>
-      <w:r>
-        <w:rPr>
-          <w:rFonts w:ascii="Arial" w:hAnsi="Arial" w:cs="Arial"/>
-          <w:sz w:val="32"/>
-          <w:szCs w:val="32"/>
-        </w:rPr>
-        <w:t>times</w:t>
-      </w:r>
-      <w:proofErr w:type="spellEnd"/>
-      <w:r>
-        <w:rPr>
-          <w:rFonts w:ascii="Arial" w:hAnsi="Arial" w:cs="Arial"/>
-          <w:sz w:val="32"/>
-          <w:szCs w:val="32"/>
-        </w:rPr>
-        <w:t xml:space="preserve"> 5 = 50$).</w:t>
-      </w:r>
-    </w:p>
-    <w:p>
-      <w:pPr>
-        <w:rPr>
-          <w:rFonts w:ascii="Arial" w:hAnsi="Arial" w:cs="Arial"/>
-          <w:sz w:val="32"/>
-          <w:szCs w:val="32"/>
-        </w:rPr>
-      </w:pPr>
-      <w:r>
-        <w:rPr>
-          <w:rFonts w:ascii="Arial" w:hAnsi="Arial" w:cs="Arial"/>
-          <w:sz w:val="32"/>
-          <w:szCs w:val="32"/>
-        </w:rPr>
-        <w:t xml:space="preserve">* </w:t>
-      </w:r>
-      <w:r>
-        <w:rPr>
-          <w:rFonts w:ascii="Arial" w:hAnsi="Arial" w:cs="Arial"/>
-          <w:b/>
-          <w:bCs/>
-          <w:sz w:val="32"/>
-          <w:szCs w:val="32"/>
-        </w:rPr>
-        <w:t>**Test nr 2 (`Test2`):**</w:t>
-      </w:r>
-      <w:r>
-        <w:rPr>
-          <w:rFonts w:ascii="Arial" w:hAnsi="Arial" w:cs="Arial"/>
-          <w:sz w:val="32"/>
-          <w:szCs w:val="32"/>
-        </w:rPr>
-        <w:t xml:space="preserve"> Weryfikuje konstruktor parametryczny. Inicjalizuje magazyn o wymiarach $5 \</w:t>
-      </w:r>
-      <w:proofErr w:type="spellStart"/>
-      <w:r>
-        <w:rPr>
-          <w:rFonts w:ascii="Arial" w:hAnsi="Arial" w:cs="Arial"/>
-          <w:sz w:val="32"/>
-          <w:szCs w:val="32"/>
-        </w:rPr>
-        <w:t>times</w:t>
-      </w:r>
-      <w:proofErr w:type="spellEnd"/>
-      <w:r>
-        <w:rPr>
-          <w:rFonts w:ascii="Arial" w:hAnsi="Arial" w:cs="Arial"/>
-          <w:sz w:val="32"/>
-          <w:szCs w:val="32"/>
-        </w:rPr>
-        <w:t xml:space="preserve"> 6 \</w:t>
-      </w:r>
-      <w:proofErr w:type="spellStart"/>
-      <w:r>
-        <w:rPr>
-          <w:rFonts w:ascii="Arial" w:hAnsi="Arial" w:cs="Arial"/>
-          <w:sz w:val="32"/>
-          <w:szCs w:val="32"/>
-        </w:rPr>
-        <w:t>times</w:t>
-      </w:r>
-      <w:proofErr w:type="spellEnd"/>
-      <w:r>
-        <w:rPr>
-          <w:rFonts w:ascii="Arial" w:hAnsi="Arial" w:cs="Arial"/>
-          <w:sz w:val="32"/>
-          <w:szCs w:val="32"/>
-        </w:rPr>
-        <w:t xml:space="preserve"> 7$ i za pomocą asercji `</w:t>
-      </w:r>
-      <w:proofErr w:type="spellStart"/>
-      <w:r>
-        <w:rPr>
-          <w:rFonts w:ascii="Arial" w:hAnsi="Arial" w:cs="Arial"/>
-          <w:sz w:val="32"/>
-          <w:szCs w:val="32"/>
-        </w:rPr>
-        <w:t>Assert.Equal</w:t>
-      </w:r>
-      <w:proofErr w:type="spellEnd"/>
-      <w:r>
-        <w:rPr>
-          <w:rFonts w:ascii="Arial" w:hAnsi="Arial" w:cs="Arial"/>
-          <w:sz w:val="32"/>
-          <w:szCs w:val="32"/>
-        </w:rPr>
-        <w:t>(210, m1.pulka.Length)` potwierdza, że struktura poprawnie alokuje dokładnie 210 miejsc.</w:t>
-      </w:r>
-    </w:p>
-    <w:p>
-      <w:pPr>
-        <w:rPr>
-          <w:rFonts w:ascii="Arial" w:hAnsi="Arial" w:cs="Arial"/>
-          <w:sz w:val="32"/>
-          <w:szCs w:val="32"/>
-        </w:rPr>
-      </w:pPr>
-      <w:r>
-        <w:rPr>
-          <w:rFonts w:ascii="Arial" w:hAnsi="Arial" w:cs="Arial"/>
-          <w:sz w:val="32"/>
-          <w:szCs w:val="32"/>
-        </w:rPr>
-        <w:t xml:space="preserve">* </w:t>
-      </w:r>
-      <w:r>
-        <w:rPr>
-          <w:rFonts w:ascii="Arial" w:hAnsi="Arial" w:cs="Arial"/>
-          <w:b/>
-          <w:bCs/>
-          <w:sz w:val="32"/>
-          <w:szCs w:val="32"/>
-        </w:rPr>
-        <w:t>**Test nr 4 (`Test4`):**</w:t>
-      </w:r>
-      <w:r>
-        <w:rPr>
-          <w:rFonts w:ascii="Arial" w:hAnsi="Arial" w:cs="Arial"/>
-          <w:sz w:val="32"/>
-          <w:szCs w:val="32"/>
-        </w:rPr>
-        <w:t xml:space="preserve"> Sprawdza działanie metody `</w:t>
-      </w:r>
-      <w:proofErr w:type="spellStart"/>
-      <w:r>
-        <w:rPr>
-          <w:rFonts w:ascii="Arial" w:hAnsi="Arial" w:cs="Arial"/>
-          <w:sz w:val="32"/>
-          <w:szCs w:val="32"/>
-        </w:rPr>
-        <w:t>Wloz_pierwszy</w:t>
-      </w:r>
-      <w:proofErr w:type="spellEnd"/>
-      <w:r>
-        <w:rPr>
-          <w:rFonts w:ascii="Arial" w:hAnsi="Arial" w:cs="Arial"/>
-          <w:sz w:val="32"/>
-          <w:szCs w:val="32"/>
-        </w:rPr>
-        <w:t>(2)`. Po wywołaniu metody test weryfikuje asercją `</w:t>
-      </w:r>
-      <w:proofErr w:type="spellStart"/>
-      <w:r>
-        <w:rPr>
-          <w:rFonts w:ascii="Arial" w:hAnsi="Arial" w:cs="Arial"/>
-          <w:sz w:val="32"/>
-          <w:szCs w:val="32"/>
-        </w:rPr>
-        <w:t>Assert.Matches</w:t>
-      </w:r>
-      <w:proofErr w:type="spellEnd"/>
-      <w:r>
-        <w:rPr>
-          <w:rFonts w:ascii="Arial" w:hAnsi="Arial" w:cs="Arial"/>
-          <w:sz w:val="32"/>
-          <w:szCs w:val="32"/>
-        </w:rPr>
-        <w:t>("0, 0, 0", pozycja)`, czy przedmiot typu nożyce trafił na pierwszą wolną pozycję w pustym magazynie, tj. (0, 0, 0).</w:t>
-      </w:r>
-    </w:p>
-    <w:p>
-      <w:pPr>
-        <w:rPr>
-          <w:rFonts w:ascii="Arial" w:hAnsi="Arial" w:cs="Arial"/>
-          <w:sz w:val="32"/>
-          <w:szCs w:val="32"/>
-        </w:rPr>
-      </w:pPr>
-      <w:r>
-        <w:rPr>
-          <w:rFonts w:ascii="Arial" w:hAnsi="Arial" w:cs="Arial"/>
+        <w:t>. Zostały one zaprojektowane w taki sposób, aby weryfikować zachowanie pojedynczych metod klasy Magazyn bez angażowania zewnętrznych modułów:</w:t>
+      </w:r>
+    </w:p>
+    <w:p>
+      <w:pPr>
+        <w:rPr>
+          <w:rFonts w:ascii="Arial" w:hAnsi="Arial" w:cs="Arial"/>
+          <w:sz w:val="32"/>
+          <w:szCs w:val="32"/>
+        </w:rPr>
+      </w:pPr>
+      <w:r>
+        <w:rPr>
+          <w:rFonts w:ascii="Arial" w:hAnsi="Arial" w:cs="Arial"/>
+          <w:b/>
+          <w:bCs/>
           <w:sz w:val="32"/>
           <w:szCs w:val="32"/>
         </w:rPr>
         <w:lastRenderedPageBreak/>
+        <w:t>Test nr 1 (Test1):</w:t>
+      </w:r>
+      <w:r>
+        <w:rPr>
+          <w:rFonts w:ascii="Arial" w:hAnsi="Arial" w:cs="Arial"/>
+          <w:sz w:val="32"/>
+          <w:szCs w:val="32"/>
+        </w:rPr>
+        <w:t xml:space="preserve"> Sprawdza, czy magazyn jest dobrze inicjowany za pomocą konstruktora domyślnego. Test inicjalizuje magazyn i weryfikuje wielkość tablicy. Poprawny wynik ma być negatywny dla wartości niepoprawnej.</w:t>
+      </w:r>
+    </w:p>
+    <w:p>
+      <w:pPr>
+        <w:rPr>
+          <w:rFonts w:ascii="Arial" w:hAnsi="Arial" w:cs="Arial"/>
+          <w:sz w:val="32"/>
+          <w:szCs w:val="32"/>
+        </w:rPr>
+      </w:pPr>
+      <w:r>
+        <w:rPr>
+          <w:rFonts w:ascii="Arial" w:hAnsi="Arial" w:cs="Arial"/>
+          <w:b/>
+          <w:bCs/>
+          <w:sz w:val="32"/>
+          <w:szCs w:val="32"/>
+        </w:rPr>
+        <w:t>Test nr 2 (Test2):</w:t>
+      </w:r>
+      <w:r>
+        <w:rPr>
+          <w:rFonts w:ascii="Arial" w:hAnsi="Arial" w:cs="Arial"/>
+          <w:sz w:val="32"/>
+          <w:szCs w:val="32"/>
+        </w:rPr>
+        <w:t xml:space="preserve"> Sprawdza, czy magazyn tworzony konstruktorem z danymi użytkownika (wymiary 567) jest tworzony poprawnie. Poprawny wynik ma być pozytywny.</w:t>
+      </w:r>
+    </w:p>
+    <w:p>
+      <w:pPr>
+        <w:rPr>
+          <w:rFonts w:ascii="Arial" w:hAnsi="Arial" w:cs="Arial"/>
+          <w:sz w:val="32"/>
+          <w:szCs w:val="32"/>
+        </w:rPr>
+      </w:pPr>
+      <w:r>
+        <w:rPr>
+          <w:rFonts w:ascii="Arial" w:hAnsi="Arial" w:cs="Arial"/>
+          <w:b/>
+          <w:bCs/>
+          <w:sz w:val="32"/>
+          <w:szCs w:val="32"/>
+        </w:rPr>
+        <w:t>Test nr 3 (Test3):</w:t>
+      </w:r>
+      <w:r>
+        <w:rPr>
+          <w:rFonts w:ascii="Arial" w:hAnsi="Arial" w:cs="Arial"/>
+          <w:sz w:val="32"/>
+          <w:szCs w:val="32"/>
+        </w:rPr>
+        <w:t xml:space="preserve"> Sprawdza, czy użytkownik potrafi wziąć przedmiot z półki poprawnie. Test inicjuje magazyn domyślnie i bierze nożyce z półki. Poprawny wynik ma być pozytywny.</w:t>
+      </w:r>
+    </w:p>
+    <w:p>
+      <w:pPr>
+        <w:rPr>
+          <w:rFonts w:ascii="Arial" w:hAnsi="Arial" w:cs="Arial"/>
+          <w:sz w:val="32"/>
+          <w:szCs w:val="32"/>
+        </w:rPr>
+      </w:pPr>
+      <w:r>
+        <w:rPr>
+          <w:rFonts w:ascii="Arial" w:hAnsi="Arial" w:cs="Arial"/>
+          <w:b/>
+          <w:bCs/>
+          <w:sz w:val="32"/>
+          <w:szCs w:val="32"/>
+        </w:rPr>
+        <w:t>Test nr 4 (Test4):</w:t>
+      </w:r>
+      <w:r>
+        <w:rPr>
+          <w:rFonts w:ascii="Arial" w:hAnsi="Arial" w:cs="Arial"/>
+          <w:sz w:val="32"/>
+          <w:szCs w:val="32"/>
+        </w:rPr>
+        <w:t xml:space="preserve"> Sprawdza, czy użytkownik może włożyć do tablicy poprawnie przedmiot na pierwszą wolną pozycję ("0, 0, 0"). Poprawny wynik ma być pozytywny.</w:t>
+      </w:r>
+    </w:p>
+    <w:p>
+      <w:pPr>
+        <w:rPr>
+          <w:rFonts w:ascii="Arial" w:hAnsi="Arial" w:cs="Arial"/>
+          <w:sz w:val="32"/>
+          <w:szCs w:val="32"/>
+        </w:rPr>
+      </w:pPr>
+      <w:r>
+        <w:rPr>
+          <w:rFonts w:ascii="Arial" w:hAnsi="Arial" w:cs="Arial"/>
+          <w:sz w:val="32"/>
+          <w:szCs w:val="32"/>
+        </w:rPr>
         <w:pict w14:anchorId="743475F9">
           <v:shapetype id="_x0000_t75" coordsize="21600,21600" o:spt="75" o:preferrelative="t" path="m@4@5l@4@11@9@11@9@5xe" filled="f" stroked="f">
             <v:stroke joinstyle="miter"/>
@@ -2497,8 +2219,8 @@
             <v:path o:extrusionok="f" gradientshapeok="t" o:connecttype="rect"/>
             <o:lock v:ext="edit" aspectratio="t"/>
           </v:shapetype>
-          <v:shape id="_x0000_i1025" type="#_x0000_t75" style="width:453.5pt;height:255pt">
-            <v:imagedata r:id="rId5" o:title="testy"/>
+          <v:shape id="_x0000_i1035" type="#_x0000_t75" style="width:453.5pt;height:255pt">
+            <v:imagedata r:id="rId6" o:title="testy"/>
           </v:shape>
         </w:pict>
       </w:r>
@@ -2511,115 +2233,15 @@
           <w:szCs w:val="32"/>
         </w:rPr>
       </w:pPr>
-    </w:p>
-    <w:p>
-      <w:pPr>
-        <w:rPr>
-          <w:rFonts w:ascii="Arial" w:hAnsi="Arial" w:cs="Arial"/>
-          <w:sz w:val="32"/>
-          <w:szCs w:val="32"/>
-        </w:rPr>
-      </w:pPr>
-    </w:p>
-    <w:p>
-      <w:pPr>
-        <w:rPr>
-          <w:rFonts w:ascii="Arial" w:hAnsi="Arial" w:cs="Arial"/>
-          <w:sz w:val="32"/>
-          <w:szCs w:val="32"/>
-        </w:rPr>
-      </w:pPr>
-    </w:p>
-    <w:p>
-      <w:pPr>
-        <w:rPr>
-          <w:rFonts w:ascii="Arial" w:hAnsi="Arial" w:cs="Arial"/>
-          <w:sz w:val="32"/>
-          <w:szCs w:val="32"/>
-        </w:rPr>
-      </w:pPr>
-    </w:p>
-    <w:p>
-      <w:pPr>
-        <w:rPr>
-          <w:rFonts w:ascii="Arial" w:hAnsi="Arial" w:cs="Arial"/>
-          <w:sz w:val="32"/>
-          <w:szCs w:val="32"/>
-        </w:rPr>
-      </w:pPr>
-    </w:p>
-    <w:p>
-      <w:pPr>
-        <w:rPr>
-          <w:rFonts w:ascii="Arial" w:hAnsi="Arial" w:cs="Arial"/>
-          <w:sz w:val="32"/>
-          <w:szCs w:val="32"/>
-        </w:rPr>
-      </w:pPr>
-    </w:p>
-    <w:p>
-      <w:pPr>
-        <w:rPr>
-          <w:rFonts w:ascii="Arial" w:hAnsi="Arial" w:cs="Arial"/>
-          <w:sz w:val="32"/>
-          <w:szCs w:val="32"/>
-        </w:rPr>
-      </w:pPr>
-    </w:p>
-    <w:p>
-      <w:pPr>
-        <w:rPr>
-          <w:rFonts w:ascii="Arial" w:hAnsi="Arial" w:cs="Arial"/>
-          <w:sz w:val="32"/>
-          <w:szCs w:val="32"/>
-        </w:rPr>
-      </w:pPr>
-    </w:p>
-    <w:p>
-      <w:pPr>
-        <w:rPr>
-          <w:rFonts w:ascii="Arial" w:hAnsi="Arial" w:cs="Arial"/>
-          <w:sz w:val="32"/>
-          <w:szCs w:val="32"/>
-        </w:rPr>
-      </w:pPr>
-    </w:p>
-    <w:p>
-      <w:pPr>
-        <w:rPr>
-          <w:rFonts w:ascii="Arial" w:hAnsi="Arial" w:cs="Arial"/>
-          <w:sz w:val="32"/>
-          <w:szCs w:val="32"/>
-        </w:rPr>
-      </w:pPr>
-    </w:p>
-    <w:p>
-      <w:pPr>
-        <w:rPr>
-          <w:rFonts w:ascii="Arial" w:hAnsi="Arial" w:cs="Arial"/>
-          <w:sz w:val="32"/>
-          <w:szCs w:val="32"/>
-        </w:rPr>
-      </w:pPr>
-    </w:p>
-    <w:p>
-      <w:pPr>
-        <w:rPr>
-          <w:rFonts w:ascii="Arial" w:hAnsi="Arial" w:cs="Arial"/>
-          <w:sz w:val="32"/>
-          <w:szCs w:val="32"/>
-        </w:rPr>
-      </w:pPr>
-    </w:p>
-    <w:p>
-      <w:pPr>
+      <w:r>
         <w:rPr>
           <w:rFonts w:ascii="Arial" w:hAnsi="Arial" w:cs="Arial"/>
           <w:b/>
           <w:sz w:val="52"/>
           <w:szCs w:val="52"/>
         </w:rPr>
-      </w:pPr>
+        <w:t>1.3</w:t>
+      </w:r>
     </w:p>
     <w:p>
       <w:pPr>
@@ -2638,41 +2260,22 @@
           <w:szCs w:val="52"/>
         </w:rPr>
         <w:lastRenderedPageBreak/>
-        <w:t>1.3</w:t>
-      </w:r>
-    </w:p>
-    <w:p>
-      <w:pPr>
+        <w:pict w14:anchorId="1B9ED136">
+          <v:shape id="_x0000_i1026" type="#_x0000_t75" style="width:453.5pt;height:255pt">
+            <v:imagedata r:id="rId7" o:title="Zrzut ekranu (114)"/>
+          </v:shape>
+        </w:pict>
+      </w:r>
+      <w:r>
         <w:rPr>
           <w:rFonts w:ascii="Arial" w:hAnsi="Arial" w:cs="Arial"/>
           <w:b/>
           <w:sz w:val="52"/>
           <w:szCs w:val="52"/>
         </w:rPr>
-      </w:pPr>
-      <w:r>
-        <w:rPr>
-          <w:rFonts w:ascii="Arial" w:hAnsi="Arial" w:cs="Arial"/>
-          <w:b/>
-          <w:sz w:val="52"/>
-          <w:szCs w:val="52"/>
-        </w:rPr>
-        <w:pict w14:anchorId="1B9ED136">
-          <v:shape id="_x0000_i1026" type="#_x0000_t75" style="width:453.5pt;height:255pt">
-            <v:imagedata r:id="rId6" o:title="Zrzut ekranu (114)"/>
-          </v:shape>
-        </w:pict>
-      </w:r>
-      <w:r>
-        <w:rPr>
-          <w:rFonts w:ascii="Arial" w:hAnsi="Arial" w:cs="Arial"/>
-          <w:b/>
-          <w:sz w:val="52"/>
-          <w:szCs w:val="52"/>
-        </w:rPr>
         <w:pict w14:anchorId="36CCD2EB">
           <v:shape id="_x0000_i1027" type="#_x0000_t75" style="width:453.5pt;height:255pt">
-            <v:imagedata r:id="rId7" o:title="Zrzut ekranu (113)"/>
+            <v:imagedata r:id="rId8" o:title="Zrzut ekranu (113)"/>
           </v:shape>
         </w:pict>
       </w:r>
@@ -2686,7 +2289,7 @@
         <w:lastRenderedPageBreak/>
         <w:pict w14:anchorId="6AC45417">
           <v:shape id="_x0000_i1028" type="#_x0000_t75" style="width:453.5pt;height:255pt">
-            <v:imagedata r:id="rId8" o:title="Zrzut ekranu (109)"/>
+            <v:imagedata r:id="rId9" o:title="Zrzut ekranu (109)"/>
           </v:shape>
         </w:pict>
       </w:r>
@@ -2699,7 +2302,7 @@
         </w:rPr>
         <w:pict w14:anchorId="08DAE494">
           <v:shape id="_x0000_i1029" type="#_x0000_t75" style="width:453.5pt;height:255pt">
-            <v:imagedata r:id="rId9" o:title="Zrzut ekranu (110)"/>
+            <v:imagedata r:id="rId10" o:title="Zrzut ekranu (110)"/>
           </v:shape>
         </w:pict>
       </w:r>
@@ -2713,7 +2316,7 @@
         <w:lastRenderedPageBreak/>
         <w:pict w14:anchorId="507FBCBC">
           <v:shape id="_x0000_i1030" type="#_x0000_t75" style="width:453.5pt;height:255pt">
-            <v:imagedata r:id="rId10" o:title="Zrzut ekranu (111)"/>
+            <v:imagedata r:id="rId11" o:title="Zrzut ekranu (111)"/>
           </v:shape>
         </w:pict>
       </w:r>
@@ -2726,7 +2329,7 @@
         </w:rPr>
         <w:pict w14:anchorId="4F785043">
           <v:shape id="_x0000_i1031" type="#_x0000_t75" style="width:453.5pt;height:255pt">
-            <v:imagedata r:id="rId11" o:title="Zrzut ekranu (112)"/>
+            <v:imagedata r:id="rId12" o:title="Zrzut ekranu (112)"/>
           </v:shape>
         </w:pict>
       </w:r>
@@ -2764,127 +2367,60 @@
     </w:p>
     <w:p>
       <w:pPr>
-        <w:tabs>
-          <w:tab w:val="left" w:pos="2320"/>
-        </w:tabs>
-        <w:rPr>
-          <w:rFonts w:ascii="Arial" w:hAnsi="Arial" w:cs="Arial"/>
-          <w:bCs/>
-          <w:sz w:val="32"/>
-          <w:szCs w:val="32"/>
-        </w:rPr>
-      </w:pPr>
-      <w:r>
-        <w:rPr>
-          <w:rFonts w:ascii="Arial" w:hAnsi="Arial" w:cs="Arial"/>
-          <w:bCs/>
-          <w:sz w:val="32"/>
-          <w:szCs w:val="32"/>
-        </w:rPr>
-        <w:t xml:space="preserve">Testy integracyjne (ang. </w:t>
-      </w:r>
-      <w:r>
-        <w:rPr>
-          <w:rFonts w:ascii="Arial" w:hAnsi="Arial" w:cs="Arial"/>
-          <w:bCs/>
-          <w:i/>
-          <w:iCs/>
-          <w:sz w:val="32"/>
-          <w:szCs w:val="32"/>
-        </w:rPr>
-        <w:t>*</w:t>
-      </w:r>
-      <w:proofErr w:type="spellStart"/>
-      <w:r>
-        <w:rPr>
-          <w:rFonts w:ascii="Arial" w:hAnsi="Arial" w:cs="Arial"/>
-          <w:bCs/>
-          <w:i/>
-          <w:iCs/>
-          <w:sz w:val="32"/>
-          <w:szCs w:val="32"/>
-        </w:rPr>
-        <w:t>integration</w:t>
-      </w:r>
-      <w:proofErr w:type="spellEnd"/>
-      <w:r>
-        <w:rPr>
-          <w:rFonts w:ascii="Arial" w:hAnsi="Arial" w:cs="Arial"/>
-          <w:bCs/>
-          <w:i/>
-          <w:iCs/>
-          <w:sz w:val="32"/>
-          <w:szCs w:val="32"/>
-        </w:rPr>
-        <w:t xml:space="preserve"> </w:t>
-      </w:r>
-      <w:proofErr w:type="spellStart"/>
-      <w:r>
-        <w:rPr>
-          <w:rFonts w:ascii="Arial" w:hAnsi="Arial" w:cs="Arial"/>
-          <w:bCs/>
-          <w:i/>
-          <w:iCs/>
-          <w:sz w:val="32"/>
-          <w:szCs w:val="32"/>
-        </w:rPr>
-        <w:t>tests</w:t>
-      </w:r>
-      <w:proofErr w:type="spellEnd"/>
-      <w:r>
-        <w:rPr>
-          <w:rFonts w:ascii="Arial" w:hAnsi="Arial" w:cs="Arial"/>
-          <w:bCs/>
-          <w:i/>
-          <w:iCs/>
-          <w:sz w:val="32"/>
-          <w:szCs w:val="32"/>
-        </w:rPr>
-        <w:t>*</w:t>
-      </w:r>
-      <w:r>
-        <w:rPr>
-          <w:rFonts w:ascii="Arial" w:hAnsi="Arial" w:cs="Arial"/>
-          <w:bCs/>
-          <w:sz w:val="32"/>
-          <w:szCs w:val="32"/>
-        </w:rPr>
-        <w:t>) stanowią drugi poziom w hierarchii testowania oprogramowania. Ich zasadniczym celem jest weryfikacja poprawności współdziałania oraz komunikacji pomiędzy wieloma odrębnymi modułami, komponentami lub klasami, które wcześniej zostały poddane indywidualnym testom jednostkowym.</w:t>
-      </w:r>
-    </w:p>
-    <w:p>
-      <w:pPr>
-        <w:tabs>
-          <w:tab w:val="left" w:pos="2320"/>
-        </w:tabs>
-        <w:rPr>
-          <w:rFonts w:ascii="Arial" w:hAnsi="Arial" w:cs="Arial"/>
-          <w:bCs/>
-          <w:sz w:val="32"/>
-          <w:szCs w:val="32"/>
-        </w:rPr>
-      </w:pPr>
-    </w:p>
-    <w:p>
-      <w:pPr>
-        <w:tabs>
-          <w:tab w:val="left" w:pos="2320"/>
-        </w:tabs>
-        <w:rPr>
-          <w:rFonts w:ascii="Arial" w:hAnsi="Arial" w:cs="Arial"/>
-          <w:bCs/>
-          <w:sz w:val="32"/>
-          <w:szCs w:val="32"/>
-        </w:rPr>
-      </w:pPr>
-      <w:r>
-        <w:rPr>
-          <w:rFonts w:ascii="Arial" w:hAnsi="Arial" w:cs="Arial"/>
-          <w:bCs/>
-          <w:sz w:val="32"/>
-          <w:szCs w:val="32"/>
-        </w:rPr>
-        <w:t>O ile testy jednostkowe odpowiadają na pytanie, czy poszczególne klocki aplikacji działają prawidłowo w odizolowaniu, o tyle testy integracyjne sprawdzają, czy połączenie tych klocków w większą całość nie powoduje błędów spójności danych, niewłaściwego przekazywania obiektów przez parametry, problemów z referencjami czy konfliktów w logice biznesowej na stykach połączonych modułów.</w:t>
+        <w:rPr>
+          <w:rFonts w:ascii="Arial" w:hAnsi="Arial" w:cs="Arial"/>
+          <w:bCs/>
+          <w:sz w:val="32"/>
+          <w:szCs w:val="32"/>
+        </w:rPr>
+      </w:pPr>
+      <w:r>
+        <w:rPr>
+          <w:rFonts w:ascii="Arial" w:hAnsi="Arial" w:cs="Arial"/>
+          <w:bCs/>
+          <w:sz w:val="32"/>
+          <w:szCs w:val="32"/>
+        </w:rPr>
+        <w:t>Testy integracyjne stanowią drugi poziom w hierarchii testowania oprogramowania. Ich głównym celem jest weryfikacja współdziałania i komunikacji pomiędzy wieloma połączonymi ze sobą modułami, komponentami lub klasami, które wcześniej przeszły pomyślnie testy jednostkowe.</w:t>
+      </w:r>
+    </w:p>
+    <w:p>
+      <w:pPr>
+        <w:rPr>
+          <w:rFonts w:ascii="Arial" w:hAnsi="Arial" w:cs="Arial"/>
+          <w:bCs/>
+          <w:sz w:val="32"/>
+          <w:szCs w:val="32"/>
+        </w:rPr>
+      </w:pPr>
+      <w:r>
+        <w:rPr>
+          <w:rFonts w:ascii="Arial" w:hAnsi="Arial" w:cs="Arial"/>
+          <w:bCs/>
+          <w:sz w:val="32"/>
+          <w:szCs w:val="32"/>
+        </w:rPr>
+        <w:lastRenderedPageBreak/>
+        <w:t>Podczas gdy testy jednostkowe sprawdzają poszczególne klocki w odizolowaniu, testy integracyjne sprawdzają, czy złożenie tych klocków w większą całość nie powoduje błędów interfejsów, niepoprawnego przekazywania parametrów, wycieków pamięci czy nieoczekiwanych spięć logicznych na stykach aplikacji.</w:t>
+      </w:r>
+    </w:p>
+    <w:p>
+      <w:pPr>
+        <w:rPr>
+          <w:rFonts w:ascii="Arial" w:hAnsi="Arial" w:cs="Arial"/>
+          <w:bCs/>
+          <w:sz w:val="32"/>
+          <w:szCs w:val="32"/>
+        </w:rPr>
+      </w:pPr>
+      <w:r>
+        <w:rPr>
+          <w:rFonts w:ascii="Arial" w:hAnsi="Arial" w:cs="Arial"/>
+          <w:bCs/>
+          <w:sz w:val="32"/>
+          <w:szCs w:val="32"/>
+        </w:rPr>
+        <w:t>Przykładem testu integracyjnego w systemie zarządzania magazynem jest zweryfikowanie, czy utworzony obiekt klasy Produkt zostaje prawidłowo przekazany i zapisany w trójwymiarowej strukturze tablicy należącej do klasy Magazyn, a następnie czy metoda odczytująca dane z półki potrafi poprawnie wyciągnąć właściwości tego produktu.</w:t>
       </w:r>
     </w:p>
     <w:p>
@@ -2922,7 +2458,7 @@
           <w:sz w:val="32"/>
           <w:szCs w:val="32"/>
         </w:rPr>
-        <w:t>Na potrzeby przeprowadzenia testów integracyjnych zaimplementowano drugi kluczowy komponent aplikacji – klasę `Produkt`, umieszczoną w pliku `</w:t>
+        <w:t xml:space="preserve">Na potrzeby przeprowadzenia testów integracyjnych zaimplementowano drugi kluczowy komponent aplikacji – klasę Produkt, umieszczoną w pliku </w:t>
       </w:r>
       <w:proofErr w:type="spellStart"/>
       <w:r>
@@ -2942,45 +2478,45 @@
           <w:sz w:val="32"/>
           <w:szCs w:val="32"/>
         </w:rPr>
-        <w:t>`. Klasa ta stanowi model pojęcia towaru w systemie magazynowym i posiada dwa publiczne pola reprezentujące jego atrybuty:</w:t>
-      </w:r>
-    </w:p>
-    <w:p>
-      <w:pPr>
-        <w:rPr>
-          <w:rFonts w:ascii="Arial" w:hAnsi="Arial" w:cs="Arial"/>
-          <w:bCs/>
-          <w:sz w:val="32"/>
-          <w:szCs w:val="32"/>
-        </w:rPr>
-      </w:pPr>
-      <w:r>
-        <w:rPr>
-          <w:rFonts w:ascii="Arial" w:hAnsi="Arial" w:cs="Arial"/>
-          <w:bCs/>
-          <w:sz w:val="32"/>
-          <w:szCs w:val="32"/>
-        </w:rPr>
-        <w:t>* `nazwa` (typ `string`) – unikalna nazwa identyfikująca dany produkt.</w:t>
-      </w:r>
-    </w:p>
-    <w:p>
-      <w:pPr>
-        <w:rPr>
-          <w:rFonts w:ascii="Arial" w:hAnsi="Arial" w:cs="Arial"/>
-          <w:bCs/>
-          <w:sz w:val="32"/>
-          <w:szCs w:val="32"/>
-        </w:rPr>
-      </w:pPr>
-      <w:r>
-        <w:rPr>
-          <w:rFonts w:ascii="Arial" w:hAnsi="Arial" w:cs="Arial"/>
-          <w:bCs/>
-          <w:sz w:val="32"/>
-          <w:szCs w:val="32"/>
-        </w:rPr>
-        <w:t>* `cena` (typ `</w:t>
+        <w:t>. Klasa ta stanowi model pojęcia towaru w systemie magazynowym i posiada dwa publiczne pola reprezentujące jego atrybuty:</w:t>
+      </w:r>
+    </w:p>
+    <w:p>
+      <w:pPr>
+        <w:rPr>
+          <w:rFonts w:ascii="Arial" w:hAnsi="Arial" w:cs="Arial"/>
+          <w:bCs/>
+          <w:sz w:val="32"/>
+          <w:szCs w:val="32"/>
+        </w:rPr>
+      </w:pPr>
+      <w:r>
+        <w:rPr>
+          <w:rFonts w:ascii="Arial" w:hAnsi="Arial" w:cs="Arial"/>
+          <w:bCs/>
+          <w:sz w:val="32"/>
+          <w:szCs w:val="32"/>
+        </w:rPr>
+        <w:t>nazwa (typ string) – unikalna nazwa identyfikująca dany produkt.</w:t>
+      </w:r>
+    </w:p>
+    <w:p>
+      <w:pPr>
+        <w:rPr>
+          <w:rFonts w:ascii="Arial" w:hAnsi="Arial" w:cs="Arial"/>
+          <w:bCs/>
+          <w:sz w:val="32"/>
+          <w:szCs w:val="32"/>
+        </w:rPr>
+      </w:pPr>
+      <w:r>
+        <w:rPr>
+          <w:rFonts w:ascii="Arial" w:hAnsi="Arial" w:cs="Arial"/>
+          <w:bCs/>
+          <w:sz w:val="32"/>
+          <w:szCs w:val="32"/>
+        </w:rPr>
+        <w:t xml:space="preserve">cena (typ </w:t>
       </w:r>
       <w:proofErr w:type="spellStart"/>
       <w:r>
@@ -3000,36 +2536,36 @@
           <w:sz w:val="32"/>
           <w:szCs w:val="32"/>
         </w:rPr>
-        <w:t>`) – wartość pieniężna przypisana do danego towaru.</w:t>
-      </w:r>
-    </w:p>
-    <w:p>
-      <w:pPr>
-        <w:rPr>
-          <w:rFonts w:ascii="Arial" w:hAnsi="Arial" w:cs="Arial"/>
-          <w:bCs/>
-          <w:sz w:val="32"/>
-          <w:szCs w:val="32"/>
-        </w:rPr>
-      </w:pPr>
-    </w:p>
-    <w:p>
-      <w:pPr>
-        <w:rPr>
-          <w:rFonts w:ascii="Arial" w:hAnsi="Arial" w:cs="Arial"/>
-          <w:bCs/>
-          <w:sz w:val="32"/>
-          <w:szCs w:val="32"/>
-        </w:rPr>
-      </w:pPr>
-      <w:r>
-        <w:rPr>
-          <w:rFonts w:ascii="Arial" w:hAnsi="Arial" w:cs="Arial"/>
-          <w:bCs/>
-          <w:sz w:val="32"/>
-          <w:szCs w:val="32"/>
-        </w:rPr>
-        <w:t xml:space="preserve">Klasa `Produkt` udostępnia dwa </w:t>
+        <w:t>) – wartość pieniężna przypisana do danego towaru.</w:t>
+      </w:r>
+    </w:p>
+    <w:p>
+      <w:pPr>
+        <w:rPr>
+          <w:rFonts w:ascii="Arial" w:hAnsi="Arial" w:cs="Arial"/>
+          <w:bCs/>
+          <w:sz w:val="32"/>
+          <w:szCs w:val="32"/>
+        </w:rPr>
+      </w:pPr>
+    </w:p>
+    <w:p>
+      <w:pPr>
+        <w:rPr>
+          <w:rFonts w:ascii="Arial" w:hAnsi="Arial" w:cs="Arial"/>
+          <w:bCs/>
+          <w:sz w:val="32"/>
+          <w:szCs w:val="32"/>
+        </w:rPr>
+      </w:pPr>
+      <w:r>
+        <w:rPr>
+          <w:rFonts w:ascii="Arial" w:hAnsi="Arial" w:cs="Arial"/>
+          <w:bCs/>
+          <w:sz w:val="32"/>
+          <w:szCs w:val="32"/>
+        </w:rPr>
+        <w:t xml:space="preserve">Klasa Produkt udostępnia dwa </w:t>
       </w:r>
       <w:proofErr w:type="spellStart"/>
       <w:r>
@@ -3049,7 +2585,7 @@
           <w:sz w:val="32"/>
           <w:szCs w:val="32"/>
         </w:rPr>
-        <w:t>: domyślny (ustawiający nazwę na `"</w:t>
+        <w:t>: domyślny (ustawiający nazwę na "</w:t>
       </w:r>
       <w:proofErr w:type="spellStart"/>
       <w:r>
@@ -3069,7 +2605,7 @@
           <w:sz w:val="32"/>
           <w:szCs w:val="32"/>
         </w:rPr>
-        <w:t xml:space="preserve">"` oraz cenę na `5.99`) oraz konstruktor z parametrami `Produkt(string n, </w:t>
+        <w:t xml:space="preserve">" oraz cenę na 5.99) oraz konstruktor z parametrami Produkt(string n, </w:t>
       </w:r>
       <w:proofErr w:type="spellStart"/>
       <w:r>
@@ -3089,37 +2625,18 @@
           <w:sz w:val="32"/>
           <w:szCs w:val="32"/>
         </w:rPr>
-        <w:t xml:space="preserve"> c)`, pozwalający na tworzenie dowolnych obiektów handlowych.</w:t>
-      </w:r>
-    </w:p>
-    <w:p>
-      <w:pPr>
-        <w:rPr>
-          <w:rFonts w:ascii="Arial" w:hAnsi="Arial" w:cs="Arial"/>
-          <w:bCs/>
-          <w:sz w:val="32"/>
-          <w:szCs w:val="32"/>
-        </w:rPr>
-      </w:pPr>
-    </w:p>
-    <w:p>
-      <w:pPr>
-        <w:rPr>
-          <w:rFonts w:ascii="Arial" w:hAnsi="Arial" w:cs="Arial"/>
-          <w:bCs/>
-          <w:sz w:val="32"/>
-          <w:szCs w:val="32"/>
-        </w:rPr>
-      </w:pPr>
-      <w:r>
-        <w:rPr>
-          <w:rFonts w:ascii="Arial" w:hAnsi="Arial" w:cs="Arial"/>
-          <w:bCs/>
-          <w:sz w:val="32"/>
-          <w:szCs w:val="32"/>
-        </w:rPr>
-        <w:t>Integracja polega na ścisłym połączeniu klasy `Produkt` z klasą `Magazyn`. W klasie `Magazyn` stworzono przeciążone wersje metod wstawiających:</w:t>
-      </w:r>
+        <w:t xml:space="preserve"> c), pozwalający na tworzenie dowolnych obiektów handlowych.</w:t>
+      </w:r>
+    </w:p>
+    <w:p>
+      <w:pPr>
+        <w:rPr>
+          <w:rFonts w:ascii="Arial" w:hAnsi="Arial" w:cs="Arial"/>
+          <w:bCs/>
+          <w:sz w:val="32"/>
+          <w:szCs w:val="32"/>
+        </w:rPr>
+      </w:pPr>
     </w:p>
     <w:p>
       <w:pPr>
@@ -3138,8 +2655,18 @@
           <w:szCs w:val="32"/>
         </w:rPr>
         <w:lastRenderedPageBreak/>
-        <w:t>* `</w:t>
-      </w:r>
+        <w:t>Integracja polega na ścisłym połączeniu klasy Produkt z klasą Magazyn. W klasie Magazyn stworzono przeciążone wersje metod wstawiających:</w:t>
+      </w:r>
+    </w:p>
+    <w:p>
+      <w:pPr>
+        <w:rPr>
+          <w:rFonts w:ascii="Arial" w:hAnsi="Arial" w:cs="Arial"/>
+          <w:bCs/>
+          <w:sz w:val="32"/>
+          <w:szCs w:val="32"/>
+        </w:rPr>
+      </w:pPr>
       <w:proofErr w:type="spellStart"/>
       <w:r>
         <w:rPr>
@@ -3178,27 +2705,18 @@
           <w:sz w:val="32"/>
           <w:szCs w:val="32"/>
         </w:rPr>
-        <w:t>)` – przyjmuje bezpośrednio obiekt klasy `Produkt` i umieszcza go na pierwszej wolnej półce w macierzy.</w:t>
-      </w:r>
-    </w:p>
-    <w:p>
-      <w:pPr>
-        <w:rPr>
-          <w:rFonts w:ascii="Arial" w:hAnsi="Arial" w:cs="Arial"/>
-          <w:bCs/>
-          <w:sz w:val="32"/>
-          <w:szCs w:val="32"/>
-        </w:rPr>
-      </w:pPr>
-      <w:r>
-        <w:rPr>
-          <w:rFonts w:ascii="Arial" w:hAnsi="Arial" w:cs="Arial"/>
-          <w:bCs/>
-          <w:sz w:val="32"/>
-          <w:szCs w:val="32"/>
-        </w:rPr>
-        <w:t>* `</w:t>
-      </w:r>
+        <w:t>) – przyjmuje bezpośrednio obiekt klasy Produkt i umieszcza go na pierwszej wolnej półce w macierzy.</w:t>
+      </w:r>
+    </w:p>
+    <w:p>
+      <w:pPr>
+        <w:rPr>
+          <w:rFonts w:ascii="Arial" w:hAnsi="Arial" w:cs="Arial"/>
+          <w:bCs/>
+          <w:sz w:val="32"/>
+          <w:szCs w:val="32"/>
+        </w:rPr>
+      </w:pPr>
       <w:proofErr w:type="spellStart"/>
       <w:r>
         <w:rPr>
@@ -3297,7 +2815,7 @@
           <w:sz w:val="32"/>
           <w:szCs w:val="32"/>
         </w:rPr>
-        <w:t>)` – przyjmuje obiekt `Produkt` i umieszcza go na precyzyjnie podanych współrzędnych półki `(a, b, c)`.</w:t>
+        <w:t>) – przyjmuje obiekt Produkt i umieszcza go na precyzyjnie podanych współrzędnych półki (a, b, c).</w:t>
       </w:r>
     </w:p>
     <w:p>
@@ -3360,166 +2878,79 @@
       <w:r>
         <w:rPr>
           <w:rFonts w:ascii="Arial" w:hAnsi="Arial" w:cs="Arial"/>
-          <w:bCs/>
-          <w:sz w:val="32"/>
-          <w:szCs w:val="32"/>
-        </w:rPr>
-        <w:t xml:space="preserve">* </w:t>
-      </w:r>
-      <w:r>
-        <w:rPr>
-          <w:rFonts w:ascii="Arial" w:hAnsi="Arial" w:cs="Arial"/>
-          <w:b/>
-          <w:bCs/>
-          <w:sz w:val="32"/>
-          <w:szCs w:val="32"/>
-        </w:rPr>
-        <w:t>**Test nr 5 (`Test5`):**</w:t>
-      </w:r>
-      <w:r>
-        <w:rPr>
-          <w:rFonts w:ascii="Arial" w:hAnsi="Arial" w:cs="Arial"/>
-          <w:bCs/>
-          <w:sz w:val="32"/>
-          <w:szCs w:val="32"/>
-        </w:rPr>
-        <w:t xml:space="preserve"> Tworzy nową instancję magazynu oraz obiekt `Produkt` o nazwie `"tablica"` i cenie `64.99`. Wywołuje metodę integracyjną `m1.Wloz_pierwszy(p1)`, a następnie odczytuje nazwę towaru z półki `(0, 0, 0)` za pomocą `m1.Pokazpulke(0, 0, 0)`. Asercja `</w:t>
-      </w:r>
-      <w:proofErr w:type="spellStart"/>
-      <w:r>
-        <w:rPr>
-          <w:rFonts w:ascii="Arial" w:hAnsi="Arial" w:cs="Arial"/>
-          <w:bCs/>
-          <w:sz w:val="32"/>
-          <w:szCs w:val="32"/>
-        </w:rPr>
-        <w:t>Assert.Equal</w:t>
-      </w:r>
-      <w:proofErr w:type="spellEnd"/>
-      <w:r>
-        <w:rPr>
-          <w:rFonts w:ascii="Arial" w:hAnsi="Arial" w:cs="Arial"/>
-          <w:bCs/>
-          <w:sz w:val="32"/>
-          <w:szCs w:val="32"/>
-        </w:rPr>
-        <w:t>("tablica", wynik)` potwierdza bezbłędną integrację obu klas.</w:t>
-      </w:r>
-    </w:p>
-    <w:p>
-      <w:pPr>
-        <w:rPr>
-          <w:rFonts w:ascii="Arial" w:hAnsi="Arial" w:cs="Arial"/>
-          <w:bCs/>
-          <w:sz w:val="32"/>
-          <w:szCs w:val="32"/>
-        </w:rPr>
-      </w:pPr>
-      <w:r>
-        <w:rPr>
-          <w:rFonts w:ascii="Arial" w:hAnsi="Arial" w:cs="Arial"/>
-          <w:bCs/>
-          <w:sz w:val="32"/>
-          <w:szCs w:val="32"/>
-        </w:rPr>
-        <w:t xml:space="preserve">* </w:t>
-      </w:r>
-      <w:r>
-        <w:rPr>
-          <w:rFonts w:ascii="Arial" w:hAnsi="Arial" w:cs="Arial"/>
-          <w:b/>
-          <w:bCs/>
-          <w:sz w:val="32"/>
-          <w:szCs w:val="32"/>
-        </w:rPr>
-        <w:t>**Test nr 6 (`Test6`):**</w:t>
-      </w:r>
-      <w:r>
-        <w:rPr>
-          <w:rFonts w:ascii="Arial" w:hAnsi="Arial" w:cs="Arial"/>
-          <w:bCs/>
-          <w:sz w:val="32"/>
-          <w:szCs w:val="32"/>
-        </w:rPr>
-        <w:t xml:space="preserve"> Tworzy obiekt `Produkt("rock", 5.99)` i celowo umieszcza go na wybranej pozycji `(0, 4, 0)` przy użyciu metody `m1.Wloz_wybrany(0, 4, 0, p1)`. Asercja `</w:t>
-      </w:r>
-      <w:proofErr w:type="spellStart"/>
-      <w:r>
-        <w:rPr>
-          <w:rFonts w:ascii="Arial" w:hAnsi="Arial" w:cs="Arial"/>
-          <w:bCs/>
-          <w:sz w:val="32"/>
-          <w:szCs w:val="32"/>
-        </w:rPr>
-        <w:t>Assert.Equal</w:t>
-      </w:r>
-      <w:proofErr w:type="spellEnd"/>
-      <w:r>
-        <w:rPr>
-          <w:rFonts w:ascii="Arial" w:hAnsi="Arial" w:cs="Arial"/>
-          <w:bCs/>
-          <w:sz w:val="32"/>
-          <w:szCs w:val="32"/>
-        </w:rPr>
-        <w:t>("rock", wynik)` sprawdza, czy obiekt trafił dokładnie w wyznaczone miejsce.</w:t>
-      </w:r>
-    </w:p>
-    <w:p>
-      <w:pPr>
-        <w:rPr>
-          <w:rFonts w:ascii="Arial" w:hAnsi="Arial" w:cs="Arial"/>
-          <w:bCs/>
-          <w:sz w:val="32"/>
-          <w:szCs w:val="32"/>
-        </w:rPr>
-      </w:pPr>
-      <w:r>
-        <w:rPr>
-          <w:rFonts w:ascii="Arial" w:hAnsi="Arial" w:cs="Arial"/>
-          <w:bCs/>
-          <w:sz w:val="32"/>
-          <w:szCs w:val="32"/>
-        </w:rPr>
-        <w:t xml:space="preserve">* </w:t>
-      </w:r>
-      <w:r>
-        <w:rPr>
-          <w:rFonts w:ascii="Arial" w:hAnsi="Arial" w:cs="Arial"/>
-          <w:b/>
-          <w:bCs/>
-          <w:sz w:val="32"/>
-          <w:szCs w:val="32"/>
-        </w:rPr>
-        <w:t>**Test nr 7 (`Test7`):**</w:t>
-      </w:r>
-      <w:r>
-        <w:rPr>
-          <w:rFonts w:ascii="Arial" w:hAnsi="Arial" w:cs="Arial"/>
-          <w:bCs/>
-          <w:sz w:val="32"/>
-          <w:szCs w:val="32"/>
-        </w:rPr>
-        <w:t xml:space="preserve"> Testuje bezpośrednią modyfikację tablicy półek i sprawdzanie referencji przypisanego obiektu `Produkt("</w:t>
-      </w:r>
-      <w:proofErr w:type="spellStart"/>
-      <w:r>
-        <w:rPr>
-          <w:rFonts w:ascii="Arial" w:hAnsi="Arial" w:cs="Arial"/>
-          <w:bCs/>
-          <w:sz w:val="32"/>
-          <w:szCs w:val="32"/>
-        </w:rPr>
-        <w:t>gun</w:t>
-      </w:r>
-      <w:proofErr w:type="spellEnd"/>
-      <w:r>
-        <w:rPr>
-          <w:rFonts w:ascii="Arial" w:hAnsi="Arial" w:cs="Arial"/>
-          <w:bCs/>
-          <w:sz w:val="32"/>
-          <w:szCs w:val="32"/>
-        </w:rPr>
-        <w:t>", 300)`.</w:t>
+          <w:b/>
+          <w:bCs/>
+          <w:sz w:val="32"/>
+          <w:szCs w:val="32"/>
+        </w:rPr>
+        <w:t>Test nr 5 (Test5):</w:t>
+      </w:r>
+      <w:r>
+        <w:rPr>
+          <w:rFonts w:ascii="Arial" w:hAnsi="Arial" w:cs="Arial"/>
+          <w:bCs/>
+          <w:sz w:val="32"/>
+          <w:szCs w:val="32"/>
+        </w:rPr>
+        <w:t xml:space="preserve"> Sprawdza poprawne wkładanie do pierwszej wolnej półki obiektu klasy Produkt. Test tworzy produkt o nazwie "tablica" i cenie 64.99, a następnie weryfikuje odczyt nazwy z pozycji (0, 0, 0). Poprawny wynik ma być pozytywny.</w:t>
+      </w:r>
+    </w:p>
+    <w:p>
+      <w:pPr>
+        <w:rPr>
+          <w:rFonts w:ascii="Arial" w:hAnsi="Arial" w:cs="Arial"/>
+          <w:bCs/>
+          <w:sz w:val="32"/>
+          <w:szCs w:val="32"/>
+        </w:rPr>
+      </w:pPr>
+      <w:r>
+        <w:rPr>
+          <w:rFonts w:ascii="Arial" w:hAnsi="Arial" w:cs="Arial"/>
+          <w:b/>
+          <w:bCs/>
+          <w:sz w:val="32"/>
+          <w:szCs w:val="32"/>
+        </w:rPr>
+        <w:t>Test nr 6 (Test6):</w:t>
+      </w:r>
+      <w:r>
+        <w:rPr>
+          <w:rFonts w:ascii="Arial" w:hAnsi="Arial" w:cs="Arial"/>
+          <w:bCs/>
+          <w:sz w:val="32"/>
+          <w:szCs w:val="32"/>
+        </w:rPr>
+        <w:t xml:space="preserve"> Sprawdza poprawne wkładanie do wybranej wolnej półki obiektu klasy Produkt. Test umieszcza produkt "rock" na pozycji (0, 4, 0) i weryfikuje zawartość półki. Poprawny wynik ma być pozytywny.</w:t>
+      </w:r>
+    </w:p>
+    <w:p>
+      <w:pPr>
+        <w:rPr>
+          <w:rFonts w:ascii="Arial" w:hAnsi="Arial" w:cs="Arial"/>
+          <w:bCs/>
+          <w:sz w:val="32"/>
+          <w:szCs w:val="32"/>
+        </w:rPr>
+      </w:pPr>
+      <w:r>
+        <w:rPr>
+          <w:rFonts w:ascii="Arial" w:hAnsi="Arial" w:cs="Arial"/>
+          <w:b/>
+          <w:bCs/>
+          <w:sz w:val="32"/>
+          <w:szCs w:val="32"/>
+        </w:rPr>
+        <w:t>Test nr 7 (Test7):</w:t>
+      </w:r>
+      <w:r>
+        <w:rPr>
+          <w:rFonts w:ascii="Arial" w:hAnsi="Arial" w:cs="Arial"/>
+          <w:bCs/>
+          <w:sz w:val="32"/>
+          <w:szCs w:val="32"/>
+        </w:rPr>
+        <w:t xml:space="preserve"> Sprawdza, czy Magazyn poprawnie trzyma klasę Produkt przy bezpośrednim przypisaniu referencji do tablicy. Poprawny wynik ma być negatywny dla porównania nieodpowiednich obiektów.</w:t>
       </w:r>
     </w:p>
     <w:p>
@@ -3553,143 +2984,6 @@
                 <pic:pic xmlns:pic="http://schemas.openxmlformats.org/drawingml/2006/picture">
                   <pic:nvPicPr>
                     <pic:cNvPr id="0" name="Picture 10"/>
-                    <pic:cNvPicPr>
-                      <a:picLocks noChangeAspect="1" noChangeArrowheads="1"/>
-                    </pic:cNvPicPr>
-                  </pic:nvPicPr>
-                  <pic:blipFill>
-                    <a:blip r:embed="rId12" cstate="print">
-                      <a:extLst>
-                        <a:ext uri="{28A0092B-C50C-407E-A947-70E740481C1C}">
-                          <a14:useLocalDpi xmlns:a14="http://schemas.microsoft.com/office/drawing/2010/main" val="0"/>
-                        </a:ext>
-                      </a:extLst>
-                    </a:blip>
-                    <a:srcRect/>
-                    <a:stretch>
-                      <a:fillRect/>
-                    </a:stretch>
-                  </pic:blipFill>
-                  <pic:spPr bwMode="auto">
-                    <a:xfrm>
-                      <a:off x="0" y="0"/>
-                      <a:ext cx="5759450" cy="3238500"/>
-                    </a:xfrm>
-                    <a:prstGeom prst="rect">
-                      <a:avLst/>
-                    </a:prstGeom>
-                    <a:noFill/>
-                    <a:ln>
-                      <a:noFill/>
-                    </a:ln>
-                  </pic:spPr>
-                </pic:pic>
-              </a:graphicData>
-            </a:graphic>
-          </wp:inline>
-        </w:drawing>
-      </w:r>
-    </w:p>
-    <w:p>
-      <w:pPr>
-        <w:rPr>
-          <w:rFonts w:ascii="Arial" w:hAnsi="Arial" w:cs="Arial"/>
-          <w:b/>
-          <w:sz w:val="52"/>
-          <w:szCs w:val="52"/>
-        </w:rPr>
-      </w:pPr>
-    </w:p>
-    <w:p>
-      <w:pPr>
-        <w:rPr>
-          <w:rFonts w:ascii="Arial" w:hAnsi="Arial" w:cs="Arial"/>
-          <w:b/>
-          <w:sz w:val="52"/>
-          <w:szCs w:val="52"/>
-        </w:rPr>
-      </w:pPr>
-    </w:p>
-    <w:p>
-      <w:pPr>
-        <w:rPr>
-          <w:rFonts w:ascii="Arial" w:hAnsi="Arial" w:cs="Arial"/>
-          <w:b/>
-          <w:sz w:val="52"/>
-          <w:szCs w:val="52"/>
-        </w:rPr>
-      </w:pPr>
-    </w:p>
-    <w:p>
-      <w:pPr>
-        <w:rPr>
-          <w:rFonts w:ascii="Arial" w:hAnsi="Arial" w:cs="Arial"/>
-          <w:b/>
-          <w:sz w:val="52"/>
-          <w:szCs w:val="52"/>
-        </w:rPr>
-      </w:pPr>
-    </w:p>
-    <w:p>
-      <w:pPr>
-        <w:rPr>
-          <w:rFonts w:ascii="Arial" w:hAnsi="Arial" w:cs="Arial"/>
-          <w:b/>
-          <w:sz w:val="52"/>
-          <w:szCs w:val="52"/>
-        </w:rPr>
-      </w:pPr>
-    </w:p>
-    <w:p>
-      <w:pPr>
-        <w:rPr>
-          <w:rFonts w:ascii="Arial" w:hAnsi="Arial" w:cs="Arial"/>
-          <w:b/>
-          <w:sz w:val="52"/>
-          <w:szCs w:val="52"/>
-        </w:rPr>
-      </w:pPr>
-      <w:r>
-        <w:rPr>
-          <w:rFonts w:ascii="Arial" w:hAnsi="Arial" w:cs="Arial"/>
-          <w:b/>
-          <w:sz w:val="52"/>
-          <w:szCs w:val="52"/>
-        </w:rPr>
-        <w:t>2.3</w:t>
-      </w:r>
-    </w:p>
-    <w:p>
-      <w:pPr>
-        <w:rPr>
-          <w:rFonts w:ascii="Arial" w:hAnsi="Arial" w:cs="Arial"/>
-          <w:b/>
-          <w:sz w:val="52"/>
-          <w:szCs w:val="52"/>
-        </w:rPr>
-      </w:pPr>
-      <w:r>
-        <w:rPr>
-          <w:rFonts w:ascii="Arial" w:hAnsi="Arial" w:cs="Arial"/>
-          <w:b/>
-          <w:noProof/>
-          <w:sz w:val="52"/>
-          <w:szCs w:val="52"/>
-        </w:rPr>
-        <w:lastRenderedPageBreak/>
-        <w:drawing>
-          <wp:inline distT="0" distB="0" distL="0" distR="0" wp14:anchorId="68175936" wp14:editId="62C66A0C">
-            <wp:extent cx="5759450" cy="3238500"/>
-            <wp:effectExtent l="0" t="0" r="0" b="0"/>
-            <wp:docPr id="629934517" name="Obraz 2"/>
-            <wp:cNvGraphicFramePr>
-              <a:graphicFrameLocks xmlns:a="http://schemas.openxmlformats.org/drawingml/2006/main" noChangeAspect="1"/>
-            </wp:cNvGraphicFramePr>
-            <a:graphic xmlns:a="http://schemas.openxmlformats.org/drawingml/2006/main">
-              <a:graphicData uri="http://schemas.openxmlformats.org/drawingml/2006/picture">
-                <pic:pic xmlns:pic="http://schemas.openxmlformats.org/drawingml/2006/picture">
-                  <pic:nvPicPr>
-                    <pic:cNvPr id="0" name="Picture 9"/>
                     <pic:cNvPicPr>
                       <a:picLocks noChangeAspect="1" noChangeArrowheads="1"/>
                     </pic:cNvPicPr>
@@ -3726,6 +3020,85 @@
           </wp:inline>
         </w:drawing>
       </w:r>
+    </w:p>
+    <w:p>
+      <w:pPr>
+        <w:rPr>
+          <w:rFonts w:ascii="Arial" w:hAnsi="Arial" w:cs="Arial"/>
+          <w:b/>
+          <w:sz w:val="52"/>
+          <w:szCs w:val="52"/>
+        </w:rPr>
+      </w:pPr>
+    </w:p>
+    <w:p>
+      <w:pPr>
+        <w:rPr>
+          <w:rFonts w:ascii="Arial" w:hAnsi="Arial" w:cs="Arial"/>
+          <w:b/>
+          <w:sz w:val="52"/>
+          <w:szCs w:val="52"/>
+        </w:rPr>
+      </w:pPr>
+    </w:p>
+    <w:p>
+      <w:pPr>
+        <w:rPr>
+          <w:rFonts w:ascii="Arial" w:hAnsi="Arial" w:cs="Arial"/>
+          <w:b/>
+          <w:sz w:val="52"/>
+          <w:szCs w:val="52"/>
+        </w:rPr>
+      </w:pPr>
+    </w:p>
+    <w:p>
+      <w:pPr>
+        <w:rPr>
+          <w:rFonts w:ascii="Arial" w:hAnsi="Arial" w:cs="Arial"/>
+          <w:b/>
+          <w:sz w:val="52"/>
+          <w:szCs w:val="52"/>
+        </w:rPr>
+      </w:pPr>
+    </w:p>
+    <w:p>
+      <w:pPr>
+        <w:rPr>
+          <w:rFonts w:ascii="Arial" w:hAnsi="Arial" w:cs="Arial"/>
+          <w:b/>
+          <w:sz w:val="52"/>
+          <w:szCs w:val="52"/>
+        </w:rPr>
+      </w:pPr>
+    </w:p>
+    <w:p>
+      <w:pPr>
+        <w:rPr>
+          <w:rFonts w:ascii="Arial" w:hAnsi="Arial" w:cs="Arial"/>
+          <w:b/>
+          <w:sz w:val="52"/>
+          <w:szCs w:val="52"/>
+        </w:rPr>
+      </w:pPr>
+      <w:r>
+        <w:rPr>
+          <w:rFonts w:ascii="Arial" w:hAnsi="Arial" w:cs="Arial"/>
+          <w:b/>
+          <w:sz w:val="52"/>
+          <w:szCs w:val="52"/>
+        </w:rPr>
+        <w:t>2.3</w:t>
+      </w:r>
+    </w:p>
+    <w:p>
+      <w:pPr>
+        <w:rPr>
+          <w:rFonts w:ascii="Arial" w:hAnsi="Arial" w:cs="Arial"/>
+          <w:b/>
+          <w:sz w:val="52"/>
+          <w:szCs w:val="52"/>
+        </w:rPr>
+      </w:pPr>
       <w:r>
         <w:rPr>
           <w:rFonts w:ascii="Arial" w:hAnsi="Arial" w:cs="Arial"/>
@@ -3734,11 +3107,12 @@
           <w:sz w:val="52"/>
           <w:szCs w:val="52"/>
         </w:rPr>
+        <w:lastRenderedPageBreak/>
         <w:drawing>
-          <wp:inline distT="0" distB="0" distL="0" distR="0" wp14:anchorId="70DF2ABE" wp14:editId="3C77B9CD">
+          <wp:inline distT="0" distB="0" distL="0" distR="0" wp14:anchorId="68175936" wp14:editId="62C66A0C">
             <wp:extent cx="5759450" cy="3238500"/>
             <wp:effectExtent l="0" t="0" r="0" b="0"/>
-            <wp:docPr id="476471705" name="Obraz 1"/>
+            <wp:docPr id="629934517" name="Obraz 2"/>
             <wp:cNvGraphicFramePr>
               <a:graphicFrameLocks xmlns:a="http://schemas.openxmlformats.org/drawingml/2006/main" noChangeAspect="1"/>
             </wp:cNvGraphicFramePr>
@@ -3746,7 +3120,7 @@
               <a:graphicData uri="http://schemas.openxmlformats.org/drawingml/2006/picture">
                 <pic:pic xmlns:pic="http://schemas.openxmlformats.org/drawingml/2006/picture">
                   <pic:nvPicPr>
-                    <pic:cNvPr id="0" name="Picture 8"/>
+                    <pic:cNvPr id="0" name="Picture 9"/>
                     <pic:cNvPicPr>
                       <a:picLocks noChangeAspect="1" noChangeArrowheads="1"/>
                     </pic:cNvPicPr>
@@ -3783,16 +3157,670 @@
           </wp:inline>
         </w:drawing>
       </w:r>
-    </w:p>
-    <w:p>
-      <w:pPr>
-        <w:rPr>
-          <w:rFonts w:ascii="Arial" w:hAnsi="Arial" w:cs="Arial"/>
-          <w:b/>
+      <w:r>
+        <w:rPr>
+          <w:rFonts w:ascii="Arial" w:hAnsi="Arial" w:cs="Arial"/>
+          <w:b/>
+          <w:noProof/>
           <w:sz w:val="52"/>
           <w:szCs w:val="52"/>
         </w:rPr>
-      </w:pPr>
+        <w:drawing>
+          <wp:inline distT="0" distB="0" distL="0" distR="0" wp14:anchorId="70DF2ABE" wp14:editId="3C77B9CD">
+            <wp:extent cx="5759450" cy="3238500"/>
+            <wp:effectExtent l="0" t="0" r="0" b="0"/>
+            <wp:docPr id="476471705" name="Obraz 1"/>
+            <wp:cNvGraphicFramePr>
+              <a:graphicFrameLocks xmlns:a="http://schemas.openxmlformats.org/drawingml/2006/main" noChangeAspect="1"/>
+            </wp:cNvGraphicFramePr>
+            <a:graphic xmlns:a="http://schemas.openxmlformats.org/drawingml/2006/main">
+              <a:graphicData uri="http://schemas.openxmlformats.org/drawingml/2006/picture">
+                <pic:pic xmlns:pic="http://schemas.openxmlformats.org/drawingml/2006/picture">
+                  <pic:nvPicPr>
+                    <pic:cNvPr id="0" name="Picture 8"/>
+                    <pic:cNvPicPr>
+                      <a:picLocks noChangeAspect="1" noChangeArrowheads="1"/>
+                    </pic:cNvPicPr>
+                  </pic:nvPicPr>
+                  <pic:blipFill>
+                    <a:blip r:embed="rId15" cstate="print">
+                      <a:extLst>
+                        <a:ext uri="{28A0092B-C50C-407E-A947-70E740481C1C}">
+                          <a14:useLocalDpi xmlns:a14="http://schemas.microsoft.com/office/drawing/2010/main" val="0"/>
+                        </a:ext>
+                      </a:extLst>
+                    </a:blip>
+                    <a:srcRect/>
+                    <a:stretch>
+                      <a:fillRect/>
+                    </a:stretch>
+                  </pic:blipFill>
+                  <pic:spPr bwMode="auto">
+                    <a:xfrm>
+                      <a:off x="0" y="0"/>
+                      <a:ext cx="5759450" cy="3238500"/>
+                    </a:xfrm>
+                    <a:prstGeom prst="rect">
+                      <a:avLst/>
+                    </a:prstGeom>
+                    <a:noFill/>
+                    <a:ln>
+                      <a:noFill/>
+                    </a:ln>
+                  </pic:spPr>
+                </pic:pic>
+              </a:graphicData>
+            </a:graphic>
+          </wp:inline>
+        </w:drawing>
+      </w:r>
+    </w:p>
+    <w:p>
+      <w:pPr>
+        <w:rPr>
+          <w:rFonts w:ascii="Arial" w:hAnsi="Arial" w:cs="Arial"/>
+          <w:b/>
+          <w:sz w:val="52"/>
+          <w:szCs w:val="52"/>
+        </w:rPr>
+      </w:pPr>
+      <w:r>
+        <w:rPr>
+          <w:rFonts w:ascii="Arial" w:hAnsi="Arial" w:cs="Arial"/>
+          <w:b/>
+          <w:sz w:val="52"/>
+          <w:szCs w:val="52"/>
+        </w:rPr>
+        <w:t>3</w:t>
+      </w:r>
+    </w:p>
+    <w:p>
+      <w:pPr>
+        <w:rPr>
+          <w:rFonts w:ascii="Arial" w:hAnsi="Arial" w:cs="Arial"/>
+          <w:bCs/>
+          <w:sz w:val="32"/>
+          <w:szCs w:val="32"/>
+        </w:rPr>
+      </w:pPr>
+      <w:r>
+        <w:rPr>
+          <w:rFonts w:ascii="Arial" w:hAnsi="Arial" w:cs="Arial"/>
+          <w:bCs/>
+          <w:sz w:val="32"/>
+          <w:szCs w:val="32"/>
+        </w:rPr>
+        <w:t xml:space="preserve">Testy systemowe (ang. </w:t>
+      </w:r>
+      <w:r>
+        <w:rPr>
+          <w:rFonts w:ascii="Arial" w:hAnsi="Arial" w:cs="Arial"/>
+          <w:bCs/>
+          <w:i/>
+          <w:iCs/>
+          <w:sz w:val="32"/>
+          <w:szCs w:val="32"/>
+        </w:rPr>
+        <w:t xml:space="preserve">system </w:t>
+      </w:r>
+      <w:proofErr w:type="spellStart"/>
+      <w:r>
+        <w:rPr>
+          <w:rFonts w:ascii="Arial" w:hAnsi="Arial" w:cs="Arial"/>
+          <w:bCs/>
+          <w:i/>
+          <w:iCs/>
+          <w:sz w:val="32"/>
+          <w:szCs w:val="32"/>
+        </w:rPr>
+        <w:t>tests</w:t>
+      </w:r>
+      <w:proofErr w:type="spellEnd"/>
+      <w:r>
+        <w:rPr>
+          <w:rFonts w:ascii="Arial" w:hAnsi="Arial" w:cs="Arial"/>
+          <w:bCs/>
+          <w:sz w:val="32"/>
+          <w:szCs w:val="32"/>
+        </w:rPr>
+        <w:t>) stanowią kompleksowy etap w procesie weryfikacji oprogramowania. Ich celem jest przebadanie całej, w pełni zintegrowanej aplikacji jako jednego spójnego systemu pod kątem spełnienia wszystkich wymagań funkcjonalnych oraz niefunkcjonalnych zdefiniowanych w specyfikacji.</w:t>
+      </w:r>
+    </w:p>
+    <w:p>
+      <w:pPr>
+        <w:rPr>
+          <w:rFonts w:ascii="Arial" w:hAnsi="Arial" w:cs="Arial"/>
+          <w:bCs/>
+          <w:sz w:val="32"/>
+          <w:szCs w:val="32"/>
+        </w:rPr>
+      </w:pPr>
+      <w:r>
+        <w:rPr>
+          <w:rFonts w:ascii="Arial" w:hAnsi="Arial" w:cs="Arial"/>
+          <w:bCs/>
+          <w:sz w:val="32"/>
+          <w:szCs w:val="32"/>
+        </w:rPr>
+        <w:lastRenderedPageBreak/>
+        <w:t xml:space="preserve">W przeciwieństwie do testów jednostkowych i integracyjnych, testy systemowe skupiają się na weryfikacji kompletnych ścieżek biznesowych i scenariuszy użytkownika od początku do końca (ang. </w:t>
+      </w:r>
+      <w:r>
+        <w:rPr>
+          <w:rFonts w:ascii="Arial" w:hAnsi="Arial" w:cs="Arial"/>
+          <w:bCs/>
+          <w:i/>
+          <w:iCs/>
+          <w:sz w:val="32"/>
+          <w:szCs w:val="32"/>
+        </w:rPr>
+        <w:t>end-to-end</w:t>
+      </w:r>
+      <w:r>
+        <w:rPr>
+          <w:rFonts w:ascii="Arial" w:hAnsi="Arial" w:cs="Arial"/>
+          <w:bCs/>
+          <w:sz w:val="32"/>
+          <w:szCs w:val="32"/>
+        </w:rPr>
+        <w:t>). Sprawdzają one, jak aplikacja zachowuje się podczas długotrwałej pracy, jak obsługuje sekwencje nakładających się na siebie operacji oraz czy w prawidłowy sposób reaguje na sytuacje nietypowe, niepoprawne dane wejściowe i stany krytyczne.</w:t>
+      </w:r>
+    </w:p>
+    <w:p>
+      <w:pPr>
+        <w:rPr>
+          <w:rFonts w:ascii="Arial" w:hAnsi="Arial" w:cs="Arial"/>
+          <w:b/>
+          <w:sz w:val="52"/>
+          <w:szCs w:val="52"/>
+        </w:rPr>
+      </w:pPr>
+      <w:r>
+        <w:rPr>
+          <w:rFonts w:ascii="Arial" w:hAnsi="Arial" w:cs="Arial"/>
+          <w:b/>
+          <w:sz w:val="52"/>
+          <w:szCs w:val="52"/>
+        </w:rPr>
+        <w:t>3.1</w:t>
+      </w:r>
+    </w:p>
+    <w:p>
+      <w:pPr>
+        <w:rPr>
+          <w:rFonts w:ascii="Arial" w:hAnsi="Arial" w:cs="Arial"/>
+          <w:bCs/>
+          <w:sz w:val="32"/>
+          <w:szCs w:val="32"/>
+        </w:rPr>
+      </w:pPr>
+      <w:r>
+        <w:rPr>
+          <w:rFonts w:ascii="Arial" w:hAnsi="Arial" w:cs="Arial"/>
+          <w:bCs/>
+          <w:sz w:val="32"/>
+          <w:szCs w:val="32"/>
+        </w:rPr>
+        <w:t>Kompleksowy system składający się ze zintegrowanych klas Magazyn oraz Produkt. System umożliwia wykonywanie pełnego cyklu zarządzania magazynem: inicjalizację i czyszczenie magazynu (</w:t>
+      </w:r>
+      <w:proofErr w:type="spellStart"/>
+      <w:r>
+        <w:rPr>
+          <w:rFonts w:ascii="Arial" w:hAnsi="Arial" w:cs="Arial"/>
+          <w:bCs/>
+          <w:sz w:val="32"/>
+          <w:szCs w:val="32"/>
+        </w:rPr>
+        <w:t>Wyczysc_wszystko</w:t>
+      </w:r>
+      <w:proofErr w:type="spellEnd"/>
+      <w:r>
+        <w:rPr>
+          <w:rFonts w:ascii="Arial" w:hAnsi="Arial" w:cs="Arial"/>
+          <w:bCs/>
+          <w:sz w:val="32"/>
+          <w:szCs w:val="32"/>
+        </w:rPr>
+        <w:t>), sekwencyjne oraz celowane dodawanie produktów (</w:t>
+      </w:r>
+      <w:proofErr w:type="spellStart"/>
+      <w:r>
+        <w:rPr>
+          <w:rFonts w:ascii="Arial" w:hAnsi="Arial" w:cs="Arial"/>
+          <w:bCs/>
+          <w:sz w:val="32"/>
+          <w:szCs w:val="32"/>
+        </w:rPr>
+        <w:t>Wloz_pierwszy</w:t>
+      </w:r>
+      <w:proofErr w:type="spellEnd"/>
+      <w:r>
+        <w:rPr>
+          <w:rFonts w:ascii="Arial" w:hAnsi="Arial" w:cs="Arial"/>
+          <w:bCs/>
+          <w:sz w:val="32"/>
+          <w:szCs w:val="32"/>
+        </w:rPr>
+        <w:t xml:space="preserve">, </w:t>
+      </w:r>
+      <w:proofErr w:type="spellStart"/>
+      <w:r>
+        <w:rPr>
+          <w:rFonts w:ascii="Arial" w:hAnsi="Arial" w:cs="Arial"/>
+          <w:bCs/>
+          <w:sz w:val="32"/>
+          <w:szCs w:val="32"/>
+        </w:rPr>
+        <w:t>Wloz_wybrany</w:t>
+      </w:r>
+      <w:proofErr w:type="spellEnd"/>
+      <w:r>
+        <w:rPr>
+          <w:rFonts w:ascii="Arial" w:hAnsi="Arial" w:cs="Arial"/>
+          <w:bCs/>
+          <w:sz w:val="32"/>
+          <w:szCs w:val="32"/>
+        </w:rPr>
+        <w:t>), odczyt stanu półek (</w:t>
+      </w:r>
+      <w:proofErr w:type="spellStart"/>
+      <w:r>
+        <w:rPr>
+          <w:rFonts w:ascii="Arial" w:hAnsi="Arial" w:cs="Arial"/>
+          <w:bCs/>
+          <w:sz w:val="32"/>
+          <w:szCs w:val="32"/>
+        </w:rPr>
+        <w:t>Pokazpulke</w:t>
+      </w:r>
+      <w:proofErr w:type="spellEnd"/>
+      <w:r>
+        <w:rPr>
+          <w:rFonts w:ascii="Arial" w:hAnsi="Arial" w:cs="Arial"/>
+          <w:bCs/>
+          <w:sz w:val="32"/>
+          <w:szCs w:val="32"/>
+        </w:rPr>
+        <w:t>), pobieranie towarów z magazynu (</w:t>
+      </w:r>
+      <w:proofErr w:type="spellStart"/>
+      <w:r>
+        <w:rPr>
+          <w:rFonts w:ascii="Arial" w:hAnsi="Arial" w:cs="Arial"/>
+          <w:bCs/>
+          <w:sz w:val="32"/>
+          <w:szCs w:val="32"/>
+        </w:rPr>
+        <w:t>Wez_pierwszy</w:t>
+      </w:r>
+      <w:proofErr w:type="spellEnd"/>
+      <w:r>
+        <w:rPr>
+          <w:rFonts w:ascii="Arial" w:hAnsi="Arial" w:cs="Arial"/>
+          <w:bCs/>
+          <w:sz w:val="32"/>
+          <w:szCs w:val="32"/>
+        </w:rPr>
+        <w:t xml:space="preserve">, </w:t>
+      </w:r>
+      <w:proofErr w:type="spellStart"/>
+      <w:r>
+        <w:rPr>
+          <w:rFonts w:ascii="Arial" w:hAnsi="Arial" w:cs="Arial"/>
+          <w:bCs/>
+          <w:sz w:val="32"/>
+          <w:szCs w:val="32"/>
+        </w:rPr>
+        <w:t>Wez_wybrany</w:t>
+      </w:r>
+      <w:proofErr w:type="spellEnd"/>
+      <w:r>
+        <w:rPr>
+          <w:rFonts w:ascii="Arial" w:hAnsi="Arial" w:cs="Arial"/>
+          <w:bCs/>
+          <w:sz w:val="32"/>
+          <w:szCs w:val="32"/>
+        </w:rPr>
+        <w:t>) oraz obsługę sytuacji brzegowych, takich jak próba dodania towaru do przepełnionego magazynu lub pobranie nieistniejącego elementu.</w:t>
+      </w:r>
+    </w:p>
+    <w:p>
+      <w:pPr>
+        <w:rPr>
+          <w:rFonts w:ascii="Arial" w:hAnsi="Arial" w:cs="Arial"/>
+          <w:b/>
+          <w:sz w:val="52"/>
+          <w:szCs w:val="52"/>
+        </w:rPr>
+      </w:pPr>
+      <w:r>
+        <w:rPr>
+          <w:rFonts w:ascii="Arial" w:hAnsi="Arial" w:cs="Arial"/>
+          <w:b/>
+          <w:sz w:val="52"/>
+          <w:szCs w:val="52"/>
+        </w:rPr>
+        <w:t>3.2</w:t>
+      </w:r>
+    </w:p>
+    <w:p>
+      <w:pPr>
+        <w:rPr>
+          <w:rFonts w:ascii="Arial" w:hAnsi="Arial" w:cs="Arial"/>
+          <w:b/>
+          <w:bCs/>
+          <w:sz w:val="32"/>
+          <w:szCs w:val="32"/>
+        </w:rPr>
+      </w:pPr>
+      <w:r>
+        <w:rPr>
+          <w:rFonts w:ascii="Arial" w:hAnsi="Arial" w:cs="Arial"/>
+          <w:bCs/>
+          <w:sz w:val="32"/>
+          <w:szCs w:val="32"/>
+        </w:rPr>
+        <w:t>3.2 Implementacja testów</w:t>
+      </w:r>
+    </w:p>
+    <w:p>
+      <w:pPr>
+        <w:rPr>
+          <w:rFonts w:ascii="Arial" w:hAnsi="Arial" w:cs="Arial"/>
+          <w:bCs/>
+          <w:sz w:val="32"/>
+          <w:szCs w:val="32"/>
+        </w:rPr>
+      </w:pPr>
+      <w:r>
+        <w:rPr>
+          <w:rFonts w:ascii="Arial" w:hAnsi="Arial" w:cs="Arial"/>
+          <w:bCs/>
+          <w:sz w:val="32"/>
+          <w:szCs w:val="32"/>
+        </w:rPr>
+        <w:t>Są dwa testy systemowe zaimplementowane w pliku UnitTest1.cs:</w:t>
+      </w:r>
+    </w:p>
+    <w:p>
+      <w:pPr>
+        <w:rPr>
+          <w:rFonts w:ascii="Arial" w:hAnsi="Arial" w:cs="Arial"/>
+          <w:bCs/>
+          <w:sz w:val="32"/>
+          <w:szCs w:val="32"/>
+        </w:rPr>
+      </w:pPr>
+      <w:r>
+        <w:rPr>
+          <w:rFonts w:ascii="Arial" w:hAnsi="Arial" w:cs="Arial"/>
+          <w:b/>
+          <w:bCs/>
+          <w:sz w:val="32"/>
+          <w:szCs w:val="32"/>
+        </w:rPr>
+        <w:t>Test nr 8 (Test8):</w:t>
+      </w:r>
+      <w:r>
+        <w:rPr>
+          <w:rFonts w:ascii="Arial" w:hAnsi="Arial" w:cs="Arial"/>
+          <w:bCs/>
+          <w:sz w:val="32"/>
+          <w:szCs w:val="32"/>
+        </w:rPr>
+        <w:t xml:space="preserve"> Sprawdza kompletny scenariusz czyszczenia, zapełniania różnymi metodami oraz wyjmowania produktów z magazynu wraz z weryfikacją komunikatów zwrotnych i zwalniania półek. Poprawny wynik ma być pozytywny.</w:t>
+      </w:r>
+    </w:p>
+    <w:p>
+      <w:pPr>
+        <w:rPr>
+          <w:rFonts w:ascii="Arial" w:hAnsi="Arial" w:cs="Arial"/>
+          <w:bCs/>
+          <w:sz w:val="32"/>
+          <w:szCs w:val="32"/>
+        </w:rPr>
+      </w:pPr>
+      <w:r>
+        <w:rPr>
+          <w:rFonts w:ascii="Arial" w:hAnsi="Arial" w:cs="Arial"/>
+          <w:b/>
+          <w:bCs/>
+          <w:sz w:val="32"/>
+          <w:szCs w:val="32"/>
+        </w:rPr>
+        <w:lastRenderedPageBreak/>
+        <w:t>Test nr 9 (Test9):</w:t>
+      </w:r>
+      <w:r>
+        <w:rPr>
+          <w:rFonts w:ascii="Arial" w:hAnsi="Arial" w:cs="Arial"/>
+          <w:bCs/>
+          <w:sz w:val="32"/>
+          <w:szCs w:val="32"/>
+        </w:rPr>
+        <w:t xml:space="preserve"> Sprawdza reakcję systemu na brak wolnego miejsca w małym magazynie (111) oraz brak szukanego przedmiotu do wyjęcia. Poprawny wynik ma być pozytywny.</w:t>
+      </w:r>
+    </w:p>
+    <w:p>
+      <w:pPr>
+        <w:rPr>
+          <w:rFonts w:ascii="Arial" w:hAnsi="Arial" w:cs="Arial"/>
+          <w:bCs/>
+          <w:sz w:val="32"/>
+          <w:szCs w:val="32"/>
+        </w:rPr>
+      </w:pPr>
+      <w:r>
+        <w:rPr>
+          <w:rFonts w:ascii="Arial" w:hAnsi="Arial" w:cs="Arial"/>
+          <w:bCs/>
+          <w:noProof/>
+          <w:sz w:val="32"/>
+          <w:szCs w:val="32"/>
+        </w:rPr>
+        <w:drawing>
+          <wp:inline distT="0" distB="0" distL="0" distR="0" wp14:anchorId="2607B279" wp14:editId="19BCE2E8">
+            <wp:extent cx="5760720" cy="3242310"/>
+            <wp:effectExtent l="0" t="0" r="0" b="0"/>
+            <wp:docPr id="8333303" name="Obraz 1"/>
+            <wp:cNvGraphicFramePr>
+              <a:graphicFrameLocks xmlns:a="http://schemas.openxmlformats.org/drawingml/2006/main" noChangeAspect="1"/>
+            </wp:cNvGraphicFramePr>
+            <a:graphic xmlns:a="http://schemas.openxmlformats.org/drawingml/2006/main">
+              <a:graphicData uri="http://schemas.openxmlformats.org/drawingml/2006/picture">
+                <pic:pic xmlns:pic="http://schemas.openxmlformats.org/drawingml/2006/picture">
+                  <pic:nvPicPr>
+                    <pic:cNvPr id="0" name="Picture 12"/>
+                    <pic:cNvPicPr>
+                      <a:picLocks noChangeAspect="1" noChangeArrowheads="1"/>
+                    </pic:cNvPicPr>
+                  </pic:nvPicPr>
+                  <pic:blipFill>
+                    <a:blip r:embed="rId16" cstate="print">
+                      <a:extLst>
+                        <a:ext uri="{28A0092B-C50C-407E-A947-70E740481C1C}">
+                          <a14:useLocalDpi xmlns:a14="http://schemas.microsoft.com/office/drawing/2010/main" val="0"/>
+                        </a:ext>
+                      </a:extLst>
+                    </a:blip>
+                    <a:srcRect/>
+                    <a:stretch>
+                      <a:fillRect/>
+                    </a:stretch>
+                  </pic:blipFill>
+                  <pic:spPr bwMode="auto">
+                    <a:xfrm>
+                      <a:off x="0" y="0"/>
+                      <a:ext cx="5760720" cy="3242310"/>
+                    </a:xfrm>
+                    <a:prstGeom prst="rect">
+                      <a:avLst/>
+                    </a:prstGeom>
+                    <a:noFill/>
+                    <a:ln>
+                      <a:noFill/>
+                    </a:ln>
+                  </pic:spPr>
+                </pic:pic>
+              </a:graphicData>
+            </a:graphic>
+          </wp:inline>
+        </w:drawing>
+      </w:r>
+    </w:p>
+    <w:p>
+      <w:pPr>
+        <w:rPr>
+          <w:rFonts w:ascii="Arial" w:hAnsi="Arial" w:cs="Arial"/>
+          <w:b/>
+          <w:sz w:val="52"/>
+          <w:szCs w:val="52"/>
+        </w:rPr>
+      </w:pPr>
+      <w:r>
+        <w:rPr>
+          <w:rFonts w:ascii="Arial" w:hAnsi="Arial" w:cs="Arial"/>
+          <w:b/>
+          <w:sz w:val="52"/>
+          <w:szCs w:val="52"/>
+        </w:rPr>
+        <w:t>3.3</w:t>
+      </w:r>
+    </w:p>
+    <w:p>
+      <w:pPr>
+        <w:rPr>
+          <w:rFonts w:ascii="Arial" w:hAnsi="Arial" w:cs="Arial"/>
+          <w:b/>
+          <w:sz w:val="52"/>
+          <w:szCs w:val="52"/>
+        </w:rPr>
+      </w:pPr>
+      <w:r>
+        <w:rPr>
+          <w:rFonts w:ascii="Arial" w:hAnsi="Arial" w:cs="Arial"/>
+          <w:b/>
+          <w:noProof/>
+          <w:sz w:val="52"/>
+          <w:szCs w:val="52"/>
+        </w:rPr>
+        <w:drawing>
+          <wp:inline distT="0" distB="0" distL="0" distR="0" wp14:anchorId="2E0C28CC" wp14:editId="223D0386">
+            <wp:extent cx="5760720" cy="3242310"/>
+            <wp:effectExtent l="0" t="0" r="0" b="0"/>
+            <wp:docPr id="2123760783" name="Obraz 3"/>
+            <wp:cNvGraphicFramePr>
+              <a:graphicFrameLocks xmlns:a="http://schemas.openxmlformats.org/drawingml/2006/main" noChangeAspect="1"/>
+            </wp:cNvGraphicFramePr>
+            <a:graphic xmlns:a="http://schemas.openxmlformats.org/drawingml/2006/main">
+              <a:graphicData uri="http://schemas.openxmlformats.org/drawingml/2006/picture">
+                <pic:pic xmlns:pic="http://schemas.openxmlformats.org/drawingml/2006/picture">
+                  <pic:nvPicPr>
+                    <pic:cNvPr id="0" name="Picture 14"/>
+                    <pic:cNvPicPr>
+                      <a:picLocks noChangeAspect="1" noChangeArrowheads="1"/>
+                    </pic:cNvPicPr>
+                  </pic:nvPicPr>
+                  <pic:blipFill>
+                    <a:blip r:embed="rId17" cstate="print">
+                      <a:extLst>
+                        <a:ext uri="{28A0092B-C50C-407E-A947-70E740481C1C}">
+                          <a14:useLocalDpi xmlns:a14="http://schemas.microsoft.com/office/drawing/2010/main" val="0"/>
+                        </a:ext>
+                      </a:extLst>
+                    </a:blip>
+                    <a:srcRect/>
+                    <a:stretch>
+                      <a:fillRect/>
+                    </a:stretch>
+                  </pic:blipFill>
+                  <pic:spPr bwMode="auto">
+                    <a:xfrm>
+                      <a:off x="0" y="0"/>
+                      <a:ext cx="5760720" cy="3242310"/>
+                    </a:xfrm>
+                    <a:prstGeom prst="rect">
+                      <a:avLst/>
+                    </a:prstGeom>
+                    <a:noFill/>
+                    <a:ln>
+                      <a:noFill/>
+                    </a:ln>
+                  </pic:spPr>
+                </pic:pic>
+              </a:graphicData>
+            </a:graphic>
+          </wp:inline>
+        </w:drawing>
+      </w:r>
+    </w:p>
+    <w:p>
+      <w:pPr>
+        <w:rPr>
+          <w:rFonts w:ascii="Arial" w:hAnsi="Arial" w:cs="Arial"/>
+          <w:b/>
+          <w:sz w:val="52"/>
+          <w:szCs w:val="52"/>
+        </w:rPr>
+      </w:pPr>
+      <w:r>
+        <w:rPr>
+          <w:rFonts w:ascii="Arial" w:hAnsi="Arial" w:cs="Arial"/>
+          <w:b/>
+          <w:noProof/>
+          <w:sz w:val="52"/>
+          <w:szCs w:val="52"/>
+        </w:rPr>
+        <w:lastRenderedPageBreak/>
+        <w:drawing>
+          <wp:inline distT="0" distB="0" distL="0" distR="0" wp14:anchorId="1E79935A" wp14:editId="580DBDF3">
+            <wp:extent cx="5760720" cy="3242310"/>
+            <wp:effectExtent l="0" t="0" r="0" b="0"/>
+            <wp:docPr id="1940602547" name="Obraz 2"/>
+            <wp:cNvGraphicFramePr>
+              <a:graphicFrameLocks xmlns:a="http://schemas.openxmlformats.org/drawingml/2006/main" noChangeAspect="1"/>
+            </wp:cNvGraphicFramePr>
+            <a:graphic xmlns:a="http://schemas.openxmlformats.org/drawingml/2006/main">
+              <a:graphicData uri="http://schemas.openxmlformats.org/drawingml/2006/picture">
+                <pic:pic xmlns:pic="http://schemas.openxmlformats.org/drawingml/2006/picture">
+                  <pic:nvPicPr>
+                    <pic:cNvPr id="0" name="Picture 13"/>
+                    <pic:cNvPicPr>
+                      <a:picLocks noChangeAspect="1" noChangeArrowheads="1"/>
+                    </pic:cNvPicPr>
+                  </pic:nvPicPr>
+                  <pic:blipFill>
+                    <a:blip r:embed="rId18" cstate="print">
+                      <a:extLst>
+                        <a:ext uri="{28A0092B-C50C-407E-A947-70E740481C1C}">
+                          <a14:useLocalDpi xmlns:a14="http://schemas.microsoft.com/office/drawing/2010/main" val="0"/>
+                        </a:ext>
+                      </a:extLst>
+                    </a:blip>
+                    <a:srcRect/>
+                    <a:stretch>
+                      <a:fillRect/>
+                    </a:stretch>
+                  </pic:blipFill>
+                  <pic:spPr bwMode="auto">
+                    <a:xfrm>
+                      <a:off x="0" y="0"/>
+                      <a:ext cx="5760720" cy="3242310"/>
+                    </a:xfrm>
+                    <a:prstGeom prst="rect">
+                      <a:avLst/>
+                    </a:prstGeom>
+                    <a:noFill/>
+                    <a:ln>
+                      <a:noFill/>
+                    </a:ln>
+                  </pic:spPr>
+                </pic:pic>
+              </a:graphicData>
+            </a:graphic>
+          </wp:inline>
+        </w:drawing>
+      </w:r>
     </w:p>
     <w:sectPr>
       <w:pgSz w:w="11906" w:h="16838"/>
@@ -3802,6 +3830,735 @@
     </w:sectPr>
   </w:body>
 </w:document>
+</file>
+
+<file path=word/numbering.xml><?xml version="1.0" encoding="utf-8"?>
+<w:numbering xmlns:wpc="http://schemas.microsoft.com/office/word/2010/wordprocessingCanvas" xmlns:cx="http://schemas.microsoft.com/office/drawing/2014/chartex" xmlns:cx1="http://schemas.microsoft.com/office/drawing/2015/9/8/chartex" xmlns:cx2="http://schemas.microsoft.com/office/drawing/2015/10/21/chartex" xmlns:cx3="http://schemas.microsoft.com/office/drawing/2016/5/9/chartex" xmlns:cx4="http://schemas.microsoft.com/office/drawing/2016/5/10/chartex" xmlns:cx5="http://schemas.microsoft.com/office/drawing/2016/5/11/chartex" xmlns:cx6="http://schemas.microsoft.com/office/drawing/2016/5/12/chartex" xmlns:cx7="http://schemas.microsoft.com/office/drawing/2016/5/13/chartex" xmlns:cx8="http://schemas.microsoft.com/office/drawing/2016/5/14/chartex" xmlns:mc="http://schemas.openxmlformats.org/markup-compatibility/2006" xmlns:aink="http://schemas.microsoft.com/office/drawing/2016/ink" xmlns:am3d="http://schemas.microsoft.com/office/drawing/2017/model3d" xmlns:o="urn:schemas-microsoft-com:office:office" xmlns:oel="http://schemas.microsoft.com/office/2019/extlst" xmlns:r="http://schemas.openxmlformats.org/officeDocument/2006/relationships" xmlns:m="http://schemas.openxmlformats.org/officeDocument/2006/math" xmlns:v="urn:schemas-microsoft-com:vml" xmlns:wp14="http://schemas.microsoft.com/office/word/2010/wordprocessingDrawing" xmlns:wp="http://schemas.openxmlformats.org/drawingml/2006/wordprocessingDrawing" xmlns:w10="urn:schemas-microsoft-com:office:word" xmlns:w="http://schemas.openxmlformats.org/wordprocessingml/2006/main" xmlns:w14="http://schemas.microsoft.com/office/word/2010/wordml" xmlns:w15="http://schemas.microsoft.com/office/word/2012/wordml" xmlns:w16cex="http://schemas.microsoft.com/office/word/2018/wordml/cex" xmlns:w16cid="http://schemas.microsoft.com/office/word/2016/wordml/cid" xmlns:w16="http://schemas.microsoft.com/office/word/2018/wordml" xmlns:w16du="http://schemas.microsoft.com/office/word/2023/wordml/word16du" xmlns:w16sdtdh="http://schemas.microsoft.com/office/word/2020/wordml/sdtdatahash" xmlns:w16sdtfl="http://schemas.microsoft.com/office/word/2024/wordml/sdtformatlock" xmlns:w16se="http://schemas.microsoft.com/office/word/2015/wordml/symex" xmlns:wpg="http://schemas.microsoft.com/office/word/2010/wordprocessingGroup" xmlns:wpi="http://schemas.microsoft.com/office/word/2010/wordprocessingInk" xmlns:wne="http://schemas.microsoft.com/office/word/2006/wordml" xmlns:wps="http://schemas.microsoft.com/office/word/2010/wordprocessingShape" mc:Ignorable="w14 w15 w16se w16cid w16 w16cex w16sdtdh w16sdtfl w16du wp14">
+  <w:abstractNum w:abstractNumId="0" w15:restartNumberingAfterBreak="0">
+    <w:nsid w:val="022C77F9"/>
+    <w:multiLevelType w:val="multilevel"/>
+    <w:tmpl w:val="C5E216E4"/>
+    <w:lvl w:ilvl="0">
+      <w:start w:val="1"/>
+      <w:numFmt w:val="bullet"/>
+      <w:lvlText w:val=""/>
+      <w:lvlJc w:val="left"/>
+      <w:pPr>
+        <w:tabs>
+          <w:tab w:val="num" w:pos="720"/>
+        </w:tabs>
+        <w:ind w:left="720" w:hanging="360"/>
+      </w:pPr>
+      <w:rPr>
+        <w:rFonts w:ascii="Symbol" w:hAnsi="Symbol" w:hint="default"/>
+        <w:sz w:val="20"/>
+      </w:rPr>
+    </w:lvl>
+    <w:lvl w:ilvl="1" w:tentative="1">
+      <w:start w:val="1"/>
+      <w:numFmt w:val="bullet"/>
+      <w:lvlText w:val="o"/>
+      <w:lvlJc w:val="left"/>
+      <w:pPr>
+        <w:tabs>
+          <w:tab w:val="num" w:pos="1440"/>
+        </w:tabs>
+        <w:ind w:left="1440" w:hanging="360"/>
+      </w:pPr>
+      <w:rPr>
+        <w:rFonts w:ascii="Courier New" w:hAnsi="Courier New" w:hint="default"/>
+        <w:sz w:val="20"/>
+      </w:rPr>
+    </w:lvl>
+    <w:lvl w:ilvl="2" w:tentative="1">
+      <w:start w:val="1"/>
+      <w:numFmt w:val="bullet"/>
+      <w:lvlText w:val=""/>
+      <w:lvlJc w:val="left"/>
+      <w:pPr>
+        <w:tabs>
+          <w:tab w:val="num" w:pos="2160"/>
+        </w:tabs>
+        <w:ind w:left="2160" w:hanging="360"/>
+      </w:pPr>
+      <w:rPr>
+        <w:rFonts w:ascii="Wingdings" w:hAnsi="Wingdings" w:hint="default"/>
+        <w:sz w:val="20"/>
+      </w:rPr>
+    </w:lvl>
+    <w:lvl w:ilvl="3" w:tentative="1">
+      <w:start w:val="1"/>
+      <w:numFmt w:val="bullet"/>
+      <w:lvlText w:val=""/>
+      <w:lvlJc w:val="left"/>
+      <w:pPr>
+        <w:tabs>
+          <w:tab w:val="num" w:pos="2880"/>
+        </w:tabs>
+        <w:ind w:left="2880" w:hanging="360"/>
+      </w:pPr>
+      <w:rPr>
+        <w:rFonts w:ascii="Wingdings" w:hAnsi="Wingdings" w:hint="default"/>
+        <w:sz w:val="20"/>
+      </w:rPr>
+    </w:lvl>
+    <w:lvl w:ilvl="4" w:tentative="1">
+      <w:start w:val="1"/>
+      <w:numFmt w:val="bullet"/>
+      <w:lvlText w:val=""/>
+      <w:lvlJc w:val="left"/>
+      <w:pPr>
+        <w:tabs>
+          <w:tab w:val="num" w:pos="3600"/>
+        </w:tabs>
+        <w:ind w:left="3600" w:hanging="360"/>
+      </w:pPr>
+      <w:rPr>
+        <w:rFonts w:ascii="Wingdings" w:hAnsi="Wingdings" w:hint="default"/>
+        <w:sz w:val="20"/>
+      </w:rPr>
+    </w:lvl>
+    <w:lvl w:ilvl="5" w:tentative="1">
+      <w:start w:val="1"/>
+      <w:numFmt w:val="bullet"/>
+      <w:lvlText w:val=""/>
+      <w:lvlJc w:val="left"/>
+      <w:pPr>
+        <w:tabs>
+          <w:tab w:val="num" w:pos="4320"/>
+        </w:tabs>
+        <w:ind w:left="4320" w:hanging="360"/>
+      </w:pPr>
+      <w:rPr>
+        <w:rFonts w:ascii="Wingdings" w:hAnsi="Wingdings" w:hint="default"/>
+        <w:sz w:val="20"/>
+      </w:rPr>
+    </w:lvl>
+    <w:lvl w:ilvl="6" w:tentative="1">
+      <w:start w:val="1"/>
+      <w:numFmt w:val="bullet"/>
+      <w:lvlText w:val=""/>
+      <w:lvlJc w:val="left"/>
+      <w:pPr>
+        <w:tabs>
+          <w:tab w:val="num" w:pos="5040"/>
+        </w:tabs>
+        <w:ind w:left="5040" w:hanging="360"/>
+      </w:pPr>
+      <w:rPr>
+        <w:rFonts w:ascii="Wingdings" w:hAnsi="Wingdings" w:hint="default"/>
+        <w:sz w:val="20"/>
+      </w:rPr>
+    </w:lvl>
+    <w:lvl w:ilvl="7" w:tentative="1">
+      <w:start w:val="1"/>
+      <w:numFmt w:val="bullet"/>
+      <w:lvlText w:val=""/>
+      <w:lvlJc w:val="left"/>
+      <w:pPr>
+        <w:tabs>
+          <w:tab w:val="num" w:pos="5760"/>
+        </w:tabs>
+        <w:ind w:left="5760" w:hanging="360"/>
+      </w:pPr>
+      <w:rPr>
+        <w:rFonts w:ascii="Wingdings" w:hAnsi="Wingdings" w:hint="default"/>
+        <w:sz w:val="20"/>
+      </w:rPr>
+    </w:lvl>
+    <w:lvl w:ilvl="8" w:tentative="1">
+      <w:start w:val="1"/>
+      <w:numFmt w:val="bullet"/>
+      <w:lvlText w:val=""/>
+      <w:lvlJc w:val="left"/>
+      <w:pPr>
+        <w:tabs>
+          <w:tab w:val="num" w:pos="6480"/>
+        </w:tabs>
+        <w:ind w:left="6480" w:hanging="360"/>
+      </w:pPr>
+      <w:rPr>
+        <w:rFonts w:ascii="Wingdings" w:hAnsi="Wingdings" w:hint="default"/>
+        <w:sz w:val="20"/>
+      </w:rPr>
+    </w:lvl>
+  </w:abstractNum>
+  <w:abstractNum w:abstractNumId="1" w15:restartNumberingAfterBreak="0">
+    <w:nsid w:val="1B7F169C"/>
+    <w:multiLevelType w:val="multilevel"/>
+    <w:tmpl w:val="26387EB6"/>
+    <w:lvl w:ilvl="0">
+      <w:start w:val="1"/>
+      <w:numFmt w:val="decimal"/>
+      <w:lvlText w:val="%1."/>
+      <w:lvlJc w:val="left"/>
+      <w:pPr>
+        <w:tabs>
+          <w:tab w:val="num" w:pos="720"/>
+        </w:tabs>
+        <w:ind w:left="720" w:hanging="360"/>
+      </w:pPr>
+    </w:lvl>
+    <w:lvl w:ilvl="1" w:tentative="1">
+      <w:start w:val="1"/>
+      <w:numFmt w:val="decimal"/>
+      <w:lvlText w:val="%2."/>
+      <w:lvlJc w:val="left"/>
+      <w:pPr>
+        <w:tabs>
+          <w:tab w:val="num" w:pos="1440"/>
+        </w:tabs>
+        <w:ind w:left="1440" w:hanging="360"/>
+      </w:pPr>
+    </w:lvl>
+    <w:lvl w:ilvl="2" w:tentative="1">
+      <w:start w:val="1"/>
+      <w:numFmt w:val="decimal"/>
+      <w:lvlText w:val="%3."/>
+      <w:lvlJc w:val="left"/>
+      <w:pPr>
+        <w:tabs>
+          <w:tab w:val="num" w:pos="2160"/>
+        </w:tabs>
+        <w:ind w:left="2160" w:hanging="360"/>
+      </w:pPr>
+    </w:lvl>
+    <w:lvl w:ilvl="3" w:tentative="1">
+      <w:start w:val="1"/>
+      <w:numFmt w:val="decimal"/>
+      <w:lvlText w:val="%4."/>
+      <w:lvlJc w:val="left"/>
+      <w:pPr>
+        <w:tabs>
+          <w:tab w:val="num" w:pos="2880"/>
+        </w:tabs>
+        <w:ind w:left="2880" w:hanging="360"/>
+      </w:pPr>
+    </w:lvl>
+    <w:lvl w:ilvl="4" w:tentative="1">
+      <w:start w:val="1"/>
+      <w:numFmt w:val="decimal"/>
+      <w:lvlText w:val="%5."/>
+      <w:lvlJc w:val="left"/>
+      <w:pPr>
+        <w:tabs>
+          <w:tab w:val="num" w:pos="3600"/>
+        </w:tabs>
+        <w:ind w:left="3600" w:hanging="360"/>
+      </w:pPr>
+    </w:lvl>
+    <w:lvl w:ilvl="5" w:tentative="1">
+      <w:start w:val="1"/>
+      <w:numFmt w:val="decimal"/>
+      <w:lvlText w:val="%6."/>
+      <w:lvlJc w:val="left"/>
+      <w:pPr>
+        <w:tabs>
+          <w:tab w:val="num" w:pos="4320"/>
+        </w:tabs>
+        <w:ind w:left="4320" w:hanging="360"/>
+      </w:pPr>
+    </w:lvl>
+    <w:lvl w:ilvl="6" w:tentative="1">
+      <w:start w:val="1"/>
+      <w:numFmt w:val="decimal"/>
+      <w:lvlText w:val="%7."/>
+      <w:lvlJc w:val="left"/>
+      <w:pPr>
+        <w:tabs>
+          <w:tab w:val="num" w:pos="5040"/>
+        </w:tabs>
+        <w:ind w:left="5040" w:hanging="360"/>
+      </w:pPr>
+    </w:lvl>
+    <w:lvl w:ilvl="7" w:tentative="1">
+      <w:start w:val="1"/>
+      <w:numFmt w:val="decimal"/>
+      <w:lvlText w:val="%8."/>
+      <w:lvlJc w:val="left"/>
+      <w:pPr>
+        <w:tabs>
+          <w:tab w:val="num" w:pos="5760"/>
+        </w:tabs>
+        <w:ind w:left="5760" w:hanging="360"/>
+      </w:pPr>
+    </w:lvl>
+    <w:lvl w:ilvl="8" w:tentative="1">
+      <w:start w:val="1"/>
+      <w:numFmt w:val="decimal"/>
+      <w:lvlText w:val="%9."/>
+      <w:lvlJc w:val="left"/>
+      <w:pPr>
+        <w:tabs>
+          <w:tab w:val="num" w:pos="6480"/>
+        </w:tabs>
+        <w:ind w:left="6480" w:hanging="360"/>
+      </w:pPr>
+    </w:lvl>
+  </w:abstractNum>
+  <w:abstractNum w:abstractNumId="2" w15:restartNumberingAfterBreak="0">
+    <w:nsid w:val="4F9A0646"/>
+    <w:multiLevelType w:val="multilevel"/>
+    <w:tmpl w:val="BA12EFFA"/>
+    <w:lvl w:ilvl="0">
+      <w:start w:val="1"/>
+      <w:numFmt w:val="bullet"/>
+      <w:lvlText w:val=""/>
+      <w:lvlJc w:val="left"/>
+      <w:pPr>
+        <w:tabs>
+          <w:tab w:val="num" w:pos="720"/>
+        </w:tabs>
+        <w:ind w:left="720" w:hanging="360"/>
+      </w:pPr>
+      <w:rPr>
+        <w:rFonts w:ascii="Symbol" w:hAnsi="Symbol" w:hint="default"/>
+        <w:sz w:val="20"/>
+      </w:rPr>
+    </w:lvl>
+    <w:lvl w:ilvl="1" w:tentative="1">
+      <w:start w:val="1"/>
+      <w:numFmt w:val="bullet"/>
+      <w:lvlText w:val="o"/>
+      <w:lvlJc w:val="left"/>
+      <w:pPr>
+        <w:tabs>
+          <w:tab w:val="num" w:pos="1440"/>
+        </w:tabs>
+        <w:ind w:left="1440" w:hanging="360"/>
+      </w:pPr>
+      <w:rPr>
+        <w:rFonts w:ascii="Courier New" w:hAnsi="Courier New" w:hint="default"/>
+        <w:sz w:val="20"/>
+      </w:rPr>
+    </w:lvl>
+    <w:lvl w:ilvl="2" w:tentative="1">
+      <w:start w:val="1"/>
+      <w:numFmt w:val="bullet"/>
+      <w:lvlText w:val=""/>
+      <w:lvlJc w:val="left"/>
+      <w:pPr>
+        <w:tabs>
+          <w:tab w:val="num" w:pos="2160"/>
+        </w:tabs>
+        <w:ind w:left="2160" w:hanging="360"/>
+      </w:pPr>
+      <w:rPr>
+        <w:rFonts w:ascii="Wingdings" w:hAnsi="Wingdings" w:hint="default"/>
+        <w:sz w:val="20"/>
+      </w:rPr>
+    </w:lvl>
+    <w:lvl w:ilvl="3" w:tentative="1">
+      <w:start w:val="1"/>
+      <w:numFmt w:val="bullet"/>
+      <w:lvlText w:val=""/>
+      <w:lvlJc w:val="left"/>
+      <w:pPr>
+        <w:tabs>
+          <w:tab w:val="num" w:pos="2880"/>
+        </w:tabs>
+        <w:ind w:left="2880" w:hanging="360"/>
+      </w:pPr>
+      <w:rPr>
+        <w:rFonts w:ascii="Wingdings" w:hAnsi="Wingdings" w:hint="default"/>
+        <w:sz w:val="20"/>
+      </w:rPr>
+    </w:lvl>
+    <w:lvl w:ilvl="4" w:tentative="1">
+      <w:start w:val="1"/>
+      <w:numFmt w:val="bullet"/>
+      <w:lvlText w:val=""/>
+      <w:lvlJc w:val="left"/>
+      <w:pPr>
+        <w:tabs>
+          <w:tab w:val="num" w:pos="3600"/>
+        </w:tabs>
+        <w:ind w:left="3600" w:hanging="360"/>
+      </w:pPr>
+      <w:rPr>
+        <w:rFonts w:ascii="Wingdings" w:hAnsi="Wingdings" w:hint="default"/>
+        <w:sz w:val="20"/>
+      </w:rPr>
+    </w:lvl>
+    <w:lvl w:ilvl="5" w:tentative="1">
+      <w:start w:val="1"/>
+      <w:numFmt w:val="bullet"/>
+      <w:lvlText w:val=""/>
+      <w:lvlJc w:val="left"/>
+      <w:pPr>
+        <w:tabs>
+          <w:tab w:val="num" w:pos="4320"/>
+        </w:tabs>
+        <w:ind w:left="4320" w:hanging="360"/>
+      </w:pPr>
+      <w:rPr>
+        <w:rFonts w:ascii="Wingdings" w:hAnsi="Wingdings" w:hint="default"/>
+        <w:sz w:val="20"/>
+      </w:rPr>
+    </w:lvl>
+    <w:lvl w:ilvl="6" w:tentative="1">
+      <w:start w:val="1"/>
+      <w:numFmt w:val="bullet"/>
+      <w:lvlText w:val=""/>
+      <w:lvlJc w:val="left"/>
+      <w:pPr>
+        <w:tabs>
+          <w:tab w:val="num" w:pos="5040"/>
+        </w:tabs>
+        <w:ind w:left="5040" w:hanging="360"/>
+      </w:pPr>
+      <w:rPr>
+        <w:rFonts w:ascii="Wingdings" w:hAnsi="Wingdings" w:hint="default"/>
+        <w:sz w:val="20"/>
+      </w:rPr>
+    </w:lvl>
+    <w:lvl w:ilvl="7" w:tentative="1">
+      <w:start w:val="1"/>
+      <w:numFmt w:val="bullet"/>
+      <w:lvlText w:val=""/>
+      <w:lvlJc w:val="left"/>
+      <w:pPr>
+        <w:tabs>
+          <w:tab w:val="num" w:pos="5760"/>
+        </w:tabs>
+        <w:ind w:left="5760" w:hanging="360"/>
+      </w:pPr>
+      <w:rPr>
+        <w:rFonts w:ascii="Wingdings" w:hAnsi="Wingdings" w:hint="default"/>
+        <w:sz w:val="20"/>
+      </w:rPr>
+    </w:lvl>
+    <w:lvl w:ilvl="8" w:tentative="1">
+      <w:start w:val="1"/>
+      <w:numFmt w:val="bullet"/>
+      <w:lvlText w:val=""/>
+      <w:lvlJc w:val="left"/>
+      <w:pPr>
+        <w:tabs>
+          <w:tab w:val="num" w:pos="6480"/>
+        </w:tabs>
+        <w:ind w:left="6480" w:hanging="360"/>
+      </w:pPr>
+      <w:rPr>
+        <w:rFonts w:ascii="Wingdings" w:hAnsi="Wingdings" w:hint="default"/>
+        <w:sz w:val="20"/>
+      </w:rPr>
+    </w:lvl>
+  </w:abstractNum>
+  <w:abstractNum w:abstractNumId="3" w15:restartNumberingAfterBreak="0">
+    <w:nsid w:val="5A775F42"/>
+    <w:multiLevelType w:val="multilevel"/>
+    <w:tmpl w:val="61F200F4"/>
+    <w:lvl w:ilvl="0">
+      <w:start w:val="1"/>
+      <w:numFmt w:val="bullet"/>
+      <w:lvlText w:val=""/>
+      <w:lvlJc w:val="left"/>
+      <w:pPr>
+        <w:tabs>
+          <w:tab w:val="num" w:pos="720"/>
+        </w:tabs>
+        <w:ind w:left="720" w:hanging="360"/>
+      </w:pPr>
+      <w:rPr>
+        <w:rFonts w:ascii="Symbol" w:hAnsi="Symbol" w:hint="default"/>
+        <w:sz w:val="20"/>
+      </w:rPr>
+    </w:lvl>
+    <w:lvl w:ilvl="1" w:tentative="1">
+      <w:start w:val="1"/>
+      <w:numFmt w:val="bullet"/>
+      <w:lvlText w:val="o"/>
+      <w:lvlJc w:val="left"/>
+      <w:pPr>
+        <w:tabs>
+          <w:tab w:val="num" w:pos="1440"/>
+        </w:tabs>
+        <w:ind w:left="1440" w:hanging="360"/>
+      </w:pPr>
+      <w:rPr>
+        <w:rFonts w:ascii="Courier New" w:hAnsi="Courier New" w:hint="default"/>
+        <w:sz w:val="20"/>
+      </w:rPr>
+    </w:lvl>
+    <w:lvl w:ilvl="2" w:tentative="1">
+      <w:start w:val="1"/>
+      <w:numFmt w:val="bullet"/>
+      <w:lvlText w:val=""/>
+      <w:lvlJc w:val="left"/>
+      <w:pPr>
+        <w:tabs>
+          <w:tab w:val="num" w:pos="2160"/>
+        </w:tabs>
+        <w:ind w:left="2160" w:hanging="360"/>
+      </w:pPr>
+      <w:rPr>
+        <w:rFonts w:ascii="Wingdings" w:hAnsi="Wingdings" w:hint="default"/>
+        <w:sz w:val="20"/>
+      </w:rPr>
+    </w:lvl>
+    <w:lvl w:ilvl="3" w:tentative="1">
+      <w:start w:val="1"/>
+      <w:numFmt w:val="bullet"/>
+      <w:lvlText w:val=""/>
+      <w:lvlJc w:val="left"/>
+      <w:pPr>
+        <w:tabs>
+          <w:tab w:val="num" w:pos="2880"/>
+        </w:tabs>
+        <w:ind w:left="2880" w:hanging="360"/>
+      </w:pPr>
+      <w:rPr>
+        <w:rFonts w:ascii="Wingdings" w:hAnsi="Wingdings" w:hint="default"/>
+        <w:sz w:val="20"/>
+      </w:rPr>
+    </w:lvl>
+    <w:lvl w:ilvl="4" w:tentative="1">
+      <w:start w:val="1"/>
+      <w:numFmt w:val="bullet"/>
+      <w:lvlText w:val=""/>
+      <w:lvlJc w:val="left"/>
+      <w:pPr>
+        <w:tabs>
+          <w:tab w:val="num" w:pos="3600"/>
+        </w:tabs>
+        <w:ind w:left="3600" w:hanging="360"/>
+      </w:pPr>
+      <w:rPr>
+        <w:rFonts w:ascii="Wingdings" w:hAnsi="Wingdings" w:hint="default"/>
+        <w:sz w:val="20"/>
+      </w:rPr>
+    </w:lvl>
+    <w:lvl w:ilvl="5" w:tentative="1">
+      <w:start w:val="1"/>
+      <w:numFmt w:val="bullet"/>
+      <w:lvlText w:val=""/>
+      <w:lvlJc w:val="left"/>
+      <w:pPr>
+        <w:tabs>
+          <w:tab w:val="num" w:pos="4320"/>
+        </w:tabs>
+        <w:ind w:left="4320" w:hanging="360"/>
+      </w:pPr>
+      <w:rPr>
+        <w:rFonts w:ascii="Wingdings" w:hAnsi="Wingdings" w:hint="default"/>
+        <w:sz w:val="20"/>
+      </w:rPr>
+    </w:lvl>
+    <w:lvl w:ilvl="6" w:tentative="1">
+      <w:start w:val="1"/>
+      <w:numFmt w:val="bullet"/>
+      <w:lvlText w:val=""/>
+      <w:lvlJc w:val="left"/>
+      <w:pPr>
+        <w:tabs>
+          <w:tab w:val="num" w:pos="5040"/>
+        </w:tabs>
+        <w:ind w:left="5040" w:hanging="360"/>
+      </w:pPr>
+      <w:rPr>
+        <w:rFonts w:ascii="Wingdings" w:hAnsi="Wingdings" w:hint="default"/>
+        <w:sz w:val="20"/>
+      </w:rPr>
+    </w:lvl>
+    <w:lvl w:ilvl="7" w:tentative="1">
+      <w:start w:val="1"/>
+      <w:numFmt w:val="bullet"/>
+      <w:lvlText w:val=""/>
+      <w:lvlJc w:val="left"/>
+      <w:pPr>
+        <w:tabs>
+          <w:tab w:val="num" w:pos="5760"/>
+        </w:tabs>
+        <w:ind w:left="5760" w:hanging="360"/>
+      </w:pPr>
+      <w:rPr>
+        <w:rFonts w:ascii="Wingdings" w:hAnsi="Wingdings" w:hint="default"/>
+        <w:sz w:val="20"/>
+      </w:rPr>
+    </w:lvl>
+    <w:lvl w:ilvl="8" w:tentative="1">
+      <w:start w:val="1"/>
+      <w:numFmt w:val="bullet"/>
+      <w:lvlText w:val=""/>
+      <w:lvlJc w:val="left"/>
+      <w:pPr>
+        <w:tabs>
+          <w:tab w:val="num" w:pos="6480"/>
+        </w:tabs>
+        <w:ind w:left="6480" w:hanging="360"/>
+      </w:pPr>
+      <w:rPr>
+        <w:rFonts w:ascii="Wingdings" w:hAnsi="Wingdings" w:hint="default"/>
+        <w:sz w:val="20"/>
+      </w:rPr>
+    </w:lvl>
+  </w:abstractNum>
+  <w:abstractNum w:abstractNumId="4" w15:restartNumberingAfterBreak="0">
+    <w:nsid w:val="65012CE2"/>
+    <w:multiLevelType w:val="multilevel"/>
+    <w:tmpl w:val="427AD30E"/>
+    <w:lvl w:ilvl="0">
+      <w:start w:val="1"/>
+      <w:numFmt w:val="bullet"/>
+      <w:lvlText w:val=""/>
+      <w:lvlJc w:val="left"/>
+      <w:pPr>
+        <w:tabs>
+          <w:tab w:val="num" w:pos="720"/>
+        </w:tabs>
+        <w:ind w:left="720" w:hanging="360"/>
+      </w:pPr>
+      <w:rPr>
+        <w:rFonts w:ascii="Symbol" w:hAnsi="Symbol" w:hint="default"/>
+        <w:sz w:val="20"/>
+      </w:rPr>
+    </w:lvl>
+    <w:lvl w:ilvl="1" w:tentative="1">
+      <w:start w:val="1"/>
+      <w:numFmt w:val="bullet"/>
+      <w:lvlText w:val="o"/>
+      <w:lvlJc w:val="left"/>
+      <w:pPr>
+        <w:tabs>
+          <w:tab w:val="num" w:pos="1440"/>
+        </w:tabs>
+        <w:ind w:left="1440" w:hanging="360"/>
+      </w:pPr>
+      <w:rPr>
+        <w:rFonts w:ascii="Courier New" w:hAnsi="Courier New" w:hint="default"/>
+        <w:sz w:val="20"/>
+      </w:rPr>
+    </w:lvl>
+    <w:lvl w:ilvl="2" w:tentative="1">
+      <w:start w:val="1"/>
+      <w:numFmt w:val="bullet"/>
+      <w:lvlText w:val=""/>
+      <w:lvlJc w:val="left"/>
+      <w:pPr>
+        <w:tabs>
+          <w:tab w:val="num" w:pos="2160"/>
+        </w:tabs>
+        <w:ind w:left="2160" w:hanging="360"/>
+      </w:pPr>
+      <w:rPr>
+        <w:rFonts w:ascii="Wingdings" w:hAnsi="Wingdings" w:hint="default"/>
+        <w:sz w:val="20"/>
+      </w:rPr>
+    </w:lvl>
+    <w:lvl w:ilvl="3" w:tentative="1">
+      <w:start w:val="1"/>
+      <w:numFmt w:val="bullet"/>
+      <w:lvlText w:val=""/>
+      <w:lvlJc w:val="left"/>
+      <w:pPr>
+        <w:tabs>
+          <w:tab w:val="num" w:pos="2880"/>
+        </w:tabs>
+        <w:ind w:left="2880" w:hanging="360"/>
+      </w:pPr>
+      <w:rPr>
+        <w:rFonts w:ascii="Wingdings" w:hAnsi="Wingdings" w:hint="default"/>
+        <w:sz w:val="20"/>
+      </w:rPr>
+    </w:lvl>
+    <w:lvl w:ilvl="4" w:tentative="1">
+      <w:start w:val="1"/>
+      <w:numFmt w:val="bullet"/>
+      <w:lvlText w:val=""/>
+      <w:lvlJc w:val="left"/>
+      <w:pPr>
+        <w:tabs>
+          <w:tab w:val="num" w:pos="3600"/>
+        </w:tabs>
+        <w:ind w:left="3600" w:hanging="360"/>
+      </w:pPr>
+      <w:rPr>
+        <w:rFonts w:ascii="Wingdings" w:hAnsi="Wingdings" w:hint="default"/>
+        <w:sz w:val="20"/>
+      </w:rPr>
+    </w:lvl>
+    <w:lvl w:ilvl="5" w:tentative="1">
+      <w:start w:val="1"/>
+      <w:numFmt w:val="bullet"/>
+      <w:lvlText w:val=""/>
+      <w:lvlJc w:val="left"/>
+      <w:pPr>
+        <w:tabs>
+          <w:tab w:val="num" w:pos="4320"/>
+        </w:tabs>
+        <w:ind w:left="4320" w:hanging="360"/>
+      </w:pPr>
+      <w:rPr>
+        <w:rFonts w:ascii="Wingdings" w:hAnsi="Wingdings" w:hint="default"/>
+        <w:sz w:val="20"/>
+      </w:rPr>
+    </w:lvl>
+    <w:lvl w:ilvl="6" w:tentative="1">
+      <w:start w:val="1"/>
+      <w:numFmt w:val="bullet"/>
+      <w:lvlText w:val=""/>
+      <w:lvlJc w:val="left"/>
+      <w:pPr>
+        <w:tabs>
+          <w:tab w:val="num" w:pos="5040"/>
+        </w:tabs>
+        <w:ind w:left="5040" w:hanging="360"/>
+      </w:pPr>
+      <w:rPr>
+        <w:rFonts w:ascii="Wingdings" w:hAnsi="Wingdings" w:hint="default"/>
+        <w:sz w:val="20"/>
+      </w:rPr>
+    </w:lvl>
+    <w:lvl w:ilvl="7" w:tentative="1">
+      <w:start w:val="1"/>
+      <w:numFmt w:val="bullet"/>
+      <w:lvlText w:val=""/>
+      <w:lvlJc w:val="left"/>
+      <w:pPr>
+        <w:tabs>
+          <w:tab w:val="num" w:pos="5760"/>
+        </w:tabs>
+        <w:ind w:left="5760" w:hanging="360"/>
+      </w:pPr>
+      <w:rPr>
+        <w:rFonts w:ascii="Wingdings" w:hAnsi="Wingdings" w:hint="default"/>
+        <w:sz w:val="20"/>
+      </w:rPr>
+    </w:lvl>
+    <w:lvl w:ilvl="8" w:tentative="1">
+      <w:start w:val="1"/>
+      <w:numFmt w:val="bullet"/>
+      <w:lvlText w:val=""/>
+      <w:lvlJc w:val="left"/>
+      <w:pPr>
+        <w:tabs>
+          <w:tab w:val="num" w:pos="6480"/>
+        </w:tabs>
+        <w:ind w:left="6480" w:hanging="360"/>
+      </w:pPr>
+      <w:rPr>
+        <w:rFonts w:ascii="Wingdings" w:hAnsi="Wingdings" w:hint="default"/>
+        <w:sz w:val="20"/>
+      </w:rPr>
+    </w:lvl>
+  </w:abstractNum>
+  <w:num w:numId="1" w16cid:durableId="1685281453">
+    <w:abstractNumId w:val="2"/>
+  </w:num>
+  <w:num w:numId="2" w16cid:durableId="1516463153">
+    <w:abstractNumId w:val="1"/>
+  </w:num>
+  <w:num w:numId="3" w16cid:durableId="474879968">
+    <w:abstractNumId w:val="4"/>
+  </w:num>
+  <w:num w:numId="4" w16cid:durableId="42796351">
+    <w:abstractNumId w:val="3"/>
+  </w:num>
+  <w:num w:numId="5" w16cid:durableId="1292905867">
+    <w:abstractNumId w:val="0"/>
+  </w:num>
+</w:numbering>
 </file>
 
 <file path=word/styles.xml><?xml version="1.0" encoding="utf-8"?>
